--- a/apps/staff/src/core/Paperwork/US_TN/UsTnReclassification2026V2/rcaf_template_v2.docx
+++ b/apps/staff/src/core/Paperwork/US_TN/UsTnReclassification2026V2/rcaf_template_v2.docx
@@ -3166,7 +3166,7 @@
     <w:tbl>
       <w:tblPr>
         <w:tblStyle w:val="a"/>
-        <w:tblW w:w="7470" w:type="dxa"/>
+        <w:tblW w:w="6660" w:type="dxa"/>
         <w:tblInd w:w="710" w:type="dxa"/>
         <w:tblBorders>
           <w:top w:val="single" w:sz="8" w:space="0" w:color="000000"/>
@@ -3181,10 +3181,8 @@
       </w:tblPr>
       <w:tblGrid>
         <w:gridCol w:w="2250"/>
-        <w:gridCol w:w="1260"/>
-        <w:gridCol w:w="1080"/>
-        <w:gridCol w:w="1080"/>
-        <w:gridCol w:w="1800"/>
+        <w:gridCol w:w="2070"/>
+        <w:gridCol w:w="2340"/>
       </w:tblGrid>
       <w:tr>
         <w:tc>
@@ -3228,7 +3226,7 @@
         </w:tc>
         <w:tc>
           <w:tcPr>
-            <w:tcW w:w="1260" w:type="dxa"/>
+            <w:tcW w:w="2070" w:type="dxa"/>
             <w:tcMar>
               <w:top w:w="100" w:type="dxa"/>
               <w:left w:w="100" w:type="dxa"/>
@@ -3249,27 +3247,7 @@
               <w:rPr>
                 <w:sz w:val="16"/>
                 <w:szCs w:val="16"/>
-              </w:rPr>
-              <w:t>None _</w:t>
-            </w:r>
-            <w:r>
-              <w:rPr>
-                <w:sz w:val="16"/>
-                <w:szCs w:val="16"/>
-              </w:rPr>
-              <w:t>{q3a0}</w:t>
-            </w:r>
-            <w:r>
-              <w:rPr>
-                <w:sz w:val="16"/>
-                <w:szCs w:val="16"/>
-              </w:rPr>
-              <w:t>_</w:t>
-            </w:r>
-            <w:r>
-              <w:rPr>
-                <w:sz w:val="16"/>
-                <w:szCs w:val="16"/>
+                <w:u w:val="single"/>
               </w:rPr>
               <w:t xml:space="preserve"> </w:t>
             </w:r>
@@ -3277,14 +3255,54 @@
               <w:rPr>
                 <w:sz w:val="16"/>
                 <w:szCs w:val="16"/>
-              </w:rPr>
-              <w:t>-1</w:t>
+                <w:u w:val="single"/>
+              </w:rPr>
+              <w:t xml:space="preserve">   </w:t>
+            </w:r>
+            <w:r>
+              <w:rPr>
+                <w:sz w:val="16"/>
+                <w:szCs w:val="16"/>
+                <w:u w:val="single"/>
+              </w:rPr>
+              <w:t>{q3</w:t>
+            </w:r>
+            <w:r>
+              <w:rPr>
+                <w:sz w:val="16"/>
+                <w:szCs w:val="16"/>
+                <w:u w:val="single"/>
+              </w:rPr>
+              <w:t>Selection_0_6</w:t>
+            </w:r>
+            <w:r>
+              <w:rPr>
+                <w:sz w:val="16"/>
+                <w:szCs w:val="16"/>
+                <w:u w:val="single"/>
+              </w:rPr>
+              <w:t>}</w:t>
+            </w:r>
+            <w:r>
+              <w:rPr>
+                <w:sz w:val="16"/>
+                <w:szCs w:val="16"/>
+                <w:u w:val="single"/>
+              </w:rPr>
+              <w:t xml:space="preserve">    </w:t>
+            </w:r>
+            <w:r>
+              <w:rPr>
+                <w:sz w:val="16"/>
+                <w:szCs w:val="16"/>
+              </w:rPr>
+              <w:t xml:space="preserve"> x 1 point</w:t>
             </w:r>
           </w:p>
         </w:tc>
         <w:tc>
           <w:tcPr>
-            <w:tcW w:w="1080" w:type="dxa"/>
+            <w:tcW w:w="2340" w:type="dxa"/>
             <w:tcMar>
               <w:top w:w="100" w:type="dxa"/>
               <w:left w:w="100" w:type="dxa"/>
@@ -3313,166 +3331,31 @@
                 <w:sz w:val="16"/>
                 <w:szCs w:val="16"/>
               </w:rPr>
-              <w:t>One _</w:t>
-            </w:r>
-            <w:r>
-              <w:rPr>
-                <w:sz w:val="16"/>
-                <w:szCs w:val="16"/>
-              </w:rPr>
-              <w:t>{q3a1}</w:t>
-            </w:r>
-            <w:r>
-              <w:rPr>
-                <w:sz w:val="16"/>
-                <w:szCs w:val="16"/>
-              </w:rPr>
-              <w:t>_</w:t>
-            </w:r>
-            <w:r>
-              <w:rPr>
-                <w:sz w:val="16"/>
-                <w:szCs w:val="16"/>
-              </w:rPr>
-              <w:t xml:space="preserve"> </w:t>
-            </w:r>
-            <w:r>
-              <w:rPr>
-                <w:sz w:val="16"/>
-                <w:szCs w:val="16"/>
-              </w:rPr>
-              <w:t>2</w:t>
-            </w:r>
-          </w:p>
-        </w:tc>
-        <w:tc>
-          <w:tcPr>
-            <w:tcW w:w="1080" w:type="dxa"/>
-            <w:tcMar>
-              <w:top w:w="100" w:type="dxa"/>
-              <w:left w:w="100" w:type="dxa"/>
-              <w:bottom w:w="100" w:type="dxa"/>
-              <w:right w:w="100" w:type="dxa"/>
-            </w:tcMar>
-          </w:tcPr>
-          <w:p>
-            <w:pPr>
-              <w:widowControl w:val="0"/>
-              <w:pBdr>
-                <w:top w:val="nil"/>
-                <w:left w:val="nil"/>
-                <w:bottom w:val="nil"/>
-                <w:right w:val="nil"/>
-                <w:between w:val="nil"/>
-              </w:pBdr>
-              <w:spacing w:line="240" w:lineRule="auto"/>
-              <w:rPr>
-                <w:sz w:val="16"/>
-                <w:szCs w:val="16"/>
-              </w:rPr>
-            </w:pPr>
-            <w:r>
-              <w:rPr>
-                <w:sz w:val="16"/>
-                <w:szCs w:val="16"/>
-              </w:rPr>
-              <w:t>Two _</w:t>
-            </w:r>
-            <w:r>
-              <w:rPr>
-                <w:sz w:val="16"/>
-                <w:szCs w:val="16"/>
-              </w:rPr>
-              <w:t>{q3a2}</w:t>
-            </w:r>
-            <w:r>
-              <w:rPr>
-                <w:sz w:val="16"/>
-                <w:szCs w:val="16"/>
-              </w:rPr>
-              <w:t>_</w:t>
-            </w:r>
-            <w:r>
-              <w:rPr>
-                <w:sz w:val="16"/>
-                <w:szCs w:val="16"/>
-              </w:rPr>
-              <w:t xml:space="preserve"> </w:t>
-            </w:r>
-            <w:r>
-              <w:rPr>
-                <w:sz w:val="16"/>
-                <w:szCs w:val="16"/>
-              </w:rPr>
-              <w:t>3</w:t>
-            </w:r>
-          </w:p>
-        </w:tc>
-        <w:tc>
-          <w:tcPr>
-            <w:tcW w:w="1800" w:type="dxa"/>
-            <w:tcMar>
-              <w:top w:w="100" w:type="dxa"/>
-              <w:left w:w="100" w:type="dxa"/>
-              <w:bottom w:w="100" w:type="dxa"/>
-              <w:right w:w="100" w:type="dxa"/>
-            </w:tcMar>
-          </w:tcPr>
-          <w:p>
-            <w:pPr>
-              <w:widowControl w:val="0"/>
-              <w:pBdr>
-                <w:top w:val="nil"/>
-                <w:left w:val="nil"/>
-                <w:bottom w:val="nil"/>
-                <w:right w:val="nil"/>
-                <w:between w:val="nil"/>
-              </w:pBdr>
-              <w:spacing w:line="240" w:lineRule="auto"/>
-              <w:rPr>
-                <w:sz w:val="16"/>
-                <w:szCs w:val="16"/>
-              </w:rPr>
-            </w:pPr>
-            <w:r>
-              <w:rPr>
-                <w:sz w:val="16"/>
-                <w:szCs w:val="16"/>
-              </w:rPr>
-              <w:t>Three or more _</w:t>
-            </w:r>
-            <w:r>
-              <w:rPr>
-                <w:sz w:val="16"/>
-                <w:szCs w:val="16"/>
-              </w:rPr>
-              <w:t>{q3a3}</w:t>
-            </w:r>
-            <w:r>
-              <w:rPr>
-                <w:sz w:val="16"/>
-                <w:szCs w:val="16"/>
-              </w:rPr>
-              <w:t>_</w:t>
-            </w:r>
-            <w:r>
-              <w:rPr>
-                <w:sz w:val="16"/>
-                <w:szCs w:val="16"/>
-              </w:rPr>
-              <w:t xml:space="preserve"> </w:t>
-            </w:r>
-            <w:r>
-              <w:rPr>
-                <w:sz w:val="16"/>
-                <w:szCs w:val="16"/>
-              </w:rPr>
-              <w:t>4</w:t>
+              <w:t xml:space="preserve">None </w:t>
+            </w:r>
+            <w:r>
+              <w:rPr>
+                <w:sz w:val="16"/>
+                <w:szCs w:val="16"/>
+                <w:u w:val="single"/>
+              </w:rPr>
+              <w:t>_{q3a0}</w:t>
+            </w:r>
+            <w:r>
+              <w:rPr>
+                <w:sz w:val="16"/>
+                <w:szCs w:val="16"/>
+              </w:rPr>
+              <w:t>_ -1</w:t>
             </w:r>
           </w:p>
         </w:tc>
       </w:tr>
       <w:tr>
+        <w:trPr>
+          <w:gridAfter w:val="1"/>
+          <w:wAfter w:w="2340" w:type="dxa"/>
+        </w:trPr>
         <w:tc>
           <w:tcPr>
             <w:tcW w:w="2250" w:type="dxa"/>
@@ -3507,7 +3390,7 @@
         </w:tc>
         <w:tc>
           <w:tcPr>
-            <w:tcW w:w="1260" w:type="dxa"/>
+            <w:tcW w:w="2070" w:type="dxa"/>
             <w:tcMar>
               <w:top w:w="100" w:type="dxa"/>
               <w:left w:w="100" w:type="dxa"/>
@@ -3528,41 +3411,7 @@
               <w:rPr>
                 <w:sz w:val="16"/>
                 <w:szCs w:val="16"/>
-              </w:rPr>
-              <w:t>None _</w:t>
-            </w:r>
-            <w:r>
-              <w:rPr>
-                <w:sz w:val="16"/>
-                <w:szCs w:val="16"/>
-              </w:rPr>
-              <w:t>{q</w:t>
-            </w:r>
-            <w:r>
-              <w:rPr>
-                <w:sz w:val="16"/>
-                <w:szCs w:val="16"/>
-              </w:rPr>
-              <w:t>3b</w:t>
-            </w:r>
-            <w:r>
-              <w:rPr>
-                <w:sz w:val="16"/>
-                <w:szCs w:val="16"/>
-              </w:rPr>
-              <w:t>0}</w:t>
-            </w:r>
-            <w:r>
-              <w:rPr>
-                <w:sz w:val="16"/>
-                <w:szCs w:val="16"/>
-              </w:rPr>
-              <w:t>_</w:t>
-            </w:r>
-            <w:r>
-              <w:rPr>
-                <w:sz w:val="16"/>
-                <w:szCs w:val="16"/>
+                <w:u w:val="single"/>
               </w:rPr>
               <w:t xml:space="preserve"> </w:t>
             </w:r>
@@ -3570,188 +3419,39 @@
               <w:rPr>
                 <w:sz w:val="16"/>
                 <w:szCs w:val="16"/>
-              </w:rPr>
-              <w:t>0</w:t>
-            </w:r>
-          </w:p>
-        </w:tc>
-        <w:tc>
-          <w:tcPr>
-            <w:tcW w:w="1080" w:type="dxa"/>
-            <w:tcMar>
-              <w:top w:w="100" w:type="dxa"/>
-              <w:left w:w="100" w:type="dxa"/>
-              <w:bottom w:w="100" w:type="dxa"/>
-              <w:right w:w="100" w:type="dxa"/>
-            </w:tcMar>
-          </w:tcPr>
-          <w:p>
-            <w:pPr>
-              <w:widowControl w:val="0"/>
-              <w:spacing w:line="240" w:lineRule="auto"/>
-              <w:rPr>
-                <w:sz w:val="16"/>
-                <w:szCs w:val="16"/>
-              </w:rPr>
-            </w:pPr>
-            <w:r>
-              <w:rPr>
-                <w:sz w:val="16"/>
-                <w:szCs w:val="16"/>
-              </w:rPr>
-              <w:t>One _</w:t>
-            </w:r>
-            <w:r>
-              <w:rPr>
-                <w:sz w:val="16"/>
-                <w:szCs w:val="16"/>
-              </w:rPr>
-              <w:t>{q</w:t>
-            </w:r>
-            <w:r>
-              <w:rPr>
-                <w:sz w:val="16"/>
-                <w:szCs w:val="16"/>
-              </w:rPr>
-              <w:t>3b</w:t>
-            </w:r>
-            <w:r>
-              <w:rPr>
-                <w:sz w:val="16"/>
-                <w:szCs w:val="16"/>
-              </w:rPr>
-              <w:t>1}</w:t>
-            </w:r>
-            <w:r>
-              <w:rPr>
-                <w:sz w:val="16"/>
-                <w:szCs w:val="16"/>
-              </w:rPr>
-              <w:t>_1</w:t>
-            </w:r>
-          </w:p>
-        </w:tc>
-        <w:tc>
-          <w:tcPr>
-            <w:tcW w:w="1080" w:type="dxa"/>
-            <w:tcMar>
-              <w:top w:w="100" w:type="dxa"/>
-              <w:left w:w="100" w:type="dxa"/>
-              <w:bottom w:w="100" w:type="dxa"/>
-              <w:right w:w="100" w:type="dxa"/>
-            </w:tcMar>
-          </w:tcPr>
-          <w:p>
-            <w:pPr>
-              <w:widowControl w:val="0"/>
-              <w:spacing w:line="240" w:lineRule="auto"/>
-              <w:rPr>
-                <w:sz w:val="16"/>
-                <w:szCs w:val="16"/>
-              </w:rPr>
-            </w:pPr>
-            <w:r>
-              <w:rPr>
-                <w:sz w:val="16"/>
-                <w:szCs w:val="16"/>
-              </w:rPr>
-              <w:t>Two _</w:t>
-            </w:r>
-            <w:r>
-              <w:rPr>
-                <w:sz w:val="16"/>
-                <w:szCs w:val="16"/>
-              </w:rPr>
-              <w:t>{q</w:t>
-            </w:r>
-            <w:r>
-              <w:rPr>
-                <w:sz w:val="16"/>
-                <w:szCs w:val="16"/>
-              </w:rPr>
-              <w:t>3b</w:t>
-            </w:r>
-            <w:r>
-              <w:rPr>
-                <w:sz w:val="16"/>
-                <w:szCs w:val="16"/>
-              </w:rPr>
-              <w:t>2}</w:t>
-            </w:r>
-            <w:r>
-              <w:rPr>
-                <w:sz w:val="16"/>
-                <w:szCs w:val="16"/>
-              </w:rPr>
-              <w:t>_</w:t>
-            </w:r>
-            <w:r>
-              <w:rPr>
-                <w:sz w:val="16"/>
-                <w:szCs w:val="16"/>
-              </w:rPr>
-              <w:t xml:space="preserve"> </w:t>
-            </w:r>
-            <w:r>
-              <w:rPr>
-                <w:sz w:val="16"/>
-                <w:szCs w:val="16"/>
-              </w:rPr>
-              <w:t>2</w:t>
-            </w:r>
-          </w:p>
-        </w:tc>
-        <w:tc>
-          <w:tcPr>
-            <w:tcW w:w="1800" w:type="dxa"/>
-            <w:tcMar>
-              <w:top w:w="100" w:type="dxa"/>
-              <w:left w:w="100" w:type="dxa"/>
-              <w:bottom w:w="100" w:type="dxa"/>
-              <w:right w:w="100" w:type="dxa"/>
-            </w:tcMar>
-          </w:tcPr>
-          <w:p>
-            <w:pPr>
-              <w:widowControl w:val="0"/>
-              <w:spacing w:line="240" w:lineRule="auto"/>
-              <w:rPr>
-                <w:sz w:val="16"/>
-                <w:szCs w:val="16"/>
-              </w:rPr>
-            </w:pPr>
-            <w:r>
-              <w:rPr>
-                <w:sz w:val="16"/>
-                <w:szCs w:val="16"/>
-              </w:rPr>
-              <w:t>Three or more _</w:t>
-            </w:r>
-            <w:r>
-              <w:rPr>
-                <w:sz w:val="16"/>
-                <w:szCs w:val="16"/>
-              </w:rPr>
-              <w:t>{q</w:t>
-            </w:r>
-            <w:r>
-              <w:rPr>
-                <w:sz w:val="16"/>
-                <w:szCs w:val="16"/>
-              </w:rPr>
-              <w:t>3b</w:t>
-            </w:r>
-            <w:r>
-              <w:rPr>
-                <w:sz w:val="16"/>
-                <w:szCs w:val="16"/>
-              </w:rPr>
-              <w:t>3</w:t>
-            </w:r>
-            <w:r>
-              <w:rPr>
-                <w:sz w:val="16"/>
-                <w:szCs w:val="16"/>
+                <w:u w:val="single"/>
+              </w:rPr>
+              <w:t xml:space="preserve">   </w:t>
+            </w:r>
+            <w:r>
+              <w:rPr>
+                <w:sz w:val="16"/>
+                <w:szCs w:val="16"/>
+                <w:u w:val="single"/>
+              </w:rPr>
+              <w:t>{</w:t>
+            </w:r>
+            <w:r>
+              <w:rPr>
+                <w:sz w:val="16"/>
+                <w:szCs w:val="16"/>
+                <w:u w:val="single"/>
+              </w:rPr>
+              <w:t>q3</w:t>
+            </w:r>
+            <w:r>
+              <w:rPr>
+                <w:sz w:val="16"/>
+                <w:szCs w:val="16"/>
+                <w:u w:val="single"/>
+              </w:rPr>
+              <w:t>Selection_6_12</w:t>
+            </w:r>
+            <w:r>
+              <w:rPr>
+                <w:sz w:val="16"/>
+                <w:szCs w:val="16"/>
+                <w:u w:val="single"/>
               </w:rPr>
               <w:t>}</w:t>
             </w:r>
@@ -3759,22 +3459,16 @@
               <w:rPr>
                 <w:sz w:val="16"/>
                 <w:szCs w:val="16"/>
-              </w:rPr>
-              <w:t>_</w:t>
-            </w:r>
-            <w:r>
-              <w:rPr>
-                <w:sz w:val="16"/>
-                <w:szCs w:val="16"/>
-              </w:rPr>
-              <w:t xml:space="preserve"> </w:t>
-            </w:r>
-            <w:r>
-              <w:rPr>
-                <w:sz w:val="16"/>
-                <w:szCs w:val="16"/>
-              </w:rPr>
-              <w:t>3</w:t>
+                <w:u w:val="single"/>
+              </w:rPr>
+              <w:t xml:space="preserve">    </w:t>
+            </w:r>
+            <w:r>
+              <w:rPr>
+                <w:sz w:val="16"/>
+                <w:szCs w:val="16"/>
+              </w:rPr>
+              <w:t xml:space="preserve"> x 1 point</w:t>
             </w:r>
           </w:p>
         </w:tc>
@@ -3792,18 +3486,60 @@
     </w:p>
     <w:p>
       <w:pPr>
-        <w:ind w:left="7200" w:firstLine="720"/>
-        <w:rPr>
-          <w:sz w:val="16"/>
-          <w:szCs w:val="16"/>
-        </w:rPr>
-      </w:pPr>
-      <w:r>
-        <w:rPr>
-          <w:sz w:val="16"/>
-          <w:szCs w:val="16"/>
-        </w:rPr>
-        <w:t>SCORE:</w:t>
+        <w:ind w:left="7200" w:hanging="6480"/>
+        <w:rPr>
+          <w:sz w:val="16"/>
+          <w:szCs w:val="16"/>
+        </w:rPr>
+      </w:pPr>
+      <w:r>
+        <w:rPr>
+          <w:sz w:val="16"/>
+          <w:szCs w:val="16"/>
+        </w:rPr>
+        <w:t>SCORE</w:t>
+      </w:r>
+      <w:r>
+        <w:rPr>
+          <w:sz w:val="16"/>
+          <w:szCs w:val="16"/>
+        </w:rPr>
+        <w:t xml:space="preserve"> (i</w:t>
+      </w:r>
+      <w:r>
+        <w:rPr>
+          <w:sz w:val="16"/>
+          <w:szCs w:val="16"/>
+        </w:rPr>
+        <w:t>f greater than 6</w:t>
+      </w:r>
+      <w:r>
+        <w:rPr>
+          <w:sz w:val="16"/>
+          <w:szCs w:val="16"/>
+        </w:rPr>
+        <w:t>,</w:t>
+      </w:r>
+      <w:r>
+        <w:rPr>
+          <w:sz w:val="16"/>
+          <w:szCs w:val="16"/>
+        </w:rPr>
+        <w:t xml:space="preserve"> write 6</w:t>
+      </w:r>
+      <w:r>
+        <w:rPr>
+          <w:sz w:val="16"/>
+          <w:szCs w:val="16"/>
+        </w:rPr>
+        <w:t>)</w:t>
+      </w:r>
+      <w:r>
+        <w:rPr>
+          <w:sz w:val="16"/>
+          <w:szCs w:val="16"/>
+        </w:rPr>
+        <w:t>:</w:t>
       </w:r>
       <w:r>
         <w:rPr>
@@ -3812,6 +3548,15 @@
         </w:rPr>
         <w:t xml:space="preserve"> {q3Score}</w:t>
       </w:r>
+    </w:p>
+    <w:p>
+      <w:pPr>
+        <w:ind w:left="7200" w:hanging="6480"/>
+        <w:rPr>
+          <w:sz w:val="16"/>
+          <w:szCs w:val="16"/>
+        </w:rPr>
+      </w:pPr>
     </w:p>
     <w:p>
       <w:pPr>
@@ -3925,7 +3670,7 @@
     </w:p>
     <w:tbl>
       <w:tblPr>
-        <w:tblW w:w="7470" w:type="dxa"/>
+        <w:tblW w:w="6570" w:type="dxa"/>
         <w:tblInd w:w="710" w:type="dxa"/>
         <w:tblBorders>
           <w:top w:val="single" w:sz="8" w:space="0" w:color="000000"/>
@@ -3940,10 +3685,8 @@
       </w:tblPr>
       <w:tblGrid>
         <w:gridCol w:w="2340"/>
-        <w:gridCol w:w="1170"/>
-        <w:gridCol w:w="1080"/>
-        <w:gridCol w:w="1080"/>
-        <w:gridCol w:w="1800"/>
+        <w:gridCol w:w="1980"/>
+        <w:gridCol w:w="2250"/>
       </w:tblGrid>
       <w:tr>
         <w:tc>
@@ -3987,7 +3730,85 @@
         </w:tc>
         <w:tc>
           <w:tcPr>
-            <w:tcW w:w="1170" w:type="dxa"/>
+            <w:tcW w:w="1980" w:type="dxa"/>
+          </w:tcPr>
+          <w:p>
+            <w:pPr>
+              <w:widowControl w:val="0"/>
+              <w:spacing w:line="240" w:lineRule="auto"/>
+              <w:rPr>
+                <w:sz w:val="16"/>
+                <w:szCs w:val="16"/>
+              </w:rPr>
+            </w:pPr>
+            <w:r>
+              <w:rPr>
+                <w:sz w:val="16"/>
+                <w:szCs w:val="16"/>
+                <w:u w:val="single"/>
+              </w:rPr>
+              <w:t xml:space="preserve"> </w:t>
+            </w:r>
+            <w:r>
+              <w:rPr>
+                <w:sz w:val="16"/>
+                <w:szCs w:val="16"/>
+                <w:u w:val="single"/>
+              </w:rPr>
+              <w:t xml:space="preserve">   </w:t>
+            </w:r>
+            <w:r>
+              <w:rPr>
+                <w:sz w:val="16"/>
+                <w:szCs w:val="16"/>
+                <w:u w:val="single"/>
+              </w:rPr>
+              <w:t>{</w:t>
+            </w:r>
+            <w:r>
+              <w:rPr>
+                <w:sz w:val="16"/>
+                <w:szCs w:val="16"/>
+                <w:u w:val="single"/>
+              </w:rPr>
+              <w:t>q</w:t>
+            </w:r>
+            <w:r>
+              <w:rPr>
+                <w:sz w:val="16"/>
+                <w:szCs w:val="16"/>
+                <w:u w:val="single"/>
+              </w:rPr>
+              <w:t>4Selection_0_6</w:t>
+            </w:r>
+            <w:r>
+              <w:rPr>
+                <w:sz w:val="16"/>
+                <w:szCs w:val="16"/>
+                <w:u w:val="single"/>
+              </w:rPr>
+              <w:t>}</w:t>
+            </w:r>
+            <w:r>
+              <w:rPr>
+                <w:sz w:val="16"/>
+                <w:szCs w:val="16"/>
+                <w:u w:val="single"/>
+              </w:rPr>
+              <w:t xml:space="preserve">    </w:t>
+            </w:r>
+            <w:r>
+              <w:rPr>
+                <w:sz w:val="16"/>
+                <w:szCs w:val="16"/>
+              </w:rPr>
+              <w:t xml:space="preserve"> x 2 points</w:t>
+            </w:r>
+          </w:p>
+        </w:tc>
+        <w:tc>
+          <w:tcPr>
+            <w:tcW w:w="2250" w:type="dxa"/>
             <w:tcMar>
               <w:top w:w="100" w:type="dxa"/>
               <w:left w:w="100" w:type="dxa"/>
@@ -4009,117 +3830,31 @@
                 <w:sz w:val="16"/>
                 <w:szCs w:val="16"/>
               </w:rPr>
-              <w:t>None _{q4a0}_ -1</w:t>
-            </w:r>
-          </w:p>
-        </w:tc>
-        <w:tc>
-          <w:tcPr>
-            <w:tcW w:w="1080" w:type="dxa"/>
-            <w:tcMar>
-              <w:top w:w="100" w:type="dxa"/>
-              <w:left w:w="100" w:type="dxa"/>
-              <w:bottom w:w="100" w:type="dxa"/>
-              <w:right w:w="100" w:type="dxa"/>
-            </w:tcMar>
-          </w:tcPr>
-          <w:p>
-            <w:pPr>
-              <w:widowControl w:val="0"/>
-              <w:pBdr>
-                <w:top w:val="nil"/>
-                <w:left w:val="nil"/>
-                <w:bottom w:val="nil"/>
-                <w:right w:val="nil"/>
-                <w:between w:val="nil"/>
-              </w:pBdr>
-              <w:spacing w:line="240" w:lineRule="auto"/>
-              <w:rPr>
-                <w:sz w:val="16"/>
-                <w:szCs w:val="16"/>
-              </w:rPr>
-            </w:pPr>
-            <w:r>
-              <w:rPr>
-                <w:sz w:val="16"/>
-                <w:szCs w:val="16"/>
-              </w:rPr>
-              <w:t>One _{q4a1}_ 2</w:t>
-            </w:r>
-          </w:p>
-        </w:tc>
-        <w:tc>
-          <w:tcPr>
-            <w:tcW w:w="1080" w:type="dxa"/>
-            <w:tcMar>
-              <w:top w:w="100" w:type="dxa"/>
-              <w:left w:w="100" w:type="dxa"/>
-              <w:bottom w:w="100" w:type="dxa"/>
-              <w:right w:w="100" w:type="dxa"/>
-            </w:tcMar>
-          </w:tcPr>
-          <w:p>
-            <w:pPr>
-              <w:widowControl w:val="0"/>
-              <w:pBdr>
-                <w:top w:val="nil"/>
-                <w:left w:val="nil"/>
-                <w:bottom w:val="nil"/>
-                <w:right w:val="nil"/>
-                <w:between w:val="nil"/>
-              </w:pBdr>
-              <w:spacing w:line="240" w:lineRule="auto"/>
-              <w:rPr>
-                <w:sz w:val="16"/>
-                <w:szCs w:val="16"/>
-              </w:rPr>
-            </w:pPr>
-            <w:r>
-              <w:rPr>
-                <w:sz w:val="16"/>
-                <w:szCs w:val="16"/>
-              </w:rPr>
-              <w:t>Two _{q4a2}_ 5</w:t>
-            </w:r>
-          </w:p>
-        </w:tc>
-        <w:tc>
-          <w:tcPr>
-            <w:tcW w:w="1800" w:type="dxa"/>
-            <w:tcMar>
-              <w:top w:w="100" w:type="dxa"/>
-              <w:left w:w="100" w:type="dxa"/>
-              <w:bottom w:w="100" w:type="dxa"/>
-              <w:right w:w="100" w:type="dxa"/>
-            </w:tcMar>
-          </w:tcPr>
-          <w:p>
-            <w:pPr>
-              <w:widowControl w:val="0"/>
-              <w:pBdr>
-                <w:top w:val="nil"/>
-                <w:left w:val="nil"/>
-                <w:bottom w:val="nil"/>
-                <w:right w:val="nil"/>
-                <w:between w:val="nil"/>
-              </w:pBdr>
-              <w:spacing w:line="240" w:lineRule="auto"/>
-              <w:rPr>
-                <w:sz w:val="16"/>
-                <w:szCs w:val="16"/>
-              </w:rPr>
-            </w:pPr>
-            <w:r>
-              <w:rPr>
-                <w:sz w:val="16"/>
-                <w:szCs w:val="16"/>
-              </w:rPr>
-              <w:t>Three or more _{q4a3}_ 8</w:t>
+              <w:t xml:space="preserve">None </w:t>
+            </w:r>
+            <w:r>
+              <w:rPr>
+                <w:sz w:val="16"/>
+                <w:szCs w:val="16"/>
+                <w:u w:val="single"/>
+              </w:rPr>
+              <w:t>_{q4a0}</w:t>
+            </w:r>
+            <w:r>
+              <w:rPr>
+                <w:sz w:val="16"/>
+                <w:szCs w:val="16"/>
+              </w:rPr>
+              <w:t>_ -1</w:t>
             </w:r>
           </w:p>
         </w:tc>
       </w:tr>
       <w:tr>
+        <w:trPr>
+          <w:gridAfter w:val="1"/>
+          <w:wAfter w:w="2250" w:type="dxa"/>
+        </w:trPr>
         <w:tc>
           <w:tcPr>
             <w:tcW w:w="2340" w:type="dxa"/>
@@ -4154,13 +3889,7 @@
         </w:tc>
         <w:tc>
           <w:tcPr>
-            <w:tcW w:w="1170" w:type="dxa"/>
-            <w:tcMar>
-              <w:top w:w="100" w:type="dxa"/>
-              <w:left w:w="100" w:type="dxa"/>
-              <w:bottom w:w="100" w:type="dxa"/>
-              <w:right w:w="100" w:type="dxa"/>
-            </w:tcMar>
+            <w:tcW w:w="1980" w:type="dxa"/>
           </w:tcPr>
           <w:p>
             <w:pPr>
@@ -4175,92 +3904,64 @@
               <w:rPr>
                 <w:sz w:val="16"/>
                 <w:szCs w:val="16"/>
-              </w:rPr>
-              <w:t>None _{q4b0}_ 0</w:t>
-            </w:r>
-          </w:p>
-        </w:tc>
-        <w:tc>
-          <w:tcPr>
-            <w:tcW w:w="1080" w:type="dxa"/>
-            <w:tcMar>
-              <w:top w:w="100" w:type="dxa"/>
-              <w:left w:w="100" w:type="dxa"/>
-              <w:bottom w:w="100" w:type="dxa"/>
-              <w:right w:w="100" w:type="dxa"/>
-            </w:tcMar>
-          </w:tcPr>
-          <w:p>
-            <w:pPr>
-              <w:widowControl w:val="0"/>
-              <w:spacing w:line="240" w:lineRule="auto"/>
-              <w:rPr>
-                <w:sz w:val="16"/>
-                <w:szCs w:val="16"/>
-              </w:rPr>
-            </w:pPr>
-            <w:r>
-              <w:rPr>
-                <w:sz w:val="16"/>
-                <w:szCs w:val="16"/>
-              </w:rPr>
-              <w:t>One _{q4b1}_1</w:t>
-            </w:r>
-          </w:p>
-        </w:tc>
-        <w:tc>
-          <w:tcPr>
-            <w:tcW w:w="1080" w:type="dxa"/>
-            <w:tcMar>
-              <w:top w:w="100" w:type="dxa"/>
-              <w:left w:w="100" w:type="dxa"/>
-              <w:bottom w:w="100" w:type="dxa"/>
-              <w:right w:w="100" w:type="dxa"/>
-            </w:tcMar>
-          </w:tcPr>
-          <w:p>
-            <w:pPr>
-              <w:widowControl w:val="0"/>
-              <w:spacing w:line="240" w:lineRule="auto"/>
-              <w:rPr>
-                <w:sz w:val="16"/>
-                <w:szCs w:val="16"/>
-              </w:rPr>
-            </w:pPr>
-            <w:r>
-              <w:rPr>
-                <w:sz w:val="16"/>
-                <w:szCs w:val="16"/>
-              </w:rPr>
-              <w:t>Two _{q4b2}_ 2</w:t>
-            </w:r>
-          </w:p>
-        </w:tc>
-        <w:tc>
-          <w:tcPr>
-            <w:tcW w:w="1800" w:type="dxa"/>
-            <w:tcMar>
-              <w:top w:w="100" w:type="dxa"/>
-              <w:left w:w="100" w:type="dxa"/>
-              <w:bottom w:w="100" w:type="dxa"/>
-              <w:right w:w="100" w:type="dxa"/>
-            </w:tcMar>
-          </w:tcPr>
-          <w:p>
-            <w:pPr>
-              <w:widowControl w:val="0"/>
-              <w:spacing w:line="240" w:lineRule="auto"/>
-              <w:rPr>
-                <w:sz w:val="16"/>
-                <w:szCs w:val="16"/>
-              </w:rPr>
-            </w:pPr>
-            <w:r>
-              <w:rPr>
-                <w:sz w:val="16"/>
-                <w:szCs w:val="16"/>
-              </w:rPr>
-              <w:t>Three or more _{q4b3}_ 3</w:t>
+                <w:u w:val="single"/>
+              </w:rPr>
+              <w:t xml:space="preserve"> </w:t>
+            </w:r>
+            <w:r>
+              <w:rPr>
+                <w:sz w:val="16"/>
+                <w:szCs w:val="16"/>
+                <w:u w:val="single"/>
+              </w:rPr>
+              <w:t xml:space="preserve">   </w:t>
+            </w:r>
+            <w:r>
+              <w:rPr>
+                <w:sz w:val="16"/>
+                <w:szCs w:val="16"/>
+                <w:u w:val="single"/>
+              </w:rPr>
+              <w:t>{</w:t>
+            </w:r>
+            <w:r>
+              <w:rPr>
+                <w:sz w:val="16"/>
+                <w:szCs w:val="16"/>
+                <w:u w:val="single"/>
+              </w:rPr>
+              <w:t>q</w:t>
+            </w:r>
+            <w:r>
+              <w:rPr>
+                <w:sz w:val="16"/>
+                <w:szCs w:val="16"/>
+                <w:u w:val="single"/>
+              </w:rPr>
+              <w:t>4Selection_6_12</w:t>
+            </w:r>
+            <w:r>
+              <w:rPr>
+                <w:sz w:val="16"/>
+                <w:szCs w:val="16"/>
+                <w:u w:val="single"/>
+              </w:rPr>
+              <w:t>}</w:t>
+            </w:r>
+            <w:r>
+              <w:rPr>
+                <w:sz w:val="16"/>
+                <w:szCs w:val="16"/>
+                <w:u w:val="single"/>
+              </w:rPr>
+              <w:t xml:space="preserve">    </w:t>
+            </w:r>
+            <w:r>
+              <w:rPr>
+                <w:sz w:val="16"/>
+                <w:szCs w:val="16"/>
+              </w:rPr>
+              <w:t xml:space="preserve"> x 1 point</w:t>
             </w:r>
           </w:p>
         </w:tc>
@@ -4279,18 +3980,67 @@
     <w:p>
       <w:pPr>
         <w:pStyle w:val="ListParagraph"/>
-        <w:ind w:left="7920"/>
-        <w:rPr>
-          <w:sz w:val="16"/>
-          <w:szCs w:val="16"/>
-        </w:rPr>
-      </w:pPr>
-      <w:r>
-        <w:rPr>
-          <w:sz w:val="16"/>
-          <w:szCs w:val="16"/>
-        </w:rPr>
-        <w:t>SCORE: {q</w:t>
+        <w:ind w:left="7920" w:hanging="7200"/>
+        <w:rPr>
+          <w:sz w:val="16"/>
+          <w:szCs w:val="16"/>
+        </w:rPr>
+      </w:pPr>
+      <w:r>
+        <w:rPr>
+          <w:sz w:val="16"/>
+          <w:szCs w:val="16"/>
+        </w:rPr>
+        <w:t>SCORE</w:t>
+      </w:r>
+      <w:r>
+        <w:rPr>
+          <w:sz w:val="16"/>
+          <w:szCs w:val="16"/>
+        </w:rPr>
+        <w:t xml:space="preserve"> (i</w:t>
+      </w:r>
+      <w:r>
+        <w:rPr>
+          <w:sz w:val="16"/>
+          <w:szCs w:val="16"/>
+        </w:rPr>
+        <w:t xml:space="preserve">f greater than </w:t>
+      </w:r>
+      <w:r>
+        <w:rPr>
+          <w:sz w:val="16"/>
+          <w:szCs w:val="16"/>
+        </w:rPr>
+        <w:t>9</w:t>
+      </w:r>
+      <w:r>
+        <w:rPr>
+          <w:sz w:val="16"/>
+          <w:szCs w:val="16"/>
+        </w:rPr>
+        <w:t>,</w:t>
+      </w:r>
+      <w:r>
+        <w:rPr>
+          <w:sz w:val="16"/>
+          <w:szCs w:val="16"/>
+        </w:rPr>
+        <w:t xml:space="preserve"> write </w:t>
+      </w:r>
+      <w:r>
+        <w:rPr>
+          <w:sz w:val="16"/>
+          <w:szCs w:val="16"/>
+        </w:rPr>
+        <w:t>9)</w:t>
+      </w:r>
+      <w:r>
+        <w:rPr>
+          <w:sz w:val="16"/>
+          <w:szCs w:val="16"/>
+        </w:rPr>
+        <w:t>: {q</w:t>
       </w:r>
       <w:r>
         <w:rPr>
@@ -4306,6 +4056,16 @@
         </w:rPr>
         <w:t>Score}</w:t>
       </w:r>
+    </w:p>
+    <w:p>
+      <w:pPr>
+        <w:pStyle w:val="ListParagraph"/>
+        <w:ind w:left="7920" w:hanging="7200"/>
+        <w:rPr>
+          <w:sz w:val="16"/>
+          <w:szCs w:val="16"/>
+        </w:rPr>
+      </w:pPr>
     </w:p>
     <w:p>
       <w:pPr>
@@ -4409,7 +4169,7 @@
     </w:p>
     <w:tbl>
       <w:tblPr>
-        <w:tblW w:w="7470" w:type="dxa"/>
+        <w:tblW w:w="6750" w:type="dxa"/>
         <w:tblInd w:w="710" w:type="dxa"/>
         <w:tblBorders>
           <w:top w:val="single" w:sz="8" w:space="0" w:color="000000"/>
@@ -4424,10 +4184,8 @@
       </w:tblPr>
       <w:tblGrid>
         <w:gridCol w:w="2340"/>
-        <w:gridCol w:w="1170"/>
-        <w:gridCol w:w="1080"/>
-        <w:gridCol w:w="1080"/>
-        <w:gridCol w:w="1800"/>
+        <w:gridCol w:w="1980"/>
+        <w:gridCol w:w="2430"/>
       </w:tblGrid>
       <w:tr>
         <w:tc>
@@ -4471,7 +4229,7 @@
         </w:tc>
         <w:tc>
           <w:tcPr>
-            <w:tcW w:w="1170" w:type="dxa"/>
+            <w:tcW w:w="1980" w:type="dxa"/>
             <w:tcMar>
               <w:top w:w="100" w:type="dxa"/>
               <w:left w:w="100" w:type="dxa"/>
@@ -4492,14 +4250,70 @@
               <w:rPr>
                 <w:sz w:val="16"/>
                 <w:szCs w:val="16"/>
-              </w:rPr>
-              <w:t>None _{q5a0}_ -1</w:t>
+                <w:u w:val="single"/>
+              </w:rPr>
+              <w:t xml:space="preserve"> </w:t>
+            </w:r>
+            <w:r>
+              <w:rPr>
+                <w:sz w:val="16"/>
+                <w:szCs w:val="16"/>
+                <w:u w:val="single"/>
+              </w:rPr>
+              <w:t xml:space="preserve">   </w:t>
+            </w:r>
+            <w:r>
+              <w:rPr>
+                <w:sz w:val="16"/>
+                <w:szCs w:val="16"/>
+                <w:u w:val="single"/>
+              </w:rPr>
+              <w:t>{</w:t>
+            </w:r>
+            <w:r>
+              <w:rPr>
+                <w:sz w:val="16"/>
+                <w:szCs w:val="16"/>
+                <w:u w:val="single"/>
+              </w:rPr>
+              <w:t>q</w:t>
+            </w:r>
+            <w:r>
+              <w:rPr>
+                <w:sz w:val="16"/>
+                <w:szCs w:val="16"/>
+                <w:u w:val="single"/>
+              </w:rPr>
+              <w:t>5Selection_0_6</w:t>
+            </w:r>
+            <w:r>
+              <w:rPr>
+                <w:sz w:val="16"/>
+                <w:szCs w:val="16"/>
+                <w:u w:val="single"/>
+              </w:rPr>
+              <w:t>}</w:t>
+            </w:r>
+            <w:r>
+              <w:rPr>
+                <w:sz w:val="16"/>
+                <w:szCs w:val="16"/>
+                <w:u w:val="single"/>
+              </w:rPr>
+              <w:t xml:space="preserve">    </w:t>
+            </w:r>
+            <w:r>
+              <w:rPr>
+                <w:sz w:val="16"/>
+                <w:szCs w:val="16"/>
+              </w:rPr>
+              <w:t xml:space="preserve"> x 11 points</w:t>
             </w:r>
           </w:p>
         </w:tc>
         <w:tc>
           <w:tcPr>
-            <w:tcW w:w="1080" w:type="dxa"/>
+            <w:tcW w:w="2430" w:type="dxa"/>
             <w:tcMar>
               <w:top w:w="100" w:type="dxa"/>
               <w:left w:w="100" w:type="dxa"/>
@@ -4528,103 +4342,31 @@
                 <w:sz w:val="16"/>
                 <w:szCs w:val="16"/>
               </w:rPr>
-              <w:t xml:space="preserve">One _{q5a1}_ </w:t>
-            </w:r>
-            <w:r>
-              <w:rPr>
-                <w:sz w:val="16"/>
-                <w:szCs w:val="16"/>
-              </w:rPr>
-              <w:t>10</w:t>
-            </w:r>
-          </w:p>
-        </w:tc>
-        <w:tc>
-          <w:tcPr>
-            <w:tcW w:w="1080" w:type="dxa"/>
-            <w:tcMar>
-              <w:top w:w="100" w:type="dxa"/>
-              <w:left w:w="100" w:type="dxa"/>
-              <w:bottom w:w="100" w:type="dxa"/>
-              <w:right w:w="100" w:type="dxa"/>
-            </w:tcMar>
-          </w:tcPr>
-          <w:p>
-            <w:pPr>
-              <w:widowControl w:val="0"/>
-              <w:pBdr>
-                <w:top w:val="nil"/>
-                <w:left w:val="nil"/>
-                <w:bottom w:val="nil"/>
-                <w:right w:val="nil"/>
-                <w:between w:val="nil"/>
-              </w:pBdr>
-              <w:spacing w:line="240" w:lineRule="auto"/>
-              <w:rPr>
-                <w:sz w:val="16"/>
-                <w:szCs w:val="16"/>
-              </w:rPr>
-            </w:pPr>
-            <w:r>
-              <w:rPr>
-                <w:sz w:val="16"/>
-                <w:szCs w:val="16"/>
-              </w:rPr>
-              <w:t xml:space="preserve">Two _{q5a2}_ </w:t>
-            </w:r>
-            <w:r>
-              <w:rPr>
-                <w:sz w:val="16"/>
-                <w:szCs w:val="16"/>
-              </w:rPr>
-              <w:t>20</w:t>
-            </w:r>
-          </w:p>
-        </w:tc>
-        <w:tc>
-          <w:tcPr>
-            <w:tcW w:w="1800" w:type="dxa"/>
-            <w:tcMar>
-              <w:top w:w="100" w:type="dxa"/>
-              <w:left w:w="100" w:type="dxa"/>
-              <w:bottom w:w="100" w:type="dxa"/>
-              <w:right w:w="100" w:type="dxa"/>
-            </w:tcMar>
-          </w:tcPr>
-          <w:p>
-            <w:pPr>
-              <w:widowControl w:val="0"/>
-              <w:pBdr>
-                <w:top w:val="nil"/>
-                <w:left w:val="nil"/>
-                <w:bottom w:val="nil"/>
-                <w:right w:val="nil"/>
-                <w:between w:val="nil"/>
-              </w:pBdr>
-              <w:spacing w:line="240" w:lineRule="auto"/>
-              <w:rPr>
-                <w:sz w:val="16"/>
-                <w:szCs w:val="16"/>
-              </w:rPr>
-            </w:pPr>
-            <w:r>
-              <w:rPr>
-                <w:sz w:val="16"/>
-                <w:szCs w:val="16"/>
-              </w:rPr>
-              <w:t xml:space="preserve">Three or more _{q5a3}_ </w:t>
-            </w:r>
-            <w:r>
-              <w:rPr>
-                <w:sz w:val="16"/>
-                <w:szCs w:val="16"/>
-              </w:rPr>
-              <w:t>30</w:t>
+              <w:t>None _</w:t>
+            </w:r>
+            <w:r>
+              <w:rPr>
+                <w:sz w:val="16"/>
+                <w:szCs w:val="16"/>
+                <w:u w:val="single"/>
+              </w:rPr>
+              <w:t>{q5a0}</w:t>
+            </w:r>
+            <w:r>
+              <w:rPr>
+                <w:sz w:val="16"/>
+                <w:szCs w:val="16"/>
+              </w:rPr>
+              <w:t>_ -1</w:t>
             </w:r>
           </w:p>
         </w:tc>
       </w:tr>
       <w:tr>
+        <w:trPr>
+          <w:gridAfter w:val="1"/>
+          <w:wAfter w:w="2430" w:type="dxa"/>
+        </w:trPr>
         <w:tc>
           <w:tcPr>
             <w:tcW w:w="2340" w:type="dxa"/>
@@ -4659,7 +4401,7 @@
         </w:tc>
         <w:tc>
           <w:tcPr>
-            <w:tcW w:w="1170" w:type="dxa"/>
+            <w:tcW w:w="1980" w:type="dxa"/>
             <w:tcMar>
               <w:top w:w="100" w:type="dxa"/>
               <w:left w:w="100" w:type="dxa"/>
@@ -4680,41 +4422,7 @@
               <w:rPr>
                 <w:sz w:val="16"/>
                 <w:szCs w:val="16"/>
-              </w:rPr>
-              <w:t>None _{q5b0}_ 0</w:t>
-            </w:r>
-          </w:p>
-        </w:tc>
-        <w:tc>
-          <w:tcPr>
-            <w:tcW w:w="1080" w:type="dxa"/>
-            <w:tcMar>
-              <w:top w:w="100" w:type="dxa"/>
-              <w:left w:w="100" w:type="dxa"/>
-              <w:bottom w:w="100" w:type="dxa"/>
-              <w:right w:w="100" w:type="dxa"/>
-            </w:tcMar>
-          </w:tcPr>
-          <w:p>
-            <w:pPr>
-              <w:widowControl w:val="0"/>
-              <w:spacing w:line="240" w:lineRule="auto"/>
-              <w:rPr>
-                <w:sz w:val="16"/>
-                <w:szCs w:val="16"/>
-              </w:rPr>
-            </w:pPr>
-            <w:r>
-              <w:rPr>
-                <w:sz w:val="16"/>
-                <w:szCs w:val="16"/>
-              </w:rPr>
-              <w:t>One _{q5b1}_</w:t>
-            </w:r>
-            <w:r>
-              <w:rPr>
-                <w:sz w:val="16"/>
-                <w:szCs w:val="16"/>
+                <w:u w:val="single"/>
               </w:rPr>
               <w:t xml:space="preserve"> </w:t>
             </w:r>
@@ -4722,83 +4430,65 @@
               <w:rPr>
                 <w:sz w:val="16"/>
                 <w:szCs w:val="16"/>
-              </w:rPr>
-              <w:t>9</w:t>
-            </w:r>
-          </w:p>
-        </w:tc>
-        <w:tc>
-          <w:tcPr>
-            <w:tcW w:w="1080" w:type="dxa"/>
-            <w:tcMar>
-              <w:top w:w="100" w:type="dxa"/>
-              <w:left w:w="100" w:type="dxa"/>
-              <w:bottom w:w="100" w:type="dxa"/>
-              <w:right w:w="100" w:type="dxa"/>
-            </w:tcMar>
-          </w:tcPr>
-          <w:p>
-            <w:pPr>
-              <w:widowControl w:val="0"/>
-              <w:spacing w:line="240" w:lineRule="auto"/>
-              <w:rPr>
-                <w:sz w:val="16"/>
-                <w:szCs w:val="16"/>
-              </w:rPr>
-            </w:pPr>
-            <w:r>
-              <w:rPr>
-                <w:sz w:val="16"/>
-                <w:szCs w:val="16"/>
-              </w:rPr>
-              <w:t xml:space="preserve">Two _{q5b2}_ </w:t>
-            </w:r>
-            <w:r>
-              <w:rPr>
-                <w:sz w:val="16"/>
-                <w:szCs w:val="16"/>
-              </w:rPr>
-              <w:t>18</w:t>
-            </w:r>
-          </w:p>
-        </w:tc>
-        <w:tc>
-          <w:tcPr>
-            <w:tcW w:w="1800" w:type="dxa"/>
-            <w:tcMar>
-              <w:top w:w="100" w:type="dxa"/>
-              <w:left w:w="100" w:type="dxa"/>
-              <w:bottom w:w="100" w:type="dxa"/>
-              <w:right w:w="100" w:type="dxa"/>
-            </w:tcMar>
-          </w:tcPr>
-          <w:p>
-            <w:pPr>
-              <w:widowControl w:val="0"/>
-              <w:spacing w:line="240" w:lineRule="auto"/>
-              <w:rPr>
-                <w:sz w:val="16"/>
-                <w:szCs w:val="16"/>
-              </w:rPr>
-            </w:pPr>
-            <w:r>
-              <w:rPr>
-                <w:sz w:val="16"/>
-                <w:szCs w:val="16"/>
-              </w:rPr>
-              <w:t xml:space="preserve">Three or more _{q5b3}_ </w:t>
-            </w:r>
-            <w:r>
-              <w:rPr>
-                <w:sz w:val="16"/>
-                <w:szCs w:val="16"/>
-              </w:rPr>
-              <w:t>27</w:t>
+                <w:u w:val="single"/>
+              </w:rPr>
+              <w:t xml:space="preserve">   </w:t>
+            </w:r>
+            <w:r>
+              <w:rPr>
+                <w:sz w:val="16"/>
+                <w:szCs w:val="16"/>
+                <w:u w:val="single"/>
+              </w:rPr>
+              <w:t>{</w:t>
+            </w:r>
+            <w:r>
+              <w:rPr>
+                <w:sz w:val="16"/>
+                <w:szCs w:val="16"/>
+                <w:u w:val="single"/>
+              </w:rPr>
+              <w:t>q</w:t>
+            </w:r>
+            <w:r>
+              <w:rPr>
+                <w:sz w:val="16"/>
+                <w:szCs w:val="16"/>
+                <w:u w:val="single"/>
+              </w:rPr>
+              <w:t>5Selection_6_12</w:t>
+            </w:r>
+            <w:r>
+              <w:rPr>
+                <w:sz w:val="16"/>
+                <w:szCs w:val="16"/>
+                <w:u w:val="single"/>
+              </w:rPr>
+              <w:t>}</w:t>
+            </w:r>
+            <w:r>
+              <w:rPr>
+                <w:sz w:val="16"/>
+                <w:szCs w:val="16"/>
+                <w:u w:val="single"/>
+              </w:rPr>
+              <w:t xml:space="preserve">    </w:t>
+            </w:r>
+            <w:r>
+              <w:rPr>
+                <w:sz w:val="16"/>
+                <w:szCs w:val="16"/>
+              </w:rPr>
+              <w:t xml:space="preserve"> x 7 points</w:t>
             </w:r>
           </w:p>
         </w:tc>
       </w:tr>
       <w:tr>
+        <w:trPr>
+          <w:gridAfter w:val="1"/>
+          <w:wAfter w:w="2430" w:type="dxa"/>
+        </w:trPr>
         <w:tc>
           <w:tcPr>
             <w:tcW w:w="2340" w:type="dxa"/>
@@ -4833,7 +4523,7 @@
         </w:tc>
         <w:tc>
           <w:tcPr>
-            <w:tcW w:w="1170" w:type="dxa"/>
+            <w:tcW w:w="1980" w:type="dxa"/>
             <w:tcMar>
               <w:top w:w="100" w:type="dxa"/>
               <w:left w:w="100" w:type="dxa"/>
@@ -4854,41 +4544,7 @@
               <w:rPr>
                 <w:sz w:val="16"/>
                 <w:szCs w:val="16"/>
-              </w:rPr>
-              <w:t>None _{q5c0}_ 0</w:t>
-            </w:r>
-          </w:p>
-        </w:tc>
-        <w:tc>
-          <w:tcPr>
-            <w:tcW w:w="1080" w:type="dxa"/>
-            <w:tcMar>
-              <w:top w:w="100" w:type="dxa"/>
-              <w:left w:w="100" w:type="dxa"/>
-              <w:bottom w:w="100" w:type="dxa"/>
-              <w:right w:w="100" w:type="dxa"/>
-            </w:tcMar>
-          </w:tcPr>
-          <w:p>
-            <w:pPr>
-              <w:widowControl w:val="0"/>
-              <w:spacing w:line="240" w:lineRule="auto"/>
-              <w:rPr>
-                <w:sz w:val="16"/>
-                <w:szCs w:val="16"/>
-              </w:rPr>
-            </w:pPr>
-            <w:r>
-              <w:rPr>
-                <w:sz w:val="16"/>
-                <w:szCs w:val="16"/>
-              </w:rPr>
-              <w:t>One _{q5c1}_</w:t>
-            </w:r>
-            <w:r>
-              <w:rPr>
-                <w:sz w:val="16"/>
-                <w:szCs w:val="16"/>
+                <w:u w:val="single"/>
               </w:rPr>
               <w:t xml:space="preserve"> </w:t>
             </w:r>
@@ -4896,83 +4552,57 @@
               <w:rPr>
                 <w:sz w:val="16"/>
                 <w:szCs w:val="16"/>
-              </w:rPr>
-              <w:t>8</w:t>
-            </w:r>
-          </w:p>
-        </w:tc>
-        <w:tc>
-          <w:tcPr>
-            <w:tcW w:w="1080" w:type="dxa"/>
-            <w:tcMar>
-              <w:top w:w="100" w:type="dxa"/>
-              <w:left w:w="100" w:type="dxa"/>
-              <w:bottom w:w="100" w:type="dxa"/>
-              <w:right w:w="100" w:type="dxa"/>
-            </w:tcMar>
-          </w:tcPr>
-          <w:p>
-            <w:pPr>
-              <w:widowControl w:val="0"/>
-              <w:spacing w:line="240" w:lineRule="auto"/>
-              <w:rPr>
-                <w:sz w:val="16"/>
-                <w:szCs w:val="16"/>
-              </w:rPr>
-            </w:pPr>
-            <w:r>
-              <w:rPr>
-                <w:sz w:val="16"/>
-                <w:szCs w:val="16"/>
-              </w:rPr>
-              <w:t xml:space="preserve">Two _{q5c2}_ </w:t>
-            </w:r>
-            <w:r>
-              <w:rPr>
-                <w:sz w:val="16"/>
-                <w:szCs w:val="16"/>
-              </w:rPr>
-              <w:t>16</w:t>
-            </w:r>
-          </w:p>
-        </w:tc>
-        <w:tc>
-          <w:tcPr>
-            <w:tcW w:w="1800" w:type="dxa"/>
-            <w:tcMar>
-              <w:top w:w="100" w:type="dxa"/>
-              <w:left w:w="100" w:type="dxa"/>
-              <w:bottom w:w="100" w:type="dxa"/>
-              <w:right w:w="100" w:type="dxa"/>
-            </w:tcMar>
-          </w:tcPr>
-          <w:p>
-            <w:pPr>
-              <w:widowControl w:val="0"/>
-              <w:spacing w:line="240" w:lineRule="auto"/>
-              <w:rPr>
-                <w:sz w:val="16"/>
-                <w:szCs w:val="16"/>
-              </w:rPr>
-            </w:pPr>
-            <w:r>
-              <w:rPr>
-                <w:sz w:val="16"/>
-                <w:szCs w:val="16"/>
-              </w:rPr>
-              <w:t xml:space="preserve">Three or more _{q5c3}_ </w:t>
-            </w:r>
-            <w:r>
-              <w:rPr>
-                <w:sz w:val="16"/>
-                <w:szCs w:val="16"/>
-              </w:rPr>
-              <w:t>24</w:t>
+                <w:u w:val="single"/>
+              </w:rPr>
+              <w:t xml:space="preserve">   </w:t>
+            </w:r>
+            <w:r>
+              <w:rPr>
+                <w:sz w:val="16"/>
+                <w:szCs w:val="16"/>
+                <w:u w:val="single"/>
+              </w:rPr>
+              <w:t>{</w:t>
+            </w:r>
+            <w:r>
+              <w:rPr>
+                <w:sz w:val="16"/>
+                <w:szCs w:val="16"/>
+                <w:u w:val="single"/>
+              </w:rPr>
+              <w:t>q5Selection_12_18</w:t>
+            </w:r>
+            <w:r>
+              <w:rPr>
+                <w:sz w:val="16"/>
+                <w:szCs w:val="16"/>
+                <w:u w:val="single"/>
+              </w:rPr>
+              <w:t>}</w:t>
+            </w:r>
+            <w:r>
+              <w:rPr>
+                <w:sz w:val="16"/>
+                <w:szCs w:val="16"/>
+                <w:u w:val="single"/>
+              </w:rPr>
+              <w:t xml:space="preserve">    </w:t>
+            </w:r>
+            <w:r>
+              <w:rPr>
+                <w:sz w:val="16"/>
+                <w:szCs w:val="16"/>
+              </w:rPr>
+              <w:t xml:space="preserve"> x 6 points</w:t>
             </w:r>
           </w:p>
         </w:tc>
       </w:tr>
       <w:tr>
+        <w:trPr>
+          <w:gridAfter w:val="1"/>
+          <w:wAfter w:w="2430" w:type="dxa"/>
+        </w:trPr>
         <w:tc>
           <w:tcPr>
             <w:tcW w:w="2340" w:type="dxa"/>
@@ -5007,7 +4637,7 @@
         </w:tc>
         <w:tc>
           <w:tcPr>
-            <w:tcW w:w="1170" w:type="dxa"/>
+            <w:tcW w:w="1980" w:type="dxa"/>
             <w:tcMar>
               <w:top w:w="100" w:type="dxa"/>
               <w:left w:w="100" w:type="dxa"/>
@@ -5028,41 +4658,7 @@
               <w:rPr>
                 <w:sz w:val="16"/>
                 <w:szCs w:val="16"/>
-              </w:rPr>
-              <w:t>None _{q5d0}_ 0</w:t>
-            </w:r>
-          </w:p>
-        </w:tc>
-        <w:tc>
-          <w:tcPr>
-            <w:tcW w:w="1080" w:type="dxa"/>
-            <w:tcMar>
-              <w:top w:w="100" w:type="dxa"/>
-              <w:left w:w="100" w:type="dxa"/>
-              <w:bottom w:w="100" w:type="dxa"/>
-              <w:right w:w="100" w:type="dxa"/>
-            </w:tcMar>
-          </w:tcPr>
-          <w:p>
-            <w:pPr>
-              <w:widowControl w:val="0"/>
-              <w:spacing w:line="240" w:lineRule="auto"/>
-              <w:rPr>
-                <w:sz w:val="16"/>
-                <w:szCs w:val="16"/>
-              </w:rPr>
-            </w:pPr>
-            <w:r>
-              <w:rPr>
-                <w:sz w:val="16"/>
-                <w:szCs w:val="16"/>
-              </w:rPr>
-              <w:t>One _{q5d1}_</w:t>
-            </w:r>
-            <w:r>
-              <w:rPr>
-                <w:sz w:val="16"/>
-                <w:szCs w:val="16"/>
+                <w:u w:val="single"/>
               </w:rPr>
               <w:t xml:space="preserve"> </w:t>
             </w:r>
@@ -5070,76 +4666,65 @@
               <w:rPr>
                 <w:sz w:val="16"/>
                 <w:szCs w:val="16"/>
-              </w:rPr>
-              <w:t>4</w:t>
-            </w:r>
-          </w:p>
-        </w:tc>
-        <w:tc>
-          <w:tcPr>
-            <w:tcW w:w="1080" w:type="dxa"/>
-            <w:tcMar>
-              <w:top w:w="100" w:type="dxa"/>
-              <w:left w:w="100" w:type="dxa"/>
-              <w:bottom w:w="100" w:type="dxa"/>
-              <w:right w:w="100" w:type="dxa"/>
-            </w:tcMar>
-          </w:tcPr>
-          <w:p>
-            <w:pPr>
-              <w:widowControl w:val="0"/>
-              <w:spacing w:line="240" w:lineRule="auto"/>
-              <w:rPr>
-                <w:sz w:val="16"/>
-                <w:szCs w:val="16"/>
-              </w:rPr>
-            </w:pPr>
-            <w:r>
-              <w:rPr>
-                <w:sz w:val="16"/>
-                <w:szCs w:val="16"/>
-              </w:rPr>
-              <w:t>Two _{q5d2}_ 6</w:t>
-            </w:r>
-          </w:p>
-        </w:tc>
-        <w:tc>
-          <w:tcPr>
-            <w:tcW w:w="1800" w:type="dxa"/>
-            <w:tcMar>
-              <w:top w:w="100" w:type="dxa"/>
-              <w:left w:w="100" w:type="dxa"/>
-              <w:bottom w:w="100" w:type="dxa"/>
-              <w:right w:w="100" w:type="dxa"/>
-            </w:tcMar>
-          </w:tcPr>
-          <w:p>
-            <w:pPr>
-              <w:widowControl w:val="0"/>
-              <w:spacing w:line="240" w:lineRule="auto"/>
-              <w:rPr>
-                <w:sz w:val="16"/>
-                <w:szCs w:val="16"/>
-              </w:rPr>
-            </w:pPr>
-            <w:r>
-              <w:rPr>
-                <w:sz w:val="16"/>
-                <w:szCs w:val="16"/>
-              </w:rPr>
-              <w:t xml:space="preserve">Three or more _{q5d3}_ </w:t>
-            </w:r>
-            <w:r>
-              <w:rPr>
-                <w:sz w:val="16"/>
-                <w:szCs w:val="16"/>
-              </w:rPr>
-              <w:t>10</w:t>
+                <w:u w:val="single"/>
+              </w:rPr>
+              <w:t xml:space="preserve">   </w:t>
+            </w:r>
+            <w:r>
+              <w:rPr>
+                <w:sz w:val="16"/>
+                <w:szCs w:val="16"/>
+                <w:u w:val="single"/>
+              </w:rPr>
+              <w:t>{</w:t>
+            </w:r>
+            <w:r>
+              <w:rPr>
+                <w:sz w:val="16"/>
+                <w:szCs w:val="16"/>
+                <w:u w:val="single"/>
+              </w:rPr>
+              <w:t>q</w:t>
+            </w:r>
+            <w:r>
+              <w:rPr>
+                <w:sz w:val="16"/>
+                <w:szCs w:val="16"/>
+                <w:u w:val="single"/>
+              </w:rPr>
+              <w:t>5Selection_18_36</w:t>
+            </w:r>
+            <w:r>
+              <w:rPr>
+                <w:sz w:val="16"/>
+                <w:szCs w:val="16"/>
+                <w:u w:val="single"/>
+              </w:rPr>
+              <w:t>}</w:t>
+            </w:r>
+            <w:r>
+              <w:rPr>
+                <w:sz w:val="16"/>
+                <w:szCs w:val="16"/>
+                <w:u w:val="single"/>
+              </w:rPr>
+              <w:t xml:space="preserve">    </w:t>
+            </w:r>
+            <w:r>
+              <w:rPr>
+                <w:sz w:val="16"/>
+                <w:szCs w:val="16"/>
+              </w:rPr>
+              <w:t xml:space="preserve"> x 4 points</w:t>
             </w:r>
           </w:p>
         </w:tc>
       </w:tr>
       <w:tr>
+        <w:trPr>
+          <w:gridAfter w:val="1"/>
+          <w:wAfter w:w="2430" w:type="dxa"/>
+        </w:trPr>
         <w:tc>
           <w:tcPr>
             <w:tcW w:w="2340" w:type="dxa"/>
@@ -5174,7 +4759,7 @@
         </w:tc>
         <w:tc>
           <w:tcPr>
-            <w:tcW w:w="1170" w:type="dxa"/>
+            <w:tcW w:w="1980" w:type="dxa"/>
             <w:tcMar>
               <w:top w:w="100" w:type="dxa"/>
               <w:left w:w="100" w:type="dxa"/>
@@ -5195,41 +4780,7 @@
               <w:rPr>
                 <w:sz w:val="16"/>
                 <w:szCs w:val="16"/>
-              </w:rPr>
-              <w:t>None _{q5e0}_ 0</w:t>
-            </w:r>
-          </w:p>
-        </w:tc>
-        <w:tc>
-          <w:tcPr>
-            <w:tcW w:w="1080" w:type="dxa"/>
-            <w:tcMar>
-              <w:top w:w="100" w:type="dxa"/>
-              <w:left w:w="100" w:type="dxa"/>
-              <w:bottom w:w="100" w:type="dxa"/>
-              <w:right w:w="100" w:type="dxa"/>
-            </w:tcMar>
-          </w:tcPr>
-          <w:p>
-            <w:pPr>
-              <w:widowControl w:val="0"/>
-              <w:spacing w:line="240" w:lineRule="auto"/>
-              <w:rPr>
-                <w:sz w:val="16"/>
-                <w:szCs w:val="16"/>
-              </w:rPr>
-            </w:pPr>
-            <w:r>
-              <w:rPr>
-                <w:sz w:val="16"/>
-                <w:szCs w:val="16"/>
-              </w:rPr>
-              <w:t>One _{q5e1}_</w:t>
-            </w:r>
-            <w:r>
-              <w:rPr>
-                <w:sz w:val="16"/>
-                <w:szCs w:val="16"/>
+                <w:u w:val="single"/>
               </w:rPr>
               <w:t xml:space="preserve"> </w:t>
             </w:r>
@@ -5237,78 +4788,56 @@
               <w:rPr>
                 <w:sz w:val="16"/>
                 <w:szCs w:val="16"/>
-              </w:rPr>
-              <w:t>2</w:t>
-            </w:r>
-          </w:p>
-        </w:tc>
-        <w:tc>
-          <w:tcPr>
-            <w:tcW w:w="1080" w:type="dxa"/>
-            <w:tcMar>
-              <w:top w:w="100" w:type="dxa"/>
-              <w:left w:w="100" w:type="dxa"/>
-              <w:bottom w:w="100" w:type="dxa"/>
-              <w:right w:w="100" w:type="dxa"/>
-            </w:tcMar>
-          </w:tcPr>
-          <w:p>
-            <w:pPr>
-              <w:widowControl w:val="0"/>
-              <w:spacing w:line="240" w:lineRule="auto"/>
-              <w:rPr>
-                <w:sz w:val="16"/>
-                <w:szCs w:val="16"/>
-              </w:rPr>
-            </w:pPr>
-            <w:r>
-              <w:rPr>
-                <w:sz w:val="16"/>
-                <w:szCs w:val="16"/>
-              </w:rPr>
-              <w:t xml:space="preserve">Two _{q5e2}_ </w:t>
-            </w:r>
-            <w:r>
-              <w:rPr>
-                <w:sz w:val="16"/>
-                <w:szCs w:val="16"/>
-              </w:rPr>
-              <w:t>4</w:t>
-            </w:r>
-          </w:p>
-        </w:tc>
-        <w:tc>
-          <w:tcPr>
-            <w:tcW w:w="1800" w:type="dxa"/>
-            <w:tcMar>
-              <w:top w:w="100" w:type="dxa"/>
-              <w:left w:w="100" w:type="dxa"/>
-              <w:bottom w:w="100" w:type="dxa"/>
-              <w:right w:w="100" w:type="dxa"/>
-            </w:tcMar>
-          </w:tcPr>
-          <w:p>
-            <w:pPr>
-              <w:widowControl w:val="0"/>
-              <w:spacing w:line="240" w:lineRule="auto"/>
-              <w:rPr>
-                <w:sz w:val="16"/>
-                <w:szCs w:val="16"/>
-              </w:rPr>
-            </w:pPr>
-            <w:r>
-              <w:rPr>
-                <w:sz w:val="16"/>
-                <w:szCs w:val="16"/>
-              </w:rPr>
-              <w:t xml:space="preserve">Three or more _{q5e3}_ </w:t>
-            </w:r>
-            <w:r>
-              <w:rPr>
-                <w:sz w:val="16"/>
-                <w:szCs w:val="16"/>
-              </w:rPr>
-              <w:t>6</w:t>
+                <w:u w:val="single"/>
+              </w:rPr>
+              <w:t xml:space="preserve">   </w:t>
+            </w:r>
+            <w:r>
+              <w:rPr>
+                <w:sz w:val="16"/>
+                <w:szCs w:val="16"/>
+                <w:u w:val="single"/>
+              </w:rPr>
+              <w:t>{</w:t>
+            </w:r>
+            <w:r>
+              <w:rPr>
+                <w:sz w:val="16"/>
+                <w:szCs w:val="16"/>
+                <w:u w:val="single"/>
+              </w:rPr>
+              <w:t>q</w:t>
+            </w:r>
+            <w:r>
+              <w:rPr>
+                <w:sz w:val="16"/>
+                <w:szCs w:val="16"/>
+                <w:u w:val="single"/>
+              </w:rPr>
+              <w:t>5Selection_36_60</w:t>
+            </w:r>
+            <w:r>
+              <w:rPr>
+                <w:sz w:val="16"/>
+                <w:szCs w:val="16"/>
+                <w:u w:val="single"/>
+              </w:rPr>
+              <w:t>}</w:t>
+            </w:r>
+            <w:r>
+              <w:rPr>
+                <w:sz w:val="16"/>
+                <w:szCs w:val="16"/>
+                <w:u w:val="single"/>
+              </w:rPr>
+              <w:t xml:space="preserve">    </w:t>
+            </w:r>
+            <w:r>
+              <w:rPr>
+                <w:sz w:val="16"/>
+                <w:szCs w:val="16"/>
+              </w:rPr>
+              <w:t xml:space="preserve"> x 2 points</w:t>
             </w:r>
           </w:p>
         </w:tc>
@@ -5327,18 +4856,67 @@
     <w:p>
       <w:pPr>
         <w:pStyle w:val="ListParagraph"/>
-        <w:ind w:left="7200" w:firstLine="720"/>
-        <w:rPr>
-          <w:sz w:val="16"/>
-          <w:szCs w:val="16"/>
-        </w:rPr>
-      </w:pPr>
-      <w:r>
-        <w:rPr>
-          <w:sz w:val="16"/>
-          <w:szCs w:val="16"/>
-        </w:rPr>
-        <w:t>SCORE: {q</w:t>
+        <w:ind w:left="7200" w:hanging="6480"/>
+        <w:rPr>
+          <w:sz w:val="16"/>
+          <w:szCs w:val="16"/>
+        </w:rPr>
+      </w:pPr>
+      <w:r>
+        <w:rPr>
+          <w:sz w:val="16"/>
+          <w:szCs w:val="16"/>
+        </w:rPr>
+        <w:t>SCORE</w:t>
+      </w:r>
+      <w:r>
+        <w:rPr>
+          <w:sz w:val="16"/>
+          <w:szCs w:val="16"/>
+        </w:rPr>
+        <w:t xml:space="preserve"> (i</w:t>
+      </w:r>
+      <w:r>
+        <w:rPr>
+          <w:sz w:val="16"/>
+          <w:szCs w:val="16"/>
+        </w:rPr>
+        <w:t xml:space="preserve">f greater than </w:t>
+      </w:r>
+      <w:r>
+        <w:rPr>
+          <w:sz w:val="16"/>
+          <w:szCs w:val="16"/>
+        </w:rPr>
+        <w:t>33</w:t>
+      </w:r>
+      <w:r>
+        <w:rPr>
+          <w:sz w:val="16"/>
+          <w:szCs w:val="16"/>
+        </w:rPr>
+        <w:t>,</w:t>
+      </w:r>
+      <w:r>
+        <w:rPr>
+          <w:sz w:val="16"/>
+          <w:szCs w:val="16"/>
+        </w:rPr>
+        <w:t xml:space="preserve"> write </w:t>
+      </w:r>
+      <w:r>
+        <w:rPr>
+          <w:sz w:val="16"/>
+          <w:szCs w:val="16"/>
+        </w:rPr>
+        <w:t>33)</w:t>
+      </w:r>
+      <w:r>
+        <w:rPr>
+          <w:sz w:val="16"/>
+          <w:szCs w:val="16"/>
+        </w:rPr>
+        <w:t>: {q</w:t>
       </w:r>
       <w:r>
         <w:rPr>
@@ -5354,6 +4932,16 @@
         </w:rPr>
         <w:t>Score}</w:t>
       </w:r>
+    </w:p>
+    <w:p>
+      <w:pPr>
+        <w:pStyle w:val="ListParagraph"/>
+        <w:ind w:left="7200" w:hanging="6480"/>
+        <w:rPr>
+          <w:sz w:val="16"/>
+          <w:szCs w:val="16"/>
+        </w:rPr>
+      </w:pPr>
     </w:p>
     <w:p>
       <w:pPr>
@@ -5486,7 +5074,7 @@
           <w:sz w:val="16"/>
           <w:szCs w:val="16"/>
         </w:rPr>
-        <w:t>3</w:t>
+        <w:t>2</w:t>
       </w:r>
     </w:p>
     <w:p>
@@ -6069,6 +5657,13 @@
           <w:b/>
           <w:bCs/>
         </w:rPr>
+        <w:t>,</w:t>
+      </w:r>
+      <w:r>
+        <w:rPr>
+          <w:b/>
+          <w:bCs/>
+        </w:rPr>
         <w:t xml:space="preserve"> WRITE 4</w:t>
       </w:r>
       <w:r>
@@ -6125,7 +5720,7 @@
         <w:t>: 0-1</w:t>
       </w:r>
       <w:r>
-        <w:t>1</w:t>
+        <w:t>2</w:t>
       </w:r>
       <w:r>
         <w:br/>
@@ -6141,7 +5736,7 @@
         <w:t>: 1</w:t>
       </w:r>
       <w:r>
-        <w:t>2</w:t>
+        <w:t>3</w:t>
       </w:r>
       <w:r>
         <w:t>-</w:t>
@@ -6196,6 +5791,7 @@
           <w:b/>
           <w:bCs/>
         </w:rPr>
+        <w:lastRenderedPageBreak/>
         <w:t xml:space="preserve">If the custody level is LOW (or staff recommend an override to LOW), please also fill out the Trustee Assessment. Inmates placed on low or trustee custody can be placed in an annex. </w:t>
       </w:r>
     </w:p>

--- a/apps/staff/src/core/Paperwork/US_TN/UsTnReclassification2026V2/rcaf_template_v2.docx
+++ b/apps/staff/src/core/Paperwork/US_TN/UsTnReclassification2026V2/rcaf_template_v2.docx
@@ -3150,7 +3150,25 @@
           <w:sz w:val="16"/>
           <w:szCs w:val="16"/>
         </w:rPr>
-        <w:t>CLASS B OR C DISCIPLINARY REPORTS (CHECK ALL THAT APPLY)</w:t>
+        <w:t>CLASS B OR C DISCIPLINARY REPORTS (</w:t>
+      </w:r>
+      <w:r>
+        <w:rPr>
+          <w:b/>
+          <w:bCs/>
+          <w:sz w:val="16"/>
+          <w:szCs w:val="16"/>
+        </w:rPr>
+        <w:t>COMPLETE</w:t>
+      </w:r>
+      <w:r>
+        <w:rPr>
+          <w:b/>
+          <w:bCs/>
+          <w:sz w:val="16"/>
+          <w:szCs w:val="16"/>
+        </w:rPr>
+        <w:t xml:space="preserve"> ALL THAT APPLY)</w:t>
       </w:r>
     </w:p>
     <w:p>
@@ -3654,7 +3672,25 @@
           <w:sz w:val="16"/>
           <w:szCs w:val="16"/>
         </w:rPr>
-        <w:t>NONVIOLENT CLASS A DISCIPLINARY REPORTS (CHECK ALL THAT APPLY)</w:t>
+        <w:t>NONVIOLENT CLASS A DISCIPLINARY REPORTS (</w:t>
+      </w:r>
+      <w:r>
+        <w:rPr>
+          <w:b/>
+          <w:bCs/>
+          <w:sz w:val="16"/>
+          <w:szCs w:val="16"/>
+        </w:rPr>
+        <w:t>COMPLETE</w:t>
+      </w:r>
+      <w:r>
+        <w:rPr>
+          <w:b/>
+          <w:bCs/>
+          <w:sz w:val="16"/>
+          <w:szCs w:val="16"/>
+        </w:rPr>
+        <w:t xml:space="preserve"> ALL THAT APPLY)</w:t>
       </w:r>
     </w:p>
     <w:p>
@@ -4153,7 +4189,25 @@
           <w:szCs w:val="16"/>
         </w:rPr>
         <w:lastRenderedPageBreak/>
-        <w:t>VIOLENT CLASS A DISCIPLINARY REPORTS (CHECK ALL THAT APPLY)</w:t>
+        <w:t>VIOLENT CLASS A DISCIPLINARY REPORTS (</w:t>
+      </w:r>
+      <w:r>
+        <w:rPr>
+          <w:b/>
+          <w:bCs/>
+          <w:sz w:val="16"/>
+          <w:szCs w:val="16"/>
+        </w:rPr>
+        <w:t>COMPLETE</w:t>
+      </w:r>
+      <w:r>
+        <w:rPr>
+          <w:b/>
+          <w:bCs/>
+          <w:sz w:val="16"/>
+          <w:szCs w:val="16"/>
+        </w:rPr>
+        <w:t xml:space="preserve"> ALL THAT APPLY)</w:t>
       </w:r>
     </w:p>
     <w:p>

--- a/apps/staff/src/core/Paperwork/US_TN/UsTnReclassification2026V2/rcaf_template_v2.docx
+++ b/apps/staff/src/core/Paperwork/US_TN/UsTnReclassification2026V2/rcaf_template_v2.docx
@@ -7,13 +7,13 @@
         <w:spacing w:line="240" w:lineRule="auto"/>
         <w:jc w:val="center"/>
         <w:rPr>
-          <w:rFonts w:ascii="Consolas" w:eastAsia="Consolas" w:hAnsi="Consolas" w:cs="Consolas"/>
+          <w:rFonts w:ascii="Consolas" w:hAnsi="Consolas" w:eastAsia="Consolas" w:cs="Consolas"/>
           <w:color w:val="000000" w:themeColor="text1"/>
         </w:rPr>
       </w:pPr>
       <w:r>
         <w:rPr>
-          <w:rFonts w:ascii="Consolas" w:eastAsia="Consolas" w:hAnsi="Consolas" w:cs="Consolas"/>
+          <w:rFonts w:ascii="Consolas" w:hAnsi="Consolas" w:eastAsia="Consolas" w:cs="Consolas"/>
           <w:color w:val="000000" w:themeColor="text1"/>
         </w:rPr>
         <w:t>TENNESSEE DEPARTMENT OF CORRECTION</w:t>
@@ -22,12 +22,12 @@
     <w:p>
       <w:pPr>
         <w:pBdr>
-          <w:bottom w:val="single" w:sz="12" w:space="1" w:color="000000"/>
+          <w:bottom w:val="single" w:color="000000" w:sz="12" w:space="1"/>
         </w:pBdr>
         <w:spacing w:line="240" w:lineRule="auto"/>
         <w:jc w:val="center"/>
         <w:rPr>
-          <w:rFonts w:ascii="Times New Roman" w:eastAsia="Times New Roman" w:hAnsi="Times New Roman" w:cs="Times New Roman"/>
+          <w:rFonts w:ascii="Times New Roman" w:hAnsi="Times New Roman" w:eastAsia="Times New Roman" w:cs="Times New Roman"/>
           <w:sz w:val="24"/>
           <w:szCs w:val="24"/>
           <w:lang w:val="en-US"/>
@@ -35,7 +35,7 @@
       </w:pPr>
       <w:r>
         <w:rPr>
-          <w:rFonts w:ascii="Consolas" w:eastAsia="Consolas" w:hAnsi="Consolas" w:cs="Consolas"/>
+          <w:rFonts w:ascii="Consolas" w:hAnsi="Consolas" w:eastAsia="Consolas" w:cs="Consolas"/>
           <w:color w:val="000000" w:themeColor="text1"/>
         </w:rPr>
         <w:t>OFFENDER CLASSIFICATION SUMMARY</w:t>
@@ -45,7 +45,7 @@
       <w:pPr>
         <w:spacing w:line="240" w:lineRule="auto"/>
         <w:rPr>
-          <w:rFonts w:ascii="Times New Roman" w:eastAsia="Times New Roman" w:hAnsi="Times New Roman" w:cs="Times New Roman"/>
+          <w:rFonts w:ascii="Times New Roman" w:hAnsi="Times New Roman" w:eastAsia="Times New Roman" w:cs="Times New Roman"/>
           <w:sz w:val="24"/>
           <w:szCs w:val="24"/>
           <w:lang w:val="en-US"/>
@@ -53,7 +53,7 @@
       </w:pPr>
       <w:r>
         <w:rPr>
-          <w:rFonts w:ascii="Consolas" w:eastAsia="Times New Roman" w:hAnsi="Consolas" w:cs="Consolas"/>
+          <w:rFonts w:ascii="Consolas" w:hAnsi="Consolas" w:eastAsia="Times New Roman" w:cs="Consolas"/>
           <w:color w:val="000000"/>
           <w:lang w:val="en-US"/>
         </w:rPr>
@@ -64,7 +64,7 @@
       <w:pPr>
         <w:spacing w:line="240" w:lineRule="auto"/>
         <w:rPr>
-          <w:rFonts w:ascii="Consolas" w:eastAsia="Times New Roman" w:hAnsi="Consolas" w:cs="Consolas"/>
+          <w:rFonts w:ascii="Consolas" w:hAnsi="Consolas" w:eastAsia="Times New Roman" w:cs="Consolas"/>
           <w:color w:val="000000"/>
           <w:u w:val="single"/>
           <w:lang w:val="en-US"/>
@@ -72,7 +72,7 @@
       </w:pPr>
       <w:r>
         <w:rPr>
-          <w:rFonts w:ascii="Consolas" w:eastAsia="Times New Roman" w:hAnsi="Consolas" w:cs="Consolas"/>
+          <w:rFonts w:ascii="Consolas" w:hAnsi="Consolas" w:eastAsia="Times New Roman" w:cs="Consolas"/>
           <w:color w:val="000000"/>
           <w:lang w:val="en-US"/>
         </w:rPr>
@@ -80,7 +80,7 @@
       </w:r>
       <w:r>
         <w:rPr>
-          <w:rFonts w:ascii="Consolas" w:eastAsia="Times New Roman" w:hAnsi="Consolas" w:cs="Consolas"/>
+          <w:rFonts w:ascii="Consolas" w:hAnsi="Consolas" w:eastAsia="Times New Roman" w:cs="Consolas"/>
           <w:color w:val="000000"/>
           <w:u w:val="single"/>
           <w:lang w:val="en-US"/>
@@ -90,7 +90,7 @@
       <w:proofErr w:type="spellStart"/>
       <w:r>
         <w:rPr>
-          <w:rFonts w:ascii="Consolas" w:eastAsia="Times New Roman" w:hAnsi="Consolas" w:cs="Consolas"/>
+          <w:rFonts w:ascii="Consolas" w:hAnsi="Consolas" w:eastAsia="Times New Roman" w:cs="Consolas"/>
           <w:color w:val="000000"/>
           <w:u w:val="single"/>
           <w:lang w:val="en-US"/>
@@ -100,7 +100,7 @@
       <w:proofErr w:type="spellEnd"/>
       <w:r>
         <w:rPr>
-          <w:rFonts w:ascii="Consolas" w:eastAsia="Times New Roman" w:hAnsi="Consolas" w:cs="Consolas"/>
+          <w:rFonts w:ascii="Consolas" w:hAnsi="Consolas" w:eastAsia="Times New Roman" w:cs="Consolas"/>
           <w:color w:val="000000"/>
           <w:u w:val="single"/>
           <w:lang w:val="en-US"/>
@@ -112,7 +112,7 @@
       <w:pPr>
         <w:spacing w:line="240" w:lineRule="auto"/>
         <w:rPr>
-          <w:rFonts w:ascii="Times New Roman" w:eastAsia="Times New Roman" w:hAnsi="Times New Roman" w:cs="Times New Roman"/>
+          <w:rFonts w:ascii="Times New Roman" w:hAnsi="Times New Roman" w:eastAsia="Times New Roman" w:cs="Times New Roman"/>
           <w:sz w:val="24"/>
           <w:szCs w:val="24"/>
           <w:lang w:val="en-US"/>
@@ -120,7 +120,7 @@
       </w:pPr>
       <w:r>
         <w:rPr>
-          <w:rFonts w:ascii="Consolas" w:eastAsia="Times New Roman" w:hAnsi="Consolas" w:cs="Consolas"/>
+          <w:rFonts w:ascii="Consolas" w:hAnsi="Consolas" w:eastAsia="Times New Roman" w:cs="Consolas"/>
           <w:color w:val="000000"/>
           <w:lang w:val="en-US"/>
         </w:rPr>
@@ -128,7 +128,7 @@
       </w:r>
       <w:r>
         <w:rPr>
-          <w:rFonts w:ascii="Consolas" w:eastAsia="Times New Roman" w:hAnsi="Consolas" w:cs="Consolas"/>
+          <w:rFonts w:ascii="Consolas" w:hAnsi="Consolas" w:eastAsia="Times New Roman" w:cs="Consolas"/>
           <w:color w:val="000000"/>
           <w:u w:val="single"/>
           <w:lang w:val="en-US"/>
@@ -138,7 +138,7 @@
       <w:proofErr w:type="spellStart"/>
       <w:r>
         <w:rPr>
-          <w:rFonts w:ascii="Consolas" w:eastAsia="Times New Roman" w:hAnsi="Consolas" w:cs="Consolas"/>
+          <w:rFonts w:ascii="Consolas" w:hAnsi="Consolas" w:eastAsia="Times New Roman" w:cs="Consolas"/>
           <w:color w:val="000000"/>
           <w:u w:val="single"/>
           <w:lang w:val="en-US"/>
@@ -148,7 +148,7 @@
       <w:proofErr w:type="spellEnd"/>
       <w:r>
         <w:rPr>
-          <w:rFonts w:ascii="Consolas" w:eastAsia="Times New Roman" w:hAnsi="Consolas" w:cs="Consolas"/>
+          <w:rFonts w:ascii="Consolas" w:hAnsi="Consolas" w:eastAsia="Times New Roman" w:cs="Consolas"/>
           <w:color w:val="000000"/>
           <w:u w:val="single"/>
           <w:lang w:val="en-US"/>
@@ -160,14 +160,14 @@
       <w:pPr>
         <w:spacing w:line="240" w:lineRule="auto"/>
         <w:rPr>
-          <w:rFonts w:ascii="Consolas" w:eastAsia="Times New Roman" w:hAnsi="Consolas" w:cs="Consolas"/>
+          <w:rFonts w:ascii="Consolas" w:hAnsi="Consolas" w:eastAsia="Times New Roman" w:cs="Consolas"/>
           <w:color w:val="000000"/>
           <w:lang w:val="en-US"/>
         </w:rPr>
       </w:pPr>
       <w:r>
         <w:rPr>
-          <w:rFonts w:ascii="Consolas" w:eastAsia="Times New Roman" w:hAnsi="Consolas" w:cs="Consolas"/>
+          <w:rFonts w:ascii="Consolas" w:hAnsi="Consolas" w:eastAsia="Times New Roman" w:cs="Consolas"/>
           <w:color w:val="000000"/>
           <w:lang w:val="en-US"/>
         </w:rPr>
@@ -183,61 +183,61 @@
         </w:numPr>
         <w:spacing w:line="240" w:lineRule="auto"/>
         <w:rPr>
-          <w:rFonts w:ascii="Times New Roman" w:eastAsia="Times New Roman" w:hAnsi="Times New Roman" w:cs="Times New Roman"/>
-          <w:u w:val="single"/>
-          <w:lang w:val="en-US"/>
-        </w:rPr>
-      </w:pPr>
-      <w:r>
-        <w:rPr>
-          <w:rFonts w:ascii="Consolas" w:eastAsia="Times New Roman" w:hAnsi="Consolas" w:cs="Consolas"/>
+          <w:rFonts w:ascii="Times New Roman" w:hAnsi="Times New Roman" w:eastAsia="Times New Roman" w:cs="Times New Roman"/>
+          <w:u w:val="single"/>
+          <w:lang w:val="en-US"/>
+        </w:rPr>
+      </w:pPr>
+      <w:r>
+        <w:rPr>
+          <w:rFonts w:ascii="Consolas" w:hAnsi="Consolas" w:eastAsia="Times New Roman" w:cs="Consolas"/>
         </w:rPr>
         <w:t xml:space="preserve">Were they ever convicted of </w:t>
       </w:r>
       <w:proofErr w:type="gramStart"/>
       <w:r>
         <w:rPr>
-          <w:rFonts w:ascii="Consolas" w:eastAsia="Times New Roman" w:hAnsi="Consolas" w:cs="Consolas"/>
+          <w:rFonts w:ascii="Consolas" w:hAnsi="Consolas" w:eastAsia="Times New Roman" w:cs="Consolas"/>
         </w:rPr>
         <w:t>First Degree</w:t>
       </w:r>
       <w:proofErr w:type="gramEnd"/>
       <w:r>
         <w:rPr>
-          <w:rFonts w:ascii="Consolas" w:eastAsia="Times New Roman" w:hAnsi="Consolas" w:cs="Consolas"/>
+          <w:rFonts w:ascii="Consolas" w:hAnsi="Consolas" w:eastAsia="Times New Roman" w:cs="Consolas"/>
         </w:rPr>
         <w:t xml:space="preserve"> Murder (or facilitation, solicitation, attempt, or conspiracy to commit first degree murder)?</w:t>
       </w:r>
       <w:r>
         <w:rPr>
-          <w:rFonts w:ascii="Consolas" w:eastAsia="Times New Roman" w:hAnsi="Consolas" w:cs="Consolas"/>
+          <w:rFonts w:ascii="Consolas" w:hAnsi="Consolas" w:eastAsia="Times New Roman" w:cs="Consolas"/>
         </w:rPr>
         <w:t xml:space="preserve"> </w:t>
       </w:r>
       <w:proofErr w:type="gramStart"/>
       <w:r>
         <w:rPr>
-          <w:rFonts w:ascii="Consolas" w:eastAsia="Times New Roman" w:hAnsi="Consolas" w:cs="Consolas"/>
+          <w:rFonts w:ascii="Consolas" w:hAnsi="Consolas" w:eastAsia="Times New Roman" w:cs="Consolas"/>
         </w:rPr>
         <w:t>YES</w:t>
       </w:r>
       <w:proofErr w:type="gramEnd"/>
       <w:r>
         <w:rPr>
-          <w:rFonts w:ascii="Consolas" w:eastAsia="Times New Roman" w:hAnsi="Consolas" w:cs="Consolas"/>
+          <w:rFonts w:ascii="Consolas" w:hAnsi="Consolas" w:eastAsia="Times New Roman" w:cs="Consolas"/>
           <w:u w:val="single"/>
         </w:rPr>
         <w:t>{pq1Y}</w:t>
       </w:r>
       <w:r>
         <w:rPr>
-          <w:rFonts w:ascii="Consolas" w:eastAsia="Times New Roman" w:hAnsi="Consolas" w:cs="Consolas"/>
+          <w:rFonts w:ascii="Consolas" w:hAnsi="Consolas" w:eastAsia="Times New Roman" w:cs="Consolas"/>
         </w:rPr>
         <w:t xml:space="preserve"> NO</w:t>
       </w:r>
       <w:r>
         <w:rPr>
-          <w:rFonts w:ascii="Consolas" w:eastAsia="Times New Roman" w:hAnsi="Consolas" w:cs="Consolas"/>
+          <w:rFonts w:ascii="Consolas" w:hAnsi="Consolas" w:eastAsia="Times New Roman" w:cs="Consolas"/>
           <w:u w:val="single"/>
         </w:rPr>
         <w:t>{pq1N}</w:t>
@@ -252,41 +252,41 @@
         </w:numPr>
         <w:spacing w:line="240" w:lineRule="auto"/>
         <w:rPr>
-          <w:rFonts w:ascii="Times New Roman" w:eastAsia="Times New Roman" w:hAnsi="Times New Roman" w:cs="Times New Roman"/>
-          <w:u w:val="single"/>
-          <w:lang w:val="en-US"/>
-        </w:rPr>
-      </w:pPr>
-      <w:r>
-        <w:rPr>
-          <w:rFonts w:ascii="Consolas" w:eastAsia="Times New Roman" w:hAnsi="Consolas" w:cs="Consolas"/>
+          <w:rFonts w:ascii="Times New Roman" w:hAnsi="Times New Roman" w:eastAsia="Times New Roman" w:cs="Times New Roman"/>
+          <w:u w:val="single"/>
+          <w:lang w:val="en-US"/>
+        </w:rPr>
+      </w:pPr>
+      <w:r>
+        <w:rPr>
+          <w:rFonts w:ascii="Consolas" w:hAnsi="Consolas" w:eastAsia="Times New Roman" w:cs="Consolas"/>
         </w:rPr>
         <w:t xml:space="preserve">Are they serving a Life Sentence? </w:t>
       </w:r>
       <w:proofErr w:type="gramStart"/>
       <w:r>
         <w:rPr>
-          <w:rFonts w:ascii="Consolas" w:eastAsia="Times New Roman" w:hAnsi="Consolas" w:cs="Consolas"/>
+          <w:rFonts w:ascii="Consolas" w:hAnsi="Consolas" w:eastAsia="Times New Roman" w:cs="Consolas"/>
         </w:rPr>
         <w:t>YES</w:t>
       </w:r>
       <w:proofErr w:type="gramEnd"/>
       <w:r>
         <w:rPr>
-          <w:rFonts w:ascii="Consolas" w:eastAsia="Times New Roman" w:hAnsi="Consolas" w:cs="Consolas"/>
+          <w:rFonts w:ascii="Consolas" w:hAnsi="Consolas" w:eastAsia="Times New Roman" w:cs="Consolas"/>
           <w:u w:val="single"/>
         </w:rPr>
         <w:t>{pq2Y}</w:t>
       </w:r>
       <w:r>
         <w:rPr>
-          <w:rFonts w:ascii="Consolas" w:eastAsia="Times New Roman" w:hAnsi="Consolas" w:cs="Consolas"/>
+          <w:rFonts w:ascii="Consolas" w:hAnsi="Consolas" w:eastAsia="Times New Roman" w:cs="Consolas"/>
         </w:rPr>
         <w:t xml:space="preserve"> NO</w:t>
       </w:r>
       <w:r>
         <w:rPr>
-          <w:rFonts w:ascii="Consolas" w:eastAsia="Times New Roman" w:hAnsi="Consolas" w:cs="Consolas"/>
+          <w:rFonts w:ascii="Consolas" w:hAnsi="Consolas" w:eastAsia="Times New Roman" w:cs="Consolas"/>
           <w:u w:val="single"/>
         </w:rPr>
         <w:t>{pq2N}</w:t>
@@ -301,41 +301,41 @@
         </w:numPr>
         <w:spacing w:line="240" w:lineRule="auto"/>
         <w:rPr>
-          <w:rFonts w:ascii="Times New Roman" w:eastAsia="Times New Roman" w:hAnsi="Times New Roman" w:cs="Times New Roman"/>
-          <w:u w:val="single"/>
-          <w:lang w:val="en-US"/>
-        </w:rPr>
-      </w:pPr>
-      <w:r>
-        <w:rPr>
-          <w:rFonts w:ascii="Consolas" w:eastAsia="Times New Roman" w:hAnsi="Consolas" w:cs="Consolas"/>
+          <w:rFonts w:ascii="Times New Roman" w:hAnsi="Times New Roman" w:eastAsia="Times New Roman" w:cs="Times New Roman"/>
+          <w:u w:val="single"/>
+          <w:lang w:val="en-US"/>
+        </w:rPr>
+      </w:pPr>
+      <w:r>
+        <w:rPr>
+          <w:rFonts w:ascii="Consolas" w:hAnsi="Consolas" w:eastAsia="Times New Roman" w:cs="Consolas"/>
         </w:rPr>
         <w:t xml:space="preserve">Do they have more than 10 years remaining on their sentence? </w:t>
       </w:r>
       <w:proofErr w:type="gramStart"/>
       <w:r>
         <w:rPr>
-          <w:rFonts w:ascii="Consolas" w:eastAsia="Times New Roman" w:hAnsi="Consolas" w:cs="Consolas"/>
+          <w:rFonts w:ascii="Consolas" w:hAnsi="Consolas" w:eastAsia="Times New Roman" w:cs="Consolas"/>
         </w:rPr>
         <w:t>YES</w:t>
       </w:r>
       <w:proofErr w:type="gramEnd"/>
       <w:r>
         <w:rPr>
-          <w:rFonts w:ascii="Consolas" w:eastAsia="Times New Roman" w:hAnsi="Consolas" w:cs="Consolas"/>
+          <w:rFonts w:ascii="Consolas" w:hAnsi="Consolas" w:eastAsia="Times New Roman" w:cs="Consolas"/>
           <w:u w:val="single"/>
         </w:rPr>
         <w:t>{pq3Y}</w:t>
       </w:r>
       <w:r>
         <w:rPr>
-          <w:rFonts w:ascii="Consolas" w:eastAsia="Times New Roman" w:hAnsi="Consolas" w:cs="Consolas"/>
+          <w:rFonts w:ascii="Consolas" w:hAnsi="Consolas" w:eastAsia="Times New Roman" w:cs="Consolas"/>
         </w:rPr>
         <w:t xml:space="preserve"> NO</w:t>
       </w:r>
       <w:r>
         <w:rPr>
-          <w:rFonts w:ascii="Consolas" w:eastAsia="Times New Roman" w:hAnsi="Consolas" w:cs="Consolas"/>
+          <w:rFonts w:ascii="Consolas" w:hAnsi="Consolas" w:eastAsia="Times New Roman" w:cs="Consolas"/>
           <w:u w:val="single"/>
         </w:rPr>
         <w:t>{pq3N}</w:t>
@@ -350,33 +350,33 @@
         </w:numPr>
         <w:spacing w:line="240" w:lineRule="auto"/>
         <w:rPr>
-          <w:rFonts w:ascii="Times New Roman" w:eastAsia="Times New Roman" w:hAnsi="Times New Roman" w:cs="Times New Roman"/>
-          <w:u w:val="single"/>
-          <w:lang w:val="en-US"/>
-        </w:rPr>
-      </w:pPr>
-      <w:r>
-        <w:rPr>
-          <w:rFonts w:ascii="Consolas" w:eastAsia="Times New Roman" w:hAnsi="Consolas" w:cs="Consolas"/>
+          <w:rFonts w:ascii="Times New Roman" w:hAnsi="Times New Roman" w:eastAsia="Times New Roman" w:cs="Times New Roman"/>
+          <w:u w:val="single"/>
+          <w:lang w:val="en-US"/>
+        </w:rPr>
+      </w:pPr>
+      <w:r>
+        <w:rPr>
+          <w:rFonts w:ascii="Consolas" w:hAnsi="Consolas" w:eastAsia="Times New Roman" w:cs="Consolas"/>
         </w:rPr>
         <w:t>Are they a sex offender? YES</w:t>
       </w:r>
       <w:r>
         <w:rPr>
-          <w:rFonts w:ascii="Consolas" w:eastAsia="Times New Roman" w:hAnsi="Consolas" w:cs="Consolas"/>
+          <w:rFonts w:ascii="Consolas" w:hAnsi="Consolas" w:eastAsia="Times New Roman" w:cs="Consolas"/>
           <w:u w:val="single"/>
         </w:rPr>
         <w:t>{pq4Y}</w:t>
       </w:r>
       <w:r>
         <w:rPr>
-          <w:rFonts w:ascii="Consolas" w:eastAsia="Times New Roman" w:hAnsi="Consolas" w:cs="Consolas"/>
+          <w:rFonts w:ascii="Consolas" w:hAnsi="Consolas" w:eastAsia="Times New Roman" w:cs="Consolas"/>
         </w:rPr>
         <w:t xml:space="preserve"> NO</w:t>
       </w:r>
       <w:r>
         <w:rPr>
-          <w:rFonts w:ascii="Consolas" w:eastAsia="Times New Roman" w:hAnsi="Consolas" w:cs="Consolas"/>
+          <w:rFonts w:ascii="Consolas" w:hAnsi="Consolas" w:eastAsia="Times New Roman" w:cs="Consolas"/>
           <w:u w:val="single"/>
         </w:rPr>
         <w:t>{pq4N}</w:t>
@@ -385,11 +385,11 @@
     <w:p>
       <w:pPr>
         <w:pBdr>
-          <w:bottom w:val="single" w:sz="12" w:space="1" w:color="000000"/>
+          <w:bottom w:val="single" w:color="000000" w:sz="12" w:space="1"/>
         </w:pBdr>
         <w:spacing w:line="240" w:lineRule="auto"/>
         <w:rPr>
-          <w:rFonts w:ascii="Times New Roman" w:eastAsia="Times New Roman" w:hAnsi="Times New Roman" w:cs="Times New Roman"/>
+          <w:rFonts w:ascii="Times New Roman" w:hAnsi="Times New Roman" w:eastAsia="Times New Roman" w:cs="Times New Roman"/>
           <w:sz w:val="24"/>
           <w:szCs w:val="24"/>
           <w:lang w:val="en-US"/>
@@ -397,7 +397,7 @@
       </w:pPr>
       <w:r>
         <w:rPr>
-          <w:rFonts w:ascii="Consolas" w:eastAsia="Times New Roman" w:hAnsi="Consolas" w:cs="Consolas"/>
+          <w:rFonts w:ascii="Consolas" w:hAnsi="Consolas" w:eastAsia="Times New Roman" w:cs="Consolas"/>
           <w:color w:val="000000"/>
           <w:lang w:val="en-US"/>
         </w:rPr>
@@ -405,7 +405,7 @@
       </w:r>
       <w:r>
         <w:rPr>
-          <w:rFonts w:ascii="Consolas" w:eastAsia="Times New Roman" w:hAnsi="Consolas" w:cs="Consolas"/>
+          <w:rFonts w:ascii="Consolas" w:hAnsi="Consolas" w:eastAsia="Times New Roman" w:cs="Consolas"/>
           <w:color w:val="000000"/>
           <w:lang w:val="en-US"/>
         </w:rPr>
@@ -413,7 +413,7 @@
       </w:r>
       <w:r>
         <w:rPr>
-          <w:rFonts w:ascii="Consolas" w:eastAsia="Times New Roman" w:hAnsi="Consolas" w:cs="Consolas"/>
+          <w:rFonts w:ascii="Consolas" w:hAnsi="Consolas" w:eastAsia="Times New Roman" w:cs="Consolas"/>
           <w:color w:val="000000"/>
           <w:lang w:val="en-US"/>
         </w:rPr>
@@ -421,7 +421,7 @@
       </w:r>
       <w:r>
         <w:rPr>
-          <w:rFonts w:ascii="Consolas" w:eastAsia="Times New Roman" w:hAnsi="Consolas" w:cs="Consolas"/>
+          <w:rFonts w:ascii="Consolas" w:hAnsi="Consolas" w:eastAsia="Times New Roman" w:cs="Consolas"/>
           <w:color w:val="000000"/>
           <w:lang w:val="en-US"/>
         </w:rPr>
@@ -429,7 +429,7 @@
       </w:r>
       <w:r>
         <w:rPr>
-          <w:rFonts w:ascii="Consolas" w:eastAsia="Times New Roman" w:hAnsi="Consolas" w:cs="Consolas"/>
+          <w:rFonts w:ascii="Consolas" w:hAnsi="Consolas" w:eastAsia="Times New Roman" w:cs="Consolas"/>
           <w:color w:val="000000"/>
           <w:lang w:val="en-US"/>
         </w:rPr>
@@ -437,7 +437,7 @@
       </w:r>
       <w:r>
         <w:rPr>
-          <w:rFonts w:ascii="Consolas" w:eastAsia="Times New Roman" w:hAnsi="Consolas" w:cs="Consolas"/>
+          <w:rFonts w:ascii="Consolas" w:hAnsi="Consolas" w:eastAsia="Times New Roman" w:cs="Consolas"/>
           <w:color w:val="000000"/>
           <w:lang w:val="en-US"/>
         </w:rPr>
@@ -445,7 +445,7 @@
       </w:r>
       <w:r>
         <w:rPr>
-          <w:rFonts w:ascii="Consolas" w:eastAsia="Times New Roman" w:hAnsi="Consolas" w:cs="Consolas"/>
+          <w:rFonts w:ascii="Consolas" w:hAnsi="Consolas" w:eastAsia="Times New Roman" w:cs="Consolas"/>
           <w:color w:val="000000"/>
           <w:lang w:val="en-US"/>
         </w:rPr>
@@ -454,7 +454,7 @@
       <w:proofErr w:type="gramStart"/>
       <w:r>
         <w:rPr>
-          <w:rFonts w:ascii="Consolas" w:eastAsia="Times New Roman" w:hAnsi="Consolas" w:cs="Consolas"/>
+          <w:rFonts w:ascii="Consolas" w:hAnsi="Consolas" w:eastAsia="Times New Roman" w:cs="Consolas"/>
           <w:color w:val="000000"/>
           <w:lang w:val="en-US"/>
         </w:rPr>
@@ -463,7 +463,7 @@
       <w:proofErr w:type="gramEnd"/>
       <w:r>
         <w:rPr>
-          <w:rFonts w:ascii="Consolas" w:eastAsia="Times New Roman" w:hAnsi="Consolas" w:cs="Consolas"/>
+          <w:rFonts w:ascii="Consolas" w:hAnsi="Consolas" w:eastAsia="Times New Roman" w:cs="Consolas"/>
           <w:color w:val="000000"/>
           <w:u w:val="single"/>
           <w:lang w:val="en-US"/>
@@ -473,7 +473,7 @@
       <w:proofErr w:type="spellStart"/>
       <w:r>
         <w:rPr>
-          <w:rFonts w:ascii="Consolas" w:eastAsia="Times New Roman" w:hAnsi="Consolas" w:cs="Consolas"/>
+          <w:rFonts w:ascii="Consolas" w:hAnsi="Consolas" w:eastAsia="Times New Roman" w:cs="Consolas"/>
           <w:color w:val="000000"/>
           <w:u w:val="single"/>
           <w:lang w:val="en-US"/>
@@ -483,7 +483,7 @@
       <w:proofErr w:type="spellEnd"/>
       <w:r>
         <w:rPr>
-          <w:rFonts w:ascii="Consolas" w:eastAsia="Times New Roman" w:hAnsi="Consolas" w:cs="Consolas"/>
+          <w:rFonts w:ascii="Consolas" w:hAnsi="Consolas" w:eastAsia="Times New Roman" w:cs="Consolas"/>
           <w:color w:val="000000"/>
           <w:u w:val="single"/>
           <w:lang w:val="en-US"/>
@@ -492,7 +492,7 @@
       </w:r>
       <w:r>
         <w:rPr>
-          <w:rFonts w:ascii="Consolas" w:eastAsia="Times New Roman" w:hAnsi="Consolas" w:cs="Consolas"/>
+          <w:rFonts w:ascii="Consolas" w:hAnsi="Consolas" w:eastAsia="Times New Roman" w:cs="Consolas"/>
           <w:color w:val="000000"/>
           <w:lang w:val="en-US"/>
         </w:rPr>
@@ -500,7 +500,7 @@
       </w:r>
       <w:r>
         <w:rPr>
-          <w:rFonts w:ascii="Consolas" w:eastAsia="Times New Roman" w:hAnsi="Consolas" w:cs="Consolas"/>
+          <w:rFonts w:ascii="Consolas" w:hAnsi="Consolas" w:eastAsia="Times New Roman" w:cs="Consolas"/>
           <w:color w:val="000000"/>
           <w:lang w:val="en-US"/>
         </w:rPr>
@@ -508,7 +508,7 @@
       </w:r>
       <w:r>
         <w:rPr>
-          <w:rFonts w:ascii="Consolas" w:eastAsia="Times New Roman" w:hAnsi="Consolas" w:cs="Consolas"/>
+          <w:rFonts w:ascii="Consolas" w:hAnsi="Consolas" w:eastAsia="Times New Roman" w:cs="Consolas"/>
           <w:color w:val="000000"/>
           <w:u w:val="single"/>
           <w:lang w:val="en-US"/>
@@ -518,7 +518,7 @@
       <w:proofErr w:type="spellStart"/>
       <w:r>
         <w:rPr>
-          <w:rFonts w:ascii="Consolas" w:eastAsia="Times New Roman" w:hAnsi="Consolas" w:cs="Consolas"/>
+          <w:rFonts w:ascii="Consolas" w:hAnsi="Consolas" w:eastAsia="Times New Roman" w:cs="Consolas"/>
           <w:color w:val="000000"/>
           <w:u w:val="single"/>
           <w:lang w:val="en-US"/>
@@ -528,7 +528,7 @@
       <w:proofErr w:type="spellEnd"/>
       <w:r>
         <w:rPr>
-          <w:rFonts w:ascii="Consolas" w:eastAsia="Times New Roman" w:hAnsi="Consolas" w:cs="Consolas"/>
+          <w:rFonts w:ascii="Consolas" w:hAnsi="Consolas" w:eastAsia="Times New Roman" w:cs="Consolas"/>
           <w:color w:val="000000"/>
           <w:u w:val="single"/>
           <w:lang w:val="en-US"/>
@@ -537,7 +537,7 @@
       </w:r>
       <w:r>
         <w:rPr>
-          <w:rFonts w:ascii="Consolas" w:eastAsia="Times New Roman" w:hAnsi="Consolas" w:cs="Consolas"/>
+          <w:rFonts w:ascii="Consolas" w:hAnsi="Consolas" w:eastAsia="Times New Roman" w:cs="Consolas"/>
           <w:color w:val="000000"/>
           <w:lang w:val="en-US"/>
         </w:rPr>
@@ -545,7 +545,7 @@
       </w:r>
       <w:r>
         <w:rPr>
-          <w:rFonts w:ascii="Consolas" w:eastAsia="Times New Roman" w:hAnsi="Consolas" w:cs="Consolas"/>
+          <w:rFonts w:ascii="Consolas" w:hAnsi="Consolas" w:eastAsia="Times New Roman" w:cs="Consolas"/>
           <w:color w:val="000000"/>
           <w:lang w:val="en-US"/>
         </w:rPr>
@@ -553,7 +553,7 @@
       </w:r>
       <w:r>
         <w:rPr>
-          <w:rFonts w:ascii="Consolas" w:eastAsia="Times New Roman" w:hAnsi="Consolas" w:cs="Consolas"/>
+          <w:rFonts w:ascii="Consolas" w:hAnsi="Consolas" w:eastAsia="Times New Roman" w:cs="Consolas"/>
           <w:color w:val="000000"/>
           <w:u w:val="single"/>
           <w:lang w:val="en-US"/>
@@ -563,7 +563,7 @@
       <w:proofErr w:type="spellStart"/>
       <w:r>
         <w:rPr>
-          <w:rFonts w:ascii="Consolas" w:eastAsia="Times New Roman" w:hAnsi="Consolas" w:cs="Consolas"/>
+          <w:rFonts w:ascii="Consolas" w:hAnsi="Consolas" w:eastAsia="Times New Roman" w:cs="Consolas"/>
           <w:color w:val="000000"/>
           <w:u w:val="single"/>
           <w:lang w:val="en-US"/>
@@ -573,7 +573,7 @@
       <w:proofErr w:type="spellEnd"/>
       <w:r>
         <w:rPr>
-          <w:rFonts w:ascii="Consolas" w:eastAsia="Times New Roman" w:hAnsi="Consolas" w:cs="Consolas"/>
+          <w:rFonts w:ascii="Consolas" w:hAnsi="Consolas" w:eastAsia="Times New Roman" w:cs="Consolas"/>
           <w:color w:val="000000"/>
           <w:u w:val="single"/>
           <w:lang w:val="en-US"/>
@@ -584,7 +584,7 @@
     <w:p>
       <w:pPr>
         <w:rPr>
-          <w:rFonts w:ascii="Times New Roman" w:eastAsia="Times New Roman" w:hAnsi="Times New Roman" w:cs="Times New Roman"/>
+          <w:rFonts w:ascii="Times New Roman" w:hAnsi="Times New Roman" w:eastAsia="Times New Roman" w:cs="Times New Roman"/>
           <w:sz w:val="10"/>
           <w:szCs w:val="10"/>
           <w:lang w:val="en-US"/>
@@ -594,20 +594,20 @@
     <w:p>
       <w:pPr>
         <w:rPr>
-          <w:rFonts w:ascii="Consolas" w:eastAsia="Consolas" w:hAnsi="Consolas" w:cs="Consolas"/>
-          <w:lang w:val="en-US"/>
-        </w:rPr>
-      </w:pPr>
-      <w:r>
-        <w:rPr>
-          <w:rFonts w:ascii="Consolas" w:eastAsia="Consolas" w:hAnsi="Consolas" w:cs="Consolas"/>
+          <w:rFonts w:ascii="Consolas" w:hAnsi="Consolas" w:eastAsia="Consolas" w:cs="Consolas"/>
+          <w:lang w:val="en-US"/>
+        </w:rPr>
+      </w:pPr>
+      <w:r>
+        <w:rPr>
+          <w:rFonts w:ascii="Consolas" w:hAnsi="Consolas" w:eastAsia="Consolas" w:cs="Consolas"/>
           <w:lang w:val="en-US"/>
         </w:rPr>
         <w:t xml:space="preserve">TOMIS ID: </w:t>
       </w:r>
       <w:r>
         <w:rPr>
-          <w:rFonts w:ascii="Consolas" w:eastAsia="Consolas" w:hAnsi="Consolas" w:cs="Consolas"/>
+          <w:rFonts w:ascii="Consolas" w:hAnsi="Consolas" w:eastAsia="Consolas" w:cs="Consolas"/>
           <w:u w:val="single"/>
           <w:lang w:val="en-US"/>
         </w:rPr>
@@ -616,7 +616,7 @@
       <w:proofErr w:type="spellStart"/>
       <w:r>
         <w:rPr>
-          <w:rFonts w:ascii="Consolas" w:eastAsia="Consolas" w:hAnsi="Consolas" w:cs="Consolas"/>
+          <w:rFonts w:ascii="Consolas" w:hAnsi="Consolas" w:eastAsia="Consolas" w:cs="Consolas"/>
           <w:u w:val="single"/>
           <w:lang w:val="en-US"/>
         </w:rPr>
@@ -625,7 +625,7 @@
       <w:proofErr w:type="spellEnd"/>
       <w:r>
         <w:rPr>
-          <w:rFonts w:ascii="Consolas" w:eastAsia="Consolas" w:hAnsi="Consolas" w:cs="Consolas"/>
+          <w:rFonts w:ascii="Consolas" w:hAnsi="Consolas" w:eastAsia="Consolas" w:cs="Consolas"/>
           <w:u w:val="single"/>
           <w:lang w:val="en-US"/>
         </w:rPr>
@@ -636,14 +636,14 @@
       </w:r>
       <w:r>
         <w:rPr>
-          <w:rFonts w:ascii="Consolas" w:eastAsia="Consolas" w:hAnsi="Consolas" w:cs="Consolas"/>
+          <w:rFonts w:ascii="Consolas" w:hAnsi="Consolas" w:eastAsia="Consolas" w:cs="Consolas"/>
           <w:lang w:val="en-US"/>
         </w:rPr>
         <w:t xml:space="preserve">Offender Name: </w:t>
       </w:r>
       <w:r>
         <w:rPr>
-          <w:rFonts w:ascii="Consolas" w:eastAsia="Consolas" w:hAnsi="Consolas" w:cs="Consolas"/>
+          <w:rFonts w:ascii="Consolas" w:hAnsi="Consolas" w:eastAsia="Consolas" w:cs="Consolas"/>
           <w:u w:val="single"/>
           <w:lang w:val="en-US"/>
         </w:rPr>
@@ -652,7 +652,7 @@
       <w:proofErr w:type="spellStart"/>
       <w:r>
         <w:rPr>
-          <w:rFonts w:ascii="Consolas" w:eastAsia="Consolas" w:hAnsi="Consolas" w:cs="Consolas"/>
+          <w:rFonts w:ascii="Consolas" w:hAnsi="Consolas" w:eastAsia="Consolas" w:cs="Consolas"/>
           <w:u w:val="single"/>
           <w:lang w:val="en-US"/>
         </w:rPr>
@@ -661,7 +661,7 @@
       <w:proofErr w:type="spellEnd"/>
       <w:r>
         <w:rPr>
-          <w:rFonts w:ascii="Consolas" w:eastAsia="Consolas" w:hAnsi="Consolas" w:cs="Consolas"/>
+          <w:rFonts w:ascii="Consolas" w:hAnsi="Consolas" w:eastAsia="Consolas" w:cs="Consolas"/>
           <w:u w:val="single"/>
           <w:lang w:val="en-US"/>
         </w:rPr>
@@ -675,14 +675,14 @@
       </w:r>
       <w:r>
         <w:rPr>
-          <w:rFonts w:ascii="Consolas" w:eastAsia="Consolas" w:hAnsi="Consolas" w:cs="Consolas"/>
+          <w:rFonts w:ascii="Consolas" w:hAnsi="Consolas" w:eastAsia="Consolas" w:cs="Consolas"/>
           <w:lang w:val="en-US"/>
         </w:rPr>
         <w:t xml:space="preserve">Institution Name: </w:t>
       </w:r>
       <w:r>
         <w:rPr>
-          <w:rFonts w:ascii="Consolas" w:eastAsia="Consolas" w:hAnsi="Consolas" w:cs="Consolas"/>
+          <w:rFonts w:ascii="Consolas" w:hAnsi="Consolas" w:eastAsia="Consolas" w:cs="Consolas"/>
           <w:u w:val="single"/>
           <w:lang w:val="en-US"/>
         </w:rPr>
@@ -691,7 +691,7 @@
       <w:proofErr w:type="spellStart"/>
       <w:r>
         <w:rPr>
-          <w:rFonts w:ascii="Consolas" w:eastAsia="Consolas" w:hAnsi="Consolas" w:cs="Consolas"/>
+          <w:rFonts w:ascii="Consolas" w:hAnsi="Consolas" w:eastAsia="Consolas" w:cs="Consolas"/>
           <w:u w:val="single"/>
           <w:lang w:val="en-US"/>
         </w:rPr>
@@ -700,7 +700,7 @@
       <w:proofErr w:type="spellEnd"/>
       <w:r>
         <w:rPr>
-          <w:rFonts w:ascii="Consolas" w:eastAsia="Consolas" w:hAnsi="Consolas" w:cs="Consolas"/>
+          <w:rFonts w:ascii="Consolas" w:hAnsi="Consolas" w:eastAsia="Consolas" w:cs="Consolas"/>
           <w:u w:val="single"/>
           <w:lang w:val="en-US"/>
         </w:rPr>
@@ -713,7 +713,7 @@
     <w:p>
       <w:pPr>
         <w:rPr>
-          <w:rFonts w:ascii="Consolas" w:eastAsia="Consolas" w:hAnsi="Consolas" w:cs="Consolas"/>
+          <w:rFonts w:ascii="Consolas" w:hAnsi="Consolas" w:eastAsia="Consolas" w:cs="Consolas"/>
           <w:sz w:val="10"/>
           <w:szCs w:val="10"/>
         </w:rPr>
@@ -722,79 +722,79 @@
     <w:p>
       <w:pPr>
         <w:rPr>
-          <w:rFonts w:ascii="Consolas" w:eastAsia="Consolas" w:hAnsi="Consolas" w:cs="Consolas"/>
-        </w:rPr>
-      </w:pPr>
-      <w:r>
-        <w:rPr>
-          <w:rFonts w:ascii="Consolas" w:eastAsia="Consolas" w:hAnsi="Consolas" w:cs="Consolas"/>
+          <w:rFonts w:ascii="Consolas" w:hAnsi="Consolas" w:eastAsia="Consolas" w:cs="Consolas"/>
+          <w:lang w:val="en-US"/>
+        </w:rPr>
+      </w:pPr>
+      <w:r>
+        <w:rPr>
+          <w:rFonts w:ascii="Consolas" w:hAnsi="Consolas" w:eastAsia="Consolas" w:cs="Consolas"/>
+          <w:lang w:val="en-US"/>
         </w:rPr>
         <w:t>Classification Type:</w:t>
       </w:r>
       <w:r>
         <w:rPr>
-          <w:rFonts w:ascii="Consolas" w:eastAsia="Consolas" w:hAnsi="Consolas" w:cs="Consolas"/>
+          <w:rFonts w:ascii="Consolas" w:hAnsi="Consolas" w:eastAsia="Consolas" w:cs="Consolas"/>
+          <w:lang w:val="en-US"/>
         </w:rPr>
         <w:t xml:space="preserve"> </w:t>
       </w:r>
       <w:r>
         <w:rPr>
-          <w:rFonts w:ascii="Consolas" w:eastAsia="Consolas" w:hAnsi="Consolas" w:cs="Consolas"/>
+          <w:rFonts w:ascii="Consolas" w:hAnsi="Consolas" w:eastAsia="Consolas" w:cs="Consolas"/>
+          <w:lang w:val="en-US"/>
         </w:rPr>
         <w:t>{</w:t>
       </w:r>
-      <w:proofErr w:type="spellStart"/>
-      <w:r>
-        <w:rPr>
-          <w:rFonts w:ascii="Consolas" w:eastAsia="Consolas" w:hAnsi="Consolas" w:cs="Consolas"/>
+      <w:r>
+        <w:rPr>
+          <w:rFonts w:ascii="Consolas" w:hAnsi="Consolas" w:eastAsia="Consolas" w:cs="Consolas"/>
+          <w:lang w:val="en-US"/>
         </w:rPr>
         <w:t>classificationType</w:t>
       </w:r>
-      <w:proofErr w:type="spellEnd"/>
-      <w:r>
-        <w:rPr>
-          <w:rFonts w:ascii="Consolas" w:eastAsia="Consolas" w:hAnsi="Consolas" w:cs="Consolas"/>
+      <w:r>
+        <w:rPr>
+          <w:rFonts w:ascii="Consolas" w:hAnsi="Consolas" w:eastAsia="Consolas" w:cs="Consolas"/>
+          <w:lang w:val="en-US"/>
         </w:rPr>
         <w:t xml:space="preserve">}   </w:t>
       </w:r>
       <w:r>
-        <w:rPr>
-          <w:rFonts w:ascii="Consolas" w:eastAsia="Consolas" w:hAnsi="Consolas" w:cs="Consolas"/>
-        </w:rPr>
         <w:tab/>
       </w:r>
       <w:r>
         <w:rPr>
-          <w:rFonts w:ascii="Consolas" w:eastAsia="Consolas" w:hAnsi="Consolas" w:cs="Consolas"/>
+          <w:rFonts w:ascii="Consolas" w:hAnsi="Consolas" w:eastAsia="Consolas" w:cs="Consolas"/>
+          <w:lang w:val="en-US"/>
         </w:rPr>
         <w:t xml:space="preserve">    CAF Date: </w:t>
       </w:r>
       <w:r>
         <w:rPr>
-          <w:rFonts w:ascii="Consolas" w:eastAsia="Consolas" w:hAnsi="Consolas" w:cs="Consolas"/>
-          <w:u w:val="single"/>
+          <w:rFonts w:ascii="Consolas" w:hAnsi="Consolas" w:eastAsia="Consolas" w:cs="Consolas"/>
+          <w:u w:val="single"/>
+          <w:lang w:val="en-US"/>
         </w:rPr>
         <w:t xml:space="preserve">   {date}  </w:t>
       </w:r>
       <w:r>
         <w:rPr>
-          <w:rFonts w:ascii="Consolas" w:eastAsia="Consolas" w:hAnsi="Consolas" w:cs="Consolas"/>
-          <w:u w:val="single"/>
+          <w:rFonts w:ascii="Consolas" w:hAnsi="Consolas" w:eastAsia="Consolas" w:cs="Consolas"/>
+          <w:u w:val="single"/>
+          <w:lang w:val="en-US"/>
         </w:rPr>
         <w:t xml:space="preserve">  </w:t>
       </w:r>
       <w:r>
-        <w:rPr>
-          <w:rFonts w:ascii="Consolas" w:eastAsia="Consolas" w:hAnsi="Consolas" w:cs="Consolas"/>
-          <w:u w:val="single"/>
-        </w:rPr>
         <w:tab/>
       </w:r>
     </w:p>
     <w:p>
       <w:pPr>
         <w:rPr>
-          <w:rFonts w:ascii="Consolas" w:eastAsia="Consolas" w:hAnsi="Consolas" w:cs="Consolas"/>
+          <w:rFonts w:ascii="Consolas" w:hAnsi="Consolas" w:eastAsia="Consolas" w:cs="Consolas"/>
           <w:sz w:val="10"/>
           <w:szCs w:val="10"/>
         </w:rPr>
@@ -803,14 +803,14 @@
     <w:p>
       <w:pPr>
         <w:rPr>
-          <w:rFonts w:ascii="Consolas" w:eastAsia="Consolas" w:hAnsi="Consolas" w:cs="Consolas"/>
-          <w:u w:val="single"/>
-          <w:lang w:val="en-US"/>
-        </w:rPr>
-      </w:pPr>
-      <w:r>
-        <w:rPr>
-          <w:rFonts w:ascii="Consolas" w:eastAsia="Consolas" w:hAnsi="Consolas" w:cs="Consolas"/>
+          <w:rFonts w:ascii="Consolas" w:hAnsi="Consolas" w:eastAsia="Consolas" w:cs="Consolas"/>
+          <w:u w:val="single"/>
+          <w:lang w:val="en-US"/>
+        </w:rPr>
+      </w:pPr>
+      <w:r>
+        <w:rPr>
+          <w:rFonts w:ascii="Consolas" w:hAnsi="Consolas" w:eastAsia="Consolas" w:cs="Consolas"/>
           <w:lang w:val="en-US"/>
         </w:rPr>
         <w:t xml:space="preserve">Status at time of Hearing:                </w:t>
@@ -818,7 +818,7 @@
       <w:proofErr w:type="spellStart"/>
       <w:r>
         <w:rPr>
-          <w:rFonts w:ascii="Consolas" w:eastAsia="Consolas" w:hAnsi="Consolas" w:cs="Consolas"/>
+          <w:rFonts w:ascii="Consolas" w:hAnsi="Consolas" w:eastAsia="Consolas" w:cs="Consolas"/>
           <w:lang w:val="en-US"/>
         </w:rPr>
         <w:t>Gen.Pop</w:t>
@@ -826,14 +826,14 @@
       <w:proofErr w:type="spellEnd"/>
       <w:r>
         <w:rPr>
-          <w:rFonts w:ascii="Consolas" w:eastAsia="Consolas" w:hAnsi="Consolas" w:cs="Consolas"/>
+          <w:rFonts w:ascii="Consolas" w:hAnsi="Consolas" w:eastAsia="Consolas" w:cs="Consolas"/>
           <w:lang w:val="en-US"/>
         </w:rPr>
         <w:t>.</w:t>
       </w:r>
       <w:r>
         <w:rPr>
-          <w:rFonts w:ascii="Consolas" w:eastAsia="Consolas" w:hAnsi="Consolas" w:cs="Consolas"/>
+          <w:rFonts w:ascii="Consolas" w:hAnsi="Consolas" w:eastAsia="Consolas" w:cs="Consolas"/>
           <w:u w:val="single"/>
           <w:lang w:val="en-US"/>
         </w:rPr>
@@ -842,7 +842,7 @@
       <w:proofErr w:type="spellStart"/>
       <w:r>
         <w:rPr>
-          <w:rFonts w:ascii="Consolas" w:eastAsia="Consolas" w:hAnsi="Consolas" w:cs="Consolas"/>
+          <w:rFonts w:ascii="Consolas" w:hAnsi="Consolas" w:eastAsia="Consolas" w:cs="Consolas"/>
           <w:u w:val="single"/>
           <w:lang w:val="en-US"/>
         </w:rPr>
@@ -851,7 +851,7 @@
       <w:proofErr w:type="spellEnd"/>
       <w:r>
         <w:rPr>
-          <w:rFonts w:ascii="Consolas" w:eastAsia="Consolas" w:hAnsi="Consolas" w:cs="Consolas"/>
+          <w:rFonts w:ascii="Consolas" w:hAnsi="Consolas" w:eastAsia="Consolas" w:cs="Consolas"/>
           <w:u w:val="single"/>
           <w:lang w:val="en-US"/>
         </w:rPr>
@@ -859,14 +859,14 @@
       </w:r>
       <w:r>
         <w:rPr>
-          <w:rFonts w:ascii="Consolas" w:eastAsia="Consolas" w:hAnsi="Consolas" w:cs="Consolas"/>
+          <w:rFonts w:ascii="Consolas" w:hAnsi="Consolas" w:eastAsia="Consolas" w:cs="Consolas"/>
           <w:lang w:val="en-US"/>
         </w:rPr>
         <w:t xml:space="preserve"> AS</w:t>
       </w:r>
       <w:r>
         <w:rPr>
-          <w:rFonts w:ascii="Consolas" w:eastAsia="Consolas" w:hAnsi="Consolas" w:cs="Consolas"/>
+          <w:rFonts w:ascii="Consolas" w:hAnsi="Consolas" w:eastAsia="Consolas" w:cs="Consolas"/>
           <w:u w:val="single"/>
           <w:lang w:val="en-US"/>
         </w:rPr>
@@ -875,7 +875,7 @@
       <w:proofErr w:type="spellStart"/>
       <w:r>
         <w:rPr>
-          <w:rFonts w:ascii="Consolas" w:eastAsia="Consolas" w:hAnsi="Consolas" w:cs="Consolas"/>
+          <w:rFonts w:ascii="Consolas" w:hAnsi="Consolas" w:eastAsia="Consolas" w:cs="Consolas"/>
           <w:u w:val="single"/>
           <w:lang w:val="en-US"/>
         </w:rPr>
@@ -884,7 +884,7 @@
       <w:proofErr w:type="spellEnd"/>
       <w:r>
         <w:rPr>
-          <w:rFonts w:ascii="Consolas" w:eastAsia="Consolas" w:hAnsi="Consolas" w:cs="Consolas"/>
+          <w:rFonts w:ascii="Consolas" w:hAnsi="Consolas" w:eastAsia="Consolas" w:cs="Consolas"/>
           <w:u w:val="single"/>
           <w:lang w:val="en-US"/>
         </w:rPr>
@@ -892,14 +892,14 @@
       </w:r>
       <w:r>
         <w:rPr>
-          <w:rFonts w:ascii="Consolas" w:eastAsia="Consolas" w:hAnsi="Consolas" w:cs="Consolas"/>
+          <w:rFonts w:ascii="Consolas" w:hAnsi="Consolas" w:eastAsia="Consolas" w:cs="Consolas"/>
           <w:lang w:val="en-US"/>
         </w:rPr>
         <w:t xml:space="preserve"> PC</w:t>
       </w:r>
       <w:r>
         <w:rPr>
-          <w:rFonts w:ascii="Consolas" w:eastAsia="Consolas" w:hAnsi="Consolas" w:cs="Consolas"/>
+          <w:rFonts w:ascii="Consolas" w:hAnsi="Consolas" w:eastAsia="Consolas" w:cs="Consolas"/>
           <w:u w:val="single"/>
           <w:lang w:val="en-US"/>
         </w:rPr>
@@ -908,7 +908,7 @@
       <w:proofErr w:type="spellStart"/>
       <w:r>
         <w:rPr>
-          <w:rFonts w:ascii="Consolas" w:eastAsia="Consolas" w:hAnsi="Consolas" w:cs="Consolas"/>
+          <w:rFonts w:ascii="Consolas" w:hAnsi="Consolas" w:eastAsia="Consolas" w:cs="Consolas"/>
           <w:u w:val="single"/>
           <w:lang w:val="en-US"/>
         </w:rPr>
@@ -917,7 +917,7 @@
       <w:proofErr w:type="spellEnd"/>
       <w:r>
         <w:rPr>
-          <w:rFonts w:ascii="Consolas" w:eastAsia="Consolas" w:hAnsi="Consolas" w:cs="Consolas"/>
+          <w:rFonts w:ascii="Consolas" w:hAnsi="Consolas" w:eastAsia="Consolas" w:cs="Consolas"/>
           <w:u w:val="single"/>
           <w:lang w:val="en-US"/>
         </w:rPr>
@@ -925,14 +925,14 @@
       </w:r>
       <w:r>
         <w:rPr>
-          <w:rFonts w:ascii="Consolas" w:eastAsia="Consolas" w:hAnsi="Consolas" w:cs="Consolas"/>
+          <w:rFonts w:ascii="Consolas" w:hAnsi="Consolas" w:eastAsia="Consolas" w:cs="Consolas"/>
           <w:lang w:val="en-US"/>
         </w:rPr>
         <w:t xml:space="preserve"> Other </w:t>
       </w:r>
       <w:r>
         <w:rPr>
-          <w:rFonts w:ascii="Consolas" w:eastAsia="Consolas" w:hAnsi="Consolas" w:cs="Consolas"/>
+          <w:rFonts w:ascii="Consolas" w:hAnsi="Consolas" w:eastAsia="Consolas" w:cs="Consolas"/>
           <w:u w:val="single"/>
           <w:lang w:val="en-US"/>
         </w:rPr>
@@ -941,7 +941,7 @@
       <w:proofErr w:type="spellStart"/>
       <w:r>
         <w:rPr>
-          <w:rFonts w:ascii="Consolas" w:eastAsia="Consolas" w:hAnsi="Consolas" w:cs="Consolas"/>
+          <w:rFonts w:ascii="Consolas" w:hAnsi="Consolas" w:eastAsia="Consolas" w:cs="Consolas"/>
           <w:u w:val="single"/>
           <w:lang w:val="en-US"/>
         </w:rPr>
@@ -950,7 +950,7 @@
       <w:proofErr w:type="spellEnd"/>
       <w:r>
         <w:rPr>
-          <w:rFonts w:ascii="Consolas" w:eastAsia="Consolas" w:hAnsi="Consolas" w:cs="Consolas"/>
+          <w:rFonts w:ascii="Consolas" w:hAnsi="Consolas" w:eastAsia="Consolas" w:cs="Consolas"/>
           <w:u w:val="single"/>
           <w:lang w:val="en-US"/>
         </w:rPr>
@@ -963,7 +963,7 @@
     <w:p>
       <w:pPr>
         <w:rPr>
-          <w:rFonts w:ascii="Consolas" w:eastAsia="Consolas" w:hAnsi="Consolas" w:cs="Consolas"/>
+          <w:rFonts w:ascii="Consolas" w:hAnsi="Consolas" w:eastAsia="Consolas" w:cs="Consolas"/>
           <w:sz w:val="10"/>
           <w:szCs w:val="10"/>
         </w:rPr>
@@ -972,14 +972,14 @@
     <w:p>
       <w:pPr>
         <w:rPr>
-          <w:rFonts w:ascii="Consolas" w:eastAsia="Consolas" w:hAnsi="Consolas" w:cs="Consolas"/>
-          <w:u w:val="single"/>
-          <w:lang w:val="en-US"/>
-        </w:rPr>
-      </w:pPr>
-      <w:r>
-        <w:rPr>
-          <w:rFonts w:ascii="Consolas" w:eastAsia="Consolas" w:hAnsi="Consolas" w:cs="Consolas"/>
+          <w:rFonts w:ascii="Consolas" w:hAnsi="Consolas" w:eastAsia="Consolas" w:cs="Consolas"/>
+          <w:u w:val="single"/>
+          <w:lang w:val="en-US"/>
+        </w:rPr>
+      </w:pPr>
+      <w:r>
+        <w:rPr>
+          <w:rFonts w:ascii="Consolas" w:hAnsi="Consolas" w:eastAsia="Consolas" w:cs="Consolas"/>
           <w:lang w:val="en-US"/>
         </w:rPr>
         <w:t xml:space="preserve">Incompatibles: </w:t>
@@ -987,7 +987,7 @@
       <w:proofErr w:type="gramStart"/>
       <w:r>
         <w:rPr>
-          <w:rFonts w:ascii="Consolas" w:eastAsia="Consolas" w:hAnsi="Consolas" w:cs="Consolas"/>
+          <w:rFonts w:ascii="Consolas" w:hAnsi="Consolas" w:eastAsia="Consolas" w:cs="Consolas"/>
           <w:lang w:val="en-US"/>
         </w:rPr>
         <w:t>Yes</w:t>
@@ -995,7 +995,7 @@
       <w:proofErr w:type="gramEnd"/>
       <w:r>
         <w:rPr>
-          <w:rFonts w:ascii="Consolas" w:eastAsia="Consolas" w:hAnsi="Consolas" w:cs="Consolas"/>
+          <w:rFonts w:ascii="Consolas" w:hAnsi="Consolas" w:eastAsia="Consolas" w:cs="Consolas"/>
           <w:u w:val="single"/>
           <w:lang w:val="en-US"/>
         </w:rPr>
@@ -1004,7 +1004,7 @@
       <w:proofErr w:type="spellStart"/>
       <w:r>
         <w:rPr>
-          <w:rFonts w:ascii="Consolas" w:eastAsia="Consolas" w:hAnsi="Consolas" w:cs="Consolas"/>
+          <w:rFonts w:ascii="Consolas" w:hAnsi="Consolas" w:eastAsia="Consolas" w:cs="Consolas"/>
           <w:u w:val="single"/>
           <w:lang w:val="en-US"/>
         </w:rPr>
@@ -1013,7 +1013,7 @@
       <w:proofErr w:type="spellEnd"/>
       <w:r>
         <w:rPr>
-          <w:rFonts w:ascii="Consolas" w:eastAsia="Consolas" w:hAnsi="Consolas" w:cs="Consolas"/>
+          <w:rFonts w:ascii="Consolas" w:hAnsi="Consolas" w:eastAsia="Consolas" w:cs="Consolas"/>
           <w:u w:val="single"/>
           <w:lang w:val="en-US"/>
         </w:rPr>
@@ -1021,14 +1021,14 @@
       </w:r>
       <w:r>
         <w:rPr>
-          <w:rFonts w:ascii="Consolas" w:eastAsia="Consolas" w:hAnsi="Consolas" w:cs="Consolas"/>
+          <w:rFonts w:ascii="Consolas" w:hAnsi="Consolas" w:eastAsia="Consolas" w:cs="Consolas"/>
           <w:lang w:val="en-US"/>
         </w:rPr>
         <w:t xml:space="preserve"> No</w:t>
       </w:r>
       <w:r>
         <w:rPr>
-          <w:rFonts w:ascii="Consolas" w:eastAsia="Consolas" w:hAnsi="Consolas" w:cs="Consolas"/>
+          <w:rFonts w:ascii="Consolas" w:hAnsi="Consolas" w:eastAsia="Consolas" w:cs="Consolas"/>
           <w:u w:val="single"/>
           <w:lang w:val="en-US"/>
         </w:rPr>
@@ -1037,7 +1037,7 @@
       <w:proofErr w:type="spellStart"/>
       <w:r>
         <w:rPr>
-          <w:rFonts w:ascii="Consolas" w:eastAsia="Consolas" w:hAnsi="Consolas" w:cs="Consolas"/>
+          <w:rFonts w:ascii="Consolas" w:hAnsi="Consolas" w:eastAsia="Consolas" w:cs="Consolas"/>
           <w:u w:val="single"/>
           <w:lang w:val="en-US"/>
         </w:rPr>
@@ -1046,7 +1046,7 @@
       <w:proofErr w:type="spellEnd"/>
       <w:r>
         <w:rPr>
-          <w:rFonts w:ascii="Consolas" w:eastAsia="Consolas" w:hAnsi="Consolas" w:cs="Consolas"/>
+          <w:rFonts w:ascii="Consolas" w:hAnsi="Consolas" w:eastAsia="Consolas" w:cs="Consolas"/>
           <w:u w:val="single"/>
           <w:lang w:val="en-US"/>
         </w:rPr>
@@ -1054,11 +1054,13 @@
       </w:r>
       <w:r>
         <w:tab/>
+      </w:r>
+      <w:r>
         <w:t xml:space="preserve">              </w:t>
       </w:r>
       <w:r>
         <w:rPr>
-          <w:rFonts w:ascii="Consolas" w:eastAsia="Consolas" w:hAnsi="Consolas" w:cs="Consolas"/>
+          <w:rFonts w:ascii="Consolas" w:hAnsi="Consolas" w:eastAsia="Consolas" w:cs="Consolas"/>
           <w:lang w:val="en-US"/>
         </w:rPr>
         <w:t>Inmate agrees to waive 48 hr. hearing notice:_______</w:t>
@@ -1070,14 +1072,14 @@
     <w:p>
       <w:pPr>
         <w:rPr>
-          <w:rFonts w:ascii="Consolas" w:eastAsia="Consolas" w:hAnsi="Consolas" w:cs="Consolas"/>
-          <w:u w:val="single"/>
-          <w:lang w:val="en-US"/>
-        </w:rPr>
-      </w:pPr>
-      <w:r>
-        <w:rPr>
-          <w:rFonts w:ascii="Consolas" w:eastAsia="Consolas" w:hAnsi="Consolas" w:cs="Consolas"/>
+          <w:rFonts w:ascii="Consolas" w:hAnsi="Consolas" w:eastAsia="Consolas" w:cs="Consolas"/>
+          <w:u w:val="single"/>
+          <w:lang w:val="en-US"/>
+        </w:rPr>
+      </w:pPr>
+      <w:r>
+        <w:rPr>
+          <w:rFonts w:ascii="Consolas" w:hAnsi="Consolas" w:eastAsia="Consolas" w:cs="Consolas"/>
           <w:lang w:val="en-US"/>
         </w:rPr>
         <w:t>{#hasIncompatibles}Incompatibles: {</w:t>
@@ -1085,7 +1087,7 @@
       <w:proofErr w:type="spellStart"/>
       <w:r>
         <w:rPr>
-          <w:rFonts w:ascii="Consolas" w:eastAsia="Consolas" w:hAnsi="Consolas" w:cs="Consolas"/>
+          <w:rFonts w:ascii="Consolas" w:hAnsi="Consolas" w:eastAsia="Consolas" w:cs="Consolas"/>
           <w:u w:val="single"/>
           <w:lang w:val="en-US"/>
         </w:rPr>
@@ -1094,7 +1096,7 @@
       <w:proofErr w:type="spellEnd"/>
       <w:r>
         <w:rPr>
-          <w:rFonts w:ascii="Consolas" w:eastAsia="Consolas" w:hAnsi="Consolas" w:cs="Consolas"/>
+          <w:rFonts w:ascii="Consolas" w:hAnsi="Consolas" w:eastAsia="Consolas" w:cs="Consolas"/>
           <w:u w:val="single"/>
           <w:lang w:val="en-US"/>
         </w:rPr>
@@ -1104,12 +1106,12 @@
     <w:p>
       <w:pPr>
         <w:rPr>
-          <w:rFonts w:ascii="Consolas" w:eastAsia="Consolas" w:hAnsi="Consolas" w:cs="Consolas"/>
-        </w:rPr>
-      </w:pPr>
-      <w:r>
-        <w:rPr>
-          <w:rFonts w:ascii="Consolas" w:eastAsia="Consolas" w:hAnsi="Consolas" w:cs="Consolas"/>
+          <w:rFonts w:ascii="Consolas" w:hAnsi="Consolas" w:eastAsia="Consolas" w:cs="Consolas"/>
+        </w:rPr>
+      </w:pPr>
+      <w:r>
+        <w:rPr>
+          <w:rFonts w:ascii="Consolas" w:hAnsi="Consolas" w:eastAsia="Consolas" w:cs="Consolas"/>
         </w:rPr>
         <w:t>{/}</w:t>
       </w:r>
@@ -1117,20 +1119,20 @@
     <w:p>
       <w:pPr>
         <w:rPr>
-          <w:rFonts w:ascii="Consolas" w:eastAsia="Consolas" w:hAnsi="Consolas" w:cs="Consolas"/>
-          <w:lang w:val="en-US"/>
-        </w:rPr>
-      </w:pPr>
-      <w:r>
-        <w:rPr>
-          <w:rFonts w:ascii="Consolas" w:eastAsia="Consolas" w:hAnsi="Consolas" w:cs="Consolas"/>
+          <w:rFonts w:ascii="Consolas" w:hAnsi="Consolas" w:eastAsia="Consolas" w:cs="Consolas"/>
+          <w:lang w:val="en-US"/>
+        </w:rPr>
+      </w:pPr>
+      <w:r>
+        <w:rPr>
+          <w:rFonts w:ascii="Consolas" w:hAnsi="Consolas" w:eastAsia="Consolas" w:cs="Consolas"/>
           <w:lang w:val="en-US"/>
         </w:rPr>
         <w:t xml:space="preserve">Scored CAF Range: </w:t>
       </w:r>
       <w:r>
         <w:rPr>
-          <w:rFonts w:ascii="Consolas" w:eastAsia="Consolas" w:hAnsi="Consolas" w:cs="Consolas"/>
+          <w:rFonts w:ascii="Consolas" w:hAnsi="Consolas" w:eastAsia="Consolas" w:cs="Consolas"/>
           <w:u w:val="single"/>
           <w:lang w:val="en-US"/>
         </w:rPr>
@@ -1139,7 +1141,7 @@
       <w:proofErr w:type="spellStart"/>
       <w:r>
         <w:rPr>
-          <w:rFonts w:ascii="Consolas" w:eastAsia="Consolas" w:hAnsi="Consolas" w:cs="Consolas"/>
+          <w:rFonts w:ascii="Consolas" w:hAnsi="Consolas" w:eastAsia="Consolas" w:cs="Consolas"/>
           <w:u w:val="single"/>
           <w:lang w:val="en-US"/>
         </w:rPr>
@@ -1148,7 +1150,7 @@
       <w:proofErr w:type="spellEnd"/>
       <w:r>
         <w:rPr>
-          <w:rFonts w:ascii="Consolas" w:eastAsia="Consolas" w:hAnsi="Consolas" w:cs="Consolas"/>
+          <w:rFonts w:ascii="Consolas" w:hAnsi="Consolas" w:eastAsia="Consolas" w:cs="Consolas"/>
           <w:u w:val="single"/>
           <w:lang w:val="en-US"/>
         </w:rPr>
@@ -1162,14 +1164,14 @@
       </w:r>
       <w:r>
         <w:rPr>
-          <w:rFonts w:ascii="Consolas" w:eastAsia="Consolas" w:hAnsi="Consolas" w:cs="Consolas"/>
+          <w:rFonts w:ascii="Consolas" w:hAnsi="Consolas" w:eastAsia="Consolas" w:cs="Consolas"/>
           <w:lang w:val="en-US"/>
         </w:rPr>
         <w:t xml:space="preserve">Current Custody Level: </w:t>
       </w:r>
       <w:r>
         <w:rPr>
-          <w:rFonts w:ascii="Consolas" w:eastAsia="Consolas" w:hAnsi="Consolas" w:cs="Consolas"/>
+          <w:rFonts w:ascii="Consolas" w:hAnsi="Consolas" w:eastAsia="Consolas" w:cs="Consolas"/>
           <w:u w:val="single"/>
           <w:lang w:val="en-US"/>
         </w:rPr>
@@ -1178,7 +1180,7 @@
       <w:proofErr w:type="spellStart"/>
       <w:r>
         <w:rPr>
-          <w:rFonts w:ascii="Consolas" w:eastAsia="Consolas" w:hAnsi="Consolas" w:cs="Consolas"/>
+          <w:rFonts w:ascii="Consolas" w:hAnsi="Consolas" w:eastAsia="Consolas" w:cs="Consolas"/>
           <w:u w:val="single"/>
           <w:lang w:val="en-US"/>
         </w:rPr>
@@ -1187,7 +1189,7 @@
       <w:proofErr w:type="spellEnd"/>
       <w:r>
         <w:rPr>
-          <w:rFonts w:ascii="Consolas" w:eastAsia="Consolas" w:hAnsi="Consolas" w:cs="Consolas"/>
+          <w:rFonts w:ascii="Consolas" w:hAnsi="Consolas" w:eastAsia="Consolas" w:cs="Consolas"/>
           <w:u w:val="single"/>
           <w:lang w:val="en-US"/>
         </w:rPr>
@@ -1197,94 +1199,92 @@
     <w:p>
       <w:pPr>
         <w:rPr>
-          <w:rFonts w:ascii="Consolas" w:eastAsia="Consolas" w:hAnsi="Consolas" w:cs="Consolas"/>
-        </w:rPr>
-      </w:pPr>
-      <w:r>
-        <w:rPr>
-          <w:rFonts w:ascii="Consolas" w:eastAsia="Consolas" w:hAnsi="Consolas" w:cs="Consolas"/>
+          <w:rFonts w:ascii="Consolas" w:hAnsi="Consolas" w:eastAsia="Consolas" w:cs="Consolas"/>
+          <w:lang w:val="en-US"/>
+        </w:rPr>
+      </w:pPr>
+      <w:r>
+        <w:rPr>
+          <w:rFonts w:ascii="Consolas" w:hAnsi="Consolas" w:eastAsia="Consolas" w:cs="Consolas"/>
+          <w:lang w:val="en-US"/>
         </w:rPr>
         <w:t xml:space="preserve">Counselor Recommended Override: </w:t>
       </w:r>
       <w:r>
         <w:rPr>
-          <w:rFonts w:ascii="Consolas" w:eastAsia="Consolas" w:hAnsi="Consolas" w:cs="Consolas"/>
-          <w:u w:val="single"/>
+          <w:rFonts w:ascii="Consolas" w:hAnsi="Consolas" w:eastAsia="Consolas" w:cs="Consolas"/>
+          <w:u w:val="single"/>
+          <w:lang w:val="en-US"/>
         </w:rPr>
         <w:t>{</w:t>
       </w:r>
-      <w:proofErr w:type="spellStart"/>
-      <w:r>
-        <w:rPr>
-          <w:rFonts w:ascii="Consolas" w:eastAsia="Consolas" w:hAnsi="Consolas" w:cs="Consolas"/>
-          <w:u w:val="single"/>
+      <w:r>
+        <w:rPr>
+          <w:rFonts w:ascii="Consolas" w:hAnsi="Consolas" w:eastAsia="Consolas" w:cs="Consolas"/>
+          <w:u w:val="single"/>
+          <w:lang w:val="en-US"/>
         </w:rPr>
         <w:t>counselorOverride</w:t>
       </w:r>
-      <w:proofErr w:type="spellEnd"/>
-      <w:r>
-        <w:rPr>
-          <w:rFonts w:ascii="Consolas" w:eastAsia="Consolas" w:hAnsi="Consolas" w:cs="Consolas"/>
-          <w:u w:val="single"/>
+      <w:r>
+        <w:rPr>
+          <w:rFonts w:ascii="Consolas" w:hAnsi="Consolas" w:eastAsia="Consolas" w:cs="Consolas"/>
+          <w:u w:val="single"/>
+          <w:lang w:val="en-US"/>
         </w:rPr>
         <w:t>}</w:t>
       </w:r>
       <w:r>
-        <w:rPr>
-          <w:rFonts w:ascii="Consolas" w:eastAsia="Consolas" w:hAnsi="Consolas" w:cs="Consolas"/>
-          <w:u w:val="single"/>
-        </w:rPr>
         <w:tab/>
       </w:r>
     </w:p>
     <w:p>
       <w:pPr>
         <w:rPr>
-          <w:rFonts w:ascii="Consolas" w:eastAsia="Consolas" w:hAnsi="Consolas" w:cs="Consolas"/>
-          <w:u w:val="single"/>
-        </w:rPr>
-      </w:pPr>
-      <w:r>
-        <w:rPr>
-          <w:rFonts w:ascii="Consolas" w:eastAsia="Consolas" w:hAnsi="Consolas" w:cs="Consolas"/>
+          <w:rFonts w:ascii="Consolas" w:hAnsi="Consolas" w:eastAsia="Consolas" w:cs="Consolas"/>
+          <w:u w:val="single"/>
+          <w:lang w:val="en-US"/>
+        </w:rPr>
+      </w:pPr>
+      <w:r>
+        <w:rPr>
+          <w:rFonts w:ascii="Consolas" w:hAnsi="Consolas" w:eastAsia="Consolas" w:cs="Consolas"/>
+          <w:lang w:val="en-US"/>
         </w:rPr>
         <w:t xml:space="preserve">Counselor Recommended Custody Level: </w:t>
       </w:r>
       <w:r>
         <w:rPr>
-          <w:rFonts w:ascii="Consolas" w:eastAsia="Consolas" w:hAnsi="Consolas" w:cs="Consolas"/>
-          <w:u w:val="single"/>
+          <w:rFonts w:ascii="Consolas" w:hAnsi="Consolas" w:eastAsia="Consolas" w:cs="Consolas"/>
+          <w:u w:val="single"/>
+          <w:lang w:val="en-US"/>
         </w:rPr>
         <w:t>{</w:t>
       </w:r>
-      <w:proofErr w:type="spellStart"/>
-      <w:r>
-        <w:rPr>
-          <w:rFonts w:ascii="Consolas" w:eastAsia="Consolas" w:hAnsi="Consolas" w:cs="Consolas"/>
-          <w:u w:val="single"/>
+      <w:r>
+        <w:rPr>
+          <w:rFonts w:ascii="Consolas" w:hAnsi="Consolas" w:eastAsia="Consolas" w:cs="Consolas"/>
+          <w:u w:val="single"/>
+          <w:lang w:val="en-US"/>
         </w:rPr>
         <w:t>counselorLevel</w:t>
       </w:r>
-      <w:proofErr w:type="spellEnd"/>
-      <w:r>
-        <w:rPr>
-          <w:rFonts w:ascii="Consolas" w:eastAsia="Consolas" w:hAnsi="Consolas" w:cs="Consolas"/>
-          <w:u w:val="single"/>
+      <w:r>
+        <w:rPr>
+          <w:rFonts w:ascii="Consolas" w:hAnsi="Consolas" w:eastAsia="Consolas" w:cs="Consolas"/>
+          <w:u w:val="single"/>
+          <w:lang w:val="en-US"/>
         </w:rPr>
         <w:t>}</w:t>
       </w:r>
       <w:r>
-        <w:rPr>
-          <w:rFonts w:ascii="Consolas" w:eastAsia="Consolas" w:hAnsi="Consolas" w:cs="Consolas"/>
-          <w:u w:val="single"/>
-        </w:rPr>
         <w:tab/>
       </w:r>
     </w:p>
     <w:p>
       <w:pPr>
         <w:rPr>
-          <w:rFonts w:ascii="Consolas" w:eastAsia="Consolas" w:hAnsi="Consolas" w:cs="Consolas"/>
+          <w:rFonts w:ascii="Consolas" w:hAnsi="Consolas" w:eastAsia="Consolas" w:cs="Consolas"/>
           <w:sz w:val="10"/>
           <w:szCs w:val="10"/>
         </w:rPr>
@@ -1293,12 +1293,12 @@
     <w:p>
       <w:pPr>
         <w:rPr>
-          <w:rFonts w:ascii="Consolas" w:eastAsia="Consolas" w:hAnsi="Consolas" w:cs="Consolas"/>
-        </w:rPr>
-      </w:pPr>
-      <w:r>
-        <w:rPr>
-          <w:rFonts w:ascii="Consolas" w:eastAsia="Consolas" w:hAnsi="Consolas" w:cs="Consolas"/>
+          <w:rFonts w:ascii="Consolas" w:hAnsi="Consolas" w:eastAsia="Consolas" w:cs="Consolas"/>
+        </w:rPr>
+      </w:pPr>
+      <w:r>
+        <w:rPr>
+          <w:rFonts w:ascii="Consolas" w:hAnsi="Consolas" w:eastAsia="Consolas" w:cs="Consolas"/>
         </w:rPr>
         <w:t>Panel’s Majority Recommendation:</w:t>
       </w:r>
@@ -1306,26 +1306,26 @@
     <w:p>
       <w:pPr>
         <w:rPr>
-          <w:rFonts w:ascii="Consolas" w:eastAsia="Consolas" w:hAnsi="Consolas" w:cs="Consolas"/>
-          <w:lang w:val="en-US"/>
-        </w:rPr>
-      </w:pPr>
-      <w:r>
-        <w:rPr>
-          <w:rFonts w:ascii="Consolas" w:eastAsia="Consolas" w:hAnsi="Consolas" w:cs="Consolas"/>
+          <w:rFonts w:ascii="Consolas" w:hAnsi="Consolas" w:eastAsia="Consolas" w:cs="Consolas"/>
+          <w:lang w:val="en-US"/>
+        </w:rPr>
+      </w:pPr>
+      <w:r>
+        <w:rPr>
+          <w:rFonts w:ascii="Consolas" w:hAnsi="Consolas" w:eastAsia="Consolas" w:cs="Consolas"/>
         </w:rPr>
         <w:tab/>
       </w:r>
       <w:r>
         <w:rPr>
-          <w:rFonts w:ascii="Consolas" w:eastAsia="Consolas" w:hAnsi="Consolas" w:cs="Consolas"/>
+          <w:rFonts w:ascii="Consolas" w:hAnsi="Consolas" w:eastAsia="Consolas" w:cs="Consolas"/>
           <w:lang w:val="en-US"/>
         </w:rPr>
         <w:t xml:space="preserve">Facility Assignment: </w:t>
       </w:r>
       <w:r>
         <w:rPr>
-          <w:rFonts w:ascii="Consolas" w:eastAsia="Consolas" w:hAnsi="Consolas" w:cs="Consolas"/>
+          <w:rFonts w:ascii="Consolas" w:hAnsi="Consolas" w:eastAsia="Consolas" w:cs="Consolas"/>
           <w:u w:val="single"/>
           <w:lang w:val="en-US"/>
         </w:rPr>
@@ -1334,7 +1334,7 @@
       <w:proofErr w:type="spellStart"/>
       <w:r>
         <w:rPr>
-          <w:rFonts w:ascii="Consolas" w:eastAsia="Consolas" w:hAnsi="Consolas" w:cs="Consolas"/>
+          <w:rFonts w:ascii="Consolas" w:hAnsi="Consolas" w:eastAsia="Consolas" w:cs="Consolas"/>
           <w:u w:val="single"/>
           <w:lang w:val="en-US"/>
         </w:rPr>
@@ -1343,7 +1343,7 @@
       <w:proofErr w:type="spellEnd"/>
       <w:r>
         <w:rPr>
-          <w:rFonts w:ascii="Consolas" w:eastAsia="Consolas" w:hAnsi="Consolas" w:cs="Consolas"/>
+          <w:rFonts w:ascii="Consolas" w:hAnsi="Consolas" w:eastAsia="Consolas" w:cs="Consolas"/>
           <w:u w:val="single"/>
           <w:lang w:val="en-US"/>
         </w:rPr>
@@ -1351,7 +1351,7 @@
       </w:r>
       <w:r>
         <w:rPr>
-          <w:rFonts w:ascii="Consolas" w:eastAsia="Consolas" w:hAnsi="Consolas" w:cs="Consolas"/>
+          <w:rFonts w:ascii="Consolas" w:hAnsi="Consolas" w:eastAsia="Consolas" w:cs="Consolas"/>
           <w:lang w:val="en-US"/>
         </w:rPr>
         <w:t xml:space="preserve">                 Transfer: </w:t>
@@ -1359,7 +1359,7 @@
       <w:proofErr w:type="gramStart"/>
       <w:r>
         <w:rPr>
-          <w:rFonts w:ascii="Consolas" w:eastAsia="Consolas" w:hAnsi="Consolas" w:cs="Consolas"/>
+          <w:rFonts w:ascii="Consolas" w:hAnsi="Consolas" w:eastAsia="Consolas" w:cs="Consolas"/>
           <w:lang w:val="en-US"/>
         </w:rPr>
         <w:t>Yes</w:t>
@@ -1367,7 +1367,7 @@
       <w:proofErr w:type="gramEnd"/>
       <w:r>
         <w:rPr>
-          <w:rFonts w:ascii="Consolas" w:eastAsia="Consolas" w:hAnsi="Consolas" w:cs="Consolas"/>
+          <w:rFonts w:ascii="Consolas" w:hAnsi="Consolas" w:eastAsia="Consolas" w:cs="Consolas"/>
           <w:u w:val="single"/>
           <w:lang w:val="en-US"/>
         </w:rPr>
@@ -1376,7 +1376,7 @@
       <w:proofErr w:type="spellStart"/>
       <w:r>
         <w:rPr>
-          <w:rFonts w:ascii="Consolas" w:eastAsia="Consolas" w:hAnsi="Consolas" w:cs="Consolas"/>
+          <w:rFonts w:ascii="Consolas" w:hAnsi="Consolas" w:eastAsia="Consolas" w:cs="Consolas"/>
           <w:u w:val="single"/>
           <w:lang w:val="en-US"/>
         </w:rPr>
@@ -1385,7 +1385,7 @@
       <w:proofErr w:type="spellEnd"/>
       <w:r>
         <w:rPr>
-          <w:rFonts w:ascii="Consolas" w:eastAsia="Consolas" w:hAnsi="Consolas" w:cs="Consolas"/>
+          <w:rFonts w:ascii="Consolas" w:hAnsi="Consolas" w:eastAsia="Consolas" w:cs="Consolas"/>
           <w:u w:val="single"/>
           <w:lang w:val="en-US"/>
         </w:rPr>
@@ -1393,14 +1393,14 @@
       </w:r>
       <w:r>
         <w:rPr>
-          <w:rFonts w:ascii="Consolas" w:eastAsia="Consolas" w:hAnsi="Consolas" w:cs="Consolas"/>
+          <w:rFonts w:ascii="Consolas" w:hAnsi="Consolas" w:eastAsia="Consolas" w:cs="Consolas"/>
           <w:lang w:val="en-US"/>
         </w:rPr>
         <w:t xml:space="preserve"> No</w:t>
       </w:r>
       <w:r>
         <w:rPr>
-          <w:rFonts w:ascii="Consolas" w:eastAsia="Consolas" w:hAnsi="Consolas" w:cs="Consolas"/>
+          <w:rFonts w:ascii="Consolas" w:hAnsi="Consolas" w:eastAsia="Consolas" w:cs="Consolas"/>
           <w:u w:val="single"/>
           <w:lang w:val="en-US"/>
         </w:rPr>
@@ -1409,7 +1409,7 @@
       <w:proofErr w:type="spellStart"/>
       <w:r>
         <w:rPr>
-          <w:rFonts w:ascii="Consolas" w:eastAsia="Consolas" w:hAnsi="Consolas" w:cs="Consolas"/>
+          <w:rFonts w:ascii="Consolas" w:hAnsi="Consolas" w:eastAsia="Consolas" w:cs="Consolas"/>
           <w:u w:val="single"/>
           <w:lang w:val="en-US"/>
         </w:rPr>
@@ -1418,7 +1418,7 @@
       <w:proofErr w:type="spellEnd"/>
       <w:r>
         <w:rPr>
-          <w:rFonts w:ascii="Consolas" w:eastAsia="Consolas" w:hAnsi="Consolas" w:cs="Consolas"/>
+          <w:rFonts w:ascii="Consolas" w:hAnsi="Consolas" w:eastAsia="Consolas" w:cs="Consolas"/>
           <w:u w:val="single"/>
           <w:lang w:val="en-US"/>
         </w:rPr>
@@ -1426,7 +1426,7 @@
       </w:r>
       <w:r>
         <w:rPr>
-          <w:rFonts w:ascii="Consolas" w:eastAsia="Consolas" w:hAnsi="Consolas" w:cs="Consolas"/>
+          <w:rFonts w:ascii="Consolas" w:hAnsi="Consolas" w:eastAsia="Consolas" w:cs="Consolas"/>
           <w:lang w:val="en-US"/>
         </w:rPr>
         <w:t xml:space="preserve"> Explain Below:</w:t>
@@ -1435,27 +1435,27 @@
     <w:p>
       <w:pPr>
         <w:rPr>
-          <w:rFonts w:ascii="Consolas" w:eastAsia="Consolas" w:hAnsi="Consolas" w:cs="Consolas"/>
-          <w:u w:val="single"/>
-          <w:lang w:val="en-US"/>
-        </w:rPr>
-      </w:pPr>
-      <w:r>
-        <w:rPr>
-          <w:rFonts w:ascii="Consolas" w:eastAsia="Consolas" w:hAnsi="Consolas" w:cs="Consolas"/>
+          <w:rFonts w:ascii="Consolas" w:hAnsi="Consolas" w:eastAsia="Consolas" w:cs="Consolas"/>
+          <w:u w:val="single"/>
+          <w:lang w:val="en-US"/>
+        </w:rPr>
+      </w:pPr>
+      <w:r>
+        <w:rPr>
+          <w:rFonts w:ascii="Consolas" w:hAnsi="Consolas" w:eastAsia="Consolas" w:cs="Consolas"/>
         </w:rPr>
         <w:tab/>
       </w:r>
       <w:r>
         <w:rPr>
-          <w:rFonts w:ascii="Consolas" w:eastAsia="Consolas" w:hAnsi="Consolas" w:cs="Consolas"/>
+          <w:rFonts w:ascii="Consolas" w:hAnsi="Consolas" w:eastAsia="Consolas" w:cs="Consolas"/>
           <w:lang w:val="en-US"/>
         </w:rPr>
         <w:t xml:space="preserve">Custody Level: </w:t>
       </w:r>
       <w:r>
         <w:rPr>
-          <w:rFonts w:ascii="Consolas" w:eastAsia="Consolas" w:hAnsi="Consolas" w:cs="Consolas"/>
+          <w:rFonts w:ascii="Consolas" w:hAnsi="Consolas" w:eastAsia="Consolas" w:cs="Consolas"/>
           <w:u w:val="single"/>
           <w:lang w:val="en-US"/>
         </w:rPr>
@@ -1464,7 +1464,7 @@
       <w:proofErr w:type="spellStart"/>
       <w:r>
         <w:rPr>
-          <w:rFonts w:ascii="Consolas" w:eastAsia="Consolas" w:hAnsi="Consolas" w:cs="Consolas"/>
+          <w:rFonts w:ascii="Consolas" w:hAnsi="Consolas" w:eastAsia="Consolas" w:cs="Consolas"/>
           <w:u w:val="single"/>
           <w:lang w:val="en-US"/>
         </w:rPr>
@@ -1473,7 +1473,7 @@
       <w:proofErr w:type="spellEnd"/>
       <w:r>
         <w:rPr>
-          <w:rFonts w:ascii="Consolas" w:eastAsia="Consolas" w:hAnsi="Consolas" w:cs="Consolas"/>
+          <w:rFonts w:ascii="Consolas" w:hAnsi="Consolas" w:eastAsia="Consolas" w:cs="Consolas"/>
           <w:u w:val="single"/>
           <w:lang w:val="en-US"/>
         </w:rPr>
@@ -1481,7 +1481,7 @@
       </w:r>
       <w:r>
         <w:rPr>
-          <w:rFonts w:ascii="Consolas" w:eastAsia="Consolas" w:hAnsi="Consolas" w:cs="Consolas"/>
+          <w:rFonts w:ascii="Consolas" w:hAnsi="Consolas" w:eastAsia="Consolas" w:cs="Consolas"/>
           <w:u w:val="single"/>
         </w:rPr>
         <w:tab/>
@@ -1490,27 +1490,27 @@
     <w:p>
       <w:pPr>
         <w:rPr>
-          <w:rFonts w:ascii="Consolas" w:eastAsia="Consolas" w:hAnsi="Consolas" w:cs="Consolas"/>
-          <w:u w:val="single"/>
-          <w:lang w:val="en-US"/>
-        </w:rPr>
-      </w:pPr>
-      <w:r>
-        <w:rPr>
-          <w:rFonts w:ascii="Consolas" w:eastAsia="Consolas" w:hAnsi="Consolas" w:cs="Consolas"/>
+          <w:rFonts w:ascii="Consolas" w:hAnsi="Consolas" w:eastAsia="Consolas" w:cs="Consolas"/>
+          <w:u w:val="single"/>
+          <w:lang w:val="en-US"/>
+        </w:rPr>
+      </w:pPr>
+      <w:r>
+        <w:rPr>
+          <w:rFonts w:ascii="Consolas" w:hAnsi="Consolas" w:eastAsia="Consolas" w:cs="Consolas"/>
         </w:rPr>
         <w:tab/>
       </w:r>
       <w:r>
         <w:rPr>
-          <w:rFonts w:ascii="Consolas" w:eastAsia="Consolas" w:hAnsi="Consolas" w:cs="Consolas"/>
+          <w:rFonts w:ascii="Consolas" w:hAnsi="Consolas" w:eastAsia="Consolas" w:cs="Consolas"/>
           <w:lang w:val="en-US"/>
         </w:rPr>
         <w:t xml:space="preserve">Override Type: </w:t>
       </w:r>
       <w:r>
         <w:rPr>
-          <w:rFonts w:ascii="Consolas" w:eastAsia="Consolas" w:hAnsi="Consolas" w:cs="Consolas"/>
+          <w:rFonts w:ascii="Consolas" w:hAnsi="Consolas" w:eastAsia="Consolas" w:cs="Consolas"/>
           <w:u w:val="single"/>
           <w:lang w:val="en-US"/>
         </w:rPr>
@@ -1519,7 +1519,7 @@
       <w:proofErr w:type="spellStart"/>
       <w:r>
         <w:rPr>
-          <w:rFonts w:ascii="Consolas" w:eastAsia="Consolas" w:hAnsi="Consolas" w:cs="Consolas"/>
+          <w:rFonts w:ascii="Consolas" w:hAnsi="Consolas" w:eastAsia="Consolas" w:cs="Consolas"/>
           <w:u w:val="single"/>
           <w:lang w:val="en-US"/>
         </w:rPr>
@@ -1528,7 +1528,7 @@
       <w:proofErr w:type="spellEnd"/>
       <w:r>
         <w:rPr>
-          <w:rFonts w:ascii="Consolas" w:eastAsia="Consolas" w:hAnsi="Consolas" w:cs="Consolas"/>
+          <w:rFonts w:ascii="Consolas" w:hAnsi="Consolas" w:eastAsia="Consolas" w:cs="Consolas"/>
           <w:u w:val="single"/>
           <w:lang w:val="en-US"/>
         </w:rPr>
@@ -1536,7 +1536,7 @@
       </w:r>
       <w:r>
         <w:rPr>
-          <w:rFonts w:ascii="Consolas" w:eastAsia="Consolas" w:hAnsi="Consolas" w:cs="Consolas"/>
+          <w:rFonts w:ascii="Consolas" w:hAnsi="Consolas" w:eastAsia="Consolas" w:cs="Consolas"/>
           <w:u w:val="single"/>
           <w:lang w:val="en-US"/>
         </w:rPr>
@@ -1547,13 +1547,13 @@
       <w:pPr>
         <w:ind w:firstLine="720"/>
         <w:rPr>
-          <w:rFonts w:ascii="Consolas" w:eastAsia="Consolas" w:hAnsi="Consolas" w:cs="Consolas"/>
-          <w:u w:val="single"/>
-        </w:rPr>
-      </w:pPr>
-      <w:r>
-        <w:rPr>
-          <w:rFonts w:ascii="Consolas" w:eastAsia="Consolas" w:hAnsi="Consolas" w:cs="Consolas"/>
+          <w:rFonts w:ascii="Consolas" w:hAnsi="Consolas" w:eastAsia="Consolas" w:cs="Consolas"/>
+          <w:u w:val="single"/>
+        </w:rPr>
+      </w:pPr>
+      <w:r>
+        <w:rPr>
+          <w:rFonts w:ascii="Consolas" w:hAnsi="Consolas" w:eastAsia="Consolas" w:cs="Consolas"/>
         </w:rPr>
         <w:t xml:space="preserve">Justification, Program Recommendations, and Summary: </w:t>
       </w:r>
@@ -1564,14 +1564,14 @@
           <w:tab w:val="left" w:pos="10800"/>
         </w:tabs>
         <w:rPr>
-          <w:rFonts w:ascii="Consolas" w:eastAsia="Consolas" w:hAnsi="Consolas" w:cs="Consolas"/>
-          <w:u w:val="single"/>
-          <w:lang w:val="en-US"/>
-        </w:rPr>
-      </w:pPr>
-      <w:r>
-        <w:rPr>
-          <w:rFonts w:ascii="Consolas" w:eastAsia="Consolas" w:hAnsi="Consolas" w:cs="Consolas"/>
+          <w:rFonts w:ascii="Consolas" w:hAnsi="Consolas" w:eastAsia="Consolas" w:cs="Consolas"/>
+          <w:u w:val="single"/>
+          <w:lang w:val="en-US"/>
+        </w:rPr>
+      </w:pPr>
+      <w:r>
+        <w:rPr>
+          <w:rFonts w:ascii="Consolas" w:hAnsi="Consolas" w:eastAsia="Consolas" w:cs="Consolas"/>
           <w:u w:val="single"/>
           <w:lang w:val="en-US"/>
         </w:rPr>
@@ -1580,7 +1580,7 @@
       <w:proofErr w:type="spellStart"/>
       <w:r>
         <w:rPr>
-          <w:rFonts w:ascii="Consolas" w:eastAsia="Consolas" w:hAnsi="Consolas" w:cs="Consolas"/>
+          <w:rFonts w:ascii="Consolas" w:hAnsi="Consolas" w:eastAsia="Consolas" w:cs="Consolas"/>
           <w:u w:val="single"/>
           <w:lang w:val="en-US"/>
         </w:rPr>
@@ -1588,7 +1588,7 @@
       </w:r>
       <w:r>
         <w:rPr>
-          <w:rFonts w:ascii="Consolas" w:eastAsia="Consolas" w:hAnsi="Consolas" w:cs="Consolas"/>
+          <w:rFonts w:ascii="Consolas" w:hAnsi="Consolas" w:eastAsia="Consolas" w:cs="Consolas"/>
           <w:u w:val="single"/>
           <w:lang w:val="en-US"/>
         </w:rPr>
@@ -1597,7 +1597,7 @@
       <w:proofErr w:type="spellEnd"/>
       <w:r>
         <w:rPr>
-          <w:rFonts w:ascii="Consolas" w:eastAsia="Consolas" w:hAnsi="Consolas" w:cs="Consolas"/>
+          <w:rFonts w:ascii="Consolas" w:hAnsi="Consolas" w:eastAsia="Consolas" w:cs="Consolas"/>
           <w:u w:val="single"/>
           <w:lang w:val="en-US"/>
         </w:rPr>
@@ -1610,7 +1610,7 @@
     <w:p>
       <w:pPr>
         <w:rPr>
-          <w:rFonts w:ascii="Consolas" w:eastAsia="Consolas" w:hAnsi="Consolas" w:cs="Consolas"/>
+          <w:rFonts w:ascii="Consolas" w:hAnsi="Consolas" w:eastAsia="Consolas" w:cs="Consolas"/>
           <w:sz w:val="10"/>
           <w:szCs w:val="10"/>
           <w:u w:val="single"/>
@@ -1620,14 +1620,14 @@
     <w:p>
       <w:pPr>
         <w:rPr>
-          <w:rFonts w:ascii="Consolas" w:eastAsia="Consolas" w:hAnsi="Consolas" w:cs="Consolas"/>
-          <w:u w:val="single"/>
-          <w:lang w:val="en-US"/>
-        </w:rPr>
-      </w:pPr>
-      <w:r>
-        <w:rPr>
-          <w:rFonts w:ascii="Consolas" w:eastAsia="Consolas" w:hAnsi="Consolas" w:cs="Consolas"/>
+          <w:rFonts w:ascii="Consolas" w:hAnsi="Consolas" w:eastAsia="Consolas" w:cs="Consolas"/>
+          <w:u w:val="single"/>
+          <w:lang w:val="en-US"/>
+        </w:rPr>
+      </w:pPr>
+      <w:r>
+        <w:rPr>
+          <w:rFonts w:ascii="Consolas" w:hAnsi="Consolas" w:eastAsia="Consolas" w:cs="Consolas"/>
           <w:lang w:val="en-US"/>
         </w:rPr>
         <w:t xml:space="preserve">Updated Photo Needed:   </w:t>
@@ -1635,7 +1635,7 @@
       <w:proofErr w:type="gramStart"/>
       <w:r>
         <w:rPr>
-          <w:rFonts w:ascii="Consolas" w:eastAsia="Consolas" w:hAnsi="Consolas" w:cs="Consolas"/>
+          <w:rFonts w:ascii="Consolas" w:hAnsi="Consolas" w:eastAsia="Consolas" w:cs="Consolas"/>
           <w:lang w:val="en-US"/>
         </w:rPr>
         <w:t>Yes</w:t>
@@ -1643,14 +1643,14 @@
       <w:proofErr w:type="gramEnd"/>
       <w:r>
         <w:rPr>
-          <w:rFonts w:ascii="Consolas" w:eastAsia="Consolas" w:hAnsi="Consolas" w:cs="Consolas"/>
+          <w:rFonts w:ascii="Consolas" w:hAnsi="Consolas" w:eastAsia="Consolas" w:cs="Consolas"/>
           <w:lang w:val="en-US"/>
         </w:rPr>
         <w:t xml:space="preserve"> </w:t>
       </w:r>
       <w:r>
         <w:rPr>
-          <w:rFonts w:ascii="Consolas" w:eastAsia="Consolas" w:hAnsi="Consolas" w:cs="Consolas"/>
+          <w:rFonts w:ascii="Consolas" w:hAnsi="Consolas" w:eastAsia="Consolas" w:cs="Consolas"/>
           <w:u w:val="single"/>
           <w:lang w:val="en-US"/>
         </w:rPr>
@@ -1659,7 +1659,7 @@
       <w:proofErr w:type="spellStart"/>
       <w:r>
         <w:rPr>
-          <w:rFonts w:ascii="Consolas" w:eastAsia="Consolas" w:hAnsi="Consolas" w:cs="Consolas"/>
+          <w:rFonts w:ascii="Consolas" w:hAnsi="Consolas" w:eastAsia="Consolas" w:cs="Consolas"/>
           <w:u w:val="single"/>
           <w:lang w:val="en-US"/>
         </w:rPr>
@@ -1668,7 +1668,7 @@
       <w:proofErr w:type="spellEnd"/>
       <w:r>
         <w:rPr>
-          <w:rFonts w:ascii="Consolas" w:eastAsia="Consolas" w:hAnsi="Consolas" w:cs="Consolas"/>
+          <w:rFonts w:ascii="Consolas" w:hAnsi="Consolas" w:eastAsia="Consolas" w:cs="Consolas"/>
           <w:u w:val="single"/>
           <w:lang w:val="en-US"/>
         </w:rPr>
@@ -1679,14 +1679,14 @@
       </w:r>
       <w:r>
         <w:rPr>
-          <w:rFonts w:ascii="Consolas" w:eastAsia="Consolas" w:hAnsi="Consolas" w:cs="Consolas"/>
+          <w:rFonts w:ascii="Consolas" w:hAnsi="Consolas" w:eastAsia="Consolas" w:cs="Consolas"/>
           <w:lang w:val="en-US"/>
         </w:rPr>
         <w:t xml:space="preserve">   No </w:t>
       </w:r>
       <w:r>
         <w:rPr>
-          <w:rFonts w:ascii="Consolas" w:eastAsia="Consolas" w:hAnsi="Consolas" w:cs="Consolas"/>
+          <w:rFonts w:ascii="Consolas" w:hAnsi="Consolas" w:eastAsia="Consolas" w:cs="Consolas"/>
           <w:u w:val="single"/>
           <w:lang w:val="en-US"/>
         </w:rPr>
@@ -1695,7 +1695,7 @@
       <w:proofErr w:type="spellStart"/>
       <w:r>
         <w:rPr>
-          <w:rFonts w:ascii="Consolas" w:eastAsia="Consolas" w:hAnsi="Consolas" w:cs="Consolas"/>
+          <w:rFonts w:ascii="Consolas" w:hAnsi="Consolas" w:eastAsia="Consolas" w:cs="Consolas"/>
           <w:u w:val="single"/>
           <w:lang w:val="en-US"/>
         </w:rPr>
@@ -1704,7 +1704,7 @@
       <w:proofErr w:type="spellEnd"/>
       <w:r>
         <w:rPr>
-          <w:rFonts w:ascii="Consolas" w:eastAsia="Consolas" w:hAnsi="Consolas" w:cs="Consolas"/>
+          <w:rFonts w:ascii="Consolas" w:hAnsi="Consolas" w:eastAsia="Consolas" w:cs="Consolas"/>
           <w:u w:val="single"/>
           <w:lang w:val="en-US"/>
         </w:rPr>
@@ -1717,13 +1717,13 @@
     <w:p>
       <w:pPr>
         <w:rPr>
-          <w:rFonts w:ascii="Consolas" w:eastAsia="Consolas" w:hAnsi="Consolas" w:cs="Consolas"/>
-          <w:lang w:val="en-US"/>
-        </w:rPr>
-      </w:pPr>
-      <w:r>
-        <w:rPr>
-          <w:rFonts w:ascii="Consolas" w:eastAsia="Consolas" w:hAnsi="Consolas" w:cs="Consolas"/>
+          <w:rFonts w:ascii="Consolas" w:hAnsi="Consolas" w:eastAsia="Consolas" w:cs="Consolas"/>
+          <w:lang w:val="en-US"/>
+        </w:rPr>
+      </w:pPr>
+      <w:r>
+        <w:rPr>
+          <w:rFonts w:ascii="Consolas" w:hAnsi="Consolas" w:eastAsia="Consolas" w:cs="Consolas"/>
           <w:lang w:val="en-US"/>
         </w:rPr>
         <w:t xml:space="preserve">Emergency Contact Updated:   </w:t>
@@ -1731,7 +1731,7 @@
       <w:proofErr w:type="gramStart"/>
       <w:r>
         <w:rPr>
-          <w:rFonts w:ascii="Consolas" w:eastAsia="Consolas" w:hAnsi="Consolas" w:cs="Consolas"/>
+          <w:rFonts w:ascii="Consolas" w:hAnsi="Consolas" w:eastAsia="Consolas" w:cs="Consolas"/>
           <w:lang w:val="en-US"/>
         </w:rPr>
         <w:t>Yes</w:t>
@@ -1739,14 +1739,14 @@
       <w:proofErr w:type="gramEnd"/>
       <w:r>
         <w:rPr>
-          <w:rFonts w:ascii="Consolas" w:eastAsia="Consolas" w:hAnsi="Consolas" w:cs="Consolas"/>
+          <w:rFonts w:ascii="Consolas" w:hAnsi="Consolas" w:eastAsia="Consolas" w:cs="Consolas"/>
           <w:lang w:val="en-US"/>
         </w:rPr>
         <w:t xml:space="preserve"> </w:t>
       </w:r>
       <w:r>
         <w:rPr>
-          <w:rFonts w:ascii="Consolas" w:eastAsia="Consolas" w:hAnsi="Consolas" w:cs="Consolas"/>
+          <w:rFonts w:ascii="Consolas" w:hAnsi="Consolas" w:eastAsia="Consolas" w:cs="Consolas"/>
           <w:u w:val="single"/>
           <w:lang w:val="en-US"/>
         </w:rPr>
@@ -1755,7 +1755,7 @@
       <w:proofErr w:type="spellStart"/>
       <w:r>
         <w:rPr>
-          <w:rFonts w:ascii="Consolas" w:eastAsia="Consolas" w:hAnsi="Consolas" w:cs="Consolas"/>
+          <w:rFonts w:ascii="Consolas" w:hAnsi="Consolas" w:eastAsia="Consolas" w:cs="Consolas"/>
           <w:u w:val="single"/>
           <w:lang w:val="en-US"/>
         </w:rPr>
@@ -1764,7 +1764,7 @@
       <w:proofErr w:type="spellEnd"/>
       <w:r>
         <w:rPr>
-          <w:rFonts w:ascii="Consolas" w:eastAsia="Consolas" w:hAnsi="Consolas" w:cs="Consolas"/>
+          <w:rFonts w:ascii="Consolas" w:hAnsi="Consolas" w:eastAsia="Consolas" w:cs="Consolas"/>
           <w:u w:val="single"/>
           <w:lang w:val="en-US"/>
         </w:rPr>
@@ -1775,7 +1775,7 @@
       </w:r>
       <w:r>
         <w:rPr>
-          <w:rFonts w:ascii="Consolas" w:eastAsia="Consolas" w:hAnsi="Consolas" w:cs="Consolas"/>
+          <w:rFonts w:ascii="Consolas" w:hAnsi="Consolas" w:eastAsia="Consolas" w:cs="Consolas"/>
           <w:lang w:val="en-US"/>
         </w:rPr>
         <w:t xml:space="preserve">   No</w:t>
@@ -1785,7 +1785,7 @@
       </w:r>
       <w:r>
         <w:rPr>
-          <w:rFonts w:ascii="Consolas" w:eastAsia="Consolas" w:hAnsi="Consolas" w:cs="Consolas"/>
+          <w:rFonts w:ascii="Consolas" w:hAnsi="Consolas" w:eastAsia="Consolas" w:cs="Consolas"/>
           <w:u w:val="single"/>
           <w:lang w:val="en-US"/>
         </w:rPr>
@@ -1794,7 +1794,7 @@
       <w:proofErr w:type="spellStart"/>
       <w:r>
         <w:rPr>
-          <w:rFonts w:ascii="Consolas" w:eastAsia="Consolas" w:hAnsi="Consolas" w:cs="Consolas"/>
+          <w:rFonts w:ascii="Consolas" w:hAnsi="Consolas" w:eastAsia="Consolas" w:cs="Consolas"/>
           <w:u w:val="single"/>
           <w:lang w:val="en-US"/>
         </w:rPr>
@@ -1803,7 +1803,7 @@
       <w:proofErr w:type="spellEnd"/>
       <w:r>
         <w:rPr>
-          <w:rFonts w:ascii="Consolas" w:eastAsia="Consolas" w:hAnsi="Consolas" w:cs="Consolas"/>
+          <w:rFonts w:ascii="Consolas" w:hAnsi="Consolas" w:eastAsia="Consolas" w:cs="Consolas"/>
           <w:u w:val="single"/>
           <w:lang w:val="en-US"/>
         </w:rPr>
@@ -1814,14 +1814,14 @@
       </w:r>
       <w:r>
         <w:rPr>
-          <w:rFonts w:ascii="Consolas" w:eastAsia="Consolas" w:hAnsi="Consolas" w:cs="Consolas"/>
+          <w:rFonts w:ascii="Consolas" w:hAnsi="Consolas" w:eastAsia="Consolas" w:cs="Consolas"/>
           <w:lang w:val="en-US"/>
         </w:rPr>
         <w:t xml:space="preserve">   Date Updated:</w:t>
       </w:r>
       <w:r>
         <w:rPr>
-          <w:rFonts w:ascii="Consolas" w:eastAsia="Consolas" w:hAnsi="Consolas" w:cs="Consolas"/>
+          <w:rFonts w:ascii="Consolas" w:hAnsi="Consolas" w:eastAsia="Consolas" w:cs="Consolas"/>
           <w:u w:val="single"/>
           <w:lang w:val="en-US"/>
         </w:rPr>
@@ -1829,17 +1829,24 @@
       </w:r>
       <w:r>
         <w:rPr>
-          <w:rFonts w:ascii="Consolas" w:eastAsia="Consolas" w:hAnsi="Consolas" w:cs="Consolas"/>
+          <w:rFonts w:ascii="Consolas" w:hAnsi="Consolas" w:eastAsia="Consolas" w:cs="Consolas"/>
           <w:u w:val="single"/>
           <w:lang w:val="en-US"/>
         </w:rPr>
         <w:tab/>
+      </w:r>
+      <w:r>
+        <w:rPr>
+          <w:rFonts w:ascii="Consolas" w:hAnsi="Consolas" w:eastAsia="Consolas" w:cs="Consolas"/>
+          <w:u w:val="single"/>
+          <w:lang w:val="en-US"/>
+        </w:rPr>
         <w:t>{</w:t>
       </w:r>
       <w:proofErr w:type="spellStart"/>
       <w:r>
         <w:rPr>
-          <w:rFonts w:ascii="Consolas" w:eastAsia="Consolas" w:hAnsi="Consolas" w:cs="Consolas"/>
+          <w:rFonts w:ascii="Consolas" w:hAnsi="Consolas" w:eastAsia="Consolas" w:cs="Consolas"/>
           <w:u w:val="single"/>
           <w:lang w:val="en-US"/>
         </w:rPr>
@@ -1848,7 +1855,7 @@
       <w:proofErr w:type="spellEnd"/>
       <w:r>
         <w:rPr>
-          <w:rFonts w:ascii="Consolas" w:eastAsia="Consolas" w:hAnsi="Consolas" w:cs="Consolas"/>
+          <w:rFonts w:ascii="Consolas" w:hAnsi="Consolas" w:eastAsia="Consolas" w:cs="Consolas"/>
           <w:u w:val="single"/>
           <w:lang w:val="en-US"/>
         </w:rPr>
@@ -1856,7 +1863,7 @@
       </w:r>
       <w:r>
         <w:rPr>
-          <w:rFonts w:ascii="Consolas" w:eastAsia="Consolas" w:hAnsi="Consolas" w:cs="Consolas"/>
+          <w:rFonts w:ascii="Consolas" w:hAnsi="Consolas" w:eastAsia="Consolas" w:cs="Consolas"/>
           <w:u w:val="single"/>
           <w:lang w:val="en-US"/>
         </w:rPr>
@@ -1864,18 +1871,25 @@
       </w:r>
       <w:r>
         <w:rPr>
-          <w:rFonts w:ascii="Consolas" w:eastAsia="Consolas" w:hAnsi="Consolas" w:cs="Consolas"/>
+          <w:rFonts w:ascii="Consolas" w:hAnsi="Consolas" w:eastAsia="Consolas" w:cs="Consolas"/>
           <w:u w:val="single"/>
           <w:lang w:val="en-US"/>
         </w:rPr>
         <w:tab/>
+      </w:r>
+      <w:r>
+        <w:rPr>
+          <w:rFonts w:ascii="Consolas" w:hAnsi="Consolas" w:eastAsia="Consolas" w:cs="Consolas"/>
+          <w:u w:val="single"/>
+          <w:lang w:val="en-US"/>
+        </w:rPr>
         <w:t xml:space="preserve">    </w:t>
       </w:r>
     </w:p>
     <w:p>
       <w:pPr>
         <w:rPr>
-          <w:rFonts w:ascii="Consolas" w:eastAsia="Consolas" w:hAnsi="Consolas" w:cs="Consolas"/>
+          <w:rFonts w:ascii="Consolas" w:hAnsi="Consolas" w:eastAsia="Consolas" w:cs="Consolas"/>
           <w:sz w:val="10"/>
           <w:szCs w:val="10"/>
         </w:rPr>
@@ -1884,374 +1898,417 @@
     <w:p>
       <w:pPr>
         <w:rPr>
-          <w:rFonts w:ascii="Consolas" w:eastAsia="Consolas" w:hAnsi="Consolas" w:cs="Consolas"/>
-          <w:u w:val="single"/>
-        </w:rPr>
-      </w:pPr>
-      <w:r>
-        <w:rPr>
-          <w:rFonts w:ascii="Consolas" w:eastAsia="Consolas" w:hAnsi="Consolas" w:cs="Consolas"/>
+          <w:rFonts w:ascii="Consolas" w:hAnsi="Consolas" w:eastAsia="Consolas" w:cs="Consolas"/>
+          <w:u w:val="single"/>
+          <w:lang w:val="en-US"/>
+        </w:rPr>
+      </w:pPr>
+      <w:r>
+        <w:rPr>
+          <w:rFonts w:ascii="Consolas" w:hAnsi="Consolas" w:eastAsia="Consolas" w:cs="Consolas"/>
+          <w:lang w:val="en-US"/>
         </w:rPr>
         <w:t xml:space="preserve">Offender Signature: </w:t>
       </w:r>
       <w:r>
         <w:rPr>
-          <w:rFonts w:ascii="Consolas" w:eastAsia="Consolas" w:hAnsi="Consolas" w:cs="Consolas"/>
-          <w:u w:val="single"/>
+          <w:rFonts w:ascii="Consolas" w:hAnsi="Consolas" w:eastAsia="Consolas" w:cs="Consolas"/>
+          <w:u w:val="single"/>
+          <w:lang w:val="en-US"/>
         </w:rPr>
         <w:t xml:space="preserve">                                      </w:t>
       </w:r>
       <w:r>
         <w:rPr>
-          <w:rFonts w:ascii="Consolas" w:eastAsia="Consolas" w:hAnsi="Consolas" w:cs="Consolas"/>
-        </w:rPr>
-        <w:t xml:space="preserve">     Appeal: </w:t>
+          <w:rFonts w:ascii="Consolas" w:hAnsi="Consolas" w:eastAsia="Consolas" w:cs="Consolas"/>
+          <w:lang w:val="en-US"/>
+        </w:rPr>
+        <w:t xml:space="preserve">   </w:t>
+      </w:r>
+      <w:r>
+        <w:rPr>
+          <w:rFonts w:ascii="Consolas" w:hAnsi="Consolas" w:eastAsia="Consolas" w:cs="Consolas"/>
+          <w:lang w:val="en-US"/>
+        </w:rPr>
+        <w:t xml:space="preserve">  </w:t>
+      </w:r>
+      <w:r>
+        <w:rPr>
+          <w:rFonts w:ascii="Consolas" w:hAnsi="Consolas" w:eastAsia="Consolas" w:cs="Consolas"/>
+          <w:lang w:val="en-US"/>
+        </w:rPr>
+        <w:t xml:space="preserve">Appeal: </w:t>
+      </w:r>
+      <w:r>
+        <w:rPr>
+          <w:rFonts w:ascii="Consolas" w:hAnsi="Consolas" w:eastAsia="Consolas" w:cs="Consolas"/>
+          <w:lang w:val="en-US"/>
+        </w:rPr>
+        <w:t>Yes</w:t>
+      </w:r>
+      <w:r>
+        <w:rPr>
+          <w:rFonts w:ascii="Consolas" w:hAnsi="Consolas" w:eastAsia="Consolas" w:cs="Consolas"/>
+          <w:lang w:val="en-US"/>
+        </w:rPr>
+        <w:t xml:space="preserve"> </w:t>
+      </w:r>
+      <w:r>
+        <w:rPr>
+          <w:rFonts w:ascii="Consolas" w:hAnsi="Consolas" w:eastAsia="Consolas" w:cs="Consolas"/>
+          <w:u w:val="single"/>
+          <w:lang w:val="en-US"/>
+        </w:rPr>
+        <w:t xml:space="preserve"> {</w:t>
+      </w:r>
+      <w:r>
+        <w:rPr>
+          <w:rFonts w:ascii="Consolas" w:hAnsi="Consolas" w:eastAsia="Consolas" w:cs="Consolas"/>
+          <w:u w:val="single"/>
+          <w:lang w:val="en-US"/>
+        </w:rPr>
+        <w:t>apY</w:t>
+      </w:r>
+      <w:r>
+        <w:rPr>
+          <w:rFonts w:ascii="Consolas" w:hAnsi="Consolas" w:eastAsia="Consolas" w:cs="Consolas"/>
+          <w:u w:val="single"/>
+          <w:lang w:val="en-US"/>
+        </w:rPr>
+        <w:t xml:space="preserve">} </w:t>
+      </w:r>
+      <w:r>
+        <w:rPr>
+          <w:rFonts w:ascii="Consolas" w:hAnsi="Consolas" w:eastAsia="Consolas" w:cs="Consolas"/>
+          <w:lang w:val="en-US"/>
+        </w:rPr>
+        <w:t xml:space="preserve"> No</w:t>
+      </w:r>
+      <w:r>
+        <w:rPr>
+          <w:rFonts w:ascii="Consolas" w:hAnsi="Consolas" w:eastAsia="Consolas" w:cs="Consolas"/>
+          <w:lang w:val="en-US"/>
+        </w:rPr>
+        <w:t xml:space="preserve"> </w:t>
+      </w:r>
+      <w:r>
+        <w:rPr>
+          <w:rFonts w:ascii="Consolas" w:hAnsi="Consolas" w:eastAsia="Consolas" w:cs="Consolas"/>
+          <w:u w:val="single"/>
+          <w:lang w:val="en-US"/>
+        </w:rPr>
+        <w:t xml:space="preserve">  {</w:t>
+      </w:r>
+      <w:r>
+        <w:rPr>
+          <w:rFonts w:ascii="Consolas" w:hAnsi="Consolas" w:eastAsia="Consolas" w:cs="Consolas"/>
+          <w:u w:val="single"/>
+          <w:lang w:val="en-US"/>
+        </w:rPr>
+        <w:t>apN</w:t>
+      </w:r>
+      <w:r>
+        <w:rPr>
+          <w:rFonts w:ascii="Consolas" w:hAnsi="Consolas" w:eastAsia="Consolas" w:cs="Consolas"/>
+          <w:u w:val="single"/>
+          <w:lang w:val="en-US"/>
+        </w:rPr>
+        <w:t>}</w:t>
+      </w:r>
+    </w:p>
+    <w:p>
+      <w:pPr>
+        <w:rPr>
+          <w:rFonts w:ascii="Consolas" w:hAnsi="Consolas" w:eastAsia="Consolas" w:cs="Consolas"/>
+          <w:lang w:val="en-US"/>
+        </w:rPr>
+      </w:pPr>
+      <w:r>
+        <w:rPr>
+          <w:rFonts w:ascii="Consolas" w:hAnsi="Consolas" w:eastAsia="Consolas" w:cs="Consolas"/>
+        </w:rPr>
+        <w:tab/>
+      </w:r>
+      <w:r>
+        <w:rPr>
+          <w:rFonts w:ascii="Consolas" w:hAnsi="Consolas" w:eastAsia="Consolas" w:cs="Consolas"/>
+        </w:rPr>
+        <w:tab/>
+      </w:r>
+      <w:r>
+        <w:rPr>
+          <w:rFonts w:ascii="Consolas" w:hAnsi="Consolas" w:eastAsia="Consolas" w:cs="Consolas"/>
+        </w:rPr>
+        <w:tab/>
+      </w:r>
+      <w:r>
+        <w:rPr>
+          <w:rFonts w:ascii="Consolas" w:hAnsi="Consolas" w:eastAsia="Consolas" w:cs="Consolas"/>
+        </w:rPr>
+        <w:tab/>
+      </w:r>
+      <w:r>
+        <w:rPr>
+          <w:rFonts w:ascii="Consolas" w:hAnsi="Consolas" w:eastAsia="Consolas" w:cs="Consolas"/>
+        </w:rPr>
+        <w:tab/>
+      </w:r>
+      <w:r>
+        <w:rPr>
+          <w:rFonts w:ascii="Consolas" w:hAnsi="Consolas" w:eastAsia="Consolas" w:cs="Consolas"/>
+        </w:rPr>
+        <w:tab/>
+      </w:r>
+      <w:r>
+        <w:rPr>
+          <w:rFonts w:ascii="Consolas" w:hAnsi="Consolas" w:eastAsia="Consolas" w:cs="Consolas"/>
+          <w:lang w:val="en-US"/>
+        </w:rPr>
+        <w:t xml:space="preserve">If </w:t>
       </w:r>
       <w:proofErr w:type="gramStart"/>
       <w:r>
         <w:rPr>
-          <w:rFonts w:ascii="Consolas" w:eastAsia="Consolas" w:hAnsi="Consolas" w:cs="Consolas"/>
+          <w:rFonts w:ascii="Consolas" w:hAnsi="Consolas" w:eastAsia="Consolas" w:cs="Consolas"/>
+          <w:lang w:val="en-US"/>
         </w:rPr>
         <w:t>Yes</w:t>
       </w:r>
       <w:proofErr w:type="gramEnd"/>
       <w:r>
         <w:rPr>
-          <w:rFonts w:ascii="Consolas" w:eastAsia="Consolas" w:hAnsi="Consolas" w:cs="Consolas"/>
-        </w:rPr>
-        <w:t xml:space="preserve"> </w:t>
-      </w:r>
-      <w:r>
-        <w:rPr>
-          <w:rFonts w:ascii="Consolas" w:eastAsia="Consolas" w:hAnsi="Consolas" w:cs="Consolas"/>
-          <w:u w:val="single"/>
-        </w:rPr>
-        <w:t xml:space="preserve"> {</w:t>
-      </w:r>
-      <w:proofErr w:type="spellStart"/>
-      <w:r>
-        <w:rPr>
-          <w:rFonts w:ascii="Consolas" w:eastAsia="Consolas" w:hAnsi="Consolas" w:cs="Consolas"/>
-          <w:u w:val="single"/>
-        </w:rPr>
-        <w:t>apY</w:t>
-      </w:r>
-      <w:proofErr w:type="spellEnd"/>
-      <w:r>
-        <w:rPr>
-          <w:rFonts w:ascii="Consolas" w:eastAsia="Consolas" w:hAnsi="Consolas" w:cs="Consolas"/>
-          <w:u w:val="single"/>
-        </w:rPr>
-        <w:t xml:space="preserve">} </w:t>
-      </w:r>
-      <w:r>
-        <w:rPr>
-          <w:rFonts w:ascii="Consolas" w:eastAsia="Consolas" w:hAnsi="Consolas" w:cs="Consolas"/>
-        </w:rPr>
-        <w:t xml:space="preserve"> No </w:t>
-      </w:r>
-      <w:r>
-        <w:rPr>
-          <w:rFonts w:ascii="Consolas" w:eastAsia="Consolas" w:hAnsi="Consolas" w:cs="Consolas"/>
-          <w:u w:val="single"/>
-        </w:rPr>
-        <w:t xml:space="preserve">  {</w:t>
-      </w:r>
-      <w:proofErr w:type="spellStart"/>
-      <w:r>
-        <w:rPr>
-          <w:rFonts w:ascii="Consolas" w:eastAsia="Consolas" w:hAnsi="Consolas" w:cs="Consolas"/>
-          <w:u w:val="single"/>
-        </w:rPr>
-        <w:t>apN</w:t>
-      </w:r>
-      <w:proofErr w:type="spellEnd"/>
-      <w:r>
-        <w:rPr>
-          <w:rFonts w:ascii="Consolas" w:eastAsia="Consolas" w:hAnsi="Consolas" w:cs="Consolas"/>
-          <w:u w:val="single"/>
-        </w:rPr>
-        <w:t>}</w:t>
-      </w:r>
-    </w:p>
-    <w:p>
-      <w:pPr>
-        <w:rPr>
-          <w:rFonts w:ascii="Consolas" w:eastAsia="Consolas" w:hAnsi="Consolas" w:cs="Consolas"/>
-          <w:lang w:val="en-US"/>
-        </w:rPr>
-      </w:pPr>
-      <w:r>
-        <w:rPr>
-          <w:rFonts w:ascii="Consolas" w:eastAsia="Consolas" w:hAnsi="Consolas" w:cs="Consolas"/>
+          <w:rFonts w:ascii="Consolas" w:hAnsi="Consolas" w:eastAsia="Consolas" w:cs="Consolas"/>
+          <w:lang w:val="en-US"/>
+        </w:rPr>
+        <w:t xml:space="preserve"> provide appeal and copy to inmate</w:t>
+      </w:r>
+      <w:r>
+        <w:rPr>
+          <w:rFonts w:ascii="Consolas" w:hAnsi="Consolas" w:eastAsia="Consolas" w:cs="Consolas"/>
         </w:rPr>
         <w:tab/>
       </w:r>
-      <w:r>
-        <w:rPr>
-          <w:rFonts w:ascii="Consolas" w:eastAsia="Consolas" w:hAnsi="Consolas" w:cs="Consolas"/>
-        </w:rPr>
+    </w:p>
+    <w:p>
+      <w:pPr>
+        <w:rPr>
+          <w:u w:val="single"/>
+        </w:rPr>
+      </w:pPr>
+      <w:r>
+        <w:rPr>
+          <w:rFonts w:ascii="Consolas" w:hAnsi="Consolas" w:eastAsia="Consolas" w:cs="Consolas"/>
+          <w:lang w:val="en-US"/>
+        </w:rPr>
+        <w:t xml:space="preserve">Panel Member Signatures: </w:t>
+      </w:r>
+      <w:r>
         <w:tab/>
       </w:r>
       <w:r>
-        <w:rPr>
-          <w:rFonts w:ascii="Consolas" w:eastAsia="Consolas" w:hAnsi="Consolas" w:cs="Consolas"/>
-        </w:rPr>
         <w:tab/>
       </w:r>
       <w:r>
-        <w:rPr>
-          <w:rFonts w:ascii="Consolas" w:eastAsia="Consolas" w:hAnsi="Consolas" w:cs="Consolas"/>
-        </w:rPr>
         <w:tab/>
       </w:r>
       <w:r>
-        <w:rPr>
-          <w:rFonts w:ascii="Consolas" w:eastAsia="Consolas" w:hAnsi="Consolas" w:cs="Consolas"/>
-        </w:rPr>
         <w:tab/>
       </w:r>
       <w:r>
-        <w:rPr>
-          <w:rFonts w:ascii="Consolas" w:eastAsia="Consolas" w:hAnsi="Consolas" w:cs="Consolas"/>
-        </w:rPr>
         <w:tab/>
       </w:r>
       <w:r>
-        <w:rPr>
-          <w:rFonts w:ascii="Consolas" w:eastAsia="Consolas" w:hAnsi="Consolas" w:cs="Consolas"/>
-          <w:lang w:val="en-US"/>
-        </w:rPr>
-        <w:t xml:space="preserve">If </w:t>
-      </w:r>
-      <w:proofErr w:type="gramStart"/>
-      <w:r>
-        <w:rPr>
-          <w:rFonts w:ascii="Consolas" w:eastAsia="Consolas" w:hAnsi="Consolas" w:cs="Consolas"/>
-          <w:lang w:val="en-US"/>
-        </w:rPr>
-        <w:t>Yes</w:t>
-      </w:r>
-      <w:proofErr w:type="gramEnd"/>
-      <w:r>
-        <w:rPr>
-          <w:rFonts w:ascii="Consolas" w:eastAsia="Consolas" w:hAnsi="Consolas" w:cs="Consolas"/>
-          <w:lang w:val="en-US"/>
-        </w:rPr>
-        <w:t xml:space="preserve"> provide appeal and copy to inmate</w:t>
-      </w:r>
-      <w:r>
-        <w:rPr>
-          <w:rFonts w:ascii="Consolas" w:eastAsia="Consolas" w:hAnsi="Consolas" w:cs="Consolas"/>
-        </w:rPr>
         <w:tab/>
       </w:r>
-    </w:p>
-    <w:p>
-      <w:pPr>
-        <w:rPr>
-          <w:u w:val="single"/>
-        </w:rPr>
-      </w:pPr>
-      <w:r>
-        <w:rPr>
-          <w:rFonts w:ascii="Consolas" w:eastAsia="Consolas" w:hAnsi="Consolas" w:cs="Consolas"/>
-          <w:lang w:val="en-US"/>
-        </w:rPr>
-        <w:t xml:space="preserve">Panel Member Signatures: </w:t>
-      </w:r>
       <w:r>
         <w:tab/>
       </w:r>
       <w:r>
+        <w:rPr>
+          <w:rFonts w:ascii="Consolas" w:hAnsi="Consolas" w:eastAsia="Consolas" w:cs="Consolas"/>
+          <w:lang w:val="en-US"/>
+        </w:rPr>
+        <w:t>Date:</w:t>
+      </w:r>
+      <w:r>
+        <w:rPr>
+          <w:u w:val="single"/>
+        </w:rPr>
         <w:tab/>
       </w:r>
       <w:r>
+        <w:rPr>
+          <w:u w:val="single"/>
+        </w:rPr>
         <w:tab/>
       </w:r>
       <w:r>
+        <w:rPr>
+          <w:u w:val="single"/>
+        </w:rPr>
+        <w:t xml:space="preserve">   </w:t>
+      </w:r>
+      <w:r>
+        <w:rPr>
+          <w:u w:val="single"/>
+        </w:rPr>
         <w:tab/>
       </w:r>
       <w:r>
+        <w:rPr>
+          <w:u w:val="single"/>
+        </w:rPr>
         <w:tab/>
       </w:r>
-      <w:r>
+    </w:p>
+    <w:p>
+      <w:pPr>
+        <w:rPr>
+          <w:rFonts w:ascii="Consolas" w:hAnsi="Consolas" w:eastAsia="Consolas" w:cs="Consolas"/>
+        </w:rPr>
+      </w:pPr>
+    </w:p>
+    <w:p>
+      <w:pPr>
+        <w:rPr>
+          <w:rFonts w:ascii="Consolas" w:hAnsi="Consolas" w:eastAsia="Consolas" w:cs="Consolas"/>
+          <w:u w:val="single"/>
+        </w:rPr>
+      </w:pPr>
+      <w:r>
+        <w:rPr>
+          <w:rFonts w:ascii="Consolas" w:hAnsi="Consolas" w:eastAsia="Consolas" w:cs="Consolas"/>
+          <w:u w:val="single"/>
+        </w:rPr>
+        <w:t xml:space="preserve">                         </w:t>
+      </w:r>
+      <w:r>
+        <w:rPr>
+          <w:rFonts w:ascii="Consolas" w:hAnsi="Consolas" w:eastAsia="Consolas" w:cs="Consolas"/>
+        </w:rPr>
         <w:tab/>
       </w:r>
       <w:r>
+        <w:rPr>
+          <w:rFonts w:ascii="Consolas" w:hAnsi="Consolas" w:eastAsia="Consolas" w:cs="Consolas"/>
+          <w:u w:val="single"/>
+        </w:rPr>
+        <w:t xml:space="preserve">                         </w:t>
+      </w:r>
+      <w:r>
+        <w:rPr>
+          <w:rFonts w:ascii="Consolas" w:hAnsi="Consolas" w:eastAsia="Consolas" w:cs="Consolas"/>
+        </w:rPr>
         <w:tab/>
       </w:r>
       <w:r>
         <w:rPr>
-          <w:rFonts w:ascii="Consolas" w:eastAsia="Consolas" w:hAnsi="Consolas" w:cs="Consolas"/>
-          <w:lang w:val="en-US"/>
-        </w:rPr>
-        <w:t>Date:</w:t>
-      </w:r>
-      <w:r>
-        <w:rPr>
+          <w:rFonts w:ascii="Consolas" w:hAnsi="Consolas" w:eastAsia="Consolas" w:cs="Consolas"/>
           <w:u w:val="single"/>
         </w:rPr>
         <w:tab/>
       </w:r>
       <w:r>
         <w:rPr>
+          <w:rFonts w:ascii="Consolas" w:hAnsi="Consolas" w:eastAsia="Consolas" w:cs="Consolas"/>
           <w:u w:val="single"/>
         </w:rPr>
         <w:tab/>
-        <w:t xml:space="preserve">   </w:t>
-      </w:r>
-      <w:r>
-        <w:rPr>
+      </w:r>
+      <w:r>
+        <w:rPr>
+          <w:rFonts w:ascii="Consolas" w:hAnsi="Consolas" w:eastAsia="Consolas" w:cs="Consolas"/>
           <w:u w:val="single"/>
         </w:rPr>
         <w:tab/>
       </w:r>
       <w:r>
         <w:rPr>
+          <w:rFonts w:ascii="Consolas" w:hAnsi="Consolas" w:eastAsia="Consolas" w:cs="Consolas"/>
           <w:u w:val="single"/>
         </w:rPr>
         <w:tab/>
       </w:r>
-    </w:p>
-    <w:p>
-      <w:pPr>
-        <w:rPr>
-          <w:rFonts w:ascii="Consolas" w:eastAsia="Consolas" w:hAnsi="Consolas" w:cs="Consolas"/>
-        </w:rPr>
-      </w:pPr>
-    </w:p>
-    <w:p>
-      <w:pPr>
-        <w:rPr>
-          <w:rFonts w:ascii="Consolas" w:eastAsia="Consolas" w:hAnsi="Consolas" w:cs="Consolas"/>
-          <w:u w:val="single"/>
-        </w:rPr>
-      </w:pPr>
-      <w:r>
-        <w:rPr>
-          <w:rFonts w:ascii="Consolas" w:eastAsia="Consolas" w:hAnsi="Consolas" w:cs="Consolas"/>
-          <w:u w:val="single"/>
-        </w:rPr>
-        <w:t xml:space="preserve">                         </w:t>
-      </w:r>
-      <w:r>
-        <w:rPr>
-          <w:rFonts w:ascii="Consolas" w:eastAsia="Consolas" w:hAnsi="Consolas" w:cs="Consolas"/>
+      <w:r>
+        <w:rPr>
+          <w:rFonts w:ascii="Consolas" w:hAnsi="Consolas" w:eastAsia="Consolas" w:cs="Consolas"/>
+          <w:u w:val="single"/>
         </w:rPr>
         <w:tab/>
       </w:r>
-      <w:r>
-        <w:rPr>
-          <w:rFonts w:ascii="Consolas" w:eastAsia="Consolas" w:hAnsi="Consolas" w:cs="Consolas"/>
-          <w:u w:val="single"/>
-        </w:rPr>
-        <w:t xml:space="preserve">                         </w:t>
-      </w:r>
-      <w:r>
-        <w:rPr>
-          <w:rFonts w:ascii="Consolas" w:eastAsia="Consolas" w:hAnsi="Consolas" w:cs="Consolas"/>
+    </w:p>
+    <w:p>
+      <w:pPr>
+        <w:rPr>
+          <w:rFonts w:ascii="Consolas" w:hAnsi="Consolas" w:eastAsia="Consolas" w:cs="Consolas"/>
+          <w:u w:val="single"/>
+        </w:rPr>
+      </w:pPr>
+      <w:r>
+        <w:rPr>
+          <w:rFonts w:ascii="Consolas" w:hAnsi="Consolas" w:eastAsia="Consolas" w:cs="Consolas"/>
+        </w:rPr>
+        <w:t>Chairperson</w:t>
+      </w:r>
+      <w:r>
+        <w:rPr>
+          <w:rFonts w:ascii="Consolas" w:hAnsi="Consolas" w:eastAsia="Consolas" w:cs="Consolas"/>
         </w:rPr>
         <w:tab/>
       </w:r>
       <w:r>
         <w:rPr>
-          <w:rFonts w:ascii="Consolas" w:eastAsia="Consolas" w:hAnsi="Consolas" w:cs="Consolas"/>
-          <w:u w:val="single"/>
+          <w:rFonts w:ascii="Consolas" w:hAnsi="Consolas" w:eastAsia="Consolas" w:cs="Consolas"/>
         </w:rPr>
         <w:tab/>
       </w:r>
       <w:r>
         <w:rPr>
-          <w:rFonts w:ascii="Consolas" w:eastAsia="Consolas" w:hAnsi="Consolas" w:cs="Consolas"/>
-          <w:u w:val="single"/>
+          <w:rFonts w:ascii="Consolas" w:hAnsi="Consolas" w:eastAsia="Consolas" w:cs="Consolas"/>
         </w:rPr>
         <w:tab/>
       </w:r>
       <w:r>
         <w:rPr>
-          <w:rFonts w:ascii="Consolas" w:eastAsia="Consolas" w:hAnsi="Consolas" w:cs="Consolas"/>
-          <w:u w:val="single"/>
+          <w:rFonts w:ascii="Consolas" w:hAnsi="Consolas" w:eastAsia="Consolas" w:cs="Consolas"/>
         </w:rPr>
         <w:tab/>
       </w:r>
       <w:r>
         <w:rPr>
-          <w:rFonts w:ascii="Consolas" w:eastAsia="Consolas" w:hAnsi="Consolas" w:cs="Consolas"/>
-          <w:u w:val="single"/>
+          <w:rFonts w:ascii="Consolas" w:hAnsi="Consolas" w:eastAsia="Consolas" w:cs="Consolas"/>
+        </w:rPr>
+        <w:t>Treatment Member</w:t>
+      </w:r>
+      <w:r>
+        <w:rPr>
+          <w:rFonts w:ascii="Consolas" w:hAnsi="Consolas" w:eastAsia="Consolas" w:cs="Consolas"/>
         </w:rPr>
         <w:tab/>
       </w:r>
       <w:r>
         <w:rPr>
-          <w:rFonts w:ascii="Consolas" w:eastAsia="Consolas" w:hAnsi="Consolas" w:cs="Consolas"/>
-          <w:u w:val="single"/>
+          <w:rFonts w:ascii="Consolas" w:hAnsi="Consolas" w:eastAsia="Consolas" w:cs="Consolas"/>
         </w:rPr>
         <w:tab/>
       </w:r>
-    </w:p>
-    <w:p>
-      <w:pPr>
-        <w:rPr>
-          <w:rFonts w:ascii="Consolas" w:eastAsia="Consolas" w:hAnsi="Consolas" w:cs="Consolas"/>
-          <w:u w:val="single"/>
-        </w:rPr>
-      </w:pPr>
-      <w:r>
-        <w:rPr>
-          <w:rFonts w:ascii="Consolas" w:eastAsia="Consolas" w:hAnsi="Consolas" w:cs="Consolas"/>
-        </w:rPr>
-        <w:t>Chairperson</w:t>
-      </w:r>
-      <w:r>
-        <w:rPr>
-          <w:rFonts w:ascii="Consolas" w:eastAsia="Consolas" w:hAnsi="Consolas" w:cs="Consolas"/>
+      <w:r>
+        <w:rPr>
+          <w:rFonts w:ascii="Consolas" w:hAnsi="Consolas" w:eastAsia="Consolas" w:cs="Consolas"/>
         </w:rPr>
         <w:tab/>
       </w:r>
       <w:r>
         <w:rPr>
-          <w:rFonts w:ascii="Consolas" w:eastAsia="Consolas" w:hAnsi="Consolas" w:cs="Consolas"/>
-        </w:rPr>
-        <w:tab/>
-      </w:r>
-      <w:r>
-        <w:rPr>
-          <w:rFonts w:ascii="Consolas" w:eastAsia="Consolas" w:hAnsi="Consolas" w:cs="Consolas"/>
-        </w:rPr>
-        <w:tab/>
-      </w:r>
-      <w:r>
-        <w:rPr>
-          <w:rFonts w:ascii="Consolas" w:eastAsia="Consolas" w:hAnsi="Consolas" w:cs="Consolas"/>
-        </w:rPr>
-        <w:tab/>
-        <w:t>Treatment Member</w:t>
-      </w:r>
-      <w:r>
-        <w:rPr>
-          <w:rFonts w:ascii="Consolas" w:eastAsia="Consolas" w:hAnsi="Consolas" w:cs="Consolas"/>
-        </w:rPr>
-        <w:tab/>
-      </w:r>
-      <w:r>
-        <w:rPr>
-          <w:rFonts w:ascii="Consolas" w:eastAsia="Consolas" w:hAnsi="Consolas" w:cs="Consolas"/>
-        </w:rPr>
-        <w:tab/>
-      </w:r>
-      <w:r>
-        <w:rPr>
-          <w:rFonts w:ascii="Consolas" w:eastAsia="Consolas" w:hAnsi="Consolas" w:cs="Consolas"/>
-        </w:rPr>
-        <w:tab/>
+          <w:rFonts w:ascii="Consolas" w:hAnsi="Consolas" w:eastAsia="Consolas" w:cs="Consolas"/>
+        </w:rPr>
         <w:t>Security Member</w:t>
       </w:r>
     </w:p>
     <w:p>
       <w:pPr>
         <w:rPr>
-          <w:rFonts w:ascii="Consolas" w:eastAsia="Consolas" w:hAnsi="Consolas" w:cs="Consolas"/>
+          <w:rFonts w:ascii="Consolas" w:hAnsi="Consolas" w:eastAsia="Consolas" w:cs="Consolas"/>
           <w:sz w:val="10"/>
           <w:szCs w:val="10"/>
         </w:rPr>
@@ -2260,12 +2317,12 @@
     <w:p>
       <w:pPr>
         <w:rPr>
-          <w:rFonts w:ascii="Consolas" w:eastAsia="Consolas" w:hAnsi="Consolas" w:cs="Consolas"/>
-        </w:rPr>
-      </w:pPr>
-      <w:r>
-        <w:rPr>
-          <w:rFonts w:ascii="Consolas" w:eastAsia="Consolas" w:hAnsi="Consolas" w:cs="Consolas"/>
+          <w:rFonts w:ascii="Consolas" w:hAnsi="Consolas" w:eastAsia="Consolas" w:cs="Consolas"/>
+        </w:rPr>
+      </w:pPr>
+      <w:r>
+        <w:rPr>
+          <w:rFonts w:ascii="Consolas" w:hAnsi="Consolas" w:eastAsia="Consolas" w:cs="Consolas"/>
         </w:rPr>
         <w:t>If panel member disagrees with majority recommend, state specific reasons:</w:t>
       </w:r>
@@ -2276,14 +2333,14 @@
           <w:tab w:val="left" w:pos="10800"/>
         </w:tabs>
         <w:rPr>
-          <w:rFonts w:ascii="Consolas" w:eastAsia="Consolas" w:hAnsi="Consolas" w:cs="Consolas"/>
-          <w:u w:val="single"/>
-          <w:lang w:val="en-US"/>
-        </w:rPr>
-      </w:pPr>
-      <w:r>
-        <w:rPr>
-          <w:rFonts w:ascii="Consolas" w:eastAsia="Consolas" w:hAnsi="Consolas" w:cs="Consolas"/>
+          <w:rFonts w:ascii="Consolas" w:hAnsi="Consolas" w:eastAsia="Consolas" w:cs="Consolas"/>
+          <w:u w:val="single"/>
+          <w:lang w:val="en-US"/>
+        </w:rPr>
+      </w:pPr>
+      <w:r>
+        <w:rPr>
+          <w:rFonts w:ascii="Consolas" w:hAnsi="Consolas" w:eastAsia="Consolas" w:cs="Consolas"/>
           <w:u w:val="single"/>
           <w:lang w:val="en-US"/>
         </w:rPr>
@@ -2292,7 +2349,7 @@
       <w:proofErr w:type="spellStart"/>
       <w:r>
         <w:rPr>
-          <w:rFonts w:ascii="Consolas" w:eastAsia="Consolas" w:hAnsi="Consolas" w:cs="Consolas"/>
+          <w:rFonts w:ascii="Consolas" w:hAnsi="Consolas" w:eastAsia="Consolas" w:cs="Consolas"/>
           <w:u w:val="single"/>
           <w:lang w:val="en-US"/>
         </w:rPr>
@@ -2300,7 +2357,7 @@
       </w:r>
       <w:r>
         <w:rPr>
-          <w:rFonts w:ascii="Consolas" w:eastAsia="Consolas" w:hAnsi="Consolas" w:cs="Consolas"/>
+          <w:rFonts w:ascii="Consolas" w:hAnsi="Consolas" w:eastAsia="Consolas" w:cs="Consolas"/>
           <w:u w:val="single"/>
           <w:lang w:val="en-US"/>
         </w:rPr>
@@ -2309,7 +2366,7 @@
       <w:proofErr w:type="spellEnd"/>
       <w:r>
         <w:rPr>
-          <w:rFonts w:ascii="Consolas" w:eastAsia="Consolas" w:hAnsi="Consolas" w:cs="Consolas"/>
+          <w:rFonts w:ascii="Consolas" w:hAnsi="Consolas" w:eastAsia="Consolas" w:cs="Consolas"/>
           <w:u w:val="single"/>
           <w:lang w:val="en-US"/>
         </w:rPr>
@@ -2322,154 +2379,845 @@
     <w:p>
       <w:pPr>
         <w:rPr>
-          <w:rFonts w:ascii="Consolas" w:eastAsia="Consolas" w:hAnsi="Consolas" w:cs="Consolas"/>
-        </w:rPr>
-      </w:pPr>
-      <w:r>
-        <w:rPr>
-          <w:rFonts w:ascii="Consolas" w:eastAsia="Consolas" w:hAnsi="Consolas" w:cs="Consolas"/>
-        </w:rPr>
-        <w:t>Approving Authority:</w:t>
-      </w:r>
-    </w:p>
-    <w:p>
-      <w:pPr>
-        <w:rPr>
-          <w:rFonts w:ascii="Consolas" w:eastAsia="Consolas" w:hAnsi="Consolas" w:cs="Consolas"/>
-        </w:rPr>
-      </w:pPr>
-    </w:p>
-    <w:p>
-      <w:pPr>
-        <w:rPr>
-          <w:rFonts w:ascii="Consolas" w:eastAsia="Consolas" w:hAnsi="Consolas" w:cs="Consolas"/>
-          <w:u w:val="single"/>
-        </w:rPr>
-      </w:pPr>
-      <w:r>
-        <w:rPr>
-          <w:rFonts w:ascii="Consolas" w:eastAsia="Consolas" w:hAnsi="Consolas" w:cs="Consolas"/>
-          <w:u w:val="single"/>
-          <w:lang w:val="en-US"/>
-        </w:rPr>
-        <w:lastRenderedPageBreak/>
-        <w:t xml:space="preserve">                         </w:t>
-      </w:r>
-      <w:r>
-        <w:tab/>
-      </w:r>
-      <w:r>
-        <w:rPr>
-          <w:rFonts w:ascii="Consolas" w:eastAsia="Consolas" w:hAnsi="Consolas" w:cs="Consolas"/>
-          <w:u w:val="single"/>
-          <w:lang w:val="en-US"/>
-        </w:rPr>
-        <w:t xml:space="preserve">                    </w:t>
-      </w:r>
-      <w:r>
-        <w:tab/>
-        <w:t xml:space="preserve">  </w:t>
-      </w:r>
-      <w:r>
-        <w:rPr>
-          <w:rFonts w:ascii="Consolas" w:eastAsia="Consolas" w:hAnsi="Consolas" w:cs="Consolas"/>
-          <w:lang w:val="en-US"/>
-        </w:rPr>
-        <w:t xml:space="preserve">Approve </w:t>
-      </w:r>
-      <w:r>
-        <w:rPr>
-          <w:u w:val="single"/>
-        </w:rPr>
-        <w:tab/>
-      </w:r>
-      <w:r>
-        <w:rPr>
-          <w:rFonts w:ascii="Consolas" w:eastAsia="Consolas" w:hAnsi="Consolas" w:cs="Consolas"/>
-          <w:u w:val="single"/>
-          <w:lang w:val="en-US"/>
-        </w:rPr>
-        <w:t xml:space="preserve">    </w:t>
-      </w:r>
-      <w:r>
-        <w:rPr>
-          <w:rFonts w:ascii="Consolas" w:eastAsia="Consolas" w:hAnsi="Consolas" w:cs="Consolas"/>
-          <w:lang w:val="en-US"/>
-        </w:rPr>
-        <w:t xml:space="preserve"> Deny </w:t>
-      </w:r>
-      <w:r>
-        <w:rPr>
-          <w:rFonts w:ascii="Consolas" w:eastAsia="Consolas" w:hAnsi="Consolas" w:cs="Consolas"/>
-          <w:u w:val="single"/>
-        </w:rPr>
-        <w:tab/>
-      </w:r>
-      <w:r>
-        <w:rPr>
-          <w:rFonts w:ascii="Consolas" w:eastAsia="Consolas" w:hAnsi="Consolas" w:cs="Consolas"/>
-          <w:u w:val="single"/>
-        </w:rPr>
-        <w:tab/>
-        <w:t xml:space="preserve">   </w:t>
-      </w:r>
-    </w:p>
-    <w:p>
-      <w:pPr>
-        <w:rPr>
-          <w:rFonts w:ascii="Consolas" w:eastAsia="Consolas" w:hAnsi="Consolas" w:cs="Consolas"/>
-        </w:rPr>
-      </w:pPr>
-      <w:r>
-        <w:rPr>
-          <w:rFonts w:ascii="Consolas" w:eastAsia="Consolas" w:hAnsi="Consolas" w:cs="Consolas"/>
-        </w:rPr>
-        <w:t>Signature</w:t>
-      </w:r>
-      <w:r>
-        <w:rPr>
-          <w:rFonts w:ascii="Consolas" w:eastAsia="Consolas" w:hAnsi="Consolas" w:cs="Consolas"/>
-        </w:rPr>
-        <w:tab/>
-      </w:r>
-      <w:r>
-        <w:rPr>
-          <w:rFonts w:ascii="Consolas" w:eastAsia="Consolas" w:hAnsi="Consolas" w:cs="Consolas"/>
-        </w:rPr>
-        <w:tab/>
-      </w:r>
-      <w:r>
-        <w:rPr>
-          <w:rFonts w:ascii="Consolas" w:eastAsia="Consolas" w:hAnsi="Consolas" w:cs="Consolas"/>
-        </w:rPr>
-        <w:tab/>
-      </w:r>
-      <w:r>
-        <w:rPr>
-          <w:rFonts w:ascii="Consolas" w:eastAsia="Consolas" w:hAnsi="Consolas" w:cs="Consolas"/>
-        </w:rPr>
-        <w:tab/>
-        <w:t>Date</w:t>
-      </w:r>
-    </w:p>
-    <w:p>
-      <w:pPr>
-        <w:rPr>
-          <w:rFonts w:ascii="Consolas" w:eastAsia="Consolas" w:hAnsi="Consolas" w:cs="Consolas"/>
+          <w:rFonts w:ascii="Consolas" w:hAnsi="Consolas" w:eastAsia="Consolas" w:cs="Consolas"/>
           <w:sz w:val="10"/>
           <w:szCs w:val="10"/>
         </w:rPr>
       </w:pPr>
     </w:p>
-    <w:p>
-      <w:pPr>
-        <w:rPr>
-          <w:rFonts w:ascii="Consolas" w:eastAsia="Consolas" w:hAnsi="Consolas" w:cs="Consolas"/>
-        </w:rPr>
-      </w:pPr>
-      <w:r>
-        <w:rPr>
-          <w:rFonts w:ascii="Consolas" w:eastAsia="Consolas" w:hAnsi="Consolas" w:cs="Consolas"/>
+    <w:tbl>
+      <w:tblPr>
+        <w:tblStyle w:val="TableGrid"/>
+        <w:bidiVisual w:val="0"/>
+        <w:tblW w:w="0" w:type="auto"/>
+        <w:tblBorders>
+          <w:top w:val="single" w:sz="6"/>
+          <w:left w:val="single" w:sz="6"/>
+          <w:bottom w:val="single" w:sz="6"/>
+          <w:right w:val="single" w:sz="6"/>
+        </w:tblBorders>
+        <w:tblLook w:val="06A0" w:firstRow="1" w:lastRow="0" w:firstColumn="1" w:lastColumn="0" w:noHBand="1" w:noVBand="1"/>
+      </w:tblPr>
+      <w:tblGrid>
+        <w:gridCol w:w="5400"/>
+        <w:gridCol w:w="5400"/>
+      </w:tblGrid>
+      <w:tr>
+        <w:trPr>
+          <w:trHeight w:val="300"/>
+        </w:trPr>
+        <w:tc>
+          <w:tcPr>
+            <w:tcW w:w="5400" w:type="dxa"/>
+            <w:tcBorders>
+              <w:top w:val="nil"/>
+              <w:left w:val="nil"/>
+              <w:bottom w:val="nil"/>
+              <w:right w:val="nil"/>
+            </w:tcBorders>
+            <w:tcMar>
+              <w:left w:w="105" w:type="dxa"/>
+              <w:right w:w="105" w:type="dxa"/>
+            </w:tcMar>
+            <w:vAlign w:val="top"/>
+          </w:tcPr>
+          <w:p>
+            <w:pPr>
+              <w:rPr>
+                <w:rFonts w:ascii="Consolas" w:hAnsi="Consolas" w:eastAsia="Consolas" w:cs="Consolas"/>
+                <w:b w:val="0"/>
+                <w:bCs w:val="0"/>
+                <w:i w:val="0"/>
+                <w:iCs w:val="0"/>
+                <w:caps w:val="0"/>
+                <w:smallCaps w:val="0"/>
+                <w:color w:val="000000" w:themeColor="text1" w:themeTint="FF" w:themeShade="FF"/>
+                <w:sz w:val="22"/>
+                <w:szCs w:val="22"/>
+                <w:lang w:val="en-US"/>
+              </w:rPr>
+            </w:pPr>
+            <w:r>
+              <w:rPr>
+                <w:rFonts w:ascii="Consolas" w:hAnsi="Consolas" w:eastAsia="Consolas" w:cs="Consolas"/>
+                <w:b w:val="0"/>
+                <w:bCs w:val="0"/>
+                <w:i w:val="0"/>
+                <w:iCs w:val="0"/>
+                <w:caps w:val="0"/>
+                <w:smallCaps w:val="0"/>
+                <w:color w:val="000000" w:themeColor="text1" w:themeTint="FF" w:themeShade="FF"/>
+                <w:sz w:val="22"/>
+                <w:szCs w:val="22"/>
+                <w:lang w:val="en"/>
+              </w:rPr>
+              <w:t>Approving Authority:</w:t>
+            </w:r>
+          </w:p>
+          <w:p>
+            <w:pPr>
+              <w:rPr>
+                <w:rFonts w:ascii="Consolas" w:hAnsi="Consolas" w:eastAsia="Consolas" w:cs="Consolas"/>
+                <w:b w:val="0"/>
+                <w:bCs w:val="0"/>
+                <w:i w:val="0"/>
+                <w:iCs w:val="0"/>
+                <w:caps w:val="0"/>
+                <w:smallCaps w:val="0"/>
+                <w:color w:val="000000" w:themeColor="text1" w:themeTint="FF" w:themeShade="FF"/>
+                <w:sz w:val="22"/>
+                <w:szCs w:val="22"/>
+                <w:lang w:val="en-US"/>
+              </w:rPr>
+            </w:pPr>
+          </w:p>
+          <w:p>
+            <w:pPr>
+              <w:rPr>
+                <w:rFonts w:ascii="Consolas" w:hAnsi="Consolas" w:eastAsia="Consolas" w:cs="Consolas"/>
+                <w:b w:val="0"/>
+                <w:bCs w:val="0"/>
+                <w:i w:val="0"/>
+                <w:iCs w:val="0"/>
+                <w:caps w:val="0"/>
+                <w:smallCaps w:val="0"/>
+                <w:strike w:val="0"/>
+                <w:dstrike w:val="0"/>
+                <w:color w:val="000000" w:themeColor="text1" w:themeTint="FF" w:themeShade="FF"/>
+                <w:sz w:val="22"/>
+                <w:szCs w:val="22"/>
+                <w:u w:val="none"/>
+                <w:lang w:val="en-US"/>
+              </w:rPr>
+            </w:pPr>
+            <w:r>
+              <w:rPr>
+                <w:rFonts w:ascii="Consolas" w:hAnsi="Consolas" w:eastAsia="Consolas" w:cs="Consolas"/>
+                <w:b w:val="0"/>
+                <w:bCs w:val="0"/>
+                <w:i w:val="0"/>
+                <w:iCs w:val="0"/>
+                <w:caps w:val="0"/>
+                <w:smallCaps w:val="0"/>
+                <w:strike w:val="0"/>
+                <w:dstrike w:val="0"/>
+                <w:color w:val="000000" w:themeColor="text1" w:themeTint="FF" w:themeShade="FF"/>
+                <w:sz w:val="22"/>
+                <w:szCs w:val="22"/>
+                <w:u w:val="single"/>
+                <w:lang w:val="en-US"/>
+              </w:rPr>
+              <w:t xml:space="preserve">                    </w:t>
+            </w:r>
+            <w:r>
+              <w:rPr>
+                <w:rFonts w:ascii="Consolas" w:hAnsi="Consolas" w:eastAsia="Consolas" w:cs="Consolas"/>
+                <w:b w:val="0"/>
+                <w:bCs w:val="0"/>
+                <w:i w:val="0"/>
+                <w:iCs w:val="0"/>
+                <w:caps w:val="0"/>
+                <w:smallCaps w:val="0"/>
+                <w:strike w:val="0"/>
+                <w:dstrike w:val="0"/>
+                <w:color w:val="000000" w:themeColor="text1" w:themeTint="FF" w:themeShade="FF"/>
+                <w:sz w:val="22"/>
+                <w:szCs w:val="22"/>
+                <w:u w:val="none"/>
+                <w:lang w:val="en-US"/>
+              </w:rPr>
+              <w:t xml:space="preserve">  </w:t>
+            </w:r>
+            <w:r>
+              <w:rPr>
+                <w:rFonts w:ascii="Consolas" w:hAnsi="Consolas" w:eastAsia="Consolas" w:cs="Consolas"/>
+                <w:b w:val="0"/>
+                <w:bCs w:val="0"/>
+                <w:i w:val="0"/>
+                <w:iCs w:val="0"/>
+                <w:caps w:val="0"/>
+                <w:smallCaps w:val="0"/>
+                <w:strike w:val="0"/>
+                <w:dstrike w:val="0"/>
+                <w:color w:val="000000" w:themeColor="text1" w:themeTint="FF" w:themeShade="FF"/>
+                <w:sz w:val="22"/>
+                <w:szCs w:val="22"/>
+                <w:u w:val="single"/>
+                <w:lang w:val="en-US"/>
+              </w:rPr>
+              <w:t xml:space="preserve">               </w:t>
+            </w:r>
+            <w:r>
+              <w:tab/>
+            </w:r>
+            <w:r>
+              <w:rPr>
+                <w:rFonts w:ascii="Consolas" w:hAnsi="Consolas" w:eastAsia="Consolas" w:cs="Consolas"/>
+                <w:b w:val="0"/>
+                <w:bCs w:val="0"/>
+                <w:i w:val="0"/>
+                <w:iCs w:val="0"/>
+                <w:caps w:val="0"/>
+                <w:smallCaps w:val="0"/>
+                <w:strike w:val="0"/>
+                <w:dstrike w:val="0"/>
+                <w:color w:val="000000" w:themeColor="text1" w:themeTint="FF" w:themeShade="FF"/>
+                <w:sz w:val="22"/>
+                <w:szCs w:val="22"/>
+                <w:u w:val="none"/>
+                <w:lang w:val="en-US"/>
+              </w:rPr>
+              <w:t xml:space="preserve">Signature            </w:t>
+            </w:r>
+            <w:r>
+              <w:rPr>
+                <w:rFonts w:ascii="Consolas" w:hAnsi="Consolas" w:eastAsia="Consolas" w:cs="Consolas"/>
+                <w:b w:val="0"/>
+                <w:bCs w:val="0"/>
+                <w:i w:val="0"/>
+                <w:iCs w:val="0"/>
+                <w:caps w:val="0"/>
+                <w:smallCaps w:val="0"/>
+                <w:strike w:val="0"/>
+                <w:dstrike w:val="0"/>
+                <w:color w:val="000000" w:themeColor="text1" w:themeTint="FF" w:themeShade="FF"/>
+                <w:sz w:val="22"/>
+                <w:szCs w:val="22"/>
+                <w:u w:val="none"/>
+                <w:lang w:val="en-US"/>
+              </w:rPr>
+              <w:t xml:space="preserve"> </w:t>
+            </w:r>
+            <w:r>
+              <w:rPr>
+                <w:rFonts w:ascii="Consolas" w:hAnsi="Consolas" w:eastAsia="Consolas" w:cs="Consolas"/>
+                <w:b w:val="0"/>
+                <w:bCs w:val="0"/>
+                <w:i w:val="0"/>
+                <w:iCs w:val="0"/>
+                <w:caps w:val="0"/>
+                <w:smallCaps w:val="0"/>
+                <w:strike w:val="0"/>
+                <w:dstrike w:val="0"/>
+                <w:color w:val="000000" w:themeColor="text1" w:themeTint="FF" w:themeShade="FF"/>
+                <w:sz w:val="22"/>
+                <w:szCs w:val="22"/>
+                <w:u w:val="none"/>
+                <w:lang w:val="en-US"/>
+              </w:rPr>
+              <w:t>Dat</w:t>
+            </w:r>
+            <w:r>
+              <w:rPr>
+                <w:rFonts w:ascii="Consolas" w:hAnsi="Consolas" w:eastAsia="Consolas" w:cs="Consolas"/>
+                <w:b w:val="0"/>
+                <w:bCs w:val="0"/>
+                <w:i w:val="0"/>
+                <w:iCs w:val="0"/>
+                <w:caps w:val="0"/>
+                <w:smallCaps w:val="0"/>
+                <w:strike w:val="0"/>
+                <w:dstrike w:val="0"/>
+                <w:color w:val="000000" w:themeColor="text1" w:themeTint="FF" w:themeShade="FF"/>
+                <w:sz w:val="22"/>
+                <w:szCs w:val="22"/>
+                <w:u w:val="none"/>
+                <w:lang w:val="en-US"/>
+              </w:rPr>
+              <w:t>e</w:t>
+            </w:r>
+            <w:r>
+              <w:rPr>
+                <w:rFonts w:ascii="Consolas" w:hAnsi="Consolas" w:eastAsia="Consolas" w:cs="Consolas"/>
+                <w:b w:val="0"/>
+                <w:bCs w:val="0"/>
+                <w:i w:val="0"/>
+                <w:iCs w:val="0"/>
+                <w:caps w:val="0"/>
+                <w:smallCaps w:val="0"/>
+                <w:strike w:val="0"/>
+                <w:dstrike w:val="0"/>
+                <w:color w:val="000000" w:themeColor="text1" w:themeTint="FF" w:themeShade="FF"/>
+                <w:sz w:val="22"/>
+                <w:szCs w:val="22"/>
+                <w:u w:val="none"/>
+                <w:lang w:val="en-US"/>
+              </w:rPr>
+              <w:t xml:space="preserve">                           </w:t>
+            </w:r>
+            <w:r>
+              <w:rPr>
+                <w:rFonts w:ascii="Consolas" w:hAnsi="Consolas" w:eastAsia="Consolas" w:cs="Consolas"/>
+                <w:b w:val="0"/>
+                <w:bCs w:val="0"/>
+                <w:i w:val="0"/>
+                <w:iCs w:val="0"/>
+                <w:caps w:val="0"/>
+                <w:smallCaps w:val="0"/>
+                <w:strike w:val="0"/>
+                <w:dstrike w:val="0"/>
+                <w:color w:val="000000" w:themeColor="text1" w:themeTint="FF" w:themeShade="FF"/>
+                <w:sz w:val="22"/>
+                <w:szCs w:val="22"/>
+                <w:u w:val="none"/>
+                <w:lang w:val="en-US"/>
+              </w:rPr>
+              <w:t xml:space="preserve">                          </w:t>
+            </w:r>
+          </w:p>
+          <w:p>
+            <w:pPr>
+              <w:rPr>
+                <w:rFonts w:ascii="Consolas" w:hAnsi="Consolas" w:eastAsia="Consolas" w:cs="Consolas"/>
+                <w:b w:val="0"/>
+                <w:bCs w:val="0"/>
+                <w:i w:val="0"/>
+                <w:iCs w:val="0"/>
+                <w:caps w:val="0"/>
+                <w:smallCaps w:val="0"/>
+                <w:strike w:val="0"/>
+                <w:dstrike w:val="0"/>
+                <w:color w:val="auto"/>
+                <w:sz w:val="22"/>
+                <w:szCs w:val="22"/>
+                <w:u w:val="none"/>
+                <w:lang w:val="en-US"/>
+              </w:rPr>
+            </w:pPr>
+          </w:p>
+          <w:p>
+            <w:pPr>
+              <w:rPr>
+                <w:rFonts w:ascii="Consolas" w:hAnsi="Consolas" w:eastAsia="Consolas" w:cs="Consolas"/>
+                <w:b w:val="0"/>
+                <w:bCs w:val="0"/>
+                <w:i w:val="0"/>
+                <w:iCs w:val="0"/>
+                <w:caps w:val="0"/>
+                <w:smallCaps w:val="0"/>
+                <w:strike w:val="0"/>
+                <w:dstrike w:val="0"/>
+                <w:color w:val="000000" w:themeColor="text1" w:themeTint="FF" w:themeShade="FF"/>
+                <w:sz w:val="22"/>
+                <w:szCs w:val="22"/>
+                <w:u w:val="none"/>
+                <w:lang w:val="en-US"/>
+              </w:rPr>
+            </w:pPr>
+            <w:r>
+              <w:rPr>
+                <w:rFonts w:ascii="Consolas" w:hAnsi="Consolas" w:eastAsia="Consolas" w:cs="Consolas"/>
+                <w:b w:val="0"/>
+                <w:bCs w:val="0"/>
+                <w:i w:val="0"/>
+                <w:iCs w:val="0"/>
+                <w:caps w:val="0"/>
+                <w:smallCaps w:val="0"/>
+                <w:strike w:val="0"/>
+                <w:dstrike w:val="0"/>
+                <w:color w:val="auto"/>
+                <w:sz w:val="22"/>
+                <w:szCs w:val="22"/>
+                <w:u w:val="none"/>
+                <w:lang w:val="en-US"/>
+              </w:rPr>
+              <w:t xml:space="preserve">             </w:t>
+            </w:r>
+            <w:r>
+              <w:rPr>
+                <w:rFonts w:ascii="Consolas" w:hAnsi="Consolas" w:eastAsia="Consolas" w:cs="Consolas"/>
+                <w:b w:val="0"/>
+                <w:bCs w:val="0"/>
+                <w:i w:val="0"/>
+                <w:iCs w:val="0"/>
+                <w:caps w:val="0"/>
+                <w:smallCaps w:val="0"/>
+                <w:strike w:val="0"/>
+                <w:dstrike w:val="0"/>
+                <w:color w:val="auto"/>
+                <w:sz w:val="22"/>
+                <w:szCs w:val="22"/>
+                <w:u w:val="none"/>
+                <w:lang w:val="en-US"/>
+              </w:rPr>
+              <w:t xml:space="preserve">Approve </w:t>
+            </w:r>
+            <w:r>
+              <w:rPr>
+                <w:rFonts w:ascii="Consolas" w:hAnsi="Consolas" w:eastAsia="Consolas" w:cs="Consolas"/>
+                <w:b w:val="0"/>
+                <w:bCs w:val="0"/>
+                <w:i w:val="0"/>
+                <w:iCs w:val="0"/>
+                <w:caps w:val="0"/>
+                <w:smallCaps w:val="0"/>
+                <w:strike w:val="0"/>
+                <w:dstrike w:val="0"/>
+                <w:color w:val="auto"/>
+                <w:sz w:val="22"/>
+                <w:szCs w:val="22"/>
+                <w:u w:val="single"/>
+                <w:lang w:val="en-US"/>
+              </w:rPr>
+              <w:t xml:space="preserve">     </w:t>
+            </w:r>
+            <w:r>
+              <w:rPr>
+                <w:rFonts w:ascii="Consolas" w:hAnsi="Consolas" w:eastAsia="Consolas" w:cs="Consolas"/>
+                <w:b w:val="0"/>
+                <w:bCs w:val="0"/>
+                <w:i w:val="0"/>
+                <w:iCs w:val="0"/>
+                <w:caps w:val="0"/>
+                <w:smallCaps w:val="0"/>
+                <w:strike w:val="0"/>
+                <w:dstrike w:val="0"/>
+                <w:color w:val="auto"/>
+                <w:sz w:val="22"/>
+                <w:szCs w:val="22"/>
+                <w:u w:val="none"/>
+                <w:lang w:val="en-US"/>
+              </w:rPr>
+              <w:t xml:space="preserve"> Deny </w:t>
+            </w:r>
+            <w:r>
+              <w:rPr>
+                <w:rFonts w:ascii="Consolas" w:hAnsi="Consolas" w:eastAsia="Consolas" w:cs="Consolas"/>
+                <w:b w:val="0"/>
+                <w:bCs w:val="0"/>
+                <w:i w:val="0"/>
+                <w:iCs w:val="0"/>
+                <w:caps w:val="0"/>
+                <w:smallCaps w:val="0"/>
+                <w:strike w:val="0"/>
+                <w:dstrike w:val="0"/>
+                <w:color w:val="auto"/>
+                <w:sz w:val="22"/>
+                <w:szCs w:val="22"/>
+                <w:u w:val="single"/>
+                <w:lang w:val="en-US"/>
+              </w:rPr>
+              <w:t xml:space="preserve">     </w:t>
+            </w:r>
+          </w:p>
+          <w:p>
+            <w:pPr>
+              <w:pStyle w:val="Normal"/>
+              <w:rPr>
+                <w:rFonts w:ascii="Consolas" w:hAnsi="Consolas" w:eastAsia="Consolas" w:cs="Consolas"/>
+                <w:b w:val="0"/>
+                <w:bCs w:val="0"/>
+                <w:i w:val="0"/>
+                <w:iCs w:val="0"/>
+                <w:caps w:val="0"/>
+                <w:smallCaps w:val="0"/>
+                <w:strike w:val="0"/>
+                <w:dstrike w:val="0"/>
+                <w:color w:val="000000" w:themeColor="text1" w:themeTint="FF" w:themeShade="FF"/>
+                <w:sz w:val="22"/>
+                <w:szCs w:val="22"/>
+                <w:u w:val="none"/>
+                <w:lang w:val="en-US"/>
+              </w:rPr>
+            </w:pPr>
+          </w:p>
+        </w:tc>
+        <w:tc>
+          <w:tcPr>
+            <w:tcW w:w="5400" w:type="dxa"/>
+            <w:tcBorders>
+              <w:top w:val="nil"/>
+              <w:left w:val="nil"/>
+              <w:bottom w:val="nil"/>
+              <w:right w:val="nil"/>
+            </w:tcBorders>
+            <w:tcMar>
+              <w:left w:w="105" w:type="dxa"/>
+              <w:right w:w="105" w:type="dxa"/>
+            </w:tcMar>
+            <w:vAlign w:val="top"/>
+          </w:tcPr>
+          <w:p>
+            <w:pPr>
+              <w:rPr>
+                <w:rFonts w:ascii="Consolas" w:hAnsi="Consolas" w:eastAsia="Consolas" w:cs="Consolas"/>
+                <w:b w:val="0"/>
+                <w:bCs w:val="0"/>
+                <w:i w:val="0"/>
+                <w:iCs w:val="0"/>
+                <w:caps w:val="0"/>
+                <w:smallCaps w:val="0"/>
+                <w:color w:val="000000" w:themeColor="text1" w:themeTint="FF" w:themeShade="FF"/>
+                <w:sz w:val="22"/>
+                <w:szCs w:val="22"/>
+                <w:lang w:val="en-US"/>
+              </w:rPr>
+            </w:pPr>
+            <w:r>
+              <w:rPr>
+                <w:rFonts w:ascii="Consolas" w:hAnsi="Consolas" w:eastAsia="Consolas" w:cs="Consolas"/>
+                <w:b w:val="0"/>
+                <w:bCs w:val="0"/>
+                <w:i w:val="0"/>
+                <w:iCs w:val="0"/>
+                <w:caps w:val="0"/>
+                <w:smallCaps w:val="0"/>
+                <w:color w:val="000000" w:themeColor="text1" w:themeTint="FF" w:themeShade="FF"/>
+                <w:sz w:val="22"/>
+                <w:szCs w:val="22"/>
+                <w:lang w:val="en"/>
+              </w:rPr>
+              <w:t>Contract Monitor, If applicable:</w:t>
+            </w:r>
+          </w:p>
+          <w:p>
+            <w:pPr>
+              <w:rPr>
+                <w:rFonts w:ascii="Consolas" w:hAnsi="Consolas" w:eastAsia="Consolas" w:cs="Consolas"/>
+                <w:b w:val="0"/>
+                <w:bCs w:val="0"/>
+                <w:i w:val="0"/>
+                <w:iCs w:val="0"/>
+                <w:caps w:val="0"/>
+                <w:smallCaps w:val="0"/>
+                <w:color w:val="000000" w:themeColor="text1" w:themeTint="FF" w:themeShade="FF"/>
+                <w:sz w:val="22"/>
+                <w:szCs w:val="22"/>
+                <w:lang w:val="en-US"/>
+              </w:rPr>
+            </w:pPr>
+          </w:p>
+          <w:p>
+            <w:pPr>
+              <w:pStyle w:val="Normal"/>
+              <w:rPr>
+                <w:rFonts w:ascii="Arial" w:hAnsi="Arial" w:eastAsia="Arial" w:cs="Arial"/>
+                <w:b w:val="0"/>
+                <w:bCs w:val="0"/>
+                <w:i w:val="0"/>
+                <w:iCs w:val="0"/>
+                <w:caps w:val="0"/>
+                <w:smallCaps w:val="0"/>
+                <w:color w:val="000000" w:themeColor="text1" w:themeTint="FF" w:themeShade="FF"/>
+                <w:sz w:val="22"/>
+                <w:szCs w:val="22"/>
+                <w:lang w:val="en-US"/>
+              </w:rPr>
+            </w:pPr>
+            <w:r>
+              <w:rPr>
+                <w:rFonts w:ascii="Consolas" w:hAnsi="Consolas" w:eastAsia="Consolas" w:cs="Consolas"/>
+                <w:b w:val="0"/>
+                <w:bCs w:val="0"/>
+                <w:i w:val="0"/>
+                <w:iCs w:val="0"/>
+                <w:caps w:val="0"/>
+                <w:smallCaps w:val="0"/>
+                <w:strike w:val="0"/>
+                <w:dstrike w:val="0"/>
+                <w:color w:val="000000" w:themeColor="text1" w:themeTint="FF" w:themeShade="FF"/>
+                <w:sz w:val="22"/>
+                <w:szCs w:val="22"/>
+                <w:u w:val="single"/>
+                <w:lang w:val="en-US"/>
+              </w:rPr>
+              <w:t xml:space="preserve">                    </w:t>
+            </w:r>
+            <w:r>
+              <w:rPr>
+                <w:rFonts w:ascii="Consolas" w:hAnsi="Consolas" w:eastAsia="Consolas" w:cs="Consolas"/>
+                <w:b w:val="0"/>
+                <w:bCs w:val="0"/>
+                <w:i w:val="0"/>
+                <w:iCs w:val="0"/>
+                <w:caps w:val="0"/>
+                <w:smallCaps w:val="0"/>
+                <w:strike w:val="0"/>
+                <w:dstrike w:val="0"/>
+                <w:color w:val="000000" w:themeColor="text1" w:themeTint="FF" w:themeShade="FF"/>
+                <w:sz w:val="22"/>
+                <w:szCs w:val="22"/>
+                <w:u w:val="none"/>
+                <w:lang w:val="en-US"/>
+              </w:rPr>
+              <w:t xml:space="preserve">  </w:t>
+            </w:r>
+            <w:r>
+              <w:rPr>
+                <w:rFonts w:ascii="Consolas" w:hAnsi="Consolas" w:eastAsia="Consolas" w:cs="Consolas"/>
+                <w:b w:val="0"/>
+                <w:bCs w:val="0"/>
+                <w:i w:val="0"/>
+                <w:iCs w:val="0"/>
+                <w:caps w:val="0"/>
+                <w:smallCaps w:val="0"/>
+                <w:strike w:val="0"/>
+                <w:dstrike w:val="0"/>
+                <w:color w:val="000000" w:themeColor="text1" w:themeTint="FF" w:themeShade="FF"/>
+                <w:sz w:val="22"/>
+                <w:szCs w:val="22"/>
+                <w:u w:val="single"/>
+                <w:lang w:val="en-US"/>
+              </w:rPr>
+              <w:t xml:space="preserve">               </w:t>
+            </w:r>
+          </w:p>
+          <w:p>
+            <w:pPr>
+              <w:pStyle w:val="Normal"/>
+              <w:rPr>
+                <w:rFonts w:ascii="Consolas" w:hAnsi="Consolas" w:eastAsia="Consolas" w:cs="Consolas"/>
+                <w:b w:val="0"/>
+                <w:bCs w:val="0"/>
+                <w:i w:val="0"/>
+                <w:iCs w:val="0"/>
+                <w:caps w:val="0"/>
+                <w:smallCaps w:val="0"/>
+                <w:strike w:val="0"/>
+                <w:dstrike w:val="0"/>
+                <w:color w:val="auto"/>
+                <w:sz w:val="22"/>
+                <w:szCs w:val="22"/>
+                <w:u w:val="single"/>
+                <w:lang w:val="en-US"/>
+              </w:rPr>
+            </w:pPr>
+            <w:r>
+              <w:rPr>
+                <w:rFonts w:ascii="Consolas" w:hAnsi="Consolas" w:eastAsia="Consolas" w:cs="Consolas"/>
+                <w:b w:val="0"/>
+                <w:bCs w:val="0"/>
+                <w:i w:val="0"/>
+                <w:iCs w:val="0"/>
+                <w:caps w:val="0"/>
+                <w:smallCaps w:val="0"/>
+                <w:strike w:val="0"/>
+                <w:dstrike w:val="0"/>
+                <w:color w:val="000000" w:themeColor="text1" w:themeTint="FF" w:themeShade="FF"/>
+                <w:sz w:val="22"/>
+                <w:szCs w:val="22"/>
+                <w:u w:val="none"/>
+                <w:lang w:val="en-US"/>
+              </w:rPr>
+              <w:t>Signature             Date</w:t>
+            </w:r>
+            <w:r>
+              <w:rPr>
+                <w:rFonts w:ascii="Consolas" w:hAnsi="Consolas" w:eastAsia="Consolas" w:cs="Consolas"/>
+                <w:b w:val="0"/>
+                <w:bCs w:val="0"/>
+                <w:i w:val="0"/>
+                <w:iCs w:val="0"/>
+                <w:caps w:val="0"/>
+                <w:smallCaps w:val="0"/>
+                <w:strike w:val="0"/>
+                <w:dstrike w:val="0"/>
+                <w:color w:val="000000" w:themeColor="text1" w:themeTint="FF" w:themeShade="FF"/>
+                <w:sz w:val="22"/>
+                <w:szCs w:val="22"/>
+                <w:u w:val="none"/>
+                <w:lang w:val="en-US"/>
+              </w:rPr>
+              <w:t xml:space="preserve">                                                                   </w:t>
+            </w:r>
+            <w:r>
+              <w:rPr>
+                <w:rFonts w:ascii="Consolas" w:hAnsi="Consolas" w:eastAsia="Consolas" w:cs="Consolas"/>
+                <w:b w:val="0"/>
+                <w:bCs w:val="0"/>
+                <w:i w:val="0"/>
+                <w:iCs w:val="0"/>
+                <w:caps w:val="0"/>
+                <w:smallCaps w:val="0"/>
+                <w:strike w:val="0"/>
+                <w:dstrike w:val="0"/>
+                <w:color w:val="000000" w:themeColor="text1" w:themeTint="FF" w:themeShade="FF"/>
+                <w:sz w:val="22"/>
+                <w:szCs w:val="22"/>
+                <w:u w:val="none"/>
+                <w:lang w:val="en-US"/>
+              </w:rPr>
+              <w:t xml:space="preserve">   </w:t>
+            </w:r>
+          </w:p>
+          <w:p>
+            <w:pPr>
+              <w:pStyle w:val="Normal"/>
+              <w:rPr>
+                <w:rFonts w:ascii="Consolas" w:hAnsi="Consolas" w:eastAsia="Consolas" w:cs="Consolas"/>
+                <w:b w:val="0"/>
+                <w:bCs w:val="0"/>
+                <w:i w:val="0"/>
+                <w:iCs w:val="0"/>
+                <w:caps w:val="0"/>
+                <w:smallCaps w:val="0"/>
+                <w:strike w:val="0"/>
+                <w:dstrike w:val="0"/>
+                <w:color w:val="000000" w:themeColor="text1" w:themeTint="FF" w:themeShade="FF"/>
+                <w:sz w:val="22"/>
+                <w:szCs w:val="22"/>
+                <w:u w:val="none"/>
+                <w:lang w:val="en-US"/>
+              </w:rPr>
+            </w:pPr>
+          </w:p>
+          <w:p>
+            <w:pPr>
+              <w:rPr>
+                <w:rFonts w:ascii="Consolas" w:hAnsi="Consolas" w:eastAsia="Consolas" w:cs="Consolas"/>
+                <w:b w:val="0"/>
+                <w:bCs w:val="0"/>
+                <w:i w:val="0"/>
+                <w:iCs w:val="0"/>
+                <w:caps w:val="0"/>
+                <w:smallCaps w:val="0"/>
+                <w:strike w:val="0"/>
+                <w:dstrike w:val="0"/>
+                <w:color w:val="000000" w:themeColor="text1" w:themeTint="FF" w:themeShade="FF"/>
+                <w:sz w:val="22"/>
+                <w:szCs w:val="22"/>
+                <w:u w:val="none"/>
+                <w:lang w:val="en-US"/>
+              </w:rPr>
+            </w:pPr>
+            <w:r>
+              <w:rPr>
+                <w:rFonts w:ascii="Consolas" w:hAnsi="Consolas" w:eastAsia="Consolas" w:cs="Consolas"/>
+                <w:b w:val="0"/>
+                <w:bCs w:val="0"/>
+                <w:i w:val="0"/>
+                <w:iCs w:val="0"/>
+                <w:caps w:val="0"/>
+                <w:smallCaps w:val="0"/>
+                <w:strike w:val="0"/>
+                <w:dstrike w:val="0"/>
+                <w:color w:val="auto"/>
+                <w:sz w:val="22"/>
+                <w:szCs w:val="22"/>
+                <w:u w:val="none"/>
+                <w:lang w:val="en-US"/>
+              </w:rPr>
+              <w:t xml:space="preserve">             </w:t>
+            </w:r>
+            <w:r>
+              <w:rPr>
+                <w:rFonts w:ascii="Consolas" w:hAnsi="Consolas" w:eastAsia="Consolas" w:cs="Consolas"/>
+                <w:b w:val="0"/>
+                <w:bCs w:val="0"/>
+                <w:i w:val="0"/>
+                <w:iCs w:val="0"/>
+                <w:caps w:val="0"/>
+                <w:smallCaps w:val="0"/>
+                <w:strike w:val="0"/>
+                <w:dstrike w:val="0"/>
+                <w:color w:val="auto"/>
+                <w:sz w:val="22"/>
+                <w:szCs w:val="22"/>
+                <w:u w:val="none"/>
+                <w:lang w:val="en-US"/>
+              </w:rPr>
+              <w:t xml:space="preserve">Approve </w:t>
+            </w:r>
+            <w:r>
+              <w:rPr>
+                <w:rFonts w:ascii="Consolas" w:hAnsi="Consolas" w:eastAsia="Consolas" w:cs="Consolas"/>
+                <w:b w:val="0"/>
+                <w:bCs w:val="0"/>
+                <w:i w:val="0"/>
+                <w:iCs w:val="0"/>
+                <w:caps w:val="0"/>
+                <w:smallCaps w:val="0"/>
+                <w:strike w:val="0"/>
+                <w:dstrike w:val="0"/>
+                <w:color w:val="auto"/>
+                <w:sz w:val="22"/>
+                <w:szCs w:val="22"/>
+                <w:u w:val="single"/>
+                <w:lang w:val="en-US"/>
+              </w:rPr>
+              <w:t xml:space="preserve">     </w:t>
+            </w:r>
+            <w:r>
+              <w:rPr>
+                <w:rFonts w:ascii="Consolas" w:hAnsi="Consolas" w:eastAsia="Consolas" w:cs="Consolas"/>
+                <w:b w:val="0"/>
+                <w:bCs w:val="0"/>
+                <w:i w:val="0"/>
+                <w:iCs w:val="0"/>
+                <w:caps w:val="0"/>
+                <w:smallCaps w:val="0"/>
+                <w:strike w:val="0"/>
+                <w:dstrike w:val="0"/>
+                <w:color w:val="auto"/>
+                <w:sz w:val="22"/>
+                <w:szCs w:val="22"/>
+                <w:u w:val="none"/>
+                <w:lang w:val="en-US"/>
+              </w:rPr>
+              <w:t xml:space="preserve"> Deny </w:t>
+            </w:r>
+            <w:r>
+              <w:rPr>
+                <w:rFonts w:ascii="Consolas" w:hAnsi="Consolas" w:eastAsia="Consolas" w:cs="Consolas"/>
+                <w:b w:val="0"/>
+                <w:bCs w:val="0"/>
+                <w:i w:val="0"/>
+                <w:iCs w:val="0"/>
+                <w:caps w:val="0"/>
+                <w:smallCaps w:val="0"/>
+                <w:strike w:val="0"/>
+                <w:dstrike w:val="0"/>
+                <w:color w:val="auto"/>
+                <w:sz w:val="22"/>
+                <w:szCs w:val="22"/>
+                <w:u w:val="single"/>
+                <w:lang w:val="en-US"/>
+              </w:rPr>
+              <w:t xml:space="preserve">     </w:t>
+            </w:r>
+          </w:p>
+          <w:p>
+            <w:pPr>
+              <w:pStyle w:val="Normal"/>
+              <w:rPr>
+                <w:rFonts w:ascii="Consolas" w:hAnsi="Consolas" w:eastAsia="Consolas" w:cs="Consolas"/>
+                <w:b w:val="0"/>
+                <w:bCs w:val="0"/>
+                <w:i w:val="0"/>
+                <w:iCs w:val="0"/>
+                <w:caps w:val="0"/>
+                <w:smallCaps w:val="0"/>
+                <w:strike w:val="0"/>
+                <w:dstrike w:val="0"/>
+                <w:color w:val="000000" w:themeColor="text1" w:themeTint="FF" w:themeShade="FF"/>
+                <w:sz w:val="22"/>
+                <w:szCs w:val="22"/>
+                <w:u w:val="none"/>
+                <w:lang w:val="en-US"/>
+              </w:rPr>
+            </w:pPr>
+          </w:p>
+        </w:tc>
+      </w:tr>
+    </w:tbl>
+    <w:p>
+      <w:pPr>
+        <w:pStyle w:val="Normal"/>
+        <w:rPr>
+          <w:rFonts w:ascii="Consolas" w:hAnsi="Consolas" w:eastAsia="Consolas" w:cs="Consolas"/>
+        </w:rPr>
+      </w:pPr>
+    </w:p>
+    <w:p>
+      <w:pPr>
+        <w:pStyle w:val="Normal"/>
+        <w:rPr>
+          <w:rFonts w:ascii="Consolas" w:hAnsi="Consolas" w:eastAsia="Consolas" w:cs="Consolas"/>
+        </w:rPr>
+      </w:pPr>
+      <w:r>
+        <w:rPr>
+          <w:rFonts w:ascii="Consolas" w:hAnsi="Consolas" w:eastAsia="Consolas" w:cs="Consolas"/>
         </w:rPr>
         <w:t>If denied, reasons include:</w:t>
       </w:r>
@@ -2489,7 +3237,7 @@
           <w:footerReference w:type="default" r:id="rId11"/>
           <w:headerReference w:type="first" r:id="rId12"/>
           <w:footerReference w:type="first" r:id="rId13"/>
-          <w:pgSz w:w="12240" w:h="15840"/>
+          <w:pgSz w:w="12240" w:h="15840" w:orient="portrait"/>
           <w:pgMar w:top="648" w:right="720" w:bottom="576" w:left="720" w:header="187" w:footer="130" w:gutter="0"/>
           <w:pgNumType w:start="1"/>
           <w:cols w:space="720"/>
@@ -2498,7 +3246,7 @@
       </w:pPr>
       <w:r>
         <w:rPr>
-          <w:rFonts w:ascii="Consolas" w:eastAsia="Consolas" w:hAnsi="Consolas" w:cs="Consolas"/>
+          <w:rFonts w:ascii="Consolas" w:hAnsi="Consolas" w:eastAsia="Consolas" w:cs="Consolas"/>
           <w:u w:val="single"/>
           <w:lang w:val="en-US"/>
         </w:rPr>
@@ -2507,7 +3255,7 @@
       <w:proofErr w:type="spellStart"/>
       <w:r>
         <w:rPr>
-          <w:rFonts w:ascii="Consolas" w:eastAsia="Consolas" w:hAnsi="Consolas" w:cs="Consolas"/>
+          <w:rFonts w:ascii="Consolas" w:hAnsi="Consolas" w:eastAsia="Consolas" w:cs="Consolas"/>
           <w:u w:val="single"/>
           <w:lang w:val="en-US"/>
         </w:rPr>
@@ -2515,7 +3263,7 @@
       </w:r>
       <w:r>
         <w:rPr>
-          <w:rFonts w:ascii="Consolas" w:eastAsia="Consolas" w:hAnsi="Consolas" w:cs="Consolas"/>
+          <w:rFonts w:ascii="Consolas" w:hAnsi="Consolas" w:eastAsia="Consolas" w:cs="Consolas"/>
           <w:u w:val="single"/>
           <w:lang w:val="en-US"/>
         </w:rPr>
@@ -2524,7 +3272,7 @@
       <w:proofErr w:type="spellEnd"/>
       <w:r>
         <w:rPr>
-          <w:rFonts w:ascii="Consolas" w:eastAsia="Consolas" w:hAnsi="Consolas" w:cs="Consolas"/>
+          <w:rFonts w:ascii="Consolas" w:hAnsi="Consolas" w:eastAsia="Consolas" w:cs="Consolas"/>
           <w:u w:val="single"/>
           <w:lang w:val="en-US"/>
         </w:rPr>
@@ -2548,7 +3296,6 @@
           <w:sz w:val="20"/>
           <w:szCs w:val="20"/>
         </w:rPr>
-        <w:lastRenderedPageBreak/>
         <w:t>TENNESSEE CLASSIFICATION INSTRUMENT: RECLASSIFICATION</w:t>
       </w:r>
     </w:p>
@@ -2639,6 +3386,12 @@
           <w:szCs w:val="16"/>
         </w:rPr>
         <w:tab/>
+      </w:r>
+      <w:r>
+        <w:rPr>
+          <w:sz w:val="16"/>
+          <w:szCs w:val="16"/>
+        </w:rPr>
         <w:t xml:space="preserve">SCORE: </w:t>
       </w:r>
       <w:r>
@@ -2818,6 +3571,7 @@
         <w:rPr>
           <w:sz w:val="16"/>
           <w:szCs w:val="16"/>
+          <w:lang w:val="en-US"/>
         </w:rPr>
       </w:pPr>
       <w:r>
@@ -2833,6 +3587,7 @@
         <w:rPr>
           <w:sz w:val="16"/>
           <w:szCs w:val="16"/>
+          <w:lang w:val="en-US"/>
         </w:rPr>
         <w:t>Low ________________________________________________________________</w:t>
       </w:r>
@@ -2840,6 +3595,7 @@
         <w:rPr>
           <w:sz w:val="16"/>
           <w:szCs w:val="16"/>
+          <w:lang w:val="en-US"/>
         </w:rPr>
         <w:t>__</w:t>
       </w:r>
@@ -2847,6 +3603,7 @@
         <w:rPr>
           <w:sz w:val="16"/>
           <w:szCs w:val="16"/>
+          <w:lang w:val="en-US"/>
         </w:rPr>
         <w:t>_</w:t>
       </w:r>
@@ -2854,6 +3611,7 @@
         <w:rPr>
           <w:sz w:val="16"/>
           <w:szCs w:val="16"/>
+          <w:lang w:val="en-US"/>
         </w:rPr>
         <w:t>_</w:t>
       </w:r>
@@ -2861,6 +3619,7 @@
         <w:rPr>
           <w:sz w:val="16"/>
           <w:szCs w:val="16"/>
+          <w:lang w:val="en-US"/>
         </w:rPr>
         <w:t>___</w:t>
       </w:r>
@@ -2868,6 +3627,7 @@
         <w:rPr>
           <w:sz w:val="16"/>
           <w:szCs w:val="16"/>
+          <w:lang w:val="en-US"/>
         </w:rPr>
         <w:t xml:space="preserve"> </w:t>
       </w:r>
@@ -2875,6 +3635,7 @@
         <w:rPr>
           <w:sz w:val="16"/>
           <w:szCs w:val="16"/>
+          <w:lang w:val="en-US"/>
         </w:rPr>
         <w:t xml:space="preserve"> 10</w:t>
       </w:r>
@@ -2884,6 +3645,7 @@
         <w:rPr>
           <w:sz w:val="16"/>
           <w:szCs w:val="16"/>
+          <w:lang w:val="en-US"/>
         </w:rPr>
       </w:pPr>
       <w:r>
@@ -2899,6 +3661,7 @@
         <w:rPr>
           <w:sz w:val="16"/>
           <w:szCs w:val="16"/>
+          <w:lang w:val="en-US"/>
         </w:rPr>
         <w:t>Moderate ______________________________________________________________</w:t>
       </w:r>
@@ -2906,6 +3669,7 @@
         <w:rPr>
           <w:sz w:val="16"/>
           <w:szCs w:val="16"/>
+          <w:lang w:val="en-US"/>
         </w:rPr>
         <w:t>___</w:t>
       </w:r>
@@ -2913,6 +3677,7 @@
         <w:rPr>
           <w:sz w:val="16"/>
           <w:szCs w:val="16"/>
+          <w:lang w:val="en-US"/>
         </w:rPr>
         <w:t>__</w:t>
       </w:r>
@@ -2920,6 +3685,7 @@
         <w:rPr>
           <w:sz w:val="16"/>
           <w:szCs w:val="16"/>
+          <w:lang w:val="en-US"/>
         </w:rPr>
         <w:t xml:space="preserve"> </w:t>
       </w:r>
@@ -2927,6 +3693,7 @@
         <w:rPr>
           <w:sz w:val="16"/>
           <w:szCs w:val="16"/>
+          <w:lang w:val="en-US"/>
         </w:rPr>
         <w:t xml:space="preserve"> 11</w:t>
       </w:r>
@@ -3056,6 +3823,12 @@
           <w:szCs w:val="16"/>
         </w:rPr>
         <w:tab/>
+      </w:r>
+      <w:r>
+        <w:rPr>
+          <w:sz w:val="16"/>
+          <w:szCs w:val="16"/>
+        </w:rPr>
         <w:t xml:space="preserve">SCORE: </w:t>
       </w:r>
       <w:r>
@@ -3187,12 +3960,12 @@
         <w:tblW w:w="6660" w:type="dxa"/>
         <w:tblInd w:w="710" w:type="dxa"/>
         <w:tblBorders>
-          <w:top w:val="single" w:sz="8" w:space="0" w:color="000000"/>
-          <w:left w:val="single" w:sz="8" w:space="0" w:color="000000"/>
-          <w:bottom w:val="single" w:sz="8" w:space="0" w:color="000000"/>
-          <w:right w:val="single" w:sz="8" w:space="0" w:color="000000"/>
-          <w:insideH w:val="single" w:sz="8" w:space="0" w:color="000000"/>
-          <w:insideV w:val="single" w:sz="8" w:space="0" w:color="000000"/>
+          <w:top w:val="single" w:color="000000" w:sz="8" w:space="0"/>
+          <w:left w:val="single" w:color="000000" w:sz="8" w:space="0"/>
+          <w:bottom w:val="single" w:color="000000" w:sz="8" w:space="0"/>
+          <w:right w:val="single" w:color="000000" w:sz="8" w:space="0"/>
+          <w:insideH w:val="single" w:color="000000" w:sz="8" w:space="0"/>
+          <w:insideV w:val="single" w:color="000000" w:sz="8" w:space="0"/>
         </w:tblBorders>
         <w:tblLayout w:type="fixed"/>
         <w:tblLook w:val="0600" w:firstRow="0" w:lastRow="0" w:firstColumn="0" w:lastColumn="0" w:noHBand="1" w:noVBand="1"/>
@@ -3332,22 +4105,24 @@
             <w:pPr>
               <w:widowControl w:val="0"/>
               <w:pBdr>
-                <w:top w:val="nil"/>
-                <w:left w:val="nil"/>
-                <w:bottom w:val="nil"/>
-                <w:right w:val="nil"/>
-                <w:between w:val="nil"/>
+                <w:top w:val="nil" w:color="FF000000" w:sz="0" w:space="0"/>
+                <w:left w:val="nil" w:color="FF000000" w:sz="0" w:space="0"/>
+                <w:bottom w:val="nil" w:color="FF000000" w:sz="0" w:space="0"/>
+                <w:right w:val="nil" w:color="FF000000" w:sz="0" w:space="0"/>
+                <w:between w:val="nil" w:color="FF000000" w:sz="0" w:space="0"/>
               </w:pBdr>
               <w:spacing w:line="240" w:lineRule="auto"/>
               <w:rPr>
                 <w:sz w:val="16"/>
                 <w:szCs w:val="16"/>
+                <w:lang w:val="en-US"/>
               </w:rPr>
             </w:pPr>
             <w:r>
               <w:rPr>
                 <w:sz w:val="16"/>
                 <w:szCs w:val="16"/>
+                <w:lang w:val="en-US"/>
               </w:rPr>
               <w:t xml:space="preserve">None </w:t>
             </w:r>
@@ -3356,6 +4131,7 @@
                 <w:sz w:val="16"/>
                 <w:szCs w:val="16"/>
                 <w:u w:val="single"/>
+                <w:lang w:val="en-US"/>
               </w:rPr>
               <w:t>_{q3a0}</w:t>
             </w:r>
@@ -3363,6 +4139,7 @@
               <w:rPr>
                 <w:sz w:val="16"/>
                 <w:szCs w:val="16"/>
+                <w:lang w:val="en-US"/>
               </w:rPr>
               <w:t>_ -1</w:t>
             </w:r>
@@ -3709,12 +4486,12 @@
         <w:tblW w:w="6570" w:type="dxa"/>
         <w:tblInd w:w="710" w:type="dxa"/>
         <w:tblBorders>
-          <w:top w:val="single" w:sz="8" w:space="0" w:color="000000"/>
-          <w:left w:val="single" w:sz="8" w:space="0" w:color="000000"/>
-          <w:bottom w:val="single" w:sz="8" w:space="0" w:color="000000"/>
-          <w:right w:val="single" w:sz="8" w:space="0" w:color="000000"/>
-          <w:insideH w:val="single" w:sz="8" w:space="0" w:color="000000"/>
-          <w:insideV w:val="single" w:sz="8" w:space="0" w:color="000000"/>
+          <w:top w:val="single" w:color="000000" w:sz="8" w:space="0"/>
+          <w:left w:val="single" w:color="000000" w:sz="8" w:space="0"/>
+          <w:bottom w:val="single" w:color="000000" w:sz="8" w:space="0"/>
+          <w:right w:val="single" w:color="000000" w:sz="8" w:space="0"/>
+          <w:insideH w:val="single" w:color="000000" w:sz="8" w:space="0"/>
+          <w:insideV w:val="single" w:color="000000" w:sz="8" w:space="0"/>
         </w:tblBorders>
         <w:tblLayout w:type="fixed"/>
         <w:tblLook w:val="0600" w:firstRow="0" w:lastRow="0" w:firstColumn="0" w:lastColumn="0" w:noHBand="1" w:noVBand="1"/>
@@ -3767,6 +4544,7 @@
         <w:tc>
           <w:tcPr>
             <w:tcW w:w="1980" w:type="dxa"/>
+            <w:tcMar/>
           </w:tcPr>
           <w:p>
             <w:pPr>
@@ -3859,12 +4637,14 @@
               <w:rPr>
                 <w:sz w:val="16"/>
                 <w:szCs w:val="16"/>
+                <w:lang w:val="en-US"/>
               </w:rPr>
             </w:pPr>
             <w:r>
               <w:rPr>
                 <w:sz w:val="16"/>
                 <w:szCs w:val="16"/>
+                <w:lang w:val="en-US"/>
               </w:rPr>
               <w:t xml:space="preserve">None </w:t>
             </w:r>
@@ -3873,6 +4653,7 @@
                 <w:sz w:val="16"/>
                 <w:szCs w:val="16"/>
                 <w:u w:val="single"/>
+                <w:lang w:val="en-US"/>
               </w:rPr>
               <w:t>_{q4a0}</w:t>
             </w:r>
@@ -3880,6 +4661,7 @@
               <w:rPr>
                 <w:sz w:val="16"/>
                 <w:szCs w:val="16"/>
+                <w:lang w:val="en-US"/>
               </w:rPr>
               <w:t>_ -1</w:t>
             </w:r>
@@ -3926,6 +4708,7 @@
         <w:tc>
           <w:tcPr>
             <w:tcW w:w="1980" w:type="dxa"/>
+            <w:tcMar/>
           </w:tcPr>
           <w:p>
             <w:pPr>
@@ -4188,7 +4971,6 @@
           <w:sz w:val="16"/>
           <w:szCs w:val="16"/>
         </w:rPr>
-        <w:lastRenderedPageBreak/>
         <w:t>VIOLENT CLASS A DISCIPLINARY REPORTS (</w:t>
       </w:r>
       <w:r>
@@ -4226,12 +5008,12 @@
         <w:tblW w:w="6750" w:type="dxa"/>
         <w:tblInd w:w="710" w:type="dxa"/>
         <w:tblBorders>
-          <w:top w:val="single" w:sz="8" w:space="0" w:color="000000"/>
-          <w:left w:val="single" w:sz="8" w:space="0" w:color="000000"/>
-          <w:bottom w:val="single" w:sz="8" w:space="0" w:color="000000"/>
-          <w:right w:val="single" w:sz="8" w:space="0" w:color="000000"/>
-          <w:insideH w:val="single" w:sz="8" w:space="0" w:color="000000"/>
-          <w:insideV w:val="single" w:sz="8" w:space="0" w:color="000000"/>
+          <w:top w:val="single" w:color="000000" w:sz="8" w:space="0"/>
+          <w:left w:val="single" w:color="000000" w:sz="8" w:space="0"/>
+          <w:bottom w:val="single" w:color="000000" w:sz="8" w:space="0"/>
+          <w:right w:val="single" w:color="000000" w:sz="8" w:space="0"/>
+          <w:insideH w:val="single" w:color="000000" w:sz="8" w:space="0"/>
+          <w:insideV w:val="single" w:color="000000" w:sz="8" w:space="0"/>
         </w:tblBorders>
         <w:tblLayout w:type="fixed"/>
         <w:tblLook w:val="0600" w:firstRow="0" w:lastRow="0" w:firstColumn="0" w:lastColumn="0" w:noHBand="1" w:noVBand="1"/>
@@ -4379,22 +5161,24 @@
             <w:pPr>
               <w:widowControl w:val="0"/>
               <w:pBdr>
-                <w:top w:val="nil"/>
-                <w:left w:val="nil"/>
-                <w:bottom w:val="nil"/>
-                <w:right w:val="nil"/>
-                <w:between w:val="nil"/>
+                <w:top w:val="nil" w:color="FF000000" w:sz="0" w:space="0"/>
+                <w:left w:val="nil" w:color="FF000000" w:sz="0" w:space="0"/>
+                <w:bottom w:val="nil" w:color="FF000000" w:sz="0" w:space="0"/>
+                <w:right w:val="nil" w:color="FF000000" w:sz="0" w:space="0"/>
+                <w:between w:val="nil" w:color="FF000000" w:sz="0" w:space="0"/>
               </w:pBdr>
               <w:spacing w:line="240" w:lineRule="auto"/>
               <w:rPr>
                 <w:sz w:val="16"/>
                 <w:szCs w:val="16"/>
+                <w:lang w:val="en-US"/>
               </w:rPr>
             </w:pPr>
             <w:r>
               <w:rPr>
                 <w:sz w:val="16"/>
                 <w:szCs w:val="16"/>
+                <w:lang w:val="en-US"/>
               </w:rPr>
               <w:t>None _</w:t>
             </w:r>
@@ -4403,6 +5187,7 @@
                 <w:sz w:val="16"/>
                 <w:szCs w:val="16"/>
                 <w:u w:val="single"/>
+                <w:lang w:val="en-US"/>
               </w:rPr>
               <w:t>{q5a0}</w:t>
             </w:r>
@@ -4410,6 +5195,7 @@
               <w:rPr>
                 <w:sz w:val="16"/>
                 <w:szCs w:val="16"/>
+                <w:lang w:val="en-US"/>
               </w:rPr>
               <w:t>_ -1</w:t>
             </w:r>
@@ -5134,11 +5920,46 @@
     <w:p>
       <w:pPr>
         <w:rPr>
+          <w:b w:val="1"/>
+          <w:bCs w:val="1"/>
+          <w:sz w:val="16"/>
+          <w:szCs w:val="16"/>
+          <w:lang w:val="en-US"/>
+        </w:rPr>
+      </w:pPr>
+      <w:r>
+        <w:rPr>
           <w:b/>
           <w:bCs/>
           <w:sz w:val="16"/>
           <w:szCs w:val="16"/>
         </w:rPr>
+        <w:tab/>
+      </w:r>
+      <w:r>
+        <w:rPr>
+          <w:sz w:val="16"/>
+          <w:szCs w:val="16"/>
+          <w:lang w:val="en-US"/>
+        </w:rPr>
+        <w:t xml:space="preserve">22 - 25 ______________________________________________________________________  </w:t>
+      </w:r>
+      <w:r>
+        <w:rPr>
+          <w:sz w:val="16"/>
+          <w:szCs w:val="16"/>
+          <w:lang w:val="en-US"/>
+        </w:rPr>
+        <w:t>5</w:t>
+      </w:r>
+    </w:p>
+    <w:p>
+      <w:pPr>
+        <w:rPr>
+          <w:sz w:val="16"/>
+          <w:szCs w:val="16"/>
+          <w:lang w:val="en-US"/>
+        </w:rPr>
       </w:pPr>
       <w:r>
         <w:rPr>
@@ -5153,22 +5974,40 @@
         <w:rPr>
           <w:sz w:val="16"/>
           <w:szCs w:val="16"/>
-        </w:rPr>
-        <w:t xml:space="preserve">22 - 25 ______________________________________________________________________  </w:t>
-      </w:r>
-      <w:r>
-        <w:rPr>
-          <w:sz w:val="16"/>
-          <w:szCs w:val="16"/>
-        </w:rPr>
-        <w:t>5</w:t>
-      </w:r>
-    </w:p>
-    <w:p>
-      <w:pPr>
-        <w:rPr>
-          <w:sz w:val="16"/>
-          <w:szCs w:val="16"/>
+          <w:lang w:val="en-US"/>
+        </w:rPr>
+        <w:t>26 - 30 ______________________________________________________________________  2</w:t>
+      </w:r>
+    </w:p>
+    <w:p>
+      <w:pPr>
+        <w:ind w:firstLine="720"/>
+        <w:rPr>
+          <w:sz w:val="16"/>
+          <w:szCs w:val="16"/>
+        </w:rPr>
+      </w:pPr>
+      <w:r>
+        <w:rPr>
+          <w:sz w:val="16"/>
+          <w:szCs w:val="16"/>
+        </w:rPr>
+        <w:t xml:space="preserve">30 or Younger with no Class A or B Disciplinary in Previous Year_________________________ </w:t>
+      </w:r>
+      <w:r>
+        <w:rPr>
+          <w:sz w:val="16"/>
+          <w:szCs w:val="16"/>
+        </w:rPr>
+        <w:t>1</w:t>
+      </w:r>
+    </w:p>
+    <w:p>
+      <w:pPr>
+        <w:rPr>
+          <w:sz w:val="16"/>
+          <w:szCs w:val="16"/>
+          <w:lang w:val="en-US"/>
         </w:rPr>
       </w:pPr>
       <w:r>
@@ -5184,29 +6023,15 @@
         <w:rPr>
           <w:sz w:val="16"/>
           <w:szCs w:val="16"/>
-        </w:rPr>
-        <w:t>26 - 30 ______________________________________________________________________  2</w:t>
-      </w:r>
-    </w:p>
-    <w:p>
-      <w:pPr>
-        <w:ind w:firstLine="720"/>
-        <w:rPr>
-          <w:sz w:val="16"/>
-          <w:szCs w:val="16"/>
-        </w:rPr>
-      </w:pPr>
-      <w:r>
-        <w:rPr>
-          <w:sz w:val="16"/>
-          <w:szCs w:val="16"/>
-        </w:rPr>
-        <w:t xml:space="preserve">30 or Younger with no Class A or B Disciplinary in Previous Year_________________________ </w:t>
-      </w:r>
-      <w:r>
-        <w:rPr>
-          <w:sz w:val="16"/>
-          <w:szCs w:val="16"/>
+          <w:lang w:val="en-US"/>
+        </w:rPr>
+        <w:t xml:space="preserve">31 - 35 ______________________________________________________________________  </w:t>
+      </w:r>
+      <w:r>
+        <w:rPr>
+          <w:sz w:val="16"/>
+          <w:szCs w:val="16"/>
+          <w:lang w:val="en-US"/>
         </w:rPr>
         <w:t>1</w:t>
       </w:r>
@@ -5214,8 +6039,11 @@
     <w:p>
       <w:pPr>
         <w:rPr>
-          <w:sz w:val="16"/>
-          <w:szCs w:val="16"/>
+          <w:b w:val="1"/>
+          <w:bCs w:val="1"/>
+          <w:sz w:val="16"/>
+          <w:szCs w:val="16"/>
+          <w:lang w:val="en-US"/>
         </w:rPr>
       </w:pPr>
       <w:r>
@@ -5231,15 +6059,17 @@
         <w:rPr>
           <w:sz w:val="16"/>
           <w:szCs w:val="16"/>
-        </w:rPr>
-        <w:t xml:space="preserve">31 - 35 ______________________________________________________________________  </w:t>
-      </w:r>
-      <w:r>
-        <w:rPr>
-          <w:sz w:val="16"/>
-          <w:szCs w:val="16"/>
-        </w:rPr>
-        <w:t>1</w:t>
+          <w:lang w:val="en-US"/>
+        </w:rPr>
+        <w:t xml:space="preserve">36 - 40 ______________________________________________________________________  </w:t>
+      </w:r>
+      <w:r>
+        <w:rPr>
+          <w:sz w:val="16"/>
+          <w:szCs w:val="16"/>
+          <w:lang w:val="en-US"/>
+        </w:rPr>
+        <w:t>0</w:t>
       </w:r>
     </w:p>
     <w:p>
@@ -5265,32 +6095,30 @@
           <w:sz w:val="16"/>
           <w:szCs w:val="16"/>
         </w:rPr>
-        <w:t xml:space="preserve">36 - 40 ______________________________________________________________________  </w:t>
-      </w:r>
-      <w:r>
-        <w:rPr>
-          <w:sz w:val="16"/>
-          <w:szCs w:val="16"/>
-        </w:rPr>
-        <w:t>0</w:t>
-      </w:r>
-    </w:p>
-    <w:p>
-      <w:pPr>
+        <w:t>41 - 45 ______________________________________________________________________ -</w:t>
+      </w:r>
+      <w:r>
+        <w:rPr>
+          <w:sz w:val="16"/>
+          <w:szCs w:val="16"/>
+        </w:rPr>
+        <w:t>1</w:t>
+      </w:r>
+    </w:p>
+    <w:p>
+      <w:pPr>
+        <w:rPr>
+          <w:sz w:val="16"/>
+          <w:szCs w:val="16"/>
+        </w:rPr>
+      </w:pPr>
+      <w:r>
         <w:rPr>
           <w:b/>
           <w:bCs/>
           <w:sz w:val="16"/>
           <w:szCs w:val="16"/>
         </w:rPr>
-      </w:pPr>
-      <w:r>
-        <w:rPr>
-          <w:b/>
-          <w:bCs/>
-          <w:sz w:val="16"/>
-          <w:szCs w:val="16"/>
-        </w:rPr>
         <w:tab/>
       </w:r>
       <w:r>
@@ -5298,27 +6126,17 @@
           <w:sz w:val="16"/>
           <w:szCs w:val="16"/>
         </w:rPr>
-        <w:t>41 - 45 ______________________________________________________________________ -</w:t>
-      </w:r>
-      <w:r>
-        <w:rPr>
-          <w:sz w:val="16"/>
-          <w:szCs w:val="16"/>
-        </w:rPr>
-        <w:t>1</w:t>
-      </w:r>
-    </w:p>
-    <w:p>
-      <w:pPr>
-        <w:rPr>
-          <w:sz w:val="16"/>
-          <w:szCs w:val="16"/>
-        </w:rPr>
-      </w:pPr>
-      <w:r>
-        <w:rPr>
-          <w:b/>
-          <w:bCs/>
+        <w:t>Older than 45 _________________________________________________________________ -</w:t>
+      </w:r>
+      <w:r>
+        <w:rPr>
+          <w:sz w:val="16"/>
+          <w:szCs w:val="16"/>
+        </w:rPr>
+        <w:t>2</w:t>
+      </w:r>
+      <w:r>
+        <w:rPr>
           <w:sz w:val="16"/>
           <w:szCs w:val="16"/>
         </w:rPr>
@@ -5329,21 +6147,6 @@
           <w:sz w:val="16"/>
           <w:szCs w:val="16"/>
         </w:rPr>
-        <w:t>Older than 45 _________________________________________________________________ -</w:t>
-      </w:r>
-      <w:r>
-        <w:rPr>
-          <w:sz w:val="16"/>
-          <w:szCs w:val="16"/>
-        </w:rPr>
-        <w:t>2</w:t>
-      </w:r>
-      <w:r>
-        <w:rPr>
-          <w:sz w:val="16"/>
-          <w:szCs w:val="16"/>
-        </w:rPr>
-        <w:tab/>
         <w:t xml:space="preserve">SCORE: </w:t>
       </w:r>
       <w:r>
@@ -5398,6 +6201,7 @@
         <w:rPr>
           <w:sz w:val="16"/>
           <w:szCs w:val="16"/>
+          <w:lang w:val="en-US"/>
         </w:rPr>
       </w:pPr>
       <w:r>
@@ -5413,6 +6217,7 @@
         <w:rPr>
           <w:sz w:val="16"/>
           <w:szCs w:val="16"/>
+          <w:lang w:val="en-US"/>
         </w:rPr>
         <w:t>None _______________________________________________________________________  0</w:t>
       </w:r>
@@ -5562,6 +6367,7 @@
         <w:rPr>
           <w:sz w:val="16"/>
           <w:szCs w:val="16"/>
+          <w:lang w:val="en-US"/>
         </w:rPr>
       </w:pPr>
       <w:r>
@@ -5577,6 +6383,7 @@
         <w:rPr>
           <w:sz w:val="16"/>
           <w:szCs w:val="16"/>
+          <w:lang w:val="en-US"/>
         </w:rPr>
         <w:t>Five or More _________________________________________________________________</w:t>
       </w:r>
@@ -5584,6 +6391,7 @@
         <w:rPr>
           <w:sz w:val="16"/>
           <w:szCs w:val="16"/>
+          <w:lang w:val="en-US"/>
         </w:rPr>
         <w:t xml:space="preserve"> </w:t>
       </w:r>
@@ -5591,6 +6399,7 @@
         <w:rPr>
           <w:sz w:val="16"/>
           <w:szCs w:val="16"/>
+          <w:lang w:val="en-US"/>
         </w:rPr>
         <w:t xml:space="preserve"> -5</w:t>
       </w:r>
@@ -5600,12 +6409,20 @@
           <w:szCs w:val="16"/>
         </w:rPr>
         <w:tab/>
+      </w:r>
+      <w:r>
+        <w:rPr>
+          <w:sz w:val="16"/>
+          <w:szCs w:val="16"/>
+          <w:lang w:val="en-US"/>
+        </w:rPr>
         <w:t xml:space="preserve">SCORE: </w:t>
       </w:r>
       <w:r>
         <w:rPr>
           <w:sz w:val="16"/>
           <w:szCs w:val="16"/>
+          <w:lang w:val="en-US"/>
         </w:rPr>
         <w:t>{q7Score}</w:t>
       </w:r>
@@ -5688,6 +6505,82 @@
     <w:p>
       <w:pPr>
         <w:rPr>
+          <w:b w:val="1"/>
+          <w:bCs w:val="1"/>
+          <w:lang w:val="en-US"/>
+        </w:rPr>
+      </w:pPr>
+      <w:r>
+        <w:rPr>
+          <w:b w:val="1"/>
+          <w:bCs w:val="1"/>
+          <w:lang w:val="en-US"/>
+        </w:rPr>
+        <w:t>TOTAL SCORE (IF GREATER THAN 4</w:t>
+      </w:r>
+      <w:r>
+        <w:rPr>
+          <w:b w:val="1"/>
+          <w:bCs w:val="1"/>
+          <w:lang w:val="en-US"/>
+        </w:rPr>
+        <w:t>5</w:t>
+      </w:r>
+      <w:r>
+        <w:rPr>
+          <w:b w:val="1"/>
+          <w:bCs w:val="1"/>
+          <w:lang w:val="en-US"/>
+        </w:rPr>
+        <w:t>,</w:t>
+      </w:r>
+      <w:r>
+        <w:rPr>
+          <w:b w:val="1"/>
+          <w:bCs w:val="1"/>
+          <w:lang w:val="en-US"/>
+        </w:rPr>
+        <w:t xml:space="preserve"> WRITE 4</w:t>
+      </w:r>
+      <w:r>
+        <w:rPr>
+          <w:b w:val="1"/>
+          <w:bCs w:val="1"/>
+          <w:lang w:val="en-US"/>
+        </w:rPr>
+        <w:t>5</w:t>
+      </w:r>
+      <w:r>
+        <w:rPr>
+          <w:b w:val="1"/>
+          <w:bCs w:val="1"/>
+          <w:lang w:val="en-US"/>
+        </w:rPr>
+        <w:t xml:space="preserve">): </w:t>
+      </w:r>
+      <w:r>
+        <w:rPr>
+          <w:lang w:val="en-US"/>
+        </w:rPr>
+        <w:t>{</w:t>
+      </w:r>
+      <w:r>
+        <w:rPr>
+          <w:lang w:val="en-US"/>
+        </w:rPr>
+        <w:t>totalScore</w:t>
+      </w:r>
+      <w:r>
+        <w:rPr>
+          <w:lang w:val="en-US"/>
+        </w:rPr>
+        <w:t>}</w:t>
+      </w:r>
+    </w:p>
+    <w:p/>
+    <w:p>
+      <w:pPr>
+        <w:rPr>
           <w:b/>
           <w:bCs/>
         </w:rPr>
@@ -5697,155 +6590,93 @@
           <w:b/>
           <w:bCs/>
         </w:rPr>
-        <w:t>TOTAL SCORE (IF GREATER THAN 4</w:t>
-      </w:r>
+        <w:t>CUSTODY LEVEL SCALE FOR TOTAL:</w:t>
+      </w:r>
+    </w:p>
+    <w:p>
       <w:r>
         <w:rPr>
           <w:b/>
           <w:bCs/>
         </w:rPr>
-        <w:t>5</w:t>
+        <w:t>Low</w:t>
+      </w:r>
+      <w:r>
+        <w:t>: 0-1</w:t>
+      </w:r>
+      <w:r>
+        <w:t>2</w:t>
+      </w:r>
+      <w:r>
+        <w:br/>
       </w:r>
       <w:r>
         <w:rPr>
           <w:b/>
           <w:bCs/>
         </w:rPr>
-        <w:t>,</w:t>
-      </w:r>
+        <w:t>Medium</w:t>
+      </w:r>
+      <w:r>
+        <w:t>: 1</w:t>
+      </w:r>
+      <w:r>
+        <w:t>3</w:t>
+      </w:r>
+      <w:r>
+        <w:t>-</w:t>
+      </w:r>
+      <w:r>
+        <w:t>25</w:t>
+      </w:r>
+    </w:p>
+    <w:p>
       <w:r>
         <w:rPr>
           <w:b/>
           <w:bCs/>
         </w:rPr>
-        <w:t xml:space="preserve"> WRITE 4</w:t>
-      </w:r>
+        <w:t>Close</w:t>
+      </w:r>
+      <w:r>
+        <w:t xml:space="preserve">: </w:t>
+      </w:r>
+      <w:r>
+        <w:t>26</w:t>
+      </w:r>
+      <w:r>
+        <w:t>-4</w:t>
+      </w:r>
+      <w:r>
+        <w:t>4</w:t>
+      </w:r>
+    </w:p>
+    <w:p>
       <w:r>
         <w:rPr>
           <w:b/>
           <w:bCs/>
         </w:rPr>
+        <w:t xml:space="preserve">Maximum: </w:t>
+      </w:r>
+      <w:r>
+        <w:t>4</w:t>
+      </w:r>
+      <w:r>
         <w:t>5</w:t>
       </w:r>
       <w:r>
-        <w:rPr>
-          <w:b/>
-          <w:bCs/>
-        </w:rPr>
-        <w:t xml:space="preserve">): </w:t>
-      </w:r>
-      <w:r>
-        <w:t>{</w:t>
-      </w:r>
-      <w:proofErr w:type="spellStart"/>
-      <w:r>
-        <w:t>totalScore</w:t>
-      </w:r>
-      <w:proofErr w:type="spellEnd"/>
-      <w:r>
-        <w:t>}</w:t>
+        <w:t>+</w:t>
       </w:r>
     </w:p>
     <w:p/>
     <w:p>
-      <w:pPr>
-        <w:rPr>
-          <w:b/>
-          <w:bCs/>
-        </w:rPr>
-      </w:pPr>
-      <w:r>
-        <w:rPr>
-          <w:b/>
-          <w:bCs/>
-        </w:rPr>
-        <w:t>CUSTODY LEVEL SCALE FOR TOTAL:</w:t>
-      </w:r>
-    </w:p>
-    <w:p>
-      <w:r>
-        <w:rPr>
-          <w:b/>
-          <w:bCs/>
-        </w:rPr>
-        <w:t>Low</w:t>
-      </w:r>
-      <w:r>
-        <w:t>: 0-1</w:t>
-      </w:r>
-      <w:r>
-        <w:t>2</w:t>
-      </w:r>
-      <w:r>
-        <w:br/>
-      </w:r>
-      <w:r>
-        <w:rPr>
-          <w:b/>
-          <w:bCs/>
-        </w:rPr>
-        <w:t>Medium</w:t>
-      </w:r>
-      <w:r>
-        <w:t>: 1</w:t>
-      </w:r>
-      <w:r>
-        <w:t>3</w:t>
-      </w:r>
-      <w:r>
-        <w:t>-</w:t>
-      </w:r>
-      <w:r>
-        <w:t>25</w:t>
-      </w:r>
-    </w:p>
-    <w:p>
-      <w:r>
-        <w:rPr>
-          <w:b/>
-          <w:bCs/>
-        </w:rPr>
-        <w:t>Close</w:t>
-      </w:r>
-      <w:r>
-        <w:t xml:space="preserve">: </w:t>
-      </w:r>
-      <w:r>
-        <w:t>26</w:t>
-      </w:r>
-      <w:r>
-        <w:t>-4</w:t>
-      </w:r>
-      <w:r>
-        <w:t>4</w:t>
-      </w:r>
-    </w:p>
-    <w:p>
-      <w:r>
-        <w:rPr>
-          <w:b/>
-          <w:bCs/>
-        </w:rPr>
-        <w:t xml:space="preserve">Maximum: </w:t>
-      </w:r>
-      <w:r>
-        <w:t>4</w:t>
-      </w:r>
-      <w:r>
-        <w:t>5</w:t>
-      </w:r>
-      <w:r>
-        <w:t>+</w:t>
-      </w:r>
-    </w:p>
-    <w:p/>
-    <w:p>
-      <w:r>
-        <w:rPr>
-          <w:b/>
-          <w:bCs/>
-        </w:rPr>
-        <w:lastRenderedPageBreak/>
+      <w:r>
+        <w:rPr>
+          <w:b w:val="1"/>
+          <w:bCs w:val="1"/>
+          <w:lang w:val="en-US"/>
+        </w:rPr>
         <w:t xml:space="preserve">If the custody level is LOW (or staff recommend an override to LOW), please also fill out the Trustee Assessment. Inmates placed on low or trustee custody can be placed in an annex. </w:t>
       </w:r>
     </w:p>
@@ -5858,7 +6689,7 @@
           <w:szCs w:val="18"/>
         </w:rPr>
         <w:sectPr>
-          <w:pgSz w:w="12240" w:h="15840"/>
+          <w:pgSz w:w="12240" w:h="15840" w:orient="portrait"/>
           <w:pgMar w:top="1440" w:right="1440" w:bottom="1440" w:left="1440" w:header="720" w:footer="720" w:gutter="0"/>
           <w:pgNumType w:start="1"/>
           <w:cols w:space="720"/>
@@ -5870,14 +6701,13 @@
       <w:pPr>
         <w:jc w:val="center"/>
         <w:rPr>
-          <w:rFonts w:ascii="Consolas" w:eastAsia="Consolas" w:hAnsi="Consolas" w:cs="Consolas"/>
-        </w:rPr>
-      </w:pPr>
-      <w:r>
-        <w:rPr>
-          <w:rFonts w:ascii="Consolas" w:eastAsia="Consolas" w:hAnsi="Consolas" w:cs="Consolas"/>
-        </w:rPr>
-        <w:lastRenderedPageBreak/>
+          <w:rFonts w:ascii="Consolas" w:hAnsi="Consolas" w:eastAsia="Consolas" w:cs="Consolas"/>
+        </w:rPr>
+      </w:pPr>
+      <w:r>
+        <w:rPr>
+          <w:rFonts w:ascii="Consolas" w:hAnsi="Consolas" w:eastAsia="Consolas" w:cs="Consolas"/>
+        </w:rPr>
         <w:t>TENNESSEE DEPARTMENT OF CORRECTION</w:t>
       </w:r>
     </w:p>
@@ -5885,12 +6715,12 @@
       <w:pPr>
         <w:jc w:val="center"/>
         <w:rPr>
-          <w:rFonts w:ascii="Consolas" w:eastAsia="Consolas" w:hAnsi="Consolas" w:cs="Consolas"/>
-        </w:rPr>
-      </w:pPr>
-      <w:r>
-        <w:rPr>
-          <w:rFonts w:ascii="Consolas" w:eastAsia="Consolas" w:hAnsi="Consolas" w:cs="Consolas"/>
+          <w:rFonts w:ascii="Consolas" w:hAnsi="Consolas" w:eastAsia="Consolas" w:cs="Consolas"/>
+        </w:rPr>
+      </w:pPr>
+      <w:r>
+        <w:rPr>
+          <w:rFonts w:ascii="Consolas" w:hAnsi="Consolas" w:eastAsia="Consolas" w:cs="Consolas"/>
         </w:rPr>
         <w:t>CLASSIFICATION HEARING NOTICE</w:t>
       </w:r>
@@ -5899,20 +6729,20 @@
       <w:pPr>
         <w:jc w:val="center"/>
         <w:rPr>
-          <w:rFonts w:ascii="Consolas" w:eastAsia="Consolas" w:hAnsi="Consolas" w:cs="Consolas"/>
-        </w:rPr>
-      </w:pPr>
-    </w:p>
-    <w:p>
-      <w:pPr>
-        <w:rPr>
-          <w:rFonts w:ascii="Consolas" w:eastAsia="Consolas" w:hAnsi="Consolas" w:cs="Consolas"/>
-          <w:lang w:val="en-US"/>
-        </w:rPr>
-      </w:pPr>
-      <w:r>
-        <w:rPr>
-          <w:rFonts w:ascii="Consolas" w:eastAsia="Consolas" w:hAnsi="Consolas" w:cs="Consolas"/>
+          <w:rFonts w:ascii="Consolas" w:hAnsi="Consolas" w:eastAsia="Consolas" w:cs="Consolas"/>
+        </w:rPr>
+      </w:pPr>
+    </w:p>
+    <w:p>
+      <w:pPr>
+        <w:rPr>
+          <w:rFonts w:ascii="Consolas" w:hAnsi="Consolas" w:eastAsia="Consolas" w:cs="Consolas"/>
+          <w:lang w:val="en-US"/>
+        </w:rPr>
+      </w:pPr>
+      <w:r>
+        <w:rPr>
+          <w:rFonts w:ascii="Consolas" w:hAnsi="Consolas" w:eastAsia="Consolas" w:cs="Consolas"/>
           <w:lang w:val="en-US"/>
         </w:rPr>
         <w:t>TOMIS ID: {</w:t>
@@ -5920,7 +6750,7 @@
       <w:proofErr w:type="spellStart"/>
       <w:r>
         <w:rPr>
-          <w:rFonts w:ascii="Consolas" w:eastAsia="Consolas" w:hAnsi="Consolas" w:cs="Consolas"/>
+          <w:rFonts w:ascii="Consolas" w:hAnsi="Consolas" w:eastAsia="Consolas" w:cs="Consolas"/>
           <w:lang w:val="en-US"/>
         </w:rPr>
         <w:t>omsId</w:t>
@@ -5928,7 +6758,7 @@
       <w:proofErr w:type="spellEnd"/>
       <w:r>
         <w:rPr>
-          <w:rFonts w:ascii="Consolas" w:eastAsia="Consolas" w:hAnsi="Consolas" w:cs="Consolas"/>
+          <w:rFonts w:ascii="Consolas" w:hAnsi="Consolas" w:eastAsia="Consolas" w:cs="Consolas"/>
           <w:lang w:val="en-US"/>
         </w:rPr>
         <w:t>}</w:t>
@@ -5941,7 +6771,7 @@
       </w:r>
       <w:r>
         <w:rPr>
-          <w:rFonts w:ascii="Consolas" w:eastAsia="Consolas" w:hAnsi="Consolas" w:cs="Consolas"/>
+          <w:rFonts w:ascii="Consolas" w:hAnsi="Consolas" w:eastAsia="Consolas" w:cs="Consolas"/>
           <w:lang w:val="en-US"/>
         </w:rPr>
         <w:t>{</w:t>
@@ -5949,7 +6779,7 @@
       <w:proofErr w:type="spellStart"/>
       <w:r>
         <w:rPr>
-          <w:rFonts w:ascii="Consolas" w:eastAsia="Consolas" w:hAnsi="Consolas" w:cs="Consolas"/>
+          <w:rFonts w:ascii="Consolas" w:hAnsi="Consolas" w:eastAsia="Consolas" w:cs="Consolas"/>
           <w:lang w:val="en-US"/>
         </w:rPr>
         <w:t>residentFullName</w:t>
@@ -5957,7 +6787,7 @@
       <w:proofErr w:type="spellEnd"/>
       <w:r>
         <w:rPr>
-          <w:rFonts w:ascii="Consolas" w:eastAsia="Consolas" w:hAnsi="Consolas" w:cs="Consolas"/>
+          <w:rFonts w:ascii="Consolas" w:hAnsi="Consolas" w:eastAsia="Consolas" w:cs="Consolas"/>
           <w:lang w:val="en-US"/>
         </w:rPr>
         <w:t>}</w:t>
@@ -5966,12 +6796,12 @@
     <w:p>
       <w:pPr>
         <w:rPr>
-          <w:rFonts w:ascii="Consolas" w:eastAsia="Consolas" w:hAnsi="Consolas" w:cs="Consolas"/>
-        </w:rPr>
-      </w:pPr>
-      <w:r>
-        <w:rPr>
-          <w:rFonts w:ascii="Consolas" w:eastAsia="Consolas" w:hAnsi="Consolas" w:cs="Consolas"/>
+          <w:rFonts w:ascii="Consolas" w:hAnsi="Consolas" w:eastAsia="Consolas" w:cs="Consolas"/>
+        </w:rPr>
+      </w:pPr>
+      <w:r>
+        <w:rPr>
+          <w:rFonts w:ascii="Consolas" w:hAnsi="Consolas" w:eastAsia="Consolas" w:cs="Consolas"/>
         </w:rPr>
         <w:t>CAF DATE: {date}</w:t>
       </w:r>
@@ -5979,20 +6809,20 @@
     <w:p>
       <w:pPr>
         <w:rPr>
-          <w:rFonts w:ascii="Consolas" w:eastAsia="Consolas" w:hAnsi="Consolas" w:cs="Consolas"/>
-        </w:rPr>
-      </w:pPr>
-    </w:p>
-    <w:p>
-      <w:pPr>
-        <w:rPr>
-          <w:rFonts w:ascii="Consolas" w:eastAsia="Consolas" w:hAnsi="Consolas" w:cs="Consolas"/>
-          <w:lang w:val="en-US"/>
-        </w:rPr>
-      </w:pPr>
-      <w:r>
-        <w:rPr>
-          <w:rFonts w:ascii="Consolas" w:eastAsia="Consolas" w:hAnsi="Consolas" w:cs="Consolas"/>
+          <w:rFonts w:ascii="Consolas" w:hAnsi="Consolas" w:eastAsia="Consolas" w:cs="Consolas"/>
+        </w:rPr>
+      </w:pPr>
+    </w:p>
+    <w:p>
+      <w:pPr>
+        <w:rPr>
+          <w:rFonts w:ascii="Consolas" w:hAnsi="Consolas" w:eastAsia="Consolas" w:cs="Consolas"/>
+          <w:lang w:val="en-US"/>
+        </w:rPr>
+      </w:pPr>
+      <w:r>
+        <w:rPr>
+          <w:rFonts w:ascii="Consolas" w:hAnsi="Consolas" w:eastAsia="Consolas" w:cs="Consolas"/>
           <w:lang w:val="en-US"/>
         </w:rPr>
         <w:t>This is to inform you that your classification hearing will be held on {</w:t>
@@ -6000,7 +6830,7 @@
       <w:proofErr w:type="spellStart"/>
       <w:r>
         <w:rPr>
-          <w:rFonts w:ascii="Consolas" w:eastAsia="Consolas" w:hAnsi="Consolas" w:cs="Consolas"/>
+          <w:rFonts w:ascii="Consolas" w:hAnsi="Consolas" w:eastAsia="Consolas" w:cs="Consolas"/>
           <w:lang w:val="en-US"/>
         </w:rPr>
         <w:t>hearingDate</w:t>
@@ -6008,7 +6838,7 @@
       <w:proofErr w:type="spellEnd"/>
       <w:r>
         <w:rPr>
-          <w:rFonts w:ascii="Consolas" w:eastAsia="Consolas" w:hAnsi="Consolas" w:cs="Consolas"/>
+          <w:rFonts w:ascii="Consolas" w:hAnsi="Consolas" w:eastAsia="Consolas" w:cs="Consolas"/>
           <w:lang w:val="en-US"/>
         </w:rPr>
         <w:t>} at {</w:t>
@@ -6016,7 +6846,7 @@
       <w:proofErr w:type="spellStart"/>
       <w:r>
         <w:rPr>
-          <w:rFonts w:ascii="Consolas" w:eastAsia="Consolas" w:hAnsi="Consolas" w:cs="Consolas"/>
+          <w:rFonts w:ascii="Consolas" w:hAnsi="Consolas" w:eastAsia="Consolas" w:cs="Consolas"/>
           <w:lang w:val="en-US"/>
         </w:rPr>
         <w:t>hearingLocation</w:t>
@@ -6024,7 +6854,7 @@
       <w:proofErr w:type="spellEnd"/>
       <w:r>
         <w:rPr>
-          <w:rFonts w:ascii="Consolas" w:eastAsia="Consolas" w:hAnsi="Consolas" w:cs="Consolas"/>
+          <w:rFonts w:ascii="Consolas" w:hAnsi="Consolas" w:eastAsia="Consolas" w:cs="Consolas"/>
           <w:lang w:val="en-US"/>
         </w:rPr>
         <w:t>}.</w:t>
@@ -6033,39 +6863,81 @@
     <w:p>
       <w:pPr>
         <w:rPr>
-          <w:rFonts w:ascii="Consolas" w:eastAsia="Consolas" w:hAnsi="Consolas" w:cs="Consolas"/>
-        </w:rPr>
-      </w:pPr>
-    </w:p>
-    <w:p>
-      <w:pPr>
-        <w:rPr>
-          <w:rFonts w:ascii="Consolas" w:eastAsia="Consolas" w:hAnsi="Consolas" w:cs="Consolas"/>
-        </w:rPr>
-      </w:pPr>
-      <w:r>
-        <w:rPr>
-          <w:rFonts w:ascii="Consolas" w:eastAsia="Consolas" w:hAnsi="Consolas" w:cs="Consolas"/>
+          <w:rFonts w:ascii="Consolas" w:hAnsi="Consolas" w:eastAsia="Consolas" w:cs="Consolas"/>
+        </w:rPr>
+      </w:pPr>
+    </w:p>
+    <w:p>
+      <w:pPr>
+        <w:rPr>
+          <w:rFonts w:ascii="Consolas" w:hAnsi="Consolas" w:eastAsia="Consolas" w:cs="Consolas"/>
+          <w:lang w:val="en-US"/>
+        </w:rPr>
+      </w:pPr>
+      <w:r>
+        <w:rPr>
+          <w:rFonts w:ascii="Consolas" w:hAnsi="Consolas" w:eastAsia="Consolas" w:cs="Consolas"/>
+          <w:lang w:val="en-US"/>
         </w:rPr>
         <w:t>Classification Date:</w:t>
       </w:r>
       <w:r>
         <w:rPr>
-          <w:rFonts w:ascii="Consolas" w:eastAsia="Consolas" w:hAnsi="Consolas" w:cs="Consolas"/>
+          <w:rFonts w:ascii="Consolas" w:hAnsi="Consolas" w:eastAsia="Consolas" w:cs="Consolas"/>
+          <w:lang w:val="en-US"/>
         </w:rPr>
         <w:t xml:space="preserve"> {</w:t>
       </w:r>
-      <w:proofErr w:type="spellStart"/>
-      <w:r>
-        <w:rPr>
-          <w:rFonts w:ascii="Consolas" w:eastAsia="Consolas" w:hAnsi="Consolas" w:cs="Consolas"/>
+      <w:r>
+        <w:rPr>
+          <w:rFonts w:ascii="Consolas" w:hAnsi="Consolas" w:eastAsia="Consolas" w:cs="Consolas"/>
+          <w:lang w:val="en-US"/>
         </w:rPr>
         <w:t>hearingClassificationDate</w:t>
       </w:r>
-      <w:proofErr w:type="spellEnd"/>
-      <w:r>
-        <w:rPr>
-          <w:rFonts w:ascii="Consolas" w:eastAsia="Consolas" w:hAnsi="Consolas" w:cs="Consolas"/>
+      <w:r>
+        <w:rPr>
+          <w:rFonts w:ascii="Consolas" w:hAnsi="Consolas" w:eastAsia="Consolas" w:cs="Consolas"/>
+          <w:lang w:val="en-US"/>
+        </w:rPr>
+        <w:t>}</w:t>
+      </w:r>
+    </w:p>
+    <w:p>
+      <w:pPr>
+        <w:rPr>
+          <w:b w:val="1"/>
+          <w:bCs w:val="1"/>
+          <w:sz w:val="20"/>
+          <w:szCs w:val="20"/>
+          <w:lang w:val="en-US"/>
+        </w:rPr>
+      </w:pPr>
+      <w:r>
+        <w:rPr>
+          <w:rFonts w:ascii="Consolas" w:hAnsi="Consolas" w:eastAsia="Consolas" w:cs="Consolas"/>
+          <w:lang w:val="en-US"/>
+        </w:rPr>
+        <w:t xml:space="preserve">Classification Type: </w:t>
+      </w:r>
+      <w:r>
+        <w:rPr>
+          <w:rFonts w:ascii="Consolas" w:hAnsi="Consolas" w:eastAsia="Consolas" w:cs="Consolas"/>
+          <w:lang w:val="en-US"/>
+        </w:rPr>
+        <w:t>{</w:t>
+      </w:r>
+      <w:r>
+        <w:rPr>
+          <w:rFonts w:ascii="Consolas" w:hAnsi="Consolas" w:eastAsia="Consolas" w:cs="Consolas"/>
+          <w:lang w:val="en-US"/>
+        </w:rPr>
+        <w:t>classificationType</w:t>
+      </w:r>
+      <w:r>
+        <w:rPr>
+          <w:rFonts w:ascii="Consolas" w:hAnsi="Consolas" w:eastAsia="Consolas" w:cs="Consolas"/>
+          <w:lang w:val="en-US"/>
         </w:rPr>
         <w:t>}</w:t>
       </w:r>
@@ -6079,32 +6951,6 @@
           <w:szCs w:val="20"/>
         </w:rPr>
       </w:pPr>
-      <w:r>
-        <w:rPr>
-          <w:rFonts w:ascii="Consolas" w:eastAsia="Consolas" w:hAnsi="Consolas" w:cs="Consolas"/>
-        </w:rPr>
-        <w:t xml:space="preserve">Classification Type: </w:t>
-      </w:r>
-      <w:r>
-        <w:rPr>
-          <w:rFonts w:ascii="Consolas" w:eastAsia="Consolas" w:hAnsi="Consolas" w:cs="Consolas"/>
-        </w:rPr>
-        <w:t>{</w:t>
-      </w:r>
-      <w:proofErr w:type="spellStart"/>
-      <w:r>
-        <w:rPr>
-          <w:rFonts w:ascii="Consolas" w:eastAsia="Consolas" w:hAnsi="Consolas" w:cs="Consolas"/>
-        </w:rPr>
-        <w:t>classificationType</w:t>
-      </w:r>
-      <w:proofErr w:type="spellEnd"/>
-      <w:r>
-        <w:rPr>
-          <w:rFonts w:ascii="Consolas" w:eastAsia="Consolas" w:hAnsi="Consolas" w:cs="Consolas"/>
-        </w:rPr>
-        <w:t>}</w:t>
-      </w:r>
     </w:p>
     <w:p>
       <w:pPr>
@@ -6139,39 +6985,29 @@
     <w:p>
       <w:pPr>
         <w:rPr>
-          <w:b/>
-          <w:bCs/>
           <w:sz w:val="20"/>
           <w:szCs w:val="20"/>
-        </w:rPr>
-      </w:pPr>
-    </w:p>
-    <w:p>
-      <w:pPr>
+          <w:u w:val="single"/>
+        </w:rPr>
+      </w:pPr>
+      <w:r>
         <w:rPr>
           <w:sz w:val="20"/>
           <w:szCs w:val="20"/>
           <w:u w:val="single"/>
         </w:rPr>
-      </w:pPr>
-      <w:r>
-        <w:rPr>
-          <w:sz w:val="20"/>
-          <w:szCs w:val="20"/>
-          <w:u w:val="single"/>
-        </w:rPr>
         <w:t>x                                                                                      </w:t>
       </w:r>
     </w:p>
     <w:p>
       <w:pPr>
         <w:rPr>
-          <w:rFonts w:ascii="Consolas" w:eastAsia="Consolas" w:hAnsi="Consolas" w:cs="Consolas"/>
+          <w:rFonts w:ascii="Consolas" w:hAnsi="Consolas" w:eastAsia="Consolas" w:cs="Consolas"/>
         </w:rPr>
       </w:pPr>
     </w:p>
     <w:sectPr>
-      <w:pgSz w:w="12240" w:h="15840"/>
+      <w:pgSz w:w="12240" w:h="15840" w:orient="portrait"/>
       <w:pgMar w:top="1440" w:right="1440" w:bottom="1440" w:left="1440" w:header="720" w:footer="720" w:gutter="0"/>
       <w:pgNumType w:start="1"/>
       <w:cols w:space="720"/>
@@ -6386,7 +7222,7 @@
         <w:ind w:left="720" w:hanging="360"/>
       </w:pPr>
       <w:rPr>
-        <w:rFonts w:ascii="Consolas" w:hAnsi="Consolas" w:cs="Consolas" w:hint="default"/>
+        <w:rFonts w:hint="default" w:ascii="Consolas" w:hAnsi="Consolas" w:cs="Consolas"/>
         <w:color w:val="000000"/>
         <w:sz w:val="22"/>
       </w:rPr>
@@ -6888,11 +7724,11 @@
 </file>
 
 <file path=word/styles.xml><?xml version="1.0" encoding="utf-8"?>
-<w:styles xmlns:mc="http://schemas.openxmlformats.org/markup-compatibility/2006" xmlns:r="http://schemas.openxmlformats.org/officeDocument/2006/relationships" xmlns:w="http://schemas.openxmlformats.org/wordprocessingml/2006/main" xmlns:w14="http://schemas.microsoft.com/office/word/2010/wordml" xmlns:w15="http://schemas.microsoft.com/office/word/2012/wordml" xmlns:w16cex="http://schemas.microsoft.com/office/word/2018/wordml/cex" xmlns:w16cid="http://schemas.microsoft.com/office/word/2016/wordml/cid" xmlns:w16="http://schemas.microsoft.com/office/word/2018/wordml" xmlns:w16du="http://schemas.microsoft.com/office/word/2023/wordml/word16du" xmlns:w16sdtdh="http://schemas.microsoft.com/office/word/2020/wordml/sdtdatahash" xmlns:w16sdtfl="http://schemas.microsoft.com/office/word/2024/wordml/sdtformatlock" xmlns:w16se="http://schemas.microsoft.com/office/word/2015/wordml/symex" mc:Ignorable="w14 w15 w16se w16cid w16 w16cex w16sdtdh w16sdtfl w16du">
+<w:styles xmlns:wp14="http://schemas.microsoft.com/office/word/2010/wordprocessingDrawing" xmlns:mc="http://schemas.openxmlformats.org/markup-compatibility/2006" xmlns:r="http://schemas.openxmlformats.org/officeDocument/2006/relationships" xmlns:w="http://schemas.openxmlformats.org/wordprocessingml/2006/main" xmlns:w14="http://schemas.microsoft.com/office/word/2010/wordml" xmlns:w15="http://schemas.microsoft.com/office/word/2012/wordml" xmlns:w16cex="http://schemas.microsoft.com/office/word/2018/wordml/cex" xmlns:w16cid="http://schemas.microsoft.com/office/word/2016/wordml/cid" xmlns:w16="http://schemas.microsoft.com/office/word/2018/wordml" xmlns:w16du="http://schemas.microsoft.com/office/word/2023/wordml/word16du" xmlns:w16sdtdh="http://schemas.microsoft.com/office/word/2020/wordml/sdtdatahash" xmlns:w16sdtfl="http://schemas.microsoft.com/office/word/2024/wordml/sdtformatlock" xmlns:w16se="http://schemas.microsoft.com/office/word/2015/wordml/symex" mc:Ignorable="w14 w15 w16se w16cid w16 w16cex w16sdtdh w16sdtfl w16du wp14">
   <w:docDefaults>
     <w:rPrDefault>
       <w:rPr>
-        <w:rFonts w:ascii="Arial" w:eastAsia="Arial" w:hAnsi="Arial" w:cs="Arial"/>
+        <w:rFonts w:ascii="Arial" w:hAnsi="Arial" w:eastAsia="Arial" w:cs="Arial"/>
         <w:sz w:val="22"/>
         <w:szCs w:val="22"/>
         <w:lang w:val="en" w:eastAsia="en-US" w:bidi="ar-SA"/>
@@ -6907,14 +7743,14 @@
   <w:latentStyles w:defLockedState="0" w:defUIPriority="99" w:defSemiHidden="0" w:defUnhideWhenUsed="0" w:defQFormat="0" w:count="376">
     <w:lsdException w:name="Normal" w:uiPriority="0" w:qFormat="1"/>
     <w:lsdException w:name="heading 1" w:uiPriority="9" w:qFormat="1"/>
-    <w:lsdException w:name="heading 2" w:semiHidden="1" w:uiPriority="9" w:unhideWhenUsed="1" w:qFormat="1"/>
-    <w:lsdException w:name="heading 3" w:semiHidden="1" w:uiPriority="9" w:unhideWhenUsed="1" w:qFormat="1"/>
-    <w:lsdException w:name="heading 4" w:semiHidden="1" w:uiPriority="9" w:unhideWhenUsed="1" w:qFormat="1"/>
-    <w:lsdException w:name="heading 5" w:semiHidden="1" w:uiPriority="9" w:unhideWhenUsed="1" w:qFormat="1"/>
-    <w:lsdException w:name="heading 6" w:semiHidden="1" w:uiPriority="9" w:unhideWhenUsed="1" w:qFormat="1"/>
-    <w:lsdException w:name="heading 7" w:semiHidden="1" w:uiPriority="9" w:unhideWhenUsed="1" w:qFormat="1"/>
-    <w:lsdException w:name="heading 8" w:semiHidden="1" w:uiPriority="9" w:unhideWhenUsed="1" w:qFormat="1"/>
-    <w:lsdException w:name="heading 9" w:semiHidden="1" w:uiPriority="9" w:unhideWhenUsed="1" w:qFormat="1"/>
+    <w:lsdException w:name="heading 2" w:uiPriority="9" w:semiHidden="1" w:unhideWhenUsed="1" w:qFormat="1"/>
+    <w:lsdException w:name="heading 3" w:uiPriority="9" w:semiHidden="1" w:unhideWhenUsed="1" w:qFormat="1"/>
+    <w:lsdException w:name="heading 4" w:uiPriority="9" w:semiHidden="1" w:unhideWhenUsed="1" w:qFormat="1"/>
+    <w:lsdException w:name="heading 5" w:uiPriority="9" w:semiHidden="1" w:unhideWhenUsed="1" w:qFormat="1"/>
+    <w:lsdException w:name="heading 6" w:uiPriority="9" w:semiHidden="1" w:unhideWhenUsed="1" w:qFormat="1"/>
+    <w:lsdException w:name="heading 7" w:uiPriority="9" w:semiHidden="1" w:unhideWhenUsed="1" w:qFormat="1"/>
+    <w:lsdException w:name="heading 8" w:uiPriority="9" w:semiHidden="1" w:unhideWhenUsed="1" w:qFormat="1"/>
+    <w:lsdException w:name="heading 9" w:uiPriority="9" w:semiHidden="1" w:unhideWhenUsed="1" w:qFormat="1"/>
     <w:lsdException w:name="index 1" w:semiHidden="1" w:unhideWhenUsed="1"/>
     <w:lsdException w:name="index 2" w:semiHidden="1" w:unhideWhenUsed="1"/>
     <w:lsdException w:name="index 3" w:semiHidden="1" w:unhideWhenUsed="1"/>
@@ -6924,22 +7760,22 @@
     <w:lsdException w:name="index 7" w:semiHidden="1" w:unhideWhenUsed="1"/>
     <w:lsdException w:name="index 8" w:semiHidden="1" w:unhideWhenUsed="1"/>
     <w:lsdException w:name="index 9" w:semiHidden="1" w:unhideWhenUsed="1"/>
-    <w:lsdException w:name="toc 1" w:semiHidden="1" w:uiPriority="39" w:unhideWhenUsed="1"/>
-    <w:lsdException w:name="toc 2" w:semiHidden="1" w:uiPriority="39" w:unhideWhenUsed="1"/>
-    <w:lsdException w:name="toc 3" w:semiHidden="1" w:uiPriority="39" w:unhideWhenUsed="1"/>
-    <w:lsdException w:name="toc 4" w:semiHidden="1" w:uiPriority="39" w:unhideWhenUsed="1"/>
-    <w:lsdException w:name="toc 5" w:semiHidden="1" w:uiPriority="39" w:unhideWhenUsed="1"/>
-    <w:lsdException w:name="toc 6" w:semiHidden="1" w:uiPriority="39" w:unhideWhenUsed="1"/>
-    <w:lsdException w:name="toc 7" w:semiHidden="1" w:uiPriority="39" w:unhideWhenUsed="1"/>
-    <w:lsdException w:name="toc 8" w:semiHidden="1" w:uiPriority="39" w:unhideWhenUsed="1"/>
-    <w:lsdException w:name="toc 9" w:semiHidden="1" w:uiPriority="39" w:unhideWhenUsed="1"/>
+    <w:lsdException w:name="toc 1" w:uiPriority="39" w:semiHidden="1" w:unhideWhenUsed="1"/>
+    <w:lsdException w:name="toc 2" w:uiPriority="39" w:semiHidden="1" w:unhideWhenUsed="1"/>
+    <w:lsdException w:name="toc 3" w:uiPriority="39" w:semiHidden="1" w:unhideWhenUsed="1"/>
+    <w:lsdException w:name="toc 4" w:uiPriority="39" w:semiHidden="1" w:unhideWhenUsed="1"/>
+    <w:lsdException w:name="toc 5" w:uiPriority="39" w:semiHidden="1" w:unhideWhenUsed="1"/>
+    <w:lsdException w:name="toc 6" w:uiPriority="39" w:semiHidden="1" w:unhideWhenUsed="1"/>
+    <w:lsdException w:name="toc 7" w:uiPriority="39" w:semiHidden="1" w:unhideWhenUsed="1"/>
+    <w:lsdException w:name="toc 8" w:uiPriority="39" w:semiHidden="1" w:unhideWhenUsed="1"/>
+    <w:lsdException w:name="toc 9" w:uiPriority="39" w:semiHidden="1" w:unhideWhenUsed="1"/>
     <w:lsdException w:name="Normal Indent" w:semiHidden="1" w:unhideWhenUsed="1"/>
     <w:lsdException w:name="footnote text" w:semiHidden="1" w:unhideWhenUsed="1"/>
     <w:lsdException w:name="annotation text" w:semiHidden="1" w:unhideWhenUsed="1"/>
     <w:lsdException w:name="header" w:semiHidden="1" w:unhideWhenUsed="1"/>
     <w:lsdException w:name="footer" w:semiHidden="1" w:unhideWhenUsed="1"/>
     <w:lsdException w:name="index heading" w:semiHidden="1" w:unhideWhenUsed="1"/>
-    <w:lsdException w:name="caption" w:semiHidden="1" w:uiPriority="35" w:unhideWhenUsed="1" w:qFormat="1"/>
+    <w:lsdException w:name="caption" w:uiPriority="35" w:semiHidden="1" w:unhideWhenUsed="1" w:qFormat="1"/>
     <w:lsdException w:name="table of figures" w:semiHidden="1" w:unhideWhenUsed="1"/>
     <w:lsdException w:name="envelope address" w:semiHidden="1" w:unhideWhenUsed="1"/>
     <w:lsdException w:name="envelope return" w:semiHidden="1" w:unhideWhenUsed="1"/>
@@ -6970,7 +7806,7 @@
     <w:lsdException w:name="Title" w:uiPriority="10" w:qFormat="1"/>
     <w:lsdException w:name="Closing" w:semiHidden="1" w:unhideWhenUsed="1"/>
     <w:lsdException w:name="Signature" w:semiHidden="1" w:unhideWhenUsed="1"/>
-    <w:lsdException w:name="Default Paragraph Font" w:semiHidden="1" w:uiPriority="1" w:unhideWhenUsed="1"/>
+    <w:lsdException w:name="Default Paragraph Font" w:uiPriority="1" w:semiHidden="1" w:unhideWhenUsed="1"/>
     <w:lsdException w:name="Body Text" w:semiHidden="1" w:unhideWhenUsed="1"/>
     <w:lsdException w:name="Body Text Indent" w:semiHidden="1" w:unhideWhenUsed="1"/>
     <w:lsdException w:name="List Continue" w:semiHidden="1" w:unhideWhenUsed="1"/>
@@ -7170,8 +8006,8 @@
     <w:lsdException w:name="Subtle Reference" w:uiPriority="31" w:qFormat="1"/>
     <w:lsdException w:name="Intense Reference" w:uiPriority="32" w:qFormat="1"/>
     <w:lsdException w:name="Book Title" w:uiPriority="33" w:qFormat="1"/>
-    <w:lsdException w:name="Bibliography" w:semiHidden="1" w:uiPriority="37" w:unhideWhenUsed="1"/>
-    <w:lsdException w:name="TOC Heading" w:semiHidden="1" w:uiPriority="39" w:unhideWhenUsed="1" w:qFormat="1"/>
+    <w:lsdException w:name="Bibliography" w:uiPriority="37" w:semiHidden="1" w:unhideWhenUsed="1"/>
+    <w:lsdException w:name="TOC Heading" w:uiPriority="39" w:semiHidden="1" w:unhideWhenUsed="1" w:qFormat="1"/>
     <w:lsdException w:name="Plain Table 1" w:uiPriority="41"/>
     <w:lsdException w:name="Plain Table 2" w:uiPriority="42"/>
     <w:lsdException w:name="Plain Table 3" w:uiPriority="43"/>
@@ -7282,7 +8118,7 @@
     <w:lsdException w:name="Unresolved Mention" w:semiHidden="1" w:unhideWhenUsed="1"/>
     <w:lsdException w:name="Smart Link" w:semiHidden="1" w:unhideWhenUsed="1"/>
   </w:latentStyles>
-  <w:style w:type="paragraph" w:default="1" w:styleId="Normal">
+  <w:style w:type="paragraph" w:styleId="Normal" w:default="1">
     <w:name w:val="Normal"/>
     <w:qFormat/>
     <w:rsid w:val="00422102"/>
@@ -7401,13 +8237,13 @@
       <w:color w:val="666666"/>
     </w:rPr>
   </w:style>
-  <w:style w:type="character" w:default="1" w:styleId="DefaultParagraphFont">
+  <w:style w:type="character" w:styleId="DefaultParagraphFont" w:default="1">
     <w:name w:val="Default Paragraph Font"/>
     <w:uiPriority w:val="1"/>
     <w:semiHidden/>
     <w:unhideWhenUsed/>
   </w:style>
-  <w:style w:type="table" w:default="1" w:styleId="TableNormal">
+  <w:style w:type="table" w:styleId="TableNormal" w:default="1">
     <w:name w:val="Normal Table"/>
     <w:uiPriority w:val="99"/>
     <w:semiHidden/>
@@ -7422,13 +8258,13 @@
       </w:tblCellMar>
     </w:tblPr>
   </w:style>
-  <w:style w:type="numbering" w:default="1" w:styleId="NoList">
+  <w:style w:type="numbering" w:styleId="NoList" w:default="1">
     <w:name w:val="No List"/>
     <w:uiPriority w:val="99"/>
     <w:semiHidden/>
     <w:unhideWhenUsed/>
   </w:style>
-  <w:style w:type="table" w:customStyle="1" w:styleId="TableNormal0">
+  <w:style w:type="table" w:styleId="TableNormal0" w:customStyle="1">
     <w:name w:val="TableNormal"/>
     <w:tblPr>
       <w:tblCellMar>
@@ -7472,21 +8308,21 @@
       <w:szCs w:val="30"/>
     </w:rPr>
   </w:style>
-  <w:style w:type="table" w:customStyle="1" w:styleId="a">
+  <w:style w:type="table" w:styleId="a" w:customStyle="1">
     <w:basedOn w:val="TableNormal0"/>
     <w:tblPr>
       <w:tblStyleRowBandSize w:val="1"/>
       <w:tblStyleColBandSize w:val="1"/>
     </w:tblPr>
   </w:style>
-  <w:style w:type="table" w:customStyle="1" w:styleId="a0">
+  <w:style w:type="table" w:styleId="a0" w:customStyle="1">
     <w:basedOn w:val="TableNormal0"/>
     <w:tblPr>
       <w:tblStyleRowBandSize w:val="1"/>
       <w:tblStyleColBandSize w:val="1"/>
     </w:tblPr>
   </w:style>
-  <w:style w:type="table" w:customStyle="1" w:styleId="a1">
+  <w:style w:type="table" w:styleId="a1" w:customStyle="1">
     <w:basedOn w:val="TableNormal0"/>
     <w:tblPr>
       <w:tblStyleRowBandSize w:val="1"/>
@@ -7494,7 +8330,7 @@
     </w:tblPr>
   </w:style>
   <w:style w:type="paragraph" w:styleId="CommentText">
-    <w:name w:val="annotation text"/>
+    <w:name w:val="Comment Text"/>
     <w:basedOn w:val="Normal"/>
     <w:link w:val="CommentTextChar"/>
     <w:uiPriority w:val="99"/>
@@ -7508,7 +8344,7 @@
       <w:szCs w:val="20"/>
     </w:rPr>
   </w:style>
-  <w:style w:type="character" w:customStyle="1" w:styleId="CommentTextChar">
+  <w:style w:type="character" w:styleId="CommentTextChar" w:customStyle="1">
     <w:name w:val="Comment Text Char"/>
     <w:basedOn w:val="DefaultParagraphFont"/>
     <w:link w:val="CommentText"/>
@@ -7520,7 +8356,7 @@
     </w:rPr>
   </w:style>
   <w:style w:type="character" w:styleId="CommentReference">
-    <w:name w:val="annotation reference"/>
+    <w:name w:val="Comment Reference"/>
     <w:basedOn w:val="DefaultParagraphFont"/>
     <w:uiPriority w:val="99"/>
     <w:semiHidden/>
@@ -7545,7 +8381,7 @@
       <w:spacing w:line="240" w:lineRule="auto"/>
     </w:pPr>
   </w:style>
-  <w:style w:type="character" w:customStyle="1" w:styleId="HeaderChar">
+  <w:style w:type="character" w:styleId="HeaderChar" w:customStyle="1">
     <w:name w:val="Header Char"/>
     <w:basedOn w:val="DefaultParagraphFont"/>
     <w:link w:val="Header"/>
@@ -7567,7 +8403,7 @@
       <w:spacing w:line="240" w:lineRule="auto"/>
     </w:pPr>
   </w:style>
-  <w:style w:type="character" w:customStyle="1" w:styleId="FooterChar">
+  <w:style w:type="character" w:styleId="FooterChar" w:customStyle="1">
     <w:name w:val="Footer Char"/>
     <w:basedOn w:val="DefaultParagraphFont"/>
     <w:link w:val="Footer"/>
@@ -7585,7 +8421,7 @@
       <w:contextualSpacing/>
     </w:pPr>
   </w:style>
-  <w:style w:type="numbering" w:customStyle="1" w:styleId="CurrentList1">
+  <w:style w:type="numbering" w:styleId="CurrentList1" w:customStyle="1">
     <w:name w:val="Current List1"/>
     <w:uiPriority w:val="99"/>
     <w:rsid w:val="001D5FAC"/>
@@ -7594,6 +8430,32 @@
         <w:numId w:val="4"/>
       </w:numPr>
     </w:pPr>
+  </w:style>
+  <w:style xmlns:w="http://schemas.openxmlformats.org/wordprocessingml/2006/main" w:type="table" w:styleId="TableGrid">
+    <w:name xmlns:w="http://schemas.openxmlformats.org/wordprocessingml/2006/main" w:val="Table Grid"/>
+    <w:basedOn xmlns:w="http://schemas.openxmlformats.org/wordprocessingml/2006/main" w:val="TableNormal"/>
+    <w:uiPriority xmlns:w="http://schemas.openxmlformats.org/wordprocessingml/2006/main" w:val="59"/>
+    <w:rsid xmlns:w="http://schemas.openxmlformats.org/wordprocessingml/2006/main" w:val="00FB4123"/>
+    <w:pPr xmlns:w="http://schemas.openxmlformats.org/wordprocessingml/2006/main">
+      <w:spacing w:after="0" w:line="240" w:lineRule="auto"/>
+    </w:pPr>
+    <w:tblPr xmlns:w="http://schemas.openxmlformats.org/wordprocessingml/2006/main">
+      <w:tblInd w:w="0" w:type="dxa"/>
+      <w:tblBorders>
+        <w:top w:val="single" w:color="000000" w:themeColor="text1" w:sz="4" w:space="0"/>
+        <w:left w:val="single" w:color="000000" w:themeColor="text1" w:sz="4" w:space="0"/>
+        <w:bottom w:val="single" w:color="000000" w:themeColor="text1" w:sz="4" w:space="0"/>
+        <w:right w:val="single" w:color="000000" w:themeColor="text1" w:sz="4" w:space="0"/>
+        <w:insideH w:val="single" w:color="000000" w:themeColor="text1" w:sz="4" w:space="0"/>
+        <w:insideV w:val="single" w:color="000000" w:themeColor="text1" w:sz="4" w:space="0"/>
+      </w:tblBorders>
+      <w:tblCellMar>
+        <w:top w:w="0" w:type="dxa"/>
+        <w:left w:w="108" w:type="dxa"/>
+        <w:bottom w:w="0" w:type="dxa"/>
+        <w:right w:w="108" w:type="dxa"/>
+      </w:tblCellMar>
+    </w:tblPr>
   </w:style>
 </w:styles>
 </file>

--- a/apps/staff/src/core/Paperwork/US_TN/UsTnReclassification2026V2/rcaf_template_v2.docx
+++ b/apps/staff/src/core/Paperwork/US_TN/UsTnReclassification2026V2/rcaf_template_v2.docx
@@ -1,6 +1,6 @@
 
 <file path=word/document.xml><?xml version="1.0" encoding="utf-8"?>
-<w:document xmlns:wpc="http://schemas.microsoft.com/office/word/2010/wordprocessingCanvas" xmlns:cx="http://schemas.microsoft.com/office/drawing/2014/chartex" xmlns:cx1="http://schemas.microsoft.com/office/drawing/2015/9/8/chartex" xmlns:cx2="http://schemas.microsoft.com/office/drawing/2015/10/21/chartex" xmlns:cx3="http://schemas.microsoft.com/office/drawing/2016/5/9/chartex" xmlns:cx4="http://schemas.microsoft.com/office/drawing/2016/5/10/chartex" xmlns:cx5="http://schemas.microsoft.com/office/drawing/2016/5/11/chartex" xmlns:cx6="http://schemas.microsoft.com/office/drawing/2016/5/12/chartex" xmlns:cx7="http://schemas.microsoft.com/office/drawing/2016/5/13/chartex" xmlns:cx8="http://schemas.microsoft.com/office/drawing/2016/5/14/chartex" xmlns:mc="http://schemas.openxmlformats.org/markup-compatibility/2006" xmlns:aink="http://schemas.microsoft.com/office/drawing/2016/ink" xmlns:am3d="http://schemas.microsoft.com/office/drawing/2017/model3d" xmlns:o="urn:schemas-microsoft-com:office:office" xmlns:oel="http://schemas.microsoft.com/office/2019/extlst" xmlns:r="http://schemas.openxmlformats.org/officeDocument/2006/relationships" xmlns:m="http://schemas.openxmlformats.org/officeDocument/2006/math" xmlns:v="urn:schemas-microsoft-com:vml" xmlns:wp14="http://schemas.microsoft.com/office/word/2010/wordprocessingDrawing" xmlns:wp="http://schemas.openxmlformats.org/drawingml/2006/wordprocessingDrawing" xmlns:w10="urn:schemas-microsoft-com:office:word" xmlns:w="http://schemas.openxmlformats.org/wordprocessingml/2006/main" xmlns:w14="http://schemas.microsoft.com/office/word/2010/wordml" xmlns:w15="http://schemas.microsoft.com/office/word/2012/wordml" xmlns:w16cex="http://schemas.microsoft.com/office/word/2018/wordml/cex" xmlns:w16cid="http://schemas.microsoft.com/office/word/2016/wordml/cid" xmlns:w16="http://schemas.microsoft.com/office/word/2018/wordml" xmlns:w16du="http://schemas.microsoft.com/office/word/2023/wordml/word16du" xmlns:w16sdtdh="http://schemas.microsoft.com/office/word/2020/wordml/sdtdatahash" xmlns:w16sdtfl="http://schemas.microsoft.com/office/word/2024/wordml/sdtformatlock" xmlns:w16se="http://schemas.microsoft.com/office/word/2015/wordml/symex" xmlns:wpg="http://schemas.microsoft.com/office/word/2010/wordprocessingGroup" xmlns:wpi="http://schemas.microsoft.com/office/word/2010/wordprocessingInk" xmlns:wne="http://schemas.microsoft.com/office/word/2006/wordml" xmlns:wps="http://schemas.microsoft.com/office/word/2010/wordprocessingShape" mc:Ignorable="w14 w15 w16se w16cid w16 w16cex w16sdtdh w16sdtfl w16du wp14">
+<w:document xmlns:mc="http://schemas.openxmlformats.org/markup-compatibility/2006" xmlns:r="http://schemas.openxmlformats.org/officeDocument/2006/relationships" xmlns:w="http://schemas.openxmlformats.org/wordprocessingml/2006/main" xmlns:w14="http://schemas.microsoft.com/office/word/2010/wordml" mc:Ignorable="w14 w15 w16se w16cid w16 w16cex w16sdtdh w16sdtfl w16du wp14">
   <w:body>
     <w:p>
       <w:pPr>
@@ -2471,200 +2471,179 @@
               </w:rPr>
             </w:pPr>
           </w:p>
-          <w:p>
-            <w:pPr>
-              <w:rPr>
-                <w:rFonts w:ascii="Consolas" w:hAnsi="Consolas" w:eastAsia="Consolas" w:cs="Consolas"/>
-                <w:b w:val="0"/>
-                <w:bCs w:val="0"/>
-                <w:i w:val="0"/>
-                <w:iCs w:val="0"/>
-                <w:caps w:val="0"/>
-                <w:smallCaps w:val="0"/>
-                <w:strike w:val="0"/>
-                <w:dstrike w:val="0"/>
-                <w:color w:val="000000" w:themeColor="text1" w:themeTint="FF" w:themeShade="FF"/>
-                <w:sz w:val="22"/>
-                <w:szCs w:val="22"/>
-                <w:u w:val="none"/>
-                <w:lang w:val="en-US"/>
-              </w:rPr>
-            </w:pPr>
-            <w:r>
-              <w:rPr>
-                <w:rFonts w:ascii="Consolas" w:hAnsi="Consolas" w:eastAsia="Consolas" w:cs="Consolas"/>
-                <w:b w:val="0"/>
-                <w:bCs w:val="0"/>
-                <w:i w:val="0"/>
-                <w:iCs w:val="0"/>
-                <w:caps w:val="0"/>
-                <w:smallCaps w:val="0"/>
-                <w:strike w:val="0"/>
-                <w:dstrike w:val="0"/>
-                <w:color w:val="000000" w:themeColor="text1" w:themeTint="FF" w:themeShade="FF"/>
-                <w:sz w:val="22"/>
-                <w:szCs w:val="22"/>
-                <w:u w:val="single"/>
-                <w:lang w:val="en-US"/>
-              </w:rPr>
-              <w:t xml:space="preserve">                    </w:t>
-            </w:r>
-            <w:r>
-              <w:rPr>
-                <w:rFonts w:ascii="Consolas" w:hAnsi="Consolas" w:eastAsia="Consolas" w:cs="Consolas"/>
-                <w:b w:val="0"/>
-                <w:bCs w:val="0"/>
-                <w:i w:val="0"/>
-                <w:iCs w:val="0"/>
-                <w:caps w:val="0"/>
-                <w:smallCaps w:val="0"/>
-                <w:strike w:val="0"/>
-                <w:dstrike w:val="0"/>
-                <w:color w:val="000000" w:themeColor="text1" w:themeTint="FF" w:themeShade="FF"/>
-                <w:sz w:val="22"/>
-                <w:szCs w:val="22"/>
-                <w:u w:val="none"/>
-                <w:lang w:val="en-US"/>
-              </w:rPr>
-              <w:t xml:space="preserve">  </w:t>
-            </w:r>
-            <w:r>
-              <w:rPr>
-                <w:rFonts w:ascii="Consolas" w:hAnsi="Consolas" w:eastAsia="Consolas" w:cs="Consolas"/>
-                <w:b w:val="0"/>
-                <w:bCs w:val="0"/>
-                <w:i w:val="0"/>
-                <w:iCs w:val="0"/>
-                <w:caps w:val="0"/>
-                <w:smallCaps w:val="0"/>
-                <w:strike w:val="0"/>
-                <w:dstrike w:val="0"/>
-                <w:color w:val="000000" w:themeColor="text1" w:themeTint="FF" w:themeShade="FF"/>
-                <w:sz w:val="22"/>
-                <w:szCs w:val="22"/>
-                <w:u w:val="single"/>
-                <w:lang w:val="en-US"/>
-              </w:rPr>
-              <w:t xml:space="preserve">               </w:t>
-            </w:r>
-            <w:r>
-              <w:tab/>
-            </w:r>
-            <w:r>
-              <w:rPr>
-                <w:rFonts w:ascii="Consolas" w:hAnsi="Consolas" w:eastAsia="Consolas" w:cs="Consolas"/>
-                <w:b w:val="0"/>
-                <w:bCs w:val="0"/>
-                <w:i w:val="0"/>
-                <w:iCs w:val="0"/>
-                <w:caps w:val="0"/>
-                <w:smallCaps w:val="0"/>
-                <w:strike w:val="0"/>
-                <w:dstrike w:val="0"/>
-                <w:color w:val="000000" w:themeColor="text1" w:themeTint="FF" w:themeShade="FF"/>
-                <w:sz w:val="22"/>
-                <w:szCs w:val="22"/>
-                <w:u w:val="none"/>
-                <w:lang w:val="en-US"/>
-              </w:rPr>
-              <w:t xml:space="preserve">Signature            </w:t>
-            </w:r>
-            <w:r>
-              <w:rPr>
-                <w:rFonts w:ascii="Consolas" w:hAnsi="Consolas" w:eastAsia="Consolas" w:cs="Consolas"/>
-                <w:b w:val="0"/>
-                <w:bCs w:val="0"/>
-                <w:i w:val="0"/>
-                <w:iCs w:val="0"/>
-                <w:caps w:val="0"/>
-                <w:smallCaps w:val="0"/>
-                <w:strike w:val="0"/>
-                <w:dstrike w:val="0"/>
-                <w:color w:val="000000" w:themeColor="text1" w:themeTint="FF" w:themeShade="FF"/>
-                <w:sz w:val="22"/>
-                <w:szCs w:val="22"/>
-                <w:u w:val="none"/>
-                <w:lang w:val="en-US"/>
-              </w:rPr>
-              <w:t xml:space="preserve"> </w:t>
-            </w:r>
-            <w:r>
-              <w:rPr>
-                <w:rFonts w:ascii="Consolas" w:hAnsi="Consolas" w:eastAsia="Consolas" w:cs="Consolas"/>
-                <w:b w:val="0"/>
-                <w:bCs w:val="0"/>
-                <w:i w:val="0"/>
-                <w:iCs w:val="0"/>
-                <w:caps w:val="0"/>
-                <w:smallCaps w:val="0"/>
-                <w:strike w:val="0"/>
-                <w:dstrike w:val="0"/>
-                <w:color w:val="000000" w:themeColor="text1" w:themeTint="FF" w:themeShade="FF"/>
-                <w:sz w:val="22"/>
-                <w:szCs w:val="22"/>
-                <w:u w:val="none"/>
-                <w:lang w:val="en-US"/>
-              </w:rPr>
-              <w:t>Dat</w:t>
-            </w:r>
-            <w:r>
-              <w:rPr>
-                <w:rFonts w:ascii="Consolas" w:hAnsi="Consolas" w:eastAsia="Consolas" w:cs="Consolas"/>
-                <w:b w:val="0"/>
-                <w:bCs w:val="0"/>
-                <w:i w:val="0"/>
-                <w:iCs w:val="0"/>
-                <w:caps w:val="0"/>
-                <w:smallCaps w:val="0"/>
-                <w:strike w:val="0"/>
-                <w:dstrike w:val="0"/>
-                <w:color w:val="000000" w:themeColor="text1" w:themeTint="FF" w:themeShade="FF"/>
-                <w:sz w:val="22"/>
-                <w:szCs w:val="22"/>
-                <w:u w:val="none"/>
-                <w:lang w:val="en-US"/>
-              </w:rPr>
-              <w:t>e</w:t>
-            </w:r>
-            <w:r>
-              <w:rPr>
-                <w:rFonts w:ascii="Consolas" w:hAnsi="Consolas" w:eastAsia="Consolas" w:cs="Consolas"/>
-                <w:b w:val="0"/>
-                <w:bCs w:val="0"/>
-                <w:i w:val="0"/>
-                <w:iCs w:val="0"/>
-                <w:caps w:val="0"/>
-                <w:smallCaps w:val="0"/>
-                <w:strike w:val="0"/>
-                <w:dstrike w:val="0"/>
-                <w:color w:val="000000" w:themeColor="text1" w:themeTint="FF" w:themeShade="FF"/>
-                <w:sz w:val="22"/>
-                <w:szCs w:val="22"/>
-                <w:u w:val="none"/>
-                <w:lang w:val="en-US"/>
-              </w:rPr>
-              <w:t xml:space="preserve">                           </w:t>
-            </w:r>
-            <w:r>
-              <w:rPr>
-                <w:rFonts w:ascii="Consolas" w:hAnsi="Consolas" w:eastAsia="Consolas" w:cs="Consolas"/>
-                <w:b w:val="0"/>
-                <w:bCs w:val="0"/>
-                <w:i w:val="0"/>
-                <w:iCs w:val="0"/>
-                <w:caps w:val="0"/>
-                <w:smallCaps w:val="0"/>
-                <w:strike w:val="0"/>
-                <w:dstrike w:val="0"/>
-                <w:color w:val="000000" w:themeColor="text1" w:themeTint="FF" w:themeShade="FF"/>
-                <w:sz w:val="22"/>
-                <w:szCs w:val="22"/>
-                <w:u w:val="none"/>
-                <w:lang w:val="en-US"/>
-              </w:rPr>
-              <w:t xml:space="preserve">                          </w:t>
-            </w:r>
-          </w:p>
+          <w:tbl>
+            <w:tblPr>
+              <w:tblW w:w="5190" w:type="dxa"/>
+              <w:tblBorders>
+                <w:top w:val="nil"/>
+                <w:left w:val="nil"/>
+                <w:bottom w:val="nil"/>
+                <w:right w:val="nil"/>
+                <w:insideH w:val="nil"/>
+                <w:insideV w:val="nil"/>
+              </w:tblBorders>
+              <w:tblCellMar>
+                <w:top w:w="0" w:type="dxa"/>
+                <w:left w:w="0" w:type="dxa"/>
+                <w:bottom w:w="0" w:type="dxa"/>
+                <w:right w:w="0" w:type="dxa"/>
+              </w:tblCellMar>
+              <w:tblLook w:val="0000" w:firstRow="0" w:lastRow="0" w:firstColumn="0" w:lastColumn="0" w:noHBand="0" w:noVBand="0"/>
+            </w:tblPr>
+            <w:tblGrid>
+              <w:gridCol w:w="3340"/>
+              <w:gridCol w:w="200"/>
+              <w:gridCol w:w="1650"/>
+            </w:tblGrid>
+            <w:tr>
+              <w:tc>
+                <w:tcPr>
+                  <w:tcW w:w="3340" w:type="dxa"/>
+                  <w:tcBorders>
+                    <w:top w:val="nil"/>
+                    <w:left w:val="nil"/>
+                    <w:bottom w:val="nil"/>
+                    <w:right w:val="nil"/>
+                  </w:tcBorders>
+                </w:tcPr>
+                <w:p>
+                  <w:pPr>
+                    <w:pBdr>
+                      <w:bottom w:val="single" w:sz="4" w:space="1" w:color="000000"/>
+                    </w:pBdr>
+                    <w:rPr>
+                      <w:rFonts w:ascii="Consolas" w:hAnsi="Consolas" w:eastAsia="Consolas" w:cs="Consolas"/>
+                      <w:sz w:val="22"/>
+                      <w:szCs w:val="22"/>
+                    </w:rPr>
+                  </w:pPr>
+                </w:p>
+              </w:tc>
+              <w:tc>
+                <w:tcPr>
+                  <w:tcW w:w="200" w:type="dxa"/>
+                  <w:tcBorders>
+                    <w:top w:val="nil"/>
+                    <w:left w:val="nil"/>
+                    <w:bottom w:val="nil"/>
+                    <w:right w:val="nil"/>
+                  </w:tcBorders>
+                </w:tcPr>
+                <w:p>
+                  <w:pPr>
+                    <w:rPr>
+                      <w:rFonts w:ascii="Consolas" w:hAnsi="Consolas" w:eastAsia="Consolas" w:cs="Consolas"/>
+                      <w:sz w:val="22"/>
+                      <w:szCs w:val="22"/>
+                    </w:rPr>
+                  </w:pPr>
+                </w:p>
+              </w:tc>
+              <w:tc>
+                <w:tcPr>
+                  <w:tcW w:w="1650" w:type="dxa"/>
+                  <w:tcBorders>
+                    <w:top w:val="nil"/>
+                    <w:left w:val="nil"/>
+                    <w:bottom w:val="nil"/>
+                    <w:right w:val="nil"/>
+                  </w:tcBorders>
+                </w:tcPr>
+                <w:p>
+                  <w:pPr>
+                    <w:pBdr>
+                      <w:bottom w:val="single" w:sz="4" w:space="1" w:color="000000"/>
+                    </w:pBdr>
+                    <w:rPr>
+                      <w:rFonts w:ascii="Consolas" w:hAnsi="Consolas" w:eastAsia="Consolas" w:cs="Consolas"/>
+                      <w:sz w:val="22"/>
+                      <w:szCs w:val="22"/>
+                    </w:rPr>
+                  </w:pPr>
+                </w:p>
+              </w:tc>
+            </w:tr>
+            <w:tr>
+              <w:tc>
+                <w:tcPr>
+                  <w:tcW w:w="3340" w:type="dxa"/>
+                  <w:tcBorders>
+                    <w:top w:val="nil"/>
+                    <w:left w:val="nil"/>
+                    <w:bottom w:val="nil"/>
+                    <w:right w:val="nil"/>
+                  </w:tcBorders>
+                </w:tcPr>
+                <w:p>
+                  <w:pPr>
+                    <w:rPr>
+                      <w:rFonts w:ascii="Consolas" w:hAnsi="Consolas" w:eastAsia="Consolas" w:cs="Consolas"/>
+                      <w:sz w:val="22"/>
+                      <w:szCs w:val="22"/>
+                    </w:rPr>
+                  </w:pPr>
+                  <w:r>
+                    <w:rPr>
+                      <w:rFonts w:ascii="Consolas" w:hAnsi="Consolas" w:eastAsia="Consolas" w:cs="Consolas"/>
+                      <w:sz w:val="22"/>
+                      <w:szCs w:val="22"/>
+                      <w:u w:val="none"/>
+                    </w:rPr>
+                    <w:t>Signature</w:t>
+                  </w:r>
+                </w:p>
+              </w:tc>
+              <w:tc>
+                <w:tcPr>
+                  <w:tcW w:w="200" w:type="dxa"/>
+                  <w:tcBorders>
+                    <w:top w:val="nil"/>
+                    <w:left w:val="nil"/>
+                    <w:bottom w:val="nil"/>
+                    <w:right w:val="nil"/>
+                  </w:tcBorders>
+                </w:tcPr>
+                <w:p>
+                  <w:pPr>
+                    <w:rPr>
+                      <w:rFonts w:ascii="Consolas" w:hAnsi="Consolas" w:eastAsia="Consolas" w:cs="Consolas"/>
+                      <w:sz w:val="22"/>
+                      <w:szCs w:val="22"/>
+                    </w:rPr>
+                  </w:pPr>
+                </w:p>
+              </w:tc>
+              <w:tc>
+                <w:tcPr>
+                  <w:tcW w:w="1650" w:type="dxa"/>
+                  <w:tcBorders>
+                    <w:top w:val="nil"/>
+                    <w:left w:val="nil"/>
+                    <w:bottom w:val="nil"/>
+                    <w:right w:val="nil"/>
+                  </w:tcBorders>
+                </w:tcPr>
+                <w:p>
+                  <w:pPr>
+                    <w:rPr>
+                      <w:rFonts w:ascii="Consolas" w:hAnsi="Consolas" w:eastAsia="Consolas" w:cs="Consolas"/>
+                      <w:sz w:val="22"/>
+                      <w:szCs w:val="22"/>
+                    </w:rPr>
+                  </w:pPr>
+                  <w:r>
+                    <w:rPr>
+                      <w:rFonts w:ascii="Consolas" w:hAnsi="Consolas" w:eastAsia="Consolas" w:cs="Consolas"/>
+                      <w:sz w:val="22"/>
+                      <w:szCs w:val="22"/>
+                      <w:u w:val="none"/>
+                    </w:rPr>
+                    <w:t>Date</w:t>
+                  </w:r>
+                </w:p>
+              </w:tc>
+            </w:tr>
+          </w:tbl>
           <w:p>
             <w:pPr>
               <w:rPr>
@@ -2685,121 +2664,171 @@
               </w:rPr>
             </w:pPr>
           </w:p>
-          <w:p>
-            <w:pPr>
-              <w:rPr>
-                <w:rFonts w:ascii="Consolas" w:hAnsi="Consolas" w:eastAsia="Consolas" w:cs="Consolas"/>
-                <w:b w:val="0"/>
-                <w:bCs w:val="0"/>
-                <w:i w:val="0"/>
-                <w:iCs w:val="0"/>
-                <w:caps w:val="0"/>
-                <w:smallCaps w:val="0"/>
-                <w:strike w:val="0"/>
-                <w:dstrike w:val="0"/>
-                <w:color w:val="000000" w:themeColor="text1" w:themeTint="FF" w:themeShade="FF"/>
-                <w:sz w:val="22"/>
-                <w:szCs w:val="22"/>
-                <w:u w:val="none"/>
-                <w:lang w:val="en-US"/>
-              </w:rPr>
-            </w:pPr>
-            <w:r>
-              <w:rPr>
-                <w:rFonts w:ascii="Consolas" w:hAnsi="Consolas" w:eastAsia="Consolas" w:cs="Consolas"/>
-                <w:b w:val="0"/>
-                <w:bCs w:val="0"/>
-                <w:i w:val="0"/>
-                <w:iCs w:val="0"/>
-                <w:caps w:val="0"/>
-                <w:smallCaps w:val="0"/>
-                <w:strike w:val="0"/>
-                <w:dstrike w:val="0"/>
-                <w:color w:val="auto"/>
-                <w:sz w:val="22"/>
-                <w:szCs w:val="22"/>
-                <w:u w:val="none"/>
-                <w:lang w:val="en-US"/>
-              </w:rPr>
-              <w:t xml:space="preserve">             </w:t>
-            </w:r>
-            <w:r>
-              <w:rPr>
-                <w:rFonts w:ascii="Consolas" w:hAnsi="Consolas" w:eastAsia="Consolas" w:cs="Consolas"/>
-                <w:b w:val="0"/>
-                <w:bCs w:val="0"/>
-                <w:i w:val="0"/>
-                <w:iCs w:val="0"/>
-                <w:caps w:val="0"/>
-                <w:smallCaps w:val="0"/>
-                <w:strike w:val="0"/>
-                <w:dstrike w:val="0"/>
-                <w:color w:val="auto"/>
-                <w:sz w:val="22"/>
-                <w:szCs w:val="22"/>
-                <w:u w:val="none"/>
-                <w:lang w:val="en-US"/>
-              </w:rPr>
-              <w:t xml:space="preserve">Approve </w:t>
-            </w:r>
-            <w:r>
-              <w:rPr>
-                <w:rFonts w:ascii="Consolas" w:hAnsi="Consolas" w:eastAsia="Consolas" w:cs="Consolas"/>
-                <w:b w:val="0"/>
-                <w:bCs w:val="0"/>
-                <w:i w:val="0"/>
-                <w:iCs w:val="0"/>
-                <w:caps w:val="0"/>
-                <w:smallCaps w:val="0"/>
-                <w:strike w:val="0"/>
-                <w:dstrike w:val="0"/>
-                <w:color w:val="auto"/>
-                <w:sz w:val="22"/>
-                <w:szCs w:val="22"/>
-                <w:u w:val="single"/>
-                <w:lang w:val="en-US"/>
-              </w:rPr>
-              <w:t xml:space="preserve">     </w:t>
-            </w:r>
-            <w:r>
-              <w:rPr>
-                <w:rFonts w:ascii="Consolas" w:hAnsi="Consolas" w:eastAsia="Consolas" w:cs="Consolas"/>
-                <w:b w:val="0"/>
-                <w:bCs w:val="0"/>
-                <w:i w:val="0"/>
-                <w:iCs w:val="0"/>
-                <w:caps w:val="0"/>
-                <w:smallCaps w:val="0"/>
-                <w:strike w:val="0"/>
-                <w:dstrike w:val="0"/>
-                <w:color w:val="auto"/>
-                <w:sz w:val="22"/>
-                <w:szCs w:val="22"/>
-                <w:u w:val="none"/>
-                <w:lang w:val="en-US"/>
-              </w:rPr>
-              <w:t xml:space="preserve"> Deny </w:t>
-            </w:r>
-            <w:r>
-              <w:rPr>
-                <w:rFonts w:ascii="Consolas" w:hAnsi="Consolas" w:eastAsia="Consolas" w:cs="Consolas"/>
-                <w:b w:val="0"/>
-                <w:bCs w:val="0"/>
-                <w:i w:val="0"/>
-                <w:iCs w:val="0"/>
-                <w:caps w:val="0"/>
-                <w:smallCaps w:val="0"/>
-                <w:strike w:val="0"/>
-                <w:dstrike w:val="0"/>
-                <w:color w:val="auto"/>
-                <w:sz w:val="22"/>
-                <w:szCs w:val="22"/>
-                <w:u w:val="single"/>
-                <w:lang w:val="en-US"/>
-              </w:rPr>
-              <w:t xml:space="preserve">     </w:t>
-            </w:r>
-          </w:p>
+          <w:tbl>
+            <w:tblPr>
+              <w:tblW w:w="5190" w:type="dxa"/>
+              <w:tblBorders>
+                <w:top w:val="nil"/>
+                <w:left w:val="nil"/>
+                <w:bottom w:val="nil"/>
+                <w:right w:val="nil"/>
+                <w:insideH w:val="nil"/>
+                <w:insideV w:val="nil"/>
+              </w:tblBorders>
+              <w:tblCellMar>
+                <w:top w:w="0" w:type="dxa"/>
+                <w:left w:w="0" w:type="dxa"/>
+                <w:bottom w:w="0" w:type="dxa"/>
+                <w:right w:w="0" w:type="dxa"/>
+              </w:tblCellMar>
+              <w:tblLook w:val="0000" w:firstRow="0" w:lastRow="0" w:firstColumn="0" w:lastColumn="0" w:noHBand="0" w:noVBand="0"/>
+            </w:tblPr>
+            <w:tblGrid>
+              <w:gridCol w:w="3340"/>
+              <w:gridCol w:w="200"/>
+              <w:gridCol w:w="1650"/>
+            </w:tblGrid>
+            <w:tr>
+              <w:tc>
+                <w:tcPr>
+                  <w:tcW w:w="3340" w:type="dxa"/>
+                  <w:tcBorders>
+                    <w:top w:val="nil"/>
+                    <w:left w:val="nil"/>
+                    <w:bottom w:val="nil"/>
+                    <w:right w:val="nil"/>
+                  </w:tcBorders>
+                </w:tcPr>
+                <w:p>
+                  <w:pPr>
+                    <w:jc w:val="right"/>
+                    <w:rPr>
+                      <w:rFonts w:ascii="Consolas" w:hAnsi="Consolas" w:eastAsia="Consolas" w:cs="Consolas"/>
+                      <w:sz w:val="22"/>
+                      <w:szCs w:val="22"/>
+                    </w:rPr>
+                  </w:pPr>
+                  <w:r>
+                    <w:rPr>
+                      <w:rFonts w:ascii="Consolas" w:hAnsi="Consolas" w:eastAsia="Consolas" w:cs="Consolas"/>
+                      <w:b w:val="0"/>
+                      <w:bCs w:val="0"/>
+                      <w:i w:val="0"/>
+                      <w:iCs w:val="0"/>
+                      <w:caps w:val="0"/>
+                      <w:smallCaps w:val="0"/>
+                      <w:strike w:val="0"/>
+                      <w:dstrike w:val="0"/>
+                      <w:color w:val="auto"/>
+                      <w:sz w:val="22"/>
+                      <w:szCs w:val="22"/>
+                      <w:u w:val="none"/>
+                      <w:lang w:val="en-US"/>
+                    </w:rPr>
+                    <w:t xml:space="preserve">Approve </w:t>
+                  </w:r>
+                  <w:r>
+                    <w:rPr>
+                      <w:rFonts w:ascii="Consolas" w:hAnsi="Consolas" w:eastAsia="Consolas" w:cs="Consolas"/>
+                      <w:b w:val="0"/>
+                      <w:bCs w:val="0"/>
+                      <w:i w:val="0"/>
+                      <w:iCs w:val="0"/>
+                      <w:caps w:val="0"/>
+                      <w:smallCaps w:val="0"/>
+                      <w:strike w:val="0"/>
+                      <w:dstrike w:val="0"/>
+                      <w:color w:val="auto"/>
+                      <w:sz w:val="22"/>
+                      <w:szCs w:val="22"/>
+                      <w:u w:val="single"/>
+                      <w:lang w:val="en-US"/>
+                    </w:rPr>
+                    <w:t xml:space="preserve">     </w:t>
+                  </w:r>
+                </w:p>
+              </w:tc>
+              <w:tc>
+                <w:tcPr>
+                  <w:tcW w:w="200" w:type="dxa"/>
+                  <w:tcBorders>
+                    <w:top w:val="nil"/>
+                    <w:left w:val="nil"/>
+                    <w:bottom w:val="nil"/>
+                    <w:right w:val="nil"/>
+                  </w:tcBorders>
+                </w:tcPr>
+                <w:p>
+                  <w:pPr>
+                    <w:rPr>
+                      <w:rFonts w:ascii="Consolas" w:hAnsi="Consolas" w:eastAsia="Consolas" w:cs="Consolas"/>
+                      <w:sz w:val="22"/>
+                      <w:szCs w:val="22"/>
+                    </w:rPr>
+                  </w:pPr>
+                </w:p>
+              </w:tc>
+              <w:tc>
+                <w:tcPr>
+                  <w:tcW w:w="1650" w:type="dxa"/>
+                  <w:tcBorders>
+                    <w:top w:val="nil"/>
+                    <w:left w:val="nil"/>
+                    <w:bottom w:val="nil"/>
+                    <w:right w:val="nil"/>
+                  </w:tcBorders>
+                </w:tcPr>
+                <w:p>
+                  <w:pPr>
+                    <w:jc w:val="right"/>
+                    <w:rPr>
+                      <w:rFonts w:ascii="Consolas" w:hAnsi="Consolas" w:eastAsia="Consolas" w:cs="Consolas"/>
+                      <w:sz w:val="22"/>
+                      <w:szCs w:val="22"/>
+                    </w:rPr>
+                  </w:pPr>
+                  <w:r>
+                    <w:rPr>
+                      <w:rFonts w:ascii="Consolas" w:hAnsi="Consolas" w:eastAsia="Consolas" w:cs="Consolas"/>
+                      <w:b w:val="0"/>
+                      <w:bCs w:val="0"/>
+                      <w:i w:val="0"/>
+                      <w:iCs w:val="0"/>
+                      <w:caps w:val="0"/>
+                      <w:smallCaps w:val="0"/>
+                      <w:strike w:val="0"/>
+                      <w:dstrike w:val="0"/>
+                      <w:color w:val="auto"/>
+                      <w:sz w:val="22"/>
+                      <w:szCs w:val="22"/>
+                      <w:u w:val="none"/>
+                      <w:lang w:val="en-US"/>
+                    </w:rPr>
+                    <w:t xml:space="preserve">Deny </w:t>
+                  </w:r>
+                  <w:r>
+                    <w:rPr>
+                      <w:rFonts w:ascii="Consolas" w:hAnsi="Consolas" w:eastAsia="Consolas" w:cs="Consolas"/>
+                      <w:b w:val="0"/>
+                      <w:bCs w:val="0"/>
+                      <w:i w:val="0"/>
+                      <w:iCs w:val="0"/>
+                      <w:caps w:val="0"/>
+                      <w:smallCaps w:val="0"/>
+                      <w:strike w:val="0"/>
+                      <w:dstrike w:val="0"/>
+                      <w:color w:val="auto"/>
+                      <w:sz w:val="22"/>
+                      <w:szCs w:val="22"/>
+                      <w:u w:val="single"/>
+                      <w:lang w:val="en-US"/>
+                    </w:rPr>
+                    <w:t xml:space="preserve">     </w:t>
+                  </w:r>
+                </w:p>
+              </w:tc>
+            </w:tr>
+          </w:tbl>
           <w:p>
             <w:pPr>
               <w:pStyle w:val="Normal"/>
@@ -2887,43 +2916,182 @@
               </w:rPr>
             </w:pPr>
           </w:p>
+          <w:tbl>
+            <w:tblPr>
+              <w:tblW w:w="5190" w:type="dxa"/>
+              <w:tblBorders>
+                <w:top w:val="nil"/>
+                <w:left w:val="nil"/>
+                <w:bottom w:val="nil"/>
+                <w:right w:val="nil"/>
+                <w:insideH w:val="nil"/>
+                <w:insideV w:val="nil"/>
+              </w:tblBorders>
+              <w:tblCellMar>
+                <w:top w:w="0" w:type="dxa"/>
+                <w:left w:w="0" w:type="dxa"/>
+                <w:bottom w:w="0" w:type="dxa"/>
+                <w:right w:w="0" w:type="dxa"/>
+              </w:tblCellMar>
+              <w:tblLook w:val="0000" w:firstRow="0" w:lastRow="0" w:firstColumn="0" w:lastColumn="0" w:noHBand="0" w:noVBand="0"/>
+            </w:tblPr>
+            <w:tblGrid>
+              <w:gridCol w:w="3340"/>
+              <w:gridCol w:w="200"/>
+              <w:gridCol w:w="1650"/>
+            </w:tblGrid>
+            <w:tr>
+              <w:tc>
+                <w:tcPr>
+                  <w:tcW w:w="3340" w:type="dxa"/>
+                  <w:tcBorders>
+                    <w:top w:val="nil"/>
+                    <w:left w:val="nil"/>
+                    <w:bottom w:val="nil"/>
+                    <w:right w:val="nil"/>
+                  </w:tcBorders>
+                </w:tcPr>
+                <w:p>
+                  <w:pPr>
+                    <w:pBdr>
+                      <w:bottom w:val="single" w:sz="4" w:space="1" w:color="000000"/>
+                    </w:pBdr>
+                    <w:rPr>
+                      <w:rFonts w:ascii="Consolas" w:hAnsi="Consolas" w:eastAsia="Consolas" w:cs="Consolas"/>
+                      <w:sz w:val="22"/>
+                      <w:szCs w:val="22"/>
+                    </w:rPr>
+                  </w:pPr>
+                </w:p>
+              </w:tc>
+              <w:tc>
+                <w:tcPr>
+                  <w:tcW w:w="200" w:type="dxa"/>
+                  <w:tcBorders>
+                    <w:top w:val="nil"/>
+                    <w:left w:val="nil"/>
+                    <w:bottom w:val="nil"/>
+                    <w:right w:val="nil"/>
+                  </w:tcBorders>
+                </w:tcPr>
+                <w:p>
+                  <w:pPr>
+                    <w:rPr>
+                      <w:rFonts w:ascii="Consolas" w:hAnsi="Consolas" w:eastAsia="Consolas" w:cs="Consolas"/>
+                      <w:sz w:val="22"/>
+                      <w:szCs w:val="22"/>
+                    </w:rPr>
+                  </w:pPr>
+                </w:p>
+              </w:tc>
+              <w:tc>
+                <w:tcPr>
+                  <w:tcW w:w="1650" w:type="dxa"/>
+                  <w:tcBorders>
+                    <w:top w:val="nil"/>
+                    <w:left w:val="nil"/>
+                    <w:bottom w:val="nil"/>
+                    <w:right w:val="nil"/>
+                  </w:tcBorders>
+                </w:tcPr>
+                <w:p>
+                  <w:pPr>
+                    <w:pBdr>
+                      <w:bottom w:val="single" w:sz="4" w:space="1" w:color="000000"/>
+                    </w:pBdr>
+                    <w:rPr>
+                      <w:rFonts w:ascii="Consolas" w:hAnsi="Consolas" w:eastAsia="Consolas" w:cs="Consolas"/>
+                      <w:sz w:val="22"/>
+                      <w:szCs w:val="22"/>
+                    </w:rPr>
+                  </w:pPr>
+                </w:p>
+              </w:tc>
+            </w:tr>
+            <w:tr>
+              <w:tc>
+                <w:tcPr>
+                  <w:tcW w:w="3340" w:type="dxa"/>
+                  <w:tcBorders>
+                    <w:top w:val="nil"/>
+                    <w:left w:val="nil"/>
+                    <w:bottom w:val="nil"/>
+                    <w:right w:val="nil"/>
+                  </w:tcBorders>
+                </w:tcPr>
+                <w:p>
+                  <w:pPr>
+                    <w:rPr>
+                      <w:rFonts w:ascii="Consolas" w:hAnsi="Consolas" w:eastAsia="Consolas" w:cs="Consolas"/>
+                      <w:sz w:val="22"/>
+                      <w:szCs w:val="22"/>
+                    </w:rPr>
+                  </w:pPr>
+                  <w:r>
+                    <w:rPr>
+                      <w:rFonts w:ascii="Consolas" w:hAnsi="Consolas" w:eastAsia="Consolas" w:cs="Consolas"/>
+                      <w:sz w:val="22"/>
+                      <w:szCs w:val="22"/>
+                      <w:u w:val="none"/>
+                    </w:rPr>
+                    <w:t>Signature</w:t>
+                  </w:r>
+                </w:p>
+              </w:tc>
+              <w:tc>
+                <w:tcPr>
+                  <w:tcW w:w="200" w:type="dxa"/>
+                  <w:tcBorders>
+                    <w:top w:val="nil"/>
+                    <w:left w:val="nil"/>
+                    <w:bottom w:val="nil"/>
+                    <w:right w:val="nil"/>
+                  </w:tcBorders>
+                </w:tcPr>
+                <w:p>
+                  <w:pPr>
+                    <w:rPr>
+                      <w:rFonts w:ascii="Consolas" w:hAnsi="Consolas" w:eastAsia="Consolas" w:cs="Consolas"/>
+                      <w:sz w:val="22"/>
+                      <w:szCs w:val="22"/>
+                    </w:rPr>
+                  </w:pPr>
+                </w:p>
+              </w:tc>
+              <w:tc>
+                <w:tcPr>
+                  <w:tcW w:w="1650" w:type="dxa"/>
+                  <w:tcBorders>
+                    <w:top w:val="nil"/>
+                    <w:left w:val="nil"/>
+                    <w:bottom w:val="nil"/>
+                    <w:right w:val="nil"/>
+                  </w:tcBorders>
+                </w:tcPr>
+                <w:p>
+                  <w:pPr>
+                    <w:rPr>
+                      <w:rFonts w:ascii="Consolas" w:hAnsi="Consolas" w:eastAsia="Consolas" w:cs="Consolas"/>
+                      <w:sz w:val="22"/>
+                      <w:szCs w:val="22"/>
+                    </w:rPr>
+                  </w:pPr>
+                  <w:r>
+                    <w:rPr>
+                      <w:rFonts w:ascii="Consolas" w:hAnsi="Consolas" w:eastAsia="Consolas" w:cs="Consolas"/>
+                      <w:sz w:val="22"/>
+                      <w:szCs w:val="22"/>
+                      <w:u w:val="none"/>
+                    </w:rPr>
+                    <w:t>Date</w:t>
+                  </w:r>
+                </w:p>
+              </w:tc>
+            </w:tr>
+          </w:tbl>
           <w:p>
             <w:pPr>
               <w:pStyle w:val="Normal"/>
-              <w:rPr>
-                <w:rFonts w:ascii="Arial" w:hAnsi="Arial" w:eastAsia="Arial" w:cs="Arial"/>
-                <w:b w:val="0"/>
-                <w:bCs w:val="0"/>
-                <w:i w:val="0"/>
-                <w:iCs w:val="0"/>
-                <w:caps w:val="0"/>
-                <w:smallCaps w:val="0"/>
-                <w:color w:val="000000" w:themeColor="text1" w:themeTint="FF" w:themeShade="FF"/>
-                <w:sz w:val="22"/>
-                <w:szCs w:val="22"/>
-                <w:lang w:val="en-US"/>
-              </w:rPr>
-            </w:pPr>
-            <w:r>
-              <w:rPr>
-                <w:rFonts w:ascii="Consolas" w:hAnsi="Consolas" w:eastAsia="Consolas" w:cs="Consolas"/>
-                <w:b w:val="0"/>
-                <w:bCs w:val="0"/>
-                <w:i w:val="0"/>
-                <w:iCs w:val="0"/>
-                <w:caps w:val="0"/>
-                <w:smallCaps w:val="0"/>
-                <w:strike w:val="0"/>
-                <w:dstrike w:val="0"/>
-                <w:color w:val="000000" w:themeColor="text1" w:themeTint="FF" w:themeShade="FF"/>
-                <w:sz w:val="22"/>
-                <w:szCs w:val="22"/>
-                <w:u w:val="single"/>
-                <w:lang w:val="en-US"/>
-              </w:rPr>
-              <w:t xml:space="preserve">                    </w:t>
-            </w:r>
-            <w:r>
               <w:rPr>
                 <w:rFonts w:ascii="Consolas" w:hAnsi="Consolas" w:eastAsia="Consolas" w:cs="Consolas"/>
                 <w:b w:val="0"/>
@@ -2940,242 +3108,173 @@
                 <w:u w:val="none"/>
                 <w:lang w:val="en-US"/>
               </w:rPr>
-              <w:t xml:space="preserve">  </w:t>
-            </w:r>
-            <w:r>
-              <w:rPr>
-                <w:rFonts w:ascii="Consolas" w:hAnsi="Consolas" w:eastAsia="Consolas" w:cs="Consolas"/>
-                <w:b w:val="0"/>
-                <w:bCs w:val="0"/>
-                <w:i w:val="0"/>
-                <w:iCs w:val="0"/>
-                <w:caps w:val="0"/>
-                <w:smallCaps w:val="0"/>
-                <w:strike w:val="0"/>
-                <w:dstrike w:val="0"/>
-                <w:color w:val="000000" w:themeColor="text1" w:themeTint="FF" w:themeShade="FF"/>
-                <w:sz w:val="22"/>
-                <w:szCs w:val="22"/>
-                <w:u w:val="single"/>
-                <w:lang w:val="en-US"/>
-              </w:rPr>
-              <w:t xml:space="preserve">               </w:t>
-            </w:r>
-          </w:p>
-          <w:p>
-            <w:pPr>
-              <w:pStyle w:val="Normal"/>
-              <w:rPr>
-                <w:rFonts w:ascii="Consolas" w:hAnsi="Consolas" w:eastAsia="Consolas" w:cs="Consolas"/>
-                <w:b w:val="0"/>
-                <w:bCs w:val="0"/>
-                <w:i w:val="0"/>
-                <w:iCs w:val="0"/>
-                <w:caps w:val="0"/>
-                <w:smallCaps w:val="0"/>
-                <w:strike w:val="0"/>
-                <w:dstrike w:val="0"/>
-                <w:color w:val="auto"/>
-                <w:sz w:val="22"/>
-                <w:szCs w:val="22"/>
-                <w:u w:val="single"/>
-                <w:lang w:val="en-US"/>
-              </w:rPr>
-            </w:pPr>
-            <w:r>
-              <w:rPr>
-                <w:rFonts w:ascii="Consolas" w:hAnsi="Consolas" w:eastAsia="Consolas" w:cs="Consolas"/>
-                <w:b w:val="0"/>
-                <w:bCs w:val="0"/>
-                <w:i w:val="0"/>
-                <w:iCs w:val="0"/>
-                <w:caps w:val="0"/>
-                <w:smallCaps w:val="0"/>
-                <w:strike w:val="0"/>
-                <w:dstrike w:val="0"/>
-                <w:color w:val="000000" w:themeColor="text1" w:themeTint="FF" w:themeShade="FF"/>
-                <w:sz w:val="22"/>
-                <w:szCs w:val="22"/>
-                <w:u w:val="none"/>
-                <w:lang w:val="en-US"/>
-              </w:rPr>
-              <w:t>Signature             Date</w:t>
-            </w:r>
-            <w:r>
-              <w:rPr>
-                <w:rFonts w:ascii="Consolas" w:hAnsi="Consolas" w:eastAsia="Consolas" w:cs="Consolas"/>
-                <w:b w:val="0"/>
-                <w:bCs w:val="0"/>
-                <w:i w:val="0"/>
-                <w:iCs w:val="0"/>
-                <w:caps w:val="0"/>
-                <w:smallCaps w:val="0"/>
-                <w:strike w:val="0"/>
-                <w:dstrike w:val="0"/>
-                <w:color w:val="000000" w:themeColor="text1" w:themeTint="FF" w:themeShade="FF"/>
-                <w:sz w:val="22"/>
-                <w:szCs w:val="22"/>
-                <w:u w:val="none"/>
-                <w:lang w:val="en-US"/>
-              </w:rPr>
-              <w:t xml:space="preserve">                                                                   </w:t>
-            </w:r>
-            <w:r>
-              <w:rPr>
-                <w:rFonts w:ascii="Consolas" w:hAnsi="Consolas" w:eastAsia="Consolas" w:cs="Consolas"/>
-                <w:b w:val="0"/>
-                <w:bCs w:val="0"/>
-                <w:i w:val="0"/>
-                <w:iCs w:val="0"/>
-                <w:caps w:val="0"/>
-                <w:smallCaps w:val="0"/>
-                <w:strike w:val="0"/>
-                <w:dstrike w:val="0"/>
-                <w:color w:val="000000" w:themeColor="text1" w:themeTint="FF" w:themeShade="FF"/>
-                <w:sz w:val="22"/>
-                <w:szCs w:val="22"/>
-                <w:u w:val="none"/>
-                <w:lang w:val="en-US"/>
-              </w:rPr>
-              <w:t xml:space="preserve">   </w:t>
-            </w:r>
-          </w:p>
-          <w:p>
-            <w:pPr>
-              <w:pStyle w:val="Normal"/>
-              <w:rPr>
-                <w:rFonts w:ascii="Consolas" w:hAnsi="Consolas" w:eastAsia="Consolas" w:cs="Consolas"/>
-                <w:b w:val="0"/>
-                <w:bCs w:val="0"/>
-                <w:i w:val="0"/>
-                <w:iCs w:val="0"/>
-                <w:caps w:val="0"/>
-                <w:smallCaps w:val="0"/>
-                <w:strike w:val="0"/>
-                <w:dstrike w:val="0"/>
-                <w:color w:val="000000" w:themeColor="text1" w:themeTint="FF" w:themeShade="FF"/>
-                <w:sz w:val="22"/>
-                <w:szCs w:val="22"/>
-                <w:u w:val="none"/>
-                <w:lang w:val="en-US"/>
-              </w:rPr>
             </w:pPr>
           </w:p>
-          <w:p>
-            <w:pPr>
-              <w:rPr>
-                <w:rFonts w:ascii="Consolas" w:hAnsi="Consolas" w:eastAsia="Consolas" w:cs="Consolas"/>
-                <w:b w:val="0"/>
-                <w:bCs w:val="0"/>
-                <w:i w:val="0"/>
-                <w:iCs w:val="0"/>
-                <w:caps w:val="0"/>
-                <w:smallCaps w:val="0"/>
-                <w:strike w:val="0"/>
-                <w:dstrike w:val="0"/>
-                <w:color w:val="000000" w:themeColor="text1" w:themeTint="FF" w:themeShade="FF"/>
-                <w:sz w:val="22"/>
-                <w:szCs w:val="22"/>
-                <w:u w:val="none"/>
-                <w:lang w:val="en-US"/>
-              </w:rPr>
-            </w:pPr>
-            <w:r>
-              <w:rPr>
-                <w:rFonts w:ascii="Consolas" w:hAnsi="Consolas" w:eastAsia="Consolas" w:cs="Consolas"/>
-                <w:b w:val="0"/>
-                <w:bCs w:val="0"/>
-                <w:i w:val="0"/>
-                <w:iCs w:val="0"/>
-                <w:caps w:val="0"/>
-                <w:smallCaps w:val="0"/>
-                <w:strike w:val="0"/>
-                <w:dstrike w:val="0"/>
-                <w:color w:val="auto"/>
-                <w:sz w:val="22"/>
-                <w:szCs w:val="22"/>
-                <w:u w:val="none"/>
-                <w:lang w:val="en-US"/>
-              </w:rPr>
-              <w:t xml:space="preserve">             </w:t>
-            </w:r>
-            <w:r>
-              <w:rPr>
-                <w:rFonts w:ascii="Consolas" w:hAnsi="Consolas" w:eastAsia="Consolas" w:cs="Consolas"/>
-                <w:b w:val="0"/>
-                <w:bCs w:val="0"/>
-                <w:i w:val="0"/>
-                <w:iCs w:val="0"/>
-                <w:caps w:val="0"/>
-                <w:smallCaps w:val="0"/>
-                <w:strike w:val="0"/>
-                <w:dstrike w:val="0"/>
-                <w:color w:val="auto"/>
-                <w:sz w:val="22"/>
-                <w:szCs w:val="22"/>
-                <w:u w:val="none"/>
-                <w:lang w:val="en-US"/>
-              </w:rPr>
-              <w:t xml:space="preserve">Approve </w:t>
-            </w:r>
-            <w:r>
-              <w:rPr>
-                <w:rFonts w:ascii="Consolas" w:hAnsi="Consolas" w:eastAsia="Consolas" w:cs="Consolas"/>
-                <w:b w:val="0"/>
-                <w:bCs w:val="0"/>
-                <w:i w:val="0"/>
-                <w:iCs w:val="0"/>
-                <w:caps w:val="0"/>
-                <w:smallCaps w:val="0"/>
-                <w:strike w:val="0"/>
-                <w:dstrike w:val="0"/>
-                <w:color w:val="auto"/>
-                <w:sz w:val="22"/>
-                <w:szCs w:val="22"/>
-                <w:u w:val="single"/>
-                <w:lang w:val="en-US"/>
-              </w:rPr>
-              <w:t xml:space="preserve">     </w:t>
-            </w:r>
-            <w:r>
-              <w:rPr>
-                <w:rFonts w:ascii="Consolas" w:hAnsi="Consolas" w:eastAsia="Consolas" w:cs="Consolas"/>
-                <w:b w:val="0"/>
-                <w:bCs w:val="0"/>
-                <w:i w:val="0"/>
-                <w:iCs w:val="0"/>
-                <w:caps w:val="0"/>
-                <w:smallCaps w:val="0"/>
-                <w:strike w:val="0"/>
-                <w:dstrike w:val="0"/>
-                <w:color w:val="auto"/>
-                <w:sz w:val="22"/>
-                <w:szCs w:val="22"/>
-                <w:u w:val="none"/>
-                <w:lang w:val="en-US"/>
-              </w:rPr>
-              <w:t xml:space="preserve"> Deny </w:t>
-            </w:r>
-            <w:r>
-              <w:rPr>
-                <w:rFonts w:ascii="Consolas" w:hAnsi="Consolas" w:eastAsia="Consolas" w:cs="Consolas"/>
-                <w:b w:val="0"/>
-                <w:bCs w:val="0"/>
-                <w:i w:val="0"/>
-                <w:iCs w:val="0"/>
-                <w:caps w:val="0"/>
-                <w:smallCaps w:val="0"/>
-                <w:strike w:val="0"/>
-                <w:dstrike w:val="0"/>
-                <w:color w:val="auto"/>
-                <w:sz w:val="22"/>
-                <w:szCs w:val="22"/>
-                <w:u w:val="single"/>
-                <w:lang w:val="en-US"/>
-              </w:rPr>
-              <w:t xml:space="preserve">     </w:t>
-            </w:r>
-          </w:p>
+          <w:tbl>
+            <w:tblPr>
+              <w:tblW w:w="5190" w:type="dxa"/>
+              <w:tblBorders>
+                <w:top w:val="nil"/>
+                <w:left w:val="nil"/>
+                <w:bottom w:val="nil"/>
+                <w:right w:val="nil"/>
+                <w:insideH w:val="nil"/>
+                <w:insideV w:val="nil"/>
+              </w:tblBorders>
+              <w:tblCellMar>
+                <w:top w:w="0" w:type="dxa"/>
+                <w:left w:w="0" w:type="dxa"/>
+                <w:bottom w:w="0" w:type="dxa"/>
+                <w:right w:w="0" w:type="dxa"/>
+              </w:tblCellMar>
+              <w:tblLook w:val="0000" w:firstRow="0" w:lastRow="0" w:firstColumn="0" w:lastColumn="0" w:noHBand="0" w:noVBand="0"/>
+            </w:tblPr>
+            <w:tblGrid>
+              <w:gridCol w:w="3340"/>
+              <w:gridCol w:w="200"/>
+              <w:gridCol w:w="1650"/>
+            </w:tblGrid>
+            <w:tr>
+              <w:tc>
+                <w:tcPr>
+                  <w:tcW w:w="3340" w:type="dxa"/>
+                  <w:tcBorders>
+                    <w:top w:val="nil"/>
+                    <w:left w:val="nil"/>
+                    <w:bottom w:val="nil"/>
+                    <w:right w:val="nil"/>
+                  </w:tcBorders>
+                </w:tcPr>
+                <w:p>
+                  <w:pPr>
+                    <w:jc w:val="right"/>
+                    <w:rPr>
+                      <w:rFonts w:ascii="Consolas" w:hAnsi="Consolas" w:eastAsia="Consolas" w:cs="Consolas"/>
+                      <w:sz w:val="22"/>
+                      <w:szCs w:val="22"/>
+                    </w:rPr>
+                  </w:pPr>
+                  <w:r>
+                    <w:rPr>
+                      <w:rFonts w:ascii="Consolas" w:hAnsi="Consolas" w:eastAsia="Consolas" w:cs="Consolas"/>
+                      <w:b w:val="0"/>
+                      <w:bCs w:val="0"/>
+                      <w:i w:val="0"/>
+                      <w:iCs w:val="0"/>
+                      <w:caps w:val="0"/>
+                      <w:smallCaps w:val="0"/>
+                      <w:strike w:val="0"/>
+                      <w:dstrike w:val="0"/>
+                      <w:color w:val="auto"/>
+                      <w:sz w:val="22"/>
+                      <w:szCs w:val="22"/>
+                      <w:u w:val="none"/>
+                      <w:lang w:val="en-US"/>
+                    </w:rPr>
+                    <w:t xml:space="preserve">Approve </w:t>
+                  </w:r>
+                  <w:r>
+                    <w:rPr>
+                      <w:rFonts w:ascii="Consolas" w:hAnsi="Consolas" w:eastAsia="Consolas" w:cs="Consolas"/>
+                      <w:b w:val="0"/>
+                      <w:bCs w:val="0"/>
+                      <w:i w:val="0"/>
+                      <w:iCs w:val="0"/>
+                      <w:caps w:val="0"/>
+                      <w:smallCaps w:val="0"/>
+                      <w:strike w:val="0"/>
+                      <w:dstrike w:val="0"/>
+                      <w:color w:val="auto"/>
+                      <w:sz w:val="22"/>
+                      <w:szCs w:val="22"/>
+                      <w:u w:val="single"/>
+                      <w:lang w:val="en-US"/>
+                    </w:rPr>
+                    <w:t xml:space="preserve">     </w:t>
+                  </w:r>
+                </w:p>
+              </w:tc>
+              <w:tc>
+                <w:tcPr>
+                  <w:tcW w:w="200" w:type="dxa"/>
+                  <w:tcBorders>
+                    <w:top w:val="nil"/>
+                    <w:left w:val="nil"/>
+                    <w:bottom w:val="nil"/>
+                    <w:right w:val="nil"/>
+                  </w:tcBorders>
+                </w:tcPr>
+                <w:p>
+                  <w:pPr>
+                    <w:rPr>
+                      <w:rFonts w:ascii="Consolas" w:hAnsi="Consolas" w:eastAsia="Consolas" w:cs="Consolas"/>
+                      <w:sz w:val="22"/>
+                      <w:szCs w:val="22"/>
+                    </w:rPr>
+                  </w:pPr>
+                </w:p>
+              </w:tc>
+              <w:tc>
+                <w:tcPr>
+                  <w:tcW w:w="1650" w:type="dxa"/>
+                  <w:tcBorders>
+                    <w:top w:val="nil"/>
+                    <w:left w:val="nil"/>
+                    <w:bottom w:val="nil"/>
+                    <w:right w:val="nil"/>
+                  </w:tcBorders>
+                </w:tcPr>
+                <w:p>
+                  <w:pPr>
+                    <w:jc w:val="right"/>
+                    <w:rPr>
+                      <w:rFonts w:ascii="Consolas" w:hAnsi="Consolas" w:eastAsia="Consolas" w:cs="Consolas"/>
+                      <w:sz w:val="22"/>
+                      <w:szCs w:val="22"/>
+                    </w:rPr>
+                  </w:pPr>
+                  <w:r>
+                    <w:rPr>
+                      <w:rFonts w:ascii="Consolas" w:hAnsi="Consolas" w:eastAsia="Consolas" w:cs="Consolas"/>
+                      <w:b w:val="0"/>
+                      <w:bCs w:val="0"/>
+                      <w:i w:val="0"/>
+                      <w:iCs w:val="0"/>
+                      <w:caps w:val="0"/>
+                      <w:smallCaps w:val="0"/>
+                      <w:strike w:val="0"/>
+                      <w:dstrike w:val="0"/>
+                      <w:color w:val="auto"/>
+                      <w:sz w:val="22"/>
+                      <w:szCs w:val="22"/>
+                      <w:u w:val="none"/>
+                      <w:lang w:val="en-US"/>
+                    </w:rPr>
+                    <w:t xml:space="preserve">Deny </w:t>
+                  </w:r>
+                  <w:r>
+                    <w:rPr>
+                      <w:rFonts w:ascii="Consolas" w:hAnsi="Consolas" w:eastAsia="Consolas" w:cs="Consolas"/>
+                      <w:b w:val="0"/>
+                      <w:bCs w:val="0"/>
+                      <w:i w:val="0"/>
+                      <w:iCs w:val="0"/>
+                      <w:caps w:val="0"/>
+                      <w:smallCaps w:val="0"/>
+                      <w:strike w:val="0"/>
+                      <w:dstrike w:val="0"/>
+                      <w:color w:val="auto"/>
+                      <w:sz w:val="22"/>
+                      <w:szCs w:val="22"/>
+                      <w:u w:val="single"/>
+                      <w:lang w:val="en-US"/>
+                    </w:rPr>
+                    <w:t xml:space="preserve">     </w:t>
+                  </w:r>
+                </w:p>
+              </w:tc>
+            </w:tr>
+          </w:tbl>
           <w:p>
             <w:pPr>
               <w:pStyle w:val="Normal"/>

--- a/apps/staff/src/core/Paperwork/US_TN/UsTnReclassification2026V2/rcaf_template_v2.docx
+++ b/apps/staff/src/core/Paperwork/US_TN/UsTnReclassification2026V2/rcaf_template_v2.docx
@@ -1,19 +1,19 @@
 
 <file path=word/document.xml><?xml version="1.0" encoding="utf-8"?>
-<w:document xmlns:mc="http://schemas.openxmlformats.org/markup-compatibility/2006" xmlns:r="http://schemas.openxmlformats.org/officeDocument/2006/relationships" xmlns:w="http://schemas.openxmlformats.org/wordprocessingml/2006/main" xmlns:w14="http://schemas.microsoft.com/office/word/2010/wordml" mc:Ignorable="w14 w15 w16se w16cid w16 w16cex w16sdtdh w16sdtfl w16du wp14">
+<w:document xmlns:wpc="http://schemas.microsoft.com/office/word/2010/wordprocessingCanvas" xmlns:cx="http://schemas.microsoft.com/office/drawing/2014/chartex" xmlns:cx1="http://schemas.microsoft.com/office/drawing/2015/9/8/chartex" xmlns:cx2="http://schemas.microsoft.com/office/drawing/2015/10/21/chartex" xmlns:cx3="http://schemas.microsoft.com/office/drawing/2016/5/9/chartex" xmlns:cx4="http://schemas.microsoft.com/office/drawing/2016/5/10/chartex" xmlns:cx5="http://schemas.microsoft.com/office/drawing/2016/5/11/chartex" xmlns:cx6="http://schemas.microsoft.com/office/drawing/2016/5/12/chartex" xmlns:cx7="http://schemas.microsoft.com/office/drawing/2016/5/13/chartex" xmlns:cx8="http://schemas.microsoft.com/office/drawing/2016/5/14/chartex" xmlns:mc="http://schemas.openxmlformats.org/markup-compatibility/2006" xmlns:aink="http://schemas.microsoft.com/office/drawing/2016/ink" xmlns:am3d="http://schemas.microsoft.com/office/drawing/2017/model3d" xmlns:o="urn:schemas-microsoft-com:office:office" xmlns:oel="http://schemas.microsoft.com/office/2019/extlst" xmlns:r="http://schemas.openxmlformats.org/officeDocument/2006/relationships" xmlns:m="http://schemas.openxmlformats.org/officeDocument/2006/math" xmlns:v="urn:schemas-microsoft-com:vml" xmlns:wp14="http://schemas.microsoft.com/office/word/2010/wordprocessingDrawing" xmlns:wp="http://schemas.openxmlformats.org/drawingml/2006/wordprocessingDrawing" xmlns:w10="urn:schemas-microsoft-com:office:word" xmlns:w="http://schemas.openxmlformats.org/wordprocessingml/2006/main" xmlns:w14="http://schemas.microsoft.com/office/word/2010/wordml" xmlns:w15="http://schemas.microsoft.com/office/word/2012/wordml" xmlns:w16cex="http://schemas.microsoft.com/office/word/2018/wordml/cex" xmlns:w16cid="http://schemas.microsoft.com/office/word/2016/wordml/cid" xmlns:w16="http://schemas.microsoft.com/office/word/2018/wordml" xmlns:w16du="http://schemas.microsoft.com/office/word/2023/wordml/word16du" xmlns:w16sdtdh="http://schemas.microsoft.com/office/word/2020/wordml/sdtdatahash" xmlns:w16sdtfl="http://schemas.microsoft.com/office/word/2024/wordml/sdtformatlock" xmlns:w16se="http://schemas.microsoft.com/office/word/2015/wordml/symex" xmlns:wpg="http://schemas.microsoft.com/office/word/2010/wordprocessingGroup" xmlns:wpi="http://schemas.microsoft.com/office/word/2010/wordprocessingInk" xmlns:wne="http://schemas.microsoft.com/office/word/2006/wordml" xmlns:wps="http://schemas.microsoft.com/office/word/2010/wordprocessingShape" mc:Ignorable="w14 w15 w16se w16cid w16 w16cex w16sdtdh w16sdtfl w16du wp14">
   <w:body>
     <w:p>
       <w:pPr>
         <w:spacing w:line="240" w:lineRule="auto"/>
         <w:jc w:val="center"/>
         <w:rPr>
-          <w:rFonts w:ascii="Consolas" w:hAnsi="Consolas" w:eastAsia="Consolas" w:cs="Consolas"/>
+          <w:rFonts w:ascii="Consolas" w:eastAsia="Consolas" w:hAnsi="Consolas" w:cs="Consolas"/>
           <w:color w:val="000000" w:themeColor="text1"/>
         </w:rPr>
       </w:pPr>
       <w:r>
         <w:rPr>
-          <w:rFonts w:ascii="Consolas" w:hAnsi="Consolas" w:eastAsia="Consolas" w:cs="Consolas"/>
+          <w:rFonts w:ascii="Consolas" w:eastAsia="Consolas" w:hAnsi="Consolas" w:cs="Consolas"/>
           <w:color w:val="000000" w:themeColor="text1"/>
         </w:rPr>
         <w:t>TENNESSEE DEPARTMENT OF CORRECTION</w:t>
@@ -22,12 +22,12 @@
     <w:p>
       <w:pPr>
         <w:pBdr>
-          <w:bottom w:val="single" w:color="000000" w:sz="12" w:space="1"/>
+          <w:bottom w:val="single" w:sz="12" w:space="1" w:color="000000"/>
         </w:pBdr>
         <w:spacing w:line="240" w:lineRule="auto"/>
         <w:jc w:val="center"/>
         <w:rPr>
-          <w:rFonts w:ascii="Times New Roman" w:hAnsi="Times New Roman" w:eastAsia="Times New Roman" w:cs="Times New Roman"/>
+          <w:rFonts w:ascii="Times New Roman" w:eastAsia="Times New Roman" w:hAnsi="Times New Roman" w:cs="Times New Roman"/>
           <w:sz w:val="24"/>
           <w:szCs w:val="24"/>
           <w:lang w:val="en-US"/>
@@ -35,7 +35,7 @@
       </w:pPr>
       <w:r>
         <w:rPr>
-          <w:rFonts w:ascii="Consolas" w:hAnsi="Consolas" w:eastAsia="Consolas" w:cs="Consolas"/>
+          <w:rFonts w:ascii="Consolas" w:eastAsia="Consolas" w:hAnsi="Consolas" w:cs="Consolas"/>
           <w:color w:val="000000" w:themeColor="text1"/>
         </w:rPr>
         <w:t>OFFENDER CLASSIFICATION SUMMARY</w:t>
@@ -45,7 +45,7 @@
       <w:pPr>
         <w:spacing w:line="240" w:lineRule="auto"/>
         <w:rPr>
-          <w:rFonts w:ascii="Times New Roman" w:hAnsi="Times New Roman" w:eastAsia="Times New Roman" w:cs="Times New Roman"/>
+          <w:rFonts w:ascii="Times New Roman" w:eastAsia="Times New Roman" w:hAnsi="Times New Roman" w:cs="Times New Roman"/>
           <w:sz w:val="24"/>
           <w:szCs w:val="24"/>
           <w:lang w:val="en-US"/>
@@ -53,7 +53,7 @@
       </w:pPr>
       <w:r>
         <w:rPr>
-          <w:rFonts w:ascii="Consolas" w:hAnsi="Consolas" w:eastAsia="Times New Roman" w:cs="Consolas"/>
+          <w:rFonts w:ascii="Consolas" w:eastAsia="Times New Roman" w:hAnsi="Consolas" w:cs="Consolas"/>
           <w:color w:val="000000"/>
           <w:lang w:val="en-US"/>
         </w:rPr>
@@ -64,7 +64,7 @@
       <w:pPr>
         <w:spacing w:line="240" w:lineRule="auto"/>
         <w:rPr>
-          <w:rFonts w:ascii="Consolas" w:hAnsi="Consolas" w:eastAsia="Times New Roman" w:cs="Consolas"/>
+          <w:rFonts w:ascii="Consolas" w:eastAsia="Times New Roman" w:hAnsi="Consolas" w:cs="Consolas"/>
           <w:color w:val="000000"/>
           <w:u w:val="single"/>
           <w:lang w:val="en-US"/>
@@ -72,7 +72,7 @@
       </w:pPr>
       <w:r>
         <w:rPr>
-          <w:rFonts w:ascii="Consolas" w:hAnsi="Consolas" w:eastAsia="Times New Roman" w:cs="Consolas"/>
+          <w:rFonts w:ascii="Consolas" w:eastAsia="Times New Roman" w:hAnsi="Consolas" w:cs="Consolas"/>
           <w:color w:val="000000"/>
           <w:lang w:val="en-US"/>
         </w:rPr>
@@ -80,7 +80,7 @@
       </w:r>
       <w:r>
         <w:rPr>
-          <w:rFonts w:ascii="Consolas" w:hAnsi="Consolas" w:eastAsia="Times New Roman" w:cs="Consolas"/>
+          <w:rFonts w:ascii="Consolas" w:eastAsia="Times New Roman" w:hAnsi="Consolas" w:cs="Consolas"/>
           <w:color w:val="000000"/>
           <w:u w:val="single"/>
           <w:lang w:val="en-US"/>
@@ -90,7 +90,7 @@
       <w:proofErr w:type="spellStart"/>
       <w:r>
         <w:rPr>
-          <w:rFonts w:ascii="Consolas" w:hAnsi="Consolas" w:eastAsia="Times New Roman" w:cs="Consolas"/>
+          <w:rFonts w:ascii="Consolas" w:eastAsia="Times New Roman" w:hAnsi="Consolas" w:cs="Consolas"/>
           <w:color w:val="000000"/>
           <w:u w:val="single"/>
           <w:lang w:val="en-US"/>
@@ -100,7 +100,7 @@
       <w:proofErr w:type="spellEnd"/>
       <w:r>
         <w:rPr>
-          <w:rFonts w:ascii="Consolas" w:hAnsi="Consolas" w:eastAsia="Times New Roman" w:cs="Consolas"/>
+          <w:rFonts w:ascii="Consolas" w:eastAsia="Times New Roman" w:hAnsi="Consolas" w:cs="Consolas"/>
           <w:color w:val="000000"/>
           <w:u w:val="single"/>
           <w:lang w:val="en-US"/>
@@ -112,7 +112,7 @@
       <w:pPr>
         <w:spacing w:line="240" w:lineRule="auto"/>
         <w:rPr>
-          <w:rFonts w:ascii="Times New Roman" w:hAnsi="Times New Roman" w:eastAsia="Times New Roman" w:cs="Times New Roman"/>
+          <w:rFonts w:ascii="Times New Roman" w:eastAsia="Times New Roman" w:hAnsi="Times New Roman" w:cs="Times New Roman"/>
           <w:sz w:val="24"/>
           <w:szCs w:val="24"/>
           <w:lang w:val="en-US"/>
@@ -120,7 +120,7 @@
       </w:pPr>
       <w:r>
         <w:rPr>
-          <w:rFonts w:ascii="Consolas" w:hAnsi="Consolas" w:eastAsia="Times New Roman" w:cs="Consolas"/>
+          <w:rFonts w:ascii="Consolas" w:eastAsia="Times New Roman" w:hAnsi="Consolas" w:cs="Consolas"/>
           <w:color w:val="000000"/>
           <w:lang w:val="en-US"/>
         </w:rPr>
@@ -128,7 +128,7 @@
       </w:r>
       <w:r>
         <w:rPr>
-          <w:rFonts w:ascii="Consolas" w:hAnsi="Consolas" w:eastAsia="Times New Roman" w:cs="Consolas"/>
+          <w:rFonts w:ascii="Consolas" w:eastAsia="Times New Roman" w:hAnsi="Consolas" w:cs="Consolas"/>
           <w:color w:val="000000"/>
           <w:u w:val="single"/>
           <w:lang w:val="en-US"/>
@@ -138,7 +138,7 @@
       <w:proofErr w:type="spellStart"/>
       <w:r>
         <w:rPr>
-          <w:rFonts w:ascii="Consolas" w:hAnsi="Consolas" w:eastAsia="Times New Roman" w:cs="Consolas"/>
+          <w:rFonts w:ascii="Consolas" w:eastAsia="Times New Roman" w:hAnsi="Consolas" w:cs="Consolas"/>
           <w:color w:val="000000"/>
           <w:u w:val="single"/>
           <w:lang w:val="en-US"/>
@@ -148,7 +148,7 @@
       <w:proofErr w:type="spellEnd"/>
       <w:r>
         <w:rPr>
-          <w:rFonts w:ascii="Consolas" w:hAnsi="Consolas" w:eastAsia="Times New Roman" w:cs="Consolas"/>
+          <w:rFonts w:ascii="Consolas" w:eastAsia="Times New Roman" w:hAnsi="Consolas" w:cs="Consolas"/>
           <w:color w:val="000000"/>
           <w:u w:val="single"/>
           <w:lang w:val="en-US"/>
@@ -160,14 +160,14 @@
       <w:pPr>
         <w:spacing w:line="240" w:lineRule="auto"/>
         <w:rPr>
-          <w:rFonts w:ascii="Consolas" w:hAnsi="Consolas" w:eastAsia="Times New Roman" w:cs="Consolas"/>
+          <w:rFonts w:ascii="Consolas" w:eastAsia="Times New Roman" w:hAnsi="Consolas" w:cs="Consolas"/>
           <w:color w:val="000000"/>
           <w:lang w:val="en-US"/>
         </w:rPr>
       </w:pPr>
       <w:r>
         <w:rPr>
-          <w:rFonts w:ascii="Consolas" w:hAnsi="Consolas" w:eastAsia="Times New Roman" w:cs="Consolas"/>
+          <w:rFonts w:ascii="Consolas" w:eastAsia="Times New Roman" w:hAnsi="Consolas" w:cs="Consolas"/>
           <w:color w:val="000000"/>
           <w:lang w:val="en-US"/>
         </w:rPr>
@@ -183,64 +183,86 @@
         </w:numPr>
         <w:spacing w:line="240" w:lineRule="auto"/>
         <w:rPr>
-          <w:rFonts w:ascii="Times New Roman" w:hAnsi="Times New Roman" w:eastAsia="Times New Roman" w:cs="Times New Roman"/>
-          <w:u w:val="single"/>
-          <w:lang w:val="en-US"/>
-        </w:rPr>
-      </w:pPr>
-      <w:r>
-        <w:rPr>
-          <w:rFonts w:ascii="Consolas" w:hAnsi="Consolas" w:eastAsia="Times New Roman" w:cs="Consolas"/>
+          <w:rFonts w:ascii="Times New Roman" w:eastAsia="Times New Roman" w:hAnsi="Times New Roman" w:cs="Times New Roman"/>
+          <w:u w:val="single"/>
+          <w:lang w:val="en-US"/>
+        </w:rPr>
+      </w:pPr>
+      <w:r>
+        <w:rPr>
+          <w:rFonts w:ascii="Consolas" w:eastAsia="Times New Roman" w:hAnsi="Consolas" w:cs="Consolas"/>
         </w:rPr>
         <w:t xml:space="preserve">Were they ever convicted of </w:t>
       </w:r>
       <w:proofErr w:type="gramStart"/>
       <w:r>
         <w:rPr>
-          <w:rFonts w:ascii="Consolas" w:hAnsi="Consolas" w:eastAsia="Times New Roman" w:cs="Consolas"/>
+          <w:rFonts w:ascii="Consolas" w:eastAsia="Times New Roman" w:hAnsi="Consolas" w:cs="Consolas"/>
         </w:rPr>
         <w:t>First Degree</w:t>
       </w:r>
       <w:proofErr w:type="gramEnd"/>
       <w:r>
         <w:rPr>
-          <w:rFonts w:ascii="Consolas" w:hAnsi="Consolas" w:eastAsia="Times New Roman" w:cs="Consolas"/>
+          <w:rFonts w:ascii="Consolas" w:eastAsia="Times New Roman" w:hAnsi="Consolas" w:cs="Consolas"/>
         </w:rPr>
         <w:t xml:space="preserve"> Murder (or facilitation, solicitation, attempt, or conspiracy to commit first degree murder)?</w:t>
       </w:r>
       <w:r>
         <w:rPr>
-          <w:rFonts w:ascii="Consolas" w:hAnsi="Consolas" w:eastAsia="Times New Roman" w:cs="Consolas"/>
+          <w:rFonts w:ascii="Consolas" w:eastAsia="Times New Roman" w:hAnsi="Consolas" w:cs="Consolas"/>
         </w:rPr>
         <w:t xml:space="preserve"> </w:t>
       </w:r>
       <w:proofErr w:type="gramStart"/>
       <w:r>
         <w:rPr>
-          <w:rFonts w:ascii="Consolas" w:hAnsi="Consolas" w:eastAsia="Times New Roman" w:cs="Consolas"/>
+          <w:rFonts w:ascii="Consolas" w:eastAsia="Times New Roman" w:hAnsi="Consolas" w:cs="Consolas"/>
         </w:rPr>
         <w:t>YES</w:t>
       </w:r>
+      <w:r>
+        <w:rPr>
+          <w:rFonts w:ascii="Consolas" w:eastAsia="Times New Roman" w:hAnsi="Consolas" w:cs="Consolas"/>
+          <w:u w:val="single"/>
+        </w:rPr>
+        <w:t>{</w:t>
+      </w:r>
       <w:proofErr w:type="gramEnd"/>
       <w:r>
         <w:rPr>
-          <w:rFonts w:ascii="Consolas" w:hAnsi="Consolas" w:eastAsia="Times New Roman" w:cs="Consolas"/>
-          <w:u w:val="single"/>
-        </w:rPr>
-        <w:t>{pq1Y}</w:t>
-      </w:r>
-      <w:r>
-        <w:rPr>
-          <w:rFonts w:ascii="Consolas" w:hAnsi="Consolas" w:eastAsia="Times New Roman" w:cs="Consolas"/>
-        </w:rPr>
-        <w:t xml:space="preserve"> NO</w:t>
-      </w:r>
-      <w:r>
-        <w:rPr>
-          <w:rFonts w:ascii="Consolas" w:hAnsi="Consolas" w:eastAsia="Times New Roman" w:cs="Consolas"/>
-          <w:u w:val="single"/>
-        </w:rPr>
-        <w:t>{pq1N}</w:t>
+          <w:rFonts w:ascii="Consolas" w:eastAsia="Times New Roman" w:hAnsi="Consolas" w:cs="Consolas"/>
+          <w:u w:val="single"/>
+        </w:rPr>
+        <w:t>pq1Y}</w:t>
+      </w:r>
+      <w:r>
+        <w:rPr>
+          <w:rFonts w:ascii="Consolas" w:eastAsia="Times New Roman" w:hAnsi="Consolas" w:cs="Consolas"/>
+        </w:rPr>
+        <w:t xml:space="preserve"> </w:t>
+      </w:r>
+      <w:proofErr w:type="gramStart"/>
+      <w:r>
+        <w:rPr>
+          <w:rFonts w:ascii="Consolas" w:eastAsia="Times New Roman" w:hAnsi="Consolas" w:cs="Consolas"/>
+        </w:rPr>
+        <w:t>NO</w:t>
+      </w:r>
+      <w:r>
+        <w:rPr>
+          <w:rFonts w:ascii="Consolas" w:eastAsia="Times New Roman" w:hAnsi="Consolas" w:cs="Consolas"/>
+          <w:u w:val="single"/>
+        </w:rPr>
+        <w:t>{</w:t>
+      </w:r>
+      <w:proofErr w:type="gramEnd"/>
+      <w:r>
+        <w:rPr>
+          <w:rFonts w:ascii="Consolas" w:eastAsia="Times New Roman" w:hAnsi="Consolas" w:cs="Consolas"/>
+          <w:u w:val="single"/>
+        </w:rPr>
+        <w:t>pq1N}</w:t>
       </w:r>
     </w:p>
     <w:p>
@@ -252,44 +274,66 @@
         </w:numPr>
         <w:spacing w:line="240" w:lineRule="auto"/>
         <w:rPr>
-          <w:rFonts w:ascii="Times New Roman" w:hAnsi="Times New Roman" w:eastAsia="Times New Roman" w:cs="Times New Roman"/>
-          <w:u w:val="single"/>
-          <w:lang w:val="en-US"/>
-        </w:rPr>
-      </w:pPr>
-      <w:r>
-        <w:rPr>
-          <w:rFonts w:ascii="Consolas" w:hAnsi="Consolas" w:eastAsia="Times New Roman" w:cs="Consolas"/>
+          <w:rFonts w:ascii="Times New Roman" w:eastAsia="Times New Roman" w:hAnsi="Times New Roman" w:cs="Times New Roman"/>
+          <w:u w:val="single"/>
+          <w:lang w:val="en-US"/>
+        </w:rPr>
+      </w:pPr>
+      <w:r>
+        <w:rPr>
+          <w:rFonts w:ascii="Consolas" w:eastAsia="Times New Roman" w:hAnsi="Consolas" w:cs="Consolas"/>
         </w:rPr>
         <w:t xml:space="preserve">Are they serving a Life Sentence? </w:t>
       </w:r>
       <w:proofErr w:type="gramStart"/>
       <w:r>
         <w:rPr>
-          <w:rFonts w:ascii="Consolas" w:hAnsi="Consolas" w:eastAsia="Times New Roman" w:cs="Consolas"/>
+          <w:rFonts w:ascii="Consolas" w:eastAsia="Times New Roman" w:hAnsi="Consolas" w:cs="Consolas"/>
         </w:rPr>
         <w:t>YES</w:t>
       </w:r>
+      <w:r>
+        <w:rPr>
+          <w:rFonts w:ascii="Consolas" w:eastAsia="Times New Roman" w:hAnsi="Consolas" w:cs="Consolas"/>
+          <w:u w:val="single"/>
+        </w:rPr>
+        <w:t>{</w:t>
+      </w:r>
       <w:proofErr w:type="gramEnd"/>
       <w:r>
         <w:rPr>
-          <w:rFonts w:ascii="Consolas" w:hAnsi="Consolas" w:eastAsia="Times New Roman" w:cs="Consolas"/>
-          <w:u w:val="single"/>
-        </w:rPr>
-        <w:t>{pq2Y}</w:t>
-      </w:r>
-      <w:r>
-        <w:rPr>
-          <w:rFonts w:ascii="Consolas" w:hAnsi="Consolas" w:eastAsia="Times New Roman" w:cs="Consolas"/>
-        </w:rPr>
-        <w:t xml:space="preserve"> NO</w:t>
-      </w:r>
-      <w:r>
-        <w:rPr>
-          <w:rFonts w:ascii="Consolas" w:hAnsi="Consolas" w:eastAsia="Times New Roman" w:cs="Consolas"/>
-          <w:u w:val="single"/>
-        </w:rPr>
-        <w:t>{pq2N}</w:t>
+          <w:rFonts w:ascii="Consolas" w:eastAsia="Times New Roman" w:hAnsi="Consolas" w:cs="Consolas"/>
+          <w:u w:val="single"/>
+        </w:rPr>
+        <w:t>pq2Y}</w:t>
+      </w:r>
+      <w:r>
+        <w:rPr>
+          <w:rFonts w:ascii="Consolas" w:eastAsia="Times New Roman" w:hAnsi="Consolas" w:cs="Consolas"/>
+        </w:rPr>
+        <w:t xml:space="preserve"> </w:t>
+      </w:r>
+      <w:proofErr w:type="gramStart"/>
+      <w:r>
+        <w:rPr>
+          <w:rFonts w:ascii="Consolas" w:eastAsia="Times New Roman" w:hAnsi="Consolas" w:cs="Consolas"/>
+        </w:rPr>
+        <w:t>NO</w:t>
+      </w:r>
+      <w:r>
+        <w:rPr>
+          <w:rFonts w:ascii="Consolas" w:eastAsia="Times New Roman" w:hAnsi="Consolas" w:cs="Consolas"/>
+          <w:u w:val="single"/>
+        </w:rPr>
+        <w:t>{</w:t>
+      </w:r>
+      <w:proofErr w:type="gramEnd"/>
+      <w:r>
+        <w:rPr>
+          <w:rFonts w:ascii="Consolas" w:eastAsia="Times New Roman" w:hAnsi="Consolas" w:cs="Consolas"/>
+          <w:u w:val="single"/>
+        </w:rPr>
+        <w:t>pq2N}</w:t>
       </w:r>
     </w:p>
     <w:p>
@@ -301,44 +345,66 @@
         </w:numPr>
         <w:spacing w:line="240" w:lineRule="auto"/>
         <w:rPr>
-          <w:rFonts w:ascii="Times New Roman" w:hAnsi="Times New Roman" w:eastAsia="Times New Roman" w:cs="Times New Roman"/>
-          <w:u w:val="single"/>
-          <w:lang w:val="en-US"/>
-        </w:rPr>
-      </w:pPr>
-      <w:r>
-        <w:rPr>
-          <w:rFonts w:ascii="Consolas" w:hAnsi="Consolas" w:eastAsia="Times New Roman" w:cs="Consolas"/>
+          <w:rFonts w:ascii="Times New Roman" w:eastAsia="Times New Roman" w:hAnsi="Times New Roman" w:cs="Times New Roman"/>
+          <w:u w:val="single"/>
+          <w:lang w:val="en-US"/>
+        </w:rPr>
+      </w:pPr>
+      <w:r>
+        <w:rPr>
+          <w:rFonts w:ascii="Consolas" w:eastAsia="Times New Roman" w:hAnsi="Consolas" w:cs="Consolas"/>
         </w:rPr>
         <w:t xml:space="preserve">Do they have more than 10 years remaining on their sentence? </w:t>
       </w:r>
       <w:proofErr w:type="gramStart"/>
       <w:r>
         <w:rPr>
-          <w:rFonts w:ascii="Consolas" w:hAnsi="Consolas" w:eastAsia="Times New Roman" w:cs="Consolas"/>
+          <w:rFonts w:ascii="Consolas" w:eastAsia="Times New Roman" w:hAnsi="Consolas" w:cs="Consolas"/>
         </w:rPr>
         <w:t>YES</w:t>
       </w:r>
+      <w:r>
+        <w:rPr>
+          <w:rFonts w:ascii="Consolas" w:eastAsia="Times New Roman" w:hAnsi="Consolas" w:cs="Consolas"/>
+          <w:u w:val="single"/>
+        </w:rPr>
+        <w:t>{</w:t>
+      </w:r>
       <w:proofErr w:type="gramEnd"/>
       <w:r>
         <w:rPr>
-          <w:rFonts w:ascii="Consolas" w:hAnsi="Consolas" w:eastAsia="Times New Roman" w:cs="Consolas"/>
-          <w:u w:val="single"/>
-        </w:rPr>
-        <w:t>{pq3Y}</w:t>
-      </w:r>
-      <w:r>
-        <w:rPr>
-          <w:rFonts w:ascii="Consolas" w:hAnsi="Consolas" w:eastAsia="Times New Roman" w:cs="Consolas"/>
-        </w:rPr>
-        <w:t xml:space="preserve"> NO</w:t>
-      </w:r>
-      <w:r>
-        <w:rPr>
-          <w:rFonts w:ascii="Consolas" w:hAnsi="Consolas" w:eastAsia="Times New Roman" w:cs="Consolas"/>
-          <w:u w:val="single"/>
-        </w:rPr>
-        <w:t>{pq3N}</w:t>
+          <w:rFonts w:ascii="Consolas" w:eastAsia="Times New Roman" w:hAnsi="Consolas" w:cs="Consolas"/>
+          <w:u w:val="single"/>
+        </w:rPr>
+        <w:t>pq3Y}</w:t>
+      </w:r>
+      <w:r>
+        <w:rPr>
+          <w:rFonts w:ascii="Consolas" w:eastAsia="Times New Roman" w:hAnsi="Consolas" w:cs="Consolas"/>
+        </w:rPr>
+        <w:t xml:space="preserve"> </w:t>
+      </w:r>
+      <w:proofErr w:type="gramStart"/>
+      <w:r>
+        <w:rPr>
+          <w:rFonts w:ascii="Consolas" w:eastAsia="Times New Roman" w:hAnsi="Consolas" w:cs="Consolas"/>
+        </w:rPr>
+        <w:t>NO</w:t>
+      </w:r>
+      <w:r>
+        <w:rPr>
+          <w:rFonts w:ascii="Consolas" w:eastAsia="Times New Roman" w:hAnsi="Consolas" w:cs="Consolas"/>
+          <w:u w:val="single"/>
+        </w:rPr>
+        <w:t>{</w:t>
+      </w:r>
+      <w:proofErr w:type="gramEnd"/>
+      <w:r>
+        <w:rPr>
+          <w:rFonts w:ascii="Consolas" w:eastAsia="Times New Roman" w:hAnsi="Consolas" w:cs="Consolas"/>
+          <w:u w:val="single"/>
+        </w:rPr>
+        <w:t>pq3N}</w:t>
       </w:r>
     </w:p>
     <w:p>
@@ -350,46 +416,76 @@
         </w:numPr>
         <w:spacing w:line="240" w:lineRule="auto"/>
         <w:rPr>
-          <w:rFonts w:ascii="Times New Roman" w:hAnsi="Times New Roman" w:eastAsia="Times New Roman" w:cs="Times New Roman"/>
-          <w:u w:val="single"/>
-          <w:lang w:val="en-US"/>
-        </w:rPr>
-      </w:pPr>
-      <w:r>
-        <w:rPr>
-          <w:rFonts w:ascii="Consolas" w:hAnsi="Consolas" w:eastAsia="Times New Roman" w:cs="Consolas"/>
-        </w:rPr>
-        <w:t>Are they a sex offender? YES</w:t>
-      </w:r>
-      <w:r>
-        <w:rPr>
-          <w:rFonts w:ascii="Consolas" w:hAnsi="Consolas" w:eastAsia="Times New Roman" w:cs="Consolas"/>
-          <w:u w:val="single"/>
-        </w:rPr>
-        <w:t>{pq4Y}</w:t>
-      </w:r>
-      <w:r>
-        <w:rPr>
-          <w:rFonts w:ascii="Consolas" w:hAnsi="Consolas" w:eastAsia="Times New Roman" w:cs="Consolas"/>
-        </w:rPr>
-        <w:t xml:space="preserve"> NO</w:t>
-      </w:r>
-      <w:r>
-        <w:rPr>
-          <w:rFonts w:ascii="Consolas" w:hAnsi="Consolas" w:eastAsia="Times New Roman" w:cs="Consolas"/>
-          <w:u w:val="single"/>
-        </w:rPr>
-        <w:t>{pq4N}</w:t>
+          <w:rFonts w:ascii="Times New Roman" w:eastAsia="Times New Roman" w:hAnsi="Times New Roman" w:cs="Times New Roman"/>
+          <w:u w:val="single"/>
+          <w:lang w:val="en-US"/>
+        </w:rPr>
+      </w:pPr>
+      <w:r>
+        <w:rPr>
+          <w:rFonts w:ascii="Consolas" w:eastAsia="Times New Roman" w:hAnsi="Consolas" w:cs="Consolas"/>
+        </w:rPr>
+        <w:t xml:space="preserve">Are they a sex offender? </w:t>
+      </w:r>
+      <w:proofErr w:type="gramStart"/>
+      <w:r>
+        <w:rPr>
+          <w:rFonts w:ascii="Consolas" w:eastAsia="Times New Roman" w:hAnsi="Consolas" w:cs="Consolas"/>
+        </w:rPr>
+        <w:t>YES</w:t>
+      </w:r>
+      <w:r>
+        <w:rPr>
+          <w:rFonts w:ascii="Consolas" w:eastAsia="Times New Roman" w:hAnsi="Consolas" w:cs="Consolas"/>
+          <w:u w:val="single"/>
+        </w:rPr>
+        <w:t>{</w:t>
+      </w:r>
+      <w:proofErr w:type="gramEnd"/>
+      <w:r>
+        <w:rPr>
+          <w:rFonts w:ascii="Consolas" w:eastAsia="Times New Roman" w:hAnsi="Consolas" w:cs="Consolas"/>
+          <w:u w:val="single"/>
+        </w:rPr>
+        <w:t>pq4Y}</w:t>
+      </w:r>
+      <w:r>
+        <w:rPr>
+          <w:rFonts w:ascii="Consolas" w:eastAsia="Times New Roman" w:hAnsi="Consolas" w:cs="Consolas"/>
+        </w:rPr>
+        <w:t xml:space="preserve"> </w:t>
+      </w:r>
+      <w:proofErr w:type="gramStart"/>
+      <w:r>
+        <w:rPr>
+          <w:rFonts w:ascii="Consolas" w:eastAsia="Times New Roman" w:hAnsi="Consolas" w:cs="Consolas"/>
+        </w:rPr>
+        <w:t>NO</w:t>
+      </w:r>
+      <w:r>
+        <w:rPr>
+          <w:rFonts w:ascii="Consolas" w:eastAsia="Times New Roman" w:hAnsi="Consolas" w:cs="Consolas"/>
+          <w:u w:val="single"/>
+        </w:rPr>
+        <w:t>{</w:t>
+      </w:r>
+      <w:proofErr w:type="gramEnd"/>
+      <w:r>
+        <w:rPr>
+          <w:rFonts w:ascii="Consolas" w:eastAsia="Times New Roman" w:hAnsi="Consolas" w:cs="Consolas"/>
+          <w:u w:val="single"/>
+        </w:rPr>
+        <w:t>pq4N}</w:t>
       </w:r>
     </w:p>
     <w:p>
       <w:pPr>
         <w:pBdr>
-          <w:bottom w:val="single" w:color="000000" w:sz="12" w:space="1"/>
+          <w:bottom w:val="single" w:sz="12" w:space="1" w:color="000000"/>
         </w:pBdr>
         <w:spacing w:line="240" w:lineRule="auto"/>
         <w:rPr>
-          <w:rFonts w:ascii="Times New Roman" w:hAnsi="Times New Roman" w:eastAsia="Times New Roman" w:cs="Times New Roman"/>
+          <w:rFonts w:ascii="Times New Roman" w:eastAsia="Times New Roman" w:hAnsi="Times New Roman" w:cs="Times New Roman"/>
           <w:sz w:val="24"/>
           <w:szCs w:val="24"/>
           <w:lang w:val="en-US"/>
@@ -397,7 +493,7 @@
       </w:pPr>
       <w:r>
         <w:rPr>
-          <w:rFonts w:ascii="Consolas" w:hAnsi="Consolas" w:eastAsia="Times New Roman" w:cs="Consolas"/>
+          <w:rFonts w:ascii="Consolas" w:eastAsia="Times New Roman" w:hAnsi="Consolas" w:cs="Consolas"/>
           <w:color w:val="000000"/>
           <w:lang w:val="en-US"/>
         </w:rPr>
@@ -405,7 +501,7 @@
       </w:r>
       <w:r>
         <w:rPr>
-          <w:rFonts w:ascii="Consolas" w:hAnsi="Consolas" w:eastAsia="Times New Roman" w:cs="Consolas"/>
+          <w:rFonts w:ascii="Consolas" w:eastAsia="Times New Roman" w:hAnsi="Consolas" w:cs="Consolas"/>
           <w:color w:val="000000"/>
           <w:lang w:val="en-US"/>
         </w:rPr>
@@ -413,7 +509,7 @@
       </w:r>
       <w:r>
         <w:rPr>
-          <w:rFonts w:ascii="Consolas" w:hAnsi="Consolas" w:eastAsia="Times New Roman" w:cs="Consolas"/>
+          <w:rFonts w:ascii="Consolas" w:eastAsia="Times New Roman" w:hAnsi="Consolas" w:cs="Consolas"/>
           <w:color w:val="000000"/>
           <w:lang w:val="en-US"/>
         </w:rPr>
@@ -421,7 +517,7 @@
       </w:r>
       <w:r>
         <w:rPr>
-          <w:rFonts w:ascii="Consolas" w:hAnsi="Consolas" w:eastAsia="Times New Roman" w:cs="Consolas"/>
+          <w:rFonts w:ascii="Consolas" w:eastAsia="Times New Roman" w:hAnsi="Consolas" w:cs="Consolas"/>
           <w:color w:val="000000"/>
           <w:lang w:val="en-US"/>
         </w:rPr>
@@ -429,7 +525,7 @@
       </w:r>
       <w:r>
         <w:rPr>
-          <w:rFonts w:ascii="Consolas" w:hAnsi="Consolas" w:eastAsia="Times New Roman" w:cs="Consolas"/>
+          <w:rFonts w:ascii="Consolas" w:eastAsia="Times New Roman" w:hAnsi="Consolas" w:cs="Consolas"/>
           <w:color w:val="000000"/>
           <w:lang w:val="en-US"/>
         </w:rPr>
@@ -437,7 +533,7 @@
       </w:r>
       <w:r>
         <w:rPr>
-          <w:rFonts w:ascii="Consolas" w:hAnsi="Consolas" w:eastAsia="Times New Roman" w:cs="Consolas"/>
+          <w:rFonts w:ascii="Consolas" w:eastAsia="Times New Roman" w:hAnsi="Consolas" w:cs="Consolas"/>
           <w:color w:val="000000"/>
           <w:lang w:val="en-US"/>
         </w:rPr>
@@ -445,7 +541,7 @@
       </w:r>
       <w:r>
         <w:rPr>
-          <w:rFonts w:ascii="Consolas" w:hAnsi="Consolas" w:eastAsia="Times New Roman" w:cs="Consolas"/>
+          <w:rFonts w:ascii="Consolas" w:eastAsia="Times New Roman" w:hAnsi="Consolas" w:cs="Consolas"/>
           <w:color w:val="000000"/>
           <w:lang w:val="en-US"/>
         </w:rPr>
@@ -454,36 +550,83 @@
       <w:proofErr w:type="gramStart"/>
       <w:r>
         <w:rPr>
-          <w:rFonts w:ascii="Consolas" w:hAnsi="Consolas" w:eastAsia="Times New Roman" w:cs="Consolas"/>
+          <w:rFonts w:ascii="Consolas" w:eastAsia="Times New Roman" w:hAnsi="Consolas" w:cs="Consolas"/>
           <w:color w:val="000000"/>
           <w:lang w:val="en-US"/>
         </w:rPr>
         <w:t>YES</w:t>
       </w:r>
+      <w:r>
+        <w:rPr>
+          <w:rFonts w:ascii="Consolas" w:eastAsia="Times New Roman" w:hAnsi="Consolas" w:cs="Consolas"/>
+          <w:color w:val="000000"/>
+          <w:u w:val="single"/>
+          <w:lang w:val="en-US"/>
+        </w:rPr>
+        <w:t>{</w:t>
+      </w:r>
+      <w:proofErr w:type="spellStart"/>
       <w:proofErr w:type="gramEnd"/>
       <w:r>
         <w:rPr>
-          <w:rFonts w:ascii="Consolas" w:hAnsi="Consolas" w:eastAsia="Times New Roman" w:cs="Consolas"/>
+          <w:rFonts w:ascii="Consolas" w:eastAsia="Times New Roman" w:hAnsi="Consolas" w:cs="Consolas"/>
           <w:color w:val="000000"/>
           <w:u w:val="single"/>
           <w:lang w:val="en-US"/>
         </w:rPr>
+        <w:t>ccY</w:t>
+      </w:r>
+      <w:proofErr w:type="spellEnd"/>
+      <w:r>
+        <w:rPr>
+          <w:rFonts w:ascii="Consolas" w:eastAsia="Times New Roman" w:hAnsi="Consolas" w:cs="Consolas"/>
+          <w:color w:val="000000"/>
+          <w:u w:val="single"/>
+          <w:lang w:val="en-US"/>
+        </w:rPr>
+        <w:t>}</w:t>
+      </w:r>
+      <w:r>
+        <w:rPr>
+          <w:rFonts w:ascii="Consolas" w:eastAsia="Times New Roman" w:hAnsi="Consolas" w:cs="Consolas"/>
+          <w:color w:val="000000"/>
+          <w:lang w:val="en-US"/>
+        </w:rPr>
+        <w:t xml:space="preserve"> </w:t>
+      </w:r>
+      <w:proofErr w:type="gramStart"/>
+      <w:r>
+        <w:rPr>
+          <w:rFonts w:ascii="Consolas" w:eastAsia="Times New Roman" w:hAnsi="Consolas" w:cs="Consolas"/>
+          <w:color w:val="000000"/>
+          <w:lang w:val="en-US"/>
+        </w:rPr>
+        <w:t>NO</w:t>
+      </w:r>
+      <w:r>
+        <w:rPr>
+          <w:rFonts w:ascii="Consolas" w:eastAsia="Times New Roman" w:hAnsi="Consolas" w:cs="Consolas"/>
+          <w:color w:val="000000"/>
+          <w:u w:val="single"/>
+          <w:lang w:val="en-US"/>
+        </w:rPr>
         <w:t>{</w:t>
       </w:r>
       <w:proofErr w:type="spellStart"/>
-      <w:r>
-        <w:rPr>
-          <w:rFonts w:ascii="Consolas" w:hAnsi="Consolas" w:eastAsia="Times New Roman" w:cs="Consolas"/>
+      <w:proofErr w:type="gramEnd"/>
+      <w:r>
+        <w:rPr>
+          <w:rFonts w:ascii="Consolas" w:eastAsia="Times New Roman" w:hAnsi="Consolas" w:cs="Consolas"/>
           <w:color w:val="000000"/>
           <w:u w:val="single"/>
           <w:lang w:val="en-US"/>
         </w:rPr>
-        <w:t>ccY</w:t>
+        <w:t>ccN</w:t>
       </w:r>
       <w:proofErr w:type="spellEnd"/>
       <w:r>
         <w:rPr>
-          <w:rFonts w:ascii="Consolas" w:hAnsi="Consolas" w:eastAsia="Times New Roman" w:cs="Consolas"/>
+          <w:rFonts w:ascii="Consolas" w:eastAsia="Times New Roman" w:hAnsi="Consolas" w:cs="Consolas"/>
           <w:color w:val="000000"/>
           <w:u w:val="single"/>
           <w:lang w:val="en-US"/>
@@ -492,7 +635,7 @@
       </w:r>
       <w:r>
         <w:rPr>
-          <w:rFonts w:ascii="Consolas" w:hAnsi="Consolas" w:eastAsia="Times New Roman" w:cs="Consolas"/>
+          <w:rFonts w:ascii="Consolas" w:eastAsia="Times New Roman" w:hAnsi="Consolas" w:cs="Consolas"/>
           <w:color w:val="000000"/>
           <w:lang w:val="en-US"/>
         </w:rPr>
@@ -500,15 +643,15 @@
       </w:r>
       <w:r>
         <w:rPr>
-          <w:rFonts w:ascii="Consolas" w:hAnsi="Consolas" w:eastAsia="Times New Roman" w:cs="Consolas"/>
+          <w:rFonts w:ascii="Consolas" w:eastAsia="Times New Roman" w:hAnsi="Consolas" w:cs="Consolas"/>
           <w:color w:val="000000"/>
           <w:lang w:val="en-US"/>
         </w:rPr>
-        <w:t>NO</w:t>
-      </w:r>
-      <w:r>
-        <w:rPr>
-          <w:rFonts w:ascii="Consolas" w:hAnsi="Consolas" w:eastAsia="Times New Roman" w:cs="Consolas"/>
+        <w:t>N/A</w:t>
+      </w:r>
+      <w:r>
+        <w:rPr>
+          <w:rFonts w:ascii="Consolas" w:eastAsia="Times New Roman" w:hAnsi="Consolas" w:cs="Consolas"/>
           <w:color w:val="000000"/>
           <w:u w:val="single"/>
           <w:lang w:val="en-US"/>
@@ -518,73 +661,28 @@
       <w:proofErr w:type="spellStart"/>
       <w:r>
         <w:rPr>
-          <w:rFonts w:ascii="Consolas" w:hAnsi="Consolas" w:eastAsia="Times New Roman" w:cs="Consolas"/>
+          <w:rFonts w:ascii="Consolas" w:eastAsia="Times New Roman" w:hAnsi="Consolas" w:cs="Consolas"/>
           <w:color w:val="000000"/>
           <w:u w:val="single"/>
           <w:lang w:val="en-US"/>
         </w:rPr>
-        <w:t>ccN</w:t>
+        <w:t>ccNA</w:t>
       </w:r>
       <w:proofErr w:type="spellEnd"/>
       <w:r>
         <w:rPr>
-          <w:rFonts w:ascii="Consolas" w:hAnsi="Consolas" w:eastAsia="Times New Roman" w:cs="Consolas"/>
+          <w:rFonts w:ascii="Consolas" w:eastAsia="Times New Roman" w:hAnsi="Consolas" w:cs="Consolas"/>
           <w:color w:val="000000"/>
           <w:u w:val="single"/>
           <w:lang w:val="en-US"/>
         </w:rPr>
         <w:t>}</w:t>
       </w:r>
-      <w:r>
-        <w:rPr>
-          <w:rFonts w:ascii="Consolas" w:hAnsi="Consolas" w:eastAsia="Times New Roman" w:cs="Consolas"/>
-          <w:color w:val="000000"/>
-          <w:lang w:val="en-US"/>
-        </w:rPr>
-        <w:t xml:space="preserve"> </w:t>
-      </w:r>
-      <w:r>
-        <w:rPr>
-          <w:rFonts w:ascii="Consolas" w:hAnsi="Consolas" w:eastAsia="Times New Roman" w:cs="Consolas"/>
-          <w:color w:val="000000"/>
-          <w:lang w:val="en-US"/>
-        </w:rPr>
-        <w:t>N/A</w:t>
-      </w:r>
-      <w:r>
-        <w:rPr>
-          <w:rFonts w:ascii="Consolas" w:hAnsi="Consolas" w:eastAsia="Times New Roman" w:cs="Consolas"/>
-          <w:color w:val="000000"/>
-          <w:u w:val="single"/>
-          <w:lang w:val="en-US"/>
-        </w:rPr>
-        <w:t>{</w:t>
-      </w:r>
-      <w:proofErr w:type="spellStart"/>
-      <w:r>
-        <w:rPr>
-          <w:rFonts w:ascii="Consolas" w:hAnsi="Consolas" w:eastAsia="Times New Roman" w:cs="Consolas"/>
-          <w:color w:val="000000"/>
-          <w:u w:val="single"/>
-          <w:lang w:val="en-US"/>
-        </w:rPr>
-        <w:t>ccNA</w:t>
-      </w:r>
-      <w:proofErr w:type="spellEnd"/>
-      <w:r>
-        <w:rPr>
-          <w:rFonts w:ascii="Consolas" w:hAnsi="Consolas" w:eastAsia="Times New Roman" w:cs="Consolas"/>
-          <w:color w:val="000000"/>
-          <w:u w:val="single"/>
-          <w:lang w:val="en-US"/>
-        </w:rPr>
-        <w:t>}</w:t>
-      </w:r>
-    </w:p>
-    <w:p>
-      <w:pPr>
-        <w:rPr>
-          <w:rFonts w:ascii="Times New Roman" w:hAnsi="Times New Roman" w:eastAsia="Times New Roman" w:cs="Times New Roman"/>
+    </w:p>
+    <w:p>
+      <w:pPr>
+        <w:rPr>
+          <w:rFonts w:ascii="Times New Roman" w:eastAsia="Times New Roman" w:hAnsi="Times New Roman" w:cs="Times New Roman"/>
           <w:sz w:val="10"/>
           <w:szCs w:val="10"/>
           <w:lang w:val="en-US"/>
@@ -594,20 +692,20 @@
     <w:p>
       <w:pPr>
         <w:rPr>
-          <w:rFonts w:ascii="Consolas" w:hAnsi="Consolas" w:eastAsia="Consolas" w:cs="Consolas"/>
-          <w:lang w:val="en-US"/>
-        </w:rPr>
-      </w:pPr>
-      <w:r>
-        <w:rPr>
-          <w:rFonts w:ascii="Consolas" w:hAnsi="Consolas" w:eastAsia="Consolas" w:cs="Consolas"/>
+          <w:rFonts w:ascii="Consolas" w:eastAsia="Consolas" w:hAnsi="Consolas" w:cs="Consolas"/>
+          <w:lang w:val="en-US"/>
+        </w:rPr>
+      </w:pPr>
+      <w:r>
+        <w:rPr>
+          <w:rFonts w:ascii="Consolas" w:eastAsia="Consolas" w:hAnsi="Consolas" w:cs="Consolas"/>
           <w:lang w:val="en-US"/>
         </w:rPr>
         <w:t xml:space="preserve">TOMIS ID: </w:t>
       </w:r>
       <w:r>
         <w:rPr>
-          <w:rFonts w:ascii="Consolas" w:hAnsi="Consolas" w:eastAsia="Consolas" w:cs="Consolas"/>
+          <w:rFonts w:ascii="Consolas" w:eastAsia="Consolas" w:hAnsi="Consolas" w:cs="Consolas"/>
           <w:u w:val="single"/>
           <w:lang w:val="en-US"/>
         </w:rPr>
@@ -616,7 +714,7 @@
       <w:proofErr w:type="spellStart"/>
       <w:r>
         <w:rPr>
-          <w:rFonts w:ascii="Consolas" w:hAnsi="Consolas" w:eastAsia="Consolas" w:cs="Consolas"/>
+          <w:rFonts w:ascii="Consolas" w:eastAsia="Consolas" w:hAnsi="Consolas" w:cs="Consolas"/>
           <w:u w:val="single"/>
           <w:lang w:val="en-US"/>
         </w:rPr>
@@ -625,7 +723,7 @@
       <w:proofErr w:type="spellEnd"/>
       <w:r>
         <w:rPr>
-          <w:rFonts w:ascii="Consolas" w:hAnsi="Consolas" w:eastAsia="Consolas" w:cs="Consolas"/>
+          <w:rFonts w:ascii="Consolas" w:eastAsia="Consolas" w:hAnsi="Consolas" w:cs="Consolas"/>
           <w:u w:val="single"/>
           <w:lang w:val="en-US"/>
         </w:rPr>
@@ -636,14 +734,14 @@
       </w:r>
       <w:r>
         <w:rPr>
-          <w:rFonts w:ascii="Consolas" w:hAnsi="Consolas" w:eastAsia="Consolas" w:cs="Consolas"/>
+          <w:rFonts w:ascii="Consolas" w:eastAsia="Consolas" w:hAnsi="Consolas" w:cs="Consolas"/>
           <w:lang w:val="en-US"/>
         </w:rPr>
         <w:t xml:space="preserve">Offender Name: </w:t>
       </w:r>
       <w:r>
         <w:rPr>
-          <w:rFonts w:ascii="Consolas" w:hAnsi="Consolas" w:eastAsia="Consolas" w:cs="Consolas"/>
+          <w:rFonts w:ascii="Consolas" w:eastAsia="Consolas" w:hAnsi="Consolas" w:cs="Consolas"/>
           <w:u w:val="single"/>
           <w:lang w:val="en-US"/>
         </w:rPr>
@@ -652,7 +750,7 @@
       <w:proofErr w:type="spellStart"/>
       <w:r>
         <w:rPr>
-          <w:rFonts w:ascii="Consolas" w:hAnsi="Consolas" w:eastAsia="Consolas" w:cs="Consolas"/>
+          <w:rFonts w:ascii="Consolas" w:eastAsia="Consolas" w:hAnsi="Consolas" w:cs="Consolas"/>
           <w:u w:val="single"/>
           <w:lang w:val="en-US"/>
         </w:rPr>
@@ -661,7 +759,7 @@
       <w:proofErr w:type="spellEnd"/>
       <w:r>
         <w:rPr>
-          <w:rFonts w:ascii="Consolas" w:hAnsi="Consolas" w:eastAsia="Consolas" w:cs="Consolas"/>
+          <w:rFonts w:ascii="Consolas" w:eastAsia="Consolas" w:hAnsi="Consolas" w:cs="Consolas"/>
           <w:u w:val="single"/>
           <w:lang w:val="en-US"/>
         </w:rPr>
@@ -675,14 +773,14 @@
       </w:r>
       <w:r>
         <w:rPr>
-          <w:rFonts w:ascii="Consolas" w:hAnsi="Consolas" w:eastAsia="Consolas" w:cs="Consolas"/>
+          <w:rFonts w:ascii="Consolas" w:eastAsia="Consolas" w:hAnsi="Consolas" w:cs="Consolas"/>
           <w:lang w:val="en-US"/>
         </w:rPr>
         <w:t xml:space="preserve">Institution Name: </w:t>
       </w:r>
       <w:r>
         <w:rPr>
-          <w:rFonts w:ascii="Consolas" w:hAnsi="Consolas" w:eastAsia="Consolas" w:cs="Consolas"/>
+          <w:rFonts w:ascii="Consolas" w:eastAsia="Consolas" w:hAnsi="Consolas" w:cs="Consolas"/>
           <w:u w:val="single"/>
           <w:lang w:val="en-US"/>
         </w:rPr>
@@ -691,7 +789,7 @@
       <w:proofErr w:type="spellStart"/>
       <w:r>
         <w:rPr>
-          <w:rFonts w:ascii="Consolas" w:hAnsi="Consolas" w:eastAsia="Consolas" w:cs="Consolas"/>
+          <w:rFonts w:ascii="Consolas" w:eastAsia="Consolas" w:hAnsi="Consolas" w:cs="Consolas"/>
           <w:u w:val="single"/>
           <w:lang w:val="en-US"/>
         </w:rPr>
@@ -700,7 +798,7 @@
       <w:proofErr w:type="spellEnd"/>
       <w:r>
         <w:rPr>
-          <w:rFonts w:ascii="Consolas" w:hAnsi="Consolas" w:eastAsia="Consolas" w:cs="Consolas"/>
+          <w:rFonts w:ascii="Consolas" w:eastAsia="Consolas" w:hAnsi="Consolas" w:cs="Consolas"/>
           <w:u w:val="single"/>
           <w:lang w:val="en-US"/>
         </w:rPr>
@@ -713,7 +811,7 @@
     <w:p>
       <w:pPr>
         <w:rPr>
-          <w:rFonts w:ascii="Consolas" w:hAnsi="Consolas" w:eastAsia="Consolas" w:cs="Consolas"/>
+          <w:rFonts w:ascii="Consolas" w:eastAsia="Consolas" w:hAnsi="Consolas" w:cs="Consolas"/>
           <w:sz w:val="10"/>
           <w:szCs w:val="10"/>
         </w:rPr>
@@ -722,66 +820,71 @@
     <w:p>
       <w:pPr>
         <w:rPr>
-          <w:rFonts w:ascii="Consolas" w:hAnsi="Consolas" w:eastAsia="Consolas" w:cs="Consolas"/>
-          <w:lang w:val="en-US"/>
-        </w:rPr>
-      </w:pPr>
-      <w:r>
-        <w:rPr>
-          <w:rFonts w:ascii="Consolas" w:hAnsi="Consolas" w:eastAsia="Consolas" w:cs="Consolas"/>
+          <w:rFonts w:ascii="Consolas" w:eastAsia="Consolas" w:hAnsi="Consolas" w:cs="Consolas"/>
+          <w:lang w:val="en-US"/>
+        </w:rPr>
+      </w:pPr>
+      <w:r>
+        <w:rPr>
+          <w:rFonts w:ascii="Consolas" w:eastAsia="Consolas" w:hAnsi="Consolas" w:cs="Consolas"/>
           <w:lang w:val="en-US"/>
         </w:rPr>
         <w:t>Classification Type:</w:t>
       </w:r>
       <w:r>
         <w:rPr>
-          <w:rFonts w:ascii="Consolas" w:hAnsi="Consolas" w:eastAsia="Consolas" w:cs="Consolas"/>
+          <w:rFonts w:ascii="Consolas" w:eastAsia="Consolas" w:hAnsi="Consolas" w:cs="Consolas"/>
           <w:lang w:val="en-US"/>
         </w:rPr>
         <w:t xml:space="preserve"> </w:t>
       </w:r>
       <w:r>
         <w:rPr>
-          <w:rFonts w:ascii="Consolas" w:hAnsi="Consolas" w:eastAsia="Consolas" w:cs="Consolas"/>
+          <w:rFonts w:ascii="Consolas" w:eastAsia="Consolas" w:hAnsi="Consolas" w:cs="Consolas"/>
           <w:lang w:val="en-US"/>
         </w:rPr>
         <w:t>{</w:t>
       </w:r>
-      <w:r>
-        <w:rPr>
-          <w:rFonts w:ascii="Consolas" w:hAnsi="Consolas" w:eastAsia="Consolas" w:cs="Consolas"/>
-          <w:lang w:val="en-US"/>
-        </w:rPr>
-        <w:t>classificationType</w:t>
-      </w:r>
-      <w:r>
-        <w:rPr>
-          <w:rFonts w:ascii="Consolas" w:hAnsi="Consolas" w:eastAsia="Consolas" w:cs="Consolas"/>
-          <w:lang w:val="en-US"/>
-        </w:rPr>
-        <w:t xml:space="preserve">}   </w:t>
-      </w:r>
+      <w:proofErr w:type="gramStart"/>
+      <w:r>
+        <w:rPr>
+          <w:rFonts w:ascii="Consolas" w:eastAsia="Consolas" w:hAnsi="Consolas" w:cs="Consolas"/>
+          <w:lang w:val="en-US"/>
+        </w:rPr>
+        <w:t xml:space="preserve">classificationType}   </w:t>
+      </w:r>
+      <w:proofErr w:type="gramEnd"/>
       <w:r>
         <w:tab/>
       </w:r>
       <w:r>
         <w:rPr>
-          <w:rFonts w:ascii="Consolas" w:hAnsi="Consolas" w:eastAsia="Consolas" w:cs="Consolas"/>
+          <w:rFonts w:ascii="Consolas" w:eastAsia="Consolas" w:hAnsi="Consolas" w:cs="Consolas"/>
           <w:lang w:val="en-US"/>
         </w:rPr>
         <w:t xml:space="preserve">    CAF Date: </w:t>
       </w:r>
-      <w:r>
-        <w:rPr>
-          <w:rFonts w:ascii="Consolas" w:hAnsi="Consolas" w:eastAsia="Consolas" w:cs="Consolas"/>
-          <w:u w:val="single"/>
-          <w:lang w:val="en-US"/>
-        </w:rPr>
-        <w:t xml:space="preserve">   {date}  </w:t>
-      </w:r>
-      <w:r>
-        <w:rPr>
-          <w:rFonts w:ascii="Consolas" w:hAnsi="Consolas" w:eastAsia="Consolas" w:cs="Consolas"/>
+      <w:proofErr w:type="gramStart"/>
+      <w:r>
+        <w:rPr>
+          <w:rFonts w:ascii="Consolas" w:eastAsia="Consolas" w:hAnsi="Consolas" w:cs="Consolas"/>
+          <w:u w:val="single"/>
+          <w:lang w:val="en-US"/>
+        </w:rPr>
+        <w:t xml:space="preserve">   {</w:t>
+      </w:r>
+      <w:proofErr w:type="gramEnd"/>
+      <w:r>
+        <w:rPr>
+          <w:rFonts w:ascii="Consolas" w:eastAsia="Consolas" w:hAnsi="Consolas" w:cs="Consolas"/>
+          <w:u w:val="single"/>
+          <w:lang w:val="en-US"/>
+        </w:rPr>
+        <w:t xml:space="preserve">date}  </w:t>
+      </w:r>
+      <w:r>
+        <w:rPr>
+          <w:rFonts w:ascii="Consolas" w:eastAsia="Consolas" w:hAnsi="Consolas" w:cs="Consolas"/>
           <w:u w:val="single"/>
           <w:lang w:val="en-US"/>
         </w:rPr>
@@ -794,7 +897,7 @@
     <w:p>
       <w:pPr>
         <w:rPr>
-          <w:rFonts w:ascii="Consolas" w:hAnsi="Consolas" w:eastAsia="Consolas" w:cs="Consolas"/>
+          <w:rFonts w:ascii="Consolas" w:eastAsia="Consolas" w:hAnsi="Consolas" w:cs="Consolas"/>
           <w:sz w:val="10"/>
           <w:szCs w:val="10"/>
         </w:rPr>
@@ -803,14 +906,14 @@
     <w:p>
       <w:pPr>
         <w:rPr>
-          <w:rFonts w:ascii="Consolas" w:hAnsi="Consolas" w:eastAsia="Consolas" w:cs="Consolas"/>
-          <w:u w:val="single"/>
-          <w:lang w:val="en-US"/>
-        </w:rPr>
-      </w:pPr>
-      <w:r>
-        <w:rPr>
-          <w:rFonts w:ascii="Consolas" w:hAnsi="Consolas" w:eastAsia="Consolas" w:cs="Consolas"/>
+          <w:rFonts w:ascii="Consolas" w:eastAsia="Consolas" w:hAnsi="Consolas" w:cs="Consolas"/>
+          <w:u w:val="single"/>
+          <w:lang w:val="en-US"/>
+        </w:rPr>
+      </w:pPr>
+      <w:r>
+        <w:rPr>
+          <w:rFonts w:ascii="Consolas" w:eastAsia="Consolas" w:hAnsi="Consolas" w:cs="Consolas"/>
           <w:lang w:val="en-US"/>
         </w:rPr>
         <w:t xml:space="preserve">Status at time of Hearing:                </w:t>
@@ -818,7 +921,7 @@
       <w:proofErr w:type="spellStart"/>
       <w:r>
         <w:rPr>
-          <w:rFonts w:ascii="Consolas" w:hAnsi="Consolas" w:eastAsia="Consolas" w:cs="Consolas"/>
+          <w:rFonts w:ascii="Consolas" w:eastAsia="Consolas" w:hAnsi="Consolas" w:cs="Consolas"/>
           <w:lang w:val="en-US"/>
         </w:rPr>
         <w:t>Gen.Pop</w:t>
@@ -826,23 +929,24 @@
       <w:proofErr w:type="spellEnd"/>
       <w:r>
         <w:rPr>
-          <w:rFonts w:ascii="Consolas" w:hAnsi="Consolas" w:eastAsia="Consolas" w:cs="Consolas"/>
+          <w:rFonts w:ascii="Consolas" w:eastAsia="Consolas" w:hAnsi="Consolas" w:cs="Consolas"/>
           <w:lang w:val="en-US"/>
         </w:rPr>
         <w:t>.</w:t>
       </w:r>
       <w:r>
         <w:rPr>
-          <w:rFonts w:ascii="Consolas" w:hAnsi="Consolas" w:eastAsia="Consolas" w:cs="Consolas"/>
+          <w:rFonts w:ascii="Consolas" w:eastAsia="Consolas" w:hAnsi="Consolas" w:cs="Consolas"/>
           <w:u w:val="single"/>
           <w:lang w:val="en-US"/>
         </w:rPr>
         <w:t xml:space="preserve"> {</w:t>
       </w:r>
       <w:proofErr w:type="spellStart"/>
-      <w:r>
-        <w:rPr>
-          <w:rFonts w:ascii="Consolas" w:hAnsi="Consolas" w:eastAsia="Consolas" w:cs="Consolas"/>
+      <w:proofErr w:type="gramStart"/>
+      <w:r>
+        <w:rPr>
+          <w:rFonts w:ascii="Consolas" w:eastAsia="Consolas" w:hAnsi="Consolas" w:cs="Consolas"/>
           <w:u w:val="single"/>
           <w:lang w:val="en-US"/>
         </w:rPr>
@@ -851,7 +955,7 @@
       <w:proofErr w:type="spellEnd"/>
       <w:r>
         <w:rPr>
-          <w:rFonts w:ascii="Consolas" w:hAnsi="Consolas" w:eastAsia="Consolas" w:cs="Consolas"/>
+          <w:rFonts w:ascii="Consolas" w:eastAsia="Consolas" w:hAnsi="Consolas" w:cs="Consolas"/>
           <w:u w:val="single"/>
           <w:lang w:val="en-US"/>
         </w:rPr>
@@ -859,23 +963,25 @@
       </w:r>
       <w:r>
         <w:rPr>
-          <w:rFonts w:ascii="Consolas" w:hAnsi="Consolas" w:eastAsia="Consolas" w:cs="Consolas"/>
+          <w:rFonts w:ascii="Consolas" w:eastAsia="Consolas" w:hAnsi="Consolas" w:cs="Consolas"/>
           <w:lang w:val="en-US"/>
         </w:rPr>
         <w:t xml:space="preserve"> AS</w:t>
       </w:r>
-      <w:r>
-        <w:rPr>
-          <w:rFonts w:ascii="Consolas" w:hAnsi="Consolas" w:eastAsia="Consolas" w:cs="Consolas"/>
+      <w:proofErr w:type="gramEnd"/>
+      <w:r>
+        <w:rPr>
+          <w:rFonts w:ascii="Consolas" w:eastAsia="Consolas" w:hAnsi="Consolas" w:cs="Consolas"/>
           <w:u w:val="single"/>
           <w:lang w:val="en-US"/>
         </w:rPr>
         <w:t xml:space="preserve"> {</w:t>
       </w:r>
       <w:proofErr w:type="spellStart"/>
-      <w:r>
-        <w:rPr>
-          <w:rFonts w:ascii="Consolas" w:hAnsi="Consolas" w:eastAsia="Consolas" w:cs="Consolas"/>
+      <w:proofErr w:type="gramStart"/>
+      <w:r>
+        <w:rPr>
+          <w:rFonts w:ascii="Consolas" w:eastAsia="Consolas" w:hAnsi="Consolas" w:cs="Consolas"/>
           <w:u w:val="single"/>
           <w:lang w:val="en-US"/>
         </w:rPr>
@@ -884,7 +990,7 @@
       <w:proofErr w:type="spellEnd"/>
       <w:r>
         <w:rPr>
-          <w:rFonts w:ascii="Consolas" w:hAnsi="Consolas" w:eastAsia="Consolas" w:cs="Consolas"/>
+          <w:rFonts w:ascii="Consolas" w:eastAsia="Consolas" w:hAnsi="Consolas" w:cs="Consolas"/>
           <w:u w:val="single"/>
           <w:lang w:val="en-US"/>
         </w:rPr>
@@ -892,23 +998,25 @@
       </w:r>
       <w:r>
         <w:rPr>
-          <w:rFonts w:ascii="Consolas" w:hAnsi="Consolas" w:eastAsia="Consolas" w:cs="Consolas"/>
+          <w:rFonts w:ascii="Consolas" w:eastAsia="Consolas" w:hAnsi="Consolas" w:cs="Consolas"/>
           <w:lang w:val="en-US"/>
         </w:rPr>
         <w:t xml:space="preserve"> PC</w:t>
       </w:r>
-      <w:r>
-        <w:rPr>
-          <w:rFonts w:ascii="Consolas" w:hAnsi="Consolas" w:eastAsia="Consolas" w:cs="Consolas"/>
+      <w:proofErr w:type="gramEnd"/>
+      <w:r>
+        <w:rPr>
+          <w:rFonts w:ascii="Consolas" w:eastAsia="Consolas" w:hAnsi="Consolas" w:cs="Consolas"/>
           <w:u w:val="single"/>
           <w:lang w:val="en-US"/>
         </w:rPr>
         <w:t xml:space="preserve"> {</w:t>
       </w:r>
       <w:proofErr w:type="spellStart"/>
-      <w:r>
-        <w:rPr>
-          <w:rFonts w:ascii="Consolas" w:hAnsi="Consolas" w:eastAsia="Consolas" w:cs="Consolas"/>
+      <w:proofErr w:type="gramStart"/>
+      <w:r>
+        <w:rPr>
+          <w:rFonts w:ascii="Consolas" w:eastAsia="Consolas" w:hAnsi="Consolas" w:cs="Consolas"/>
           <w:u w:val="single"/>
           <w:lang w:val="en-US"/>
         </w:rPr>
@@ -917,7 +1025,7 @@
       <w:proofErr w:type="spellEnd"/>
       <w:r>
         <w:rPr>
-          <w:rFonts w:ascii="Consolas" w:hAnsi="Consolas" w:eastAsia="Consolas" w:cs="Consolas"/>
+          <w:rFonts w:ascii="Consolas" w:eastAsia="Consolas" w:hAnsi="Consolas" w:cs="Consolas"/>
           <w:u w:val="single"/>
           <w:lang w:val="en-US"/>
         </w:rPr>
@@ -925,23 +1033,41 @@
       </w:r>
       <w:r>
         <w:rPr>
-          <w:rFonts w:ascii="Consolas" w:hAnsi="Consolas" w:eastAsia="Consolas" w:cs="Consolas"/>
-          <w:lang w:val="en-US"/>
-        </w:rPr>
-        <w:t xml:space="preserve"> Other </w:t>
-      </w:r>
-      <w:r>
-        <w:rPr>
-          <w:rFonts w:ascii="Consolas" w:hAnsi="Consolas" w:eastAsia="Consolas" w:cs="Consolas"/>
-          <w:u w:val="single"/>
-          <w:lang w:val="en-US"/>
-        </w:rPr>
-        <w:t xml:space="preserve">      {</w:t>
+          <w:rFonts w:ascii="Consolas" w:eastAsia="Consolas" w:hAnsi="Consolas" w:cs="Consolas"/>
+          <w:lang w:val="en-US"/>
+        </w:rPr>
+        <w:t xml:space="preserve"> Other</w:t>
+      </w:r>
+      <w:proofErr w:type="gramEnd"/>
+      <w:r>
+        <w:rPr>
+          <w:rFonts w:ascii="Consolas" w:eastAsia="Consolas" w:hAnsi="Consolas" w:cs="Consolas"/>
+          <w:lang w:val="en-US"/>
+        </w:rPr>
+        <w:t xml:space="preserve"> </w:t>
+      </w:r>
+      <w:r>
+        <w:rPr>
+          <w:rFonts w:ascii="Consolas" w:eastAsia="Consolas" w:hAnsi="Consolas" w:cs="Consolas"/>
+          <w:u w:val="single"/>
+          <w:lang w:val="en-US"/>
+        </w:rPr>
+        <w:t xml:space="preserve">   </w:t>
+      </w:r>
+      <w:proofErr w:type="gramStart"/>
+      <w:r>
+        <w:rPr>
+          <w:rFonts w:ascii="Consolas" w:eastAsia="Consolas" w:hAnsi="Consolas" w:cs="Consolas"/>
+          <w:u w:val="single"/>
+          <w:lang w:val="en-US"/>
+        </w:rPr>
+        <w:t xml:space="preserve">   {</w:t>
       </w:r>
       <w:proofErr w:type="spellStart"/>
-      <w:r>
-        <w:rPr>
-          <w:rFonts w:ascii="Consolas" w:hAnsi="Consolas" w:eastAsia="Consolas" w:cs="Consolas"/>
+      <w:proofErr w:type="gramEnd"/>
+      <w:r>
+        <w:rPr>
+          <w:rFonts w:ascii="Consolas" w:eastAsia="Consolas" w:hAnsi="Consolas" w:cs="Consolas"/>
           <w:u w:val="single"/>
           <w:lang w:val="en-US"/>
         </w:rPr>
@@ -950,7 +1076,7 @@
       <w:proofErr w:type="spellEnd"/>
       <w:r>
         <w:rPr>
-          <w:rFonts w:ascii="Consolas" w:hAnsi="Consolas" w:eastAsia="Consolas" w:cs="Consolas"/>
+          <w:rFonts w:ascii="Consolas" w:eastAsia="Consolas" w:hAnsi="Consolas" w:cs="Consolas"/>
           <w:u w:val="single"/>
           <w:lang w:val="en-US"/>
         </w:rPr>
@@ -963,7 +1089,7 @@
     <w:p>
       <w:pPr>
         <w:rPr>
-          <w:rFonts w:ascii="Consolas" w:hAnsi="Consolas" w:eastAsia="Consolas" w:cs="Consolas"/>
+          <w:rFonts w:ascii="Consolas" w:eastAsia="Consolas" w:hAnsi="Consolas" w:cs="Consolas"/>
           <w:sz w:val="10"/>
           <w:szCs w:val="10"/>
         </w:rPr>
@@ -972,14 +1098,14 @@
     <w:p>
       <w:pPr>
         <w:rPr>
-          <w:rFonts w:ascii="Consolas" w:hAnsi="Consolas" w:eastAsia="Consolas" w:cs="Consolas"/>
-          <w:u w:val="single"/>
-          <w:lang w:val="en-US"/>
-        </w:rPr>
-      </w:pPr>
-      <w:r>
-        <w:rPr>
-          <w:rFonts w:ascii="Consolas" w:hAnsi="Consolas" w:eastAsia="Consolas" w:cs="Consolas"/>
+          <w:rFonts w:ascii="Consolas" w:eastAsia="Consolas" w:hAnsi="Consolas" w:cs="Consolas"/>
+          <w:u w:val="single"/>
+          <w:lang w:val="en-US"/>
+        </w:rPr>
+      </w:pPr>
+      <w:r>
+        <w:rPr>
+          <w:rFonts w:ascii="Consolas" w:eastAsia="Consolas" w:hAnsi="Consolas" w:cs="Consolas"/>
           <w:lang w:val="en-US"/>
         </w:rPr>
         <w:t xml:space="preserve">Incompatibles: </w:t>
@@ -987,7 +1113,7 @@
       <w:proofErr w:type="gramStart"/>
       <w:r>
         <w:rPr>
-          <w:rFonts w:ascii="Consolas" w:hAnsi="Consolas" w:eastAsia="Consolas" w:cs="Consolas"/>
+          <w:rFonts w:ascii="Consolas" w:eastAsia="Consolas" w:hAnsi="Consolas" w:cs="Consolas"/>
           <w:lang w:val="en-US"/>
         </w:rPr>
         <w:t>Yes</w:t>
@@ -995,16 +1121,17 @@
       <w:proofErr w:type="gramEnd"/>
       <w:r>
         <w:rPr>
-          <w:rFonts w:ascii="Consolas" w:hAnsi="Consolas" w:eastAsia="Consolas" w:cs="Consolas"/>
+          <w:rFonts w:ascii="Consolas" w:eastAsia="Consolas" w:hAnsi="Consolas" w:cs="Consolas"/>
           <w:u w:val="single"/>
           <w:lang w:val="en-US"/>
         </w:rPr>
         <w:t xml:space="preserve"> {</w:t>
       </w:r>
       <w:proofErr w:type="spellStart"/>
-      <w:r>
-        <w:rPr>
-          <w:rFonts w:ascii="Consolas" w:hAnsi="Consolas" w:eastAsia="Consolas" w:cs="Consolas"/>
+      <w:proofErr w:type="gramStart"/>
+      <w:r>
+        <w:rPr>
+          <w:rFonts w:ascii="Consolas" w:eastAsia="Consolas" w:hAnsi="Consolas" w:cs="Consolas"/>
           <w:u w:val="single"/>
           <w:lang w:val="en-US"/>
         </w:rPr>
@@ -1013,7 +1140,7 @@
       <w:proofErr w:type="spellEnd"/>
       <w:r>
         <w:rPr>
-          <w:rFonts w:ascii="Consolas" w:hAnsi="Consolas" w:eastAsia="Consolas" w:cs="Consolas"/>
+          <w:rFonts w:ascii="Consolas" w:eastAsia="Consolas" w:hAnsi="Consolas" w:cs="Consolas"/>
           <w:u w:val="single"/>
           <w:lang w:val="en-US"/>
         </w:rPr>
@@ -1021,14 +1148,15 @@
       </w:r>
       <w:r>
         <w:rPr>
-          <w:rFonts w:ascii="Consolas" w:hAnsi="Consolas" w:eastAsia="Consolas" w:cs="Consolas"/>
+          <w:rFonts w:ascii="Consolas" w:eastAsia="Consolas" w:hAnsi="Consolas" w:cs="Consolas"/>
           <w:lang w:val="en-US"/>
         </w:rPr>
         <w:t xml:space="preserve"> No</w:t>
       </w:r>
-      <w:r>
-        <w:rPr>
-          <w:rFonts w:ascii="Consolas" w:hAnsi="Consolas" w:eastAsia="Consolas" w:cs="Consolas"/>
+      <w:proofErr w:type="gramEnd"/>
+      <w:r>
+        <w:rPr>
+          <w:rFonts w:ascii="Consolas" w:eastAsia="Consolas" w:hAnsi="Consolas" w:cs="Consolas"/>
           <w:u w:val="single"/>
           <w:lang w:val="en-US"/>
         </w:rPr>
@@ -1037,7 +1165,7 @@
       <w:proofErr w:type="spellStart"/>
       <w:r>
         <w:rPr>
-          <w:rFonts w:ascii="Consolas" w:hAnsi="Consolas" w:eastAsia="Consolas" w:cs="Consolas"/>
+          <w:rFonts w:ascii="Consolas" w:eastAsia="Consolas" w:hAnsi="Consolas" w:cs="Consolas"/>
           <w:u w:val="single"/>
           <w:lang w:val="en-US"/>
         </w:rPr>
@@ -1046,7 +1174,7 @@
       <w:proofErr w:type="spellEnd"/>
       <w:r>
         <w:rPr>
-          <w:rFonts w:ascii="Consolas" w:hAnsi="Consolas" w:eastAsia="Consolas" w:cs="Consolas"/>
+          <w:rFonts w:ascii="Consolas" w:eastAsia="Consolas" w:hAnsi="Consolas" w:cs="Consolas"/>
           <w:u w:val="single"/>
           <w:lang w:val="en-US"/>
         </w:rPr>
@@ -1054,16 +1182,30 @@
       </w:r>
       <w:r>
         <w:tab/>
-      </w:r>
-      <w:r>
         <w:t xml:space="preserve">              </w:t>
       </w:r>
       <w:r>
         <w:rPr>
-          <w:rFonts w:ascii="Consolas" w:hAnsi="Consolas" w:eastAsia="Consolas" w:cs="Consolas"/>
-          <w:lang w:val="en-US"/>
-        </w:rPr>
-        <w:t>Inmate agrees to waive 48 hr. hearing notice:_______</w:t>
+          <w:rFonts w:ascii="Consolas" w:eastAsia="Consolas" w:hAnsi="Consolas" w:cs="Consolas"/>
+          <w:lang w:val="en-US"/>
+        </w:rPr>
+        <w:t xml:space="preserve">Inmate agrees to waive 48 hr. hearing </w:t>
+      </w:r>
+      <w:proofErr w:type="gramStart"/>
+      <w:r>
+        <w:rPr>
+          <w:rFonts w:ascii="Consolas" w:eastAsia="Consolas" w:hAnsi="Consolas" w:cs="Consolas"/>
+          <w:lang w:val="en-US"/>
+        </w:rPr>
+        <w:t>notice:_</w:t>
+      </w:r>
+      <w:proofErr w:type="gramEnd"/>
+      <w:r>
+        <w:rPr>
+          <w:rFonts w:ascii="Consolas" w:eastAsia="Consolas" w:hAnsi="Consolas" w:cs="Consolas"/>
+          <w:lang w:val="en-US"/>
+        </w:rPr>
+        <w:t>______</w:t>
       </w:r>
       <w:r>
         <w:tab/>
@@ -1072,22 +1214,38 @@
     <w:p>
       <w:pPr>
         <w:rPr>
-          <w:rFonts w:ascii="Consolas" w:hAnsi="Consolas" w:eastAsia="Consolas" w:cs="Consolas"/>
-          <w:u w:val="single"/>
-          <w:lang w:val="en-US"/>
-        </w:rPr>
-      </w:pPr>
-      <w:r>
-        <w:rPr>
-          <w:rFonts w:ascii="Consolas" w:hAnsi="Consolas" w:eastAsia="Consolas" w:cs="Consolas"/>
-          <w:lang w:val="en-US"/>
-        </w:rPr>
-        <w:t>{#hasIncompatibles}Incompatibles: {</w:t>
+          <w:rFonts w:ascii="Consolas" w:eastAsia="Consolas" w:hAnsi="Consolas" w:cs="Consolas"/>
+          <w:u w:val="single"/>
+          <w:lang w:val="en-US"/>
+        </w:rPr>
+      </w:pPr>
+      <w:r>
+        <w:rPr>
+          <w:rFonts w:ascii="Consolas" w:eastAsia="Consolas" w:hAnsi="Consolas" w:cs="Consolas"/>
+          <w:lang w:val="en-US"/>
+        </w:rPr>
+        <w:t>{#</w:t>
+      </w:r>
+      <w:proofErr w:type="gramStart"/>
+      <w:r>
+        <w:rPr>
+          <w:rFonts w:ascii="Consolas" w:eastAsia="Consolas" w:hAnsi="Consolas" w:cs="Consolas"/>
+          <w:lang w:val="en-US"/>
+        </w:rPr>
+        <w:t>hasIncompatibles}Incompatibles</w:t>
+      </w:r>
+      <w:proofErr w:type="gramEnd"/>
+      <w:r>
+        <w:rPr>
+          <w:rFonts w:ascii="Consolas" w:eastAsia="Consolas" w:hAnsi="Consolas" w:cs="Consolas"/>
+          <w:lang w:val="en-US"/>
+        </w:rPr>
+        <w:t>: {</w:t>
       </w:r>
       <w:proofErr w:type="spellStart"/>
       <w:r>
         <w:rPr>
-          <w:rFonts w:ascii="Consolas" w:hAnsi="Consolas" w:eastAsia="Consolas" w:cs="Consolas"/>
+          <w:rFonts w:ascii="Consolas" w:eastAsia="Consolas" w:hAnsi="Consolas" w:cs="Consolas"/>
           <w:u w:val="single"/>
           <w:lang w:val="en-US"/>
         </w:rPr>
@@ -1096,7 +1254,7 @@
       <w:proofErr w:type="spellEnd"/>
       <w:r>
         <w:rPr>
-          <w:rFonts w:ascii="Consolas" w:hAnsi="Consolas" w:eastAsia="Consolas" w:cs="Consolas"/>
+          <w:rFonts w:ascii="Consolas" w:eastAsia="Consolas" w:hAnsi="Consolas" w:cs="Consolas"/>
           <w:u w:val="single"/>
           <w:lang w:val="en-US"/>
         </w:rPr>
@@ -1106,12 +1264,12 @@
     <w:p>
       <w:pPr>
         <w:rPr>
-          <w:rFonts w:ascii="Consolas" w:hAnsi="Consolas" w:eastAsia="Consolas" w:cs="Consolas"/>
-        </w:rPr>
-      </w:pPr>
-      <w:r>
-        <w:rPr>
-          <w:rFonts w:ascii="Consolas" w:hAnsi="Consolas" w:eastAsia="Consolas" w:cs="Consolas"/>
+          <w:rFonts w:ascii="Consolas" w:eastAsia="Consolas" w:hAnsi="Consolas" w:cs="Consolas"/>
+        </w:rPr>
+      </w:pPr>
+      <w:r>
+        <w:rPr>
+          <w:rFonts w:ascii="Consolas" w:eastAsia="Consolas" w:hAnsi="Consolas" w:cs="Consolas"/>
         </w:rPr>
         <w:t>{/}</w:t>
       </w:r>
@@ -1119,20 +1277,20 @@
     <w:p>
       <w:pPr>
         <w:rPr>
-          <w:rFonts w:ascii="Consolas" w:hAnsi="Consolas" w:eastAsia="Consolas" w:cs="Consolas"/>
-          <w:lang w:val="en-US"/>
-        </w:rPr>
-      </w:pPr>
-      <w:r>
-        <w:rPr>
-          <w:rFonts w:ascii="Consolas" w:hAnsi="Consolas" w:eastAsia="Consolas" w:cs="Consolas"/>
+          <w:rFonts w:ascii="Consolas" w:eastAsia="Consolas" w:hAnsi="Consolas" w:cs="Consolas"/>
+          <w:lang w:val="en-US"/>
+        </w:rPr>
+      </w:pPr>
+      <w:r>
+        <w:rPr>
+          <w:rFonts w:ascii="Consolas" w:eastAsia="Consolas" w:hAnsi="Consolas" w:cs="Consolas"/>
           <w:lang w:val="en-US"/>
         </w:rPr>
         <w:t xml:space="preserve">Scored CAF Range: </w:t>
       </w:r>
       <w:r>
         <w:rPr>
-          <w:rFonts w:ascii="Consolas" w:hAnsi="Consolas" w:eastAsia="Consolas" w:cs="Consolas"/>
+          <w:rFonts w:ascii="Consolas" w:eastAsia="Consolas" w:hAnsi="Consolas" w:cs="Consolas"/>
           <w:u w:val="single"/>
           <w:lang w:val="en-US"/>
         </w:rPr>
@@ -1141,7 +1299,7 @@
       <w:proofErr w:type="spellStart"/>
       <w:r>
         <w:rPr>
-          <w:rFonts w:ascii="Consolas" w:hAnsi="Consolas" w:eastAsia="Consolas" w:cs="Consolas"/>
+          <w:rFonts w:ascii="Consolas" w:eastAsia="Consolas" w:hAnsi="Consolas" w:cs="Consolas"/>
           <w:u w:val="single"/>
           <w:lang w:val="en-US"/>
         </w:rPr>
@@ -1150,7 +1308,7 @@
       <w:proofErr w:type="spellEnd"/>
       <w:r>
         <w:rPr>
-          <w:rFonts w:ascii="Consolas" w:hAnsi="Consolas" w:eastAsia="Consolas" w:cs="Consolas"/>
+          <w:rFonts w:ascii="Consolas" w:eastAsia="Consolas" w:hAnsi="Consolas" w:cs="Consolas"/>
           <w:u w:val="single"/>
           <w:lang w:val="en-US"/>
         </w:rPr>
@@ -1164,14 +1322,14 @@
       </w:r>
       <w:r>
         <w:rPr>
-          <w:rFonts w:ascii="Consolas" w:hAnsi="Consolas" w:eastAsia="Consolas" w:cs="Consolas"/>
+          <w:rFonts w:ascii="Consolas" w:eastAsia="Consolas" w:hAnsi="Consolas" w:cs="Consolas"/>
           <w:lang w:val="en-US"/>
         </w:rPr>
         <w:t xml:space="preserve">Current Custody Level: </w:t>
       </w:r>
       <w:r>
         <w:rPr>
-          <w:rFonts w:ascii="Consolas" w:hAnsi="Consolas" w:eastAsia="Consolas" w:cs="Consolas"/>
+          <w:rFonts w:ascii="Consolas" w:eastAsia="Consolas" w:hAnsi="Consolas" w:cs="Consolas"/>
           <w:u w:val="single"/>
           <w:lang w:val="en-US"/>
         </w:rPr>
@@ -1180,7 +1338,7 @@
       <w:proofErr w:type="spellStart"/>
       <w:r>
         <w:rPr>
-          <w:rFonts w:ascii="Consolas" w:hAnsi="Consolas" w:eastAsia="Consolas" w:cs="Consolas"/>
+          <w:rFonts w:ascii="Consolas" w:eastAsia="Consolas" w:hAnsi="Consolas" w:cs="Consolas"/>
           <w:u w:val="single"/>
           <w:lang w:val="en-US"/>
         </w:rPr>
@@ -1189,7 +1347,7 @@
       <w:proofErr w:type="spellEnd"/>
       <w:r>
         <w:rPr>
-          <w:rFonts w:ascii="Consolas" w:hAnsi="Consolas" w:eastAsia="Consolas" w:cs="Consolas"/>
+          <w:rFonts w:ascii="Consolas" w:eastAsia="Consolas" w:hAnsi="Consolas" w:cs="Consolas"/>
           <w:u w:val="single"/>
           <w:lang w:val="en-US"/>
         </w:rPr>
@@ -1199,40 +1357,24 @@
     <w:p>
       <w:pPr>
         <w:rPr>
-          <w:rFonts w:ascii="Consolas" w:hAnsi="Consolas" w:eastAsia="Consolas" w:cs="Consolas"/>
-          <w:lang w:val="en-US"/>
-        </w:rPr>
-      </w:pPr>
-      <w:r>
-        <w:rPr>
-          <w:rFonts w:ascii="Consolas" w:hAnsi="Consolas" w:eastAsia="Consolas" w:cs="Consolas"/>
+          <w:rFonts w:ascii="Consolas" w:eastAsia="Consolas" w:hAnsi="Consolas" w:cs="Consolas"/>
+          <w:lang w:val="en-US"/>
+        </w:rPr>
+      </w:pPr>
+      <w:r>
+        <w:rPr>
+          <w:rFonts w:ascii="Consolas" w:eastAsia="Consolas" w:hAnsi="Consolas" w:cs="Consolas"/>
           <w:lang w:val="en-US"/>
         </w:rPr>
         <w:t xml:space="preserve">Counselor Recommended Override: </w:t>
       </w:r>
       <w:r>
         <w:rPr>
-          <w:rFonts w:ascii="Consolas" w:hAnsi="Consolas" w:eastAsia="Consolas" w:cs="Consolas"/>
-          <w:u w:val="single"/>
-          <w:lang w:val="en-US"/>
-        </w:rPr>
-        <w:t>{</w:t>
-      </w:r>
-      <w:r>
-        <w:rPr>
-          <w:rFonts w:ascii="Consolas" w:hAnsi="Consolas" w:eastAsia="Consolas" w:cs="Consolas"/>
-          <w:u w:val="single"/>
-          <w:lang w:val="en-US"/>
-        </w:rPr>
-        <w:t>counselorOverride</w:t>
-      </w:r>
-      <w:r>
-        <w:rPr>
-          <w:rFonts w:ascii="Consolas" w:hAnsi="Consolas" w:eastAsia="Consolas" w:cs="Consolas"/>
-          <w:u w:val="single"/>
-          <w:lang w:val="en-US"/>
-        </w:rPr>
-        <w:t>}</w:t>
+          <w:rFonts w:ascii="Consolas" w:eastAsia="Consolas" w:hAnsi="Consolas" w:cs="Consolas"/>
+          <w:u w:val="single"/>
+          <w:lang w:val="en-US"/>
+        </w:rPr>
+        <w:t>{counselorOverride}</w:t>
       </w:r>
       <w:r>
         <w:tab/>
@@ -1241,41 +1383,25 @@
     <w:p>
       <w:pPr>
         <w:rPr>
-          <w:rFonts w:ascii="Consolas" w:hAnsi="Consolas" w:eastAsia="Consolas" w:cs="Consolas"/>
-          <w:u w:val="single"/>
-          <w:lang w:val="en-US"/>
-        </w:rPr>
-      </w:pPr>
-      <w:r>
-        <w:rPr>
-          <w:rFonts w:ascii="Consolas" w:hAnsi="Consolas" w:eastAsia="Consolas" w:cs="Consolas"/>
+          <w:rFonts w:ascii="Consolas" w:eastAsia="Consolas" w:hAnsi="Consolas" w:cs="Consolas"/>
+          <w:u w:val="single"/>
+          <w:lang w:val="en-US"/>
+        </w:rPr>
+      </w:pPr>
+      <w:r>
+        <w:rPr>
+          <w:rFonts w:ascii="Consolas" w:eastAsia="Consolas" w:hAnsi="Consolas" w:cs="Consolas"/>
           <w:lang w:val="en-US"/>
         </w:rPr>
         <w:t xml:space="preserve">Counselor Recommended Custody Level: </w:t>
       </w:r>
       <w:r>
         <w:rPr>
-          <w:rFonts w:ascii="Consolas" w:hAnsi="Consolas" w:eastAsia="Consolas" w:cs="Consolas"/>
-          <w:u w:val="single"/>
-          <w:lang w:val="en-US"/>
-        </w:rPr>
-        <w:t>{</w:t>
-      </w:r>
-      <w:r>
-        <w:rPr>
-          <w:rFonts w:ascii="Consolas" w:hAnsi="Consolas" w:eastAsia="Consolas" w:cs="Consolas"/>
-          <w:u w:val="single"/>
-          <w:lang w:val="en-US"/>
-        </w:rPr>
-        <w:t>counselorLevel</w:t>
-      </w:r>
-      <w:r>
-        <w:rPr>
-          <w:rFonts w:ascii="Consolas" w:hAnsi="Consolas" w:eastAsia="Consolas" w:cs="Consolas"/>
-          <w:u w:val="single"/>
-          <w:lang w:val="en-US"/>
-        </w:rPr>
-        <w:t>}</w:t>
+          <w:rFonts w:ascii="Consolas" w:eastAsia="Consolas" w:hAnsi="Consolas" w:cs="Consolas"/>
+          <w:u w:val="single"/>
+          <w:lang w:val="en-US"/>
+        </w:rPr>
+        <w:t>{counselorLevel}</w:t>
       </w:r>
       <w:r>
         <w:tab/>
@@ -1284,7 +1410,7 @@
     <w:p>
       <w:pPr>
         <w:rPr>
-          <w:rFonts w:ascii="Consolas" w:hAnsi="Consolas" w:eastAsia="Consolas" w:cs="Consolas"/>
+          <w:rFonts w:ascii="Consolas" w:eastAsia="Consolas" w:hAnsi="Consolas" w:cs="Consolas"/>
           <w:sz w:val="10"/>
           <w:szCs w:val="10"/>
         </w:rPr>
@@ -1293,12 +1419,12 @@
     <w:p>
       <w:pPr>
         <w:rPr>
-          <w:rFonts w:ascii="Consolas" w:hAnsi="Consolas" w:eastAsia="Consolas" w:cs="Consolas"/>
-        </w:rPr>
-      </w:pPr>
-      <w:r>
-        <w:rPr>
-          <w:rFonts w:ascii="Consolas" w:hAnsi="Consolas" w:eastAsia="Consolas" w:cs="Consolas"/>
+          <w:rFonts w:ascii="Consolas" w:eastAsia="Consolas" w:hAnsi="Consolas" w:cs="Consolas"/>
+        </w:rPr>
+      </w:pPr>
+      <w:r>
+        <w:rPr>
+          <w:rFonts w:ascii="Consolas" w:eastAsia="Consolas" w:hAnsi="Consolas" w:cs="Consolas"/>
         </w:rPr>
         <w:t>Panel’s Majority Recommendation:</w:t>
       </w:r>
@@ -1306,35 +1432,36 @@
     <w:p>
       <w:pPr>
         <w:rPr>
-          <w:rFonts w:ascii="Consolas" w:hAnsi="Consolas" w:eastAsia="Consolas" w:cs="Consolas"/>
-          <w:lang w:val="en-US"/>
-        </w:rPr>
-      </w:pPr>
-      <w:r>
-        <w:rPr>
-          <w:rFonts w:ascii="Consolas" w:hAnsi="Consolas" w:eastAsia="Consolas" w:cs="Consolas"/>
+          <w:rFonts w:ascii="Consolas" w:eastAsia="Consolas" w:hAnsi="Consolas" w:cs="Consolas"/>
+          <w:lang w:val="en-US"/>
+        </w:rPr>
+      </w:pPr>
+      <w:r>
+        <w:rPr>
+          <w:rFonts w:ascii="Consolas" w:eastAsia="Consolas" w:hAnsi="Consolas" w:cs="Consolas"/>
         </w:rPr>
         <w:tab/>
       </w:r>
       <w:r>
         <w:rPr>
-          <w:rFonts w:ascii="Consolas" w:hAnsi="Consolas" w:eastAsia="Consolas" w:cs="Consolas"/>
+          <w:rFonts w:ascii="Consolas" w:eastAsia="Consolas" w:hAnsi="Consolas" w:cs="Consolas"/>
           <w:lang w:val="en-US"/>
         </w:rPr>
         <w:t xml:space="preserve">Facility Assignment: </w:t>
       </w:r>
       <w:r>
         <w:rPr>
-          <w:rFonts w:ascii="Consolas" w:hAnsi="Consolas" w:eastAsia="Consolas" w:cs="Consolas"/>
+          <w:rFonts w:ascii="Consolas" w:eastAsia="Consolas" w:hAnsi="Consolas" w:cs="Consolas"/>
           <w:u w:val="single"/>
           <w:lang w:val="en-US"/>
         </w:rPr>
         <w:t>{</w:t>
       </w:r>
       <w:proofErr w:type="spellStart"/>
-      <w:r>
-        <w:rPr>
-          <w:rFonts w:ascii="Consolas" w:hAnsi="Consolas" w:eastAsia="Consolas" w:cs="Consolas"/>
+      <w:proofErr w:type="gramStart"/>
+      <w:r>
+        <w:rPr>
+          <w:rFonts w:ascii="Consolas" w:eastAsia="Consolas" w:hAnsi="Consolas" w:cs="Consolas"/>
           <w:u w:val="single"/>
           <w:lang w:val="en-US"/>
         </w:rPr>
@@ -1343,7 +1470,7 @@
       <w:proofErr w:type="spellEnd"/>
       <w:r>
         <w:rPr>
-          <w:rFonts w:ascii="Consolas" w:hAnsi="Consolas" w:eastAsia="Consolas" w:cs="Consolas"/>
+          <w:rFonts w:ascii="Consolas" w:eastAsia="Consolas" w:hAnsi="Consolas" w:cs="Consolas"/>
           <w:u w:val="single"/>
           <w:lang w:val="en-US"/>
         </w:rPr>
@@ -1351,15 +1478,23 @@
       </w:r>
       <w:r>
         <w:rPr>
-          <w:rFonts w:ascii="Consolas" w:hAnsi="Consolas" w:eastAsia="Consolas" w:cs="Consolas"/>
-          <w:lang w:val="en-US"/>
-        </w:rPr>
-        <w:t xml:space="preserve">                 Transfer: </w:t>
+          <w:rFonts w:ascii="Consolas" w:eastAsia="Consolas" w:hAnsi="Consolas" w:cs="Consolas"/>
+          <w:lang w:val="en-US"/>
+        </w:rPr>
+        <w:t xml:space="preserve">   </w:t>
+      </w:r>
+      <w:proofErr w:type="gramEnd"/>
+      <w:r>
+        <w:rPr>
+          <w:rFonts w:ascii="Consolas" w:eastAsia="Consolas" w:hAnsi="Consolas" w:cs="Consolas"/>
+          <w:lang w:val="en-US"/>
+        </w:rPr>
+        <w:t xml:space="preserve">              Transfer: </w:t>
       </w:r>
       <w:proofErr w:type="gramStart"/>
       <w:r>
         <w:rPr>
-          <w:rFonts w:ascii="Consolas" w:hAnsi="Consolas" w:eastAsia="Consolas" w:cs="Consolas"/>
+          <w:rFonts w:ascii="Consolas" w:eastAsia="Consolas" w:hAnsi="Consolas" w:cs="Consolas"/>
           <w:lang w:val="en-US"/>
         </w:rPr>
         <w:t>Yes</w:t>
@@ -1367,16 +1502,17 @@
       <w:proofErr w:type="gramEnd"/>
       <w:r>
         <w:rPr>
-          <w:rFonts w:ascii="Consolas" w:hAnsi="Consolas" w:eastAsia="Consolas" w:cs="Consolas"/>
+          <w:rFonts w:ascii="Consolas" w:eastAsia="Consolas" w:hAnsi="Consolas" w:cs="Consolas"/>
           <w:u w:val="single"/>
           <w:lang w:val="en-US"/>
         </w:rPr>
         <w:t xml:space="preserve"> {</w:t>
       </w:r>
       <w:proofErr w:type="spellStart"/>
-      <w:r>
-        <w:rPr>
-          <w:rFonts w:ascii="Consolas" w:hAnsi="Consolas" w:eastAsia="Consolas" w:cs="Consolas"/>
+      <w:proofErr w:type="gramStart"/>
+      <w:r>
+        <w:rPr>
+          <w:rFonts w:ascii="Consolas" w:eastAsia="Consolas" w:hAnsi="Consolas" w:cs="Consolas"/>
           <w:u w:val="single"/>
           <w:lang w:val="en-US"/>
         </w:rPr>
@@ -1385,7 +1521,7 @@
       <w:proofErr w:type="spellEnd"/>
       <w:r>
         <w:rPr>
-          <w:rFonts w:ascii="Consolas" w:hAnsi="Consolas" w:eastAsia="Consolas" w:cs="Consolas"/>
+          <w:rFonts w:ascii="Consolas" w:eastAsia="Consolas" w:hAnsi="Consolas" w:cs="Consolas"/>
           <w:u w:val="single"/>
           <w:lang w:val="en-US"/>
         </w:rPr>
@@ -1393,23 +1529,25 @@
       </w:r>
       <w:r>
         <w:rPr>
-          <w:rFonts w:ascii="Consolas" w:hAnsi="Consolas" w:eastAsia="Consolas" w:cs="Consolas"/>
+          <w:rFonts w:ascii="Consolas" w:eastAsia="Consolas" w:hAnsi="Consolas" w:cs="Consolas"/>
           <w:lang w:val="en-US"/>
         </w:rPr>
         <w:t xml:space="preserve"> No</w:t>
       </w:r>
-      <w:r>
-        <w:rPr>
-          <w:rFonts w:ascii="Consolas" w:hAnsi="Consolas" w:eastAsia="Consolas" w:cs="Consolas"/>
+      <w:proofErr w:type="gramEnd"/>
+      <w:r>
+        <w:rPr>
+          <w:rFonts w:ascii="Consolas" w:eastAsia="Consolas" w:hAnsi="Consolas" w:cs="Consolas"/>
           <w:u w:val="single"/>
           <w:lang w:val="en-US"/>
         </w:rPr>
         <w:t xml:space="preserve"> {</w:t>
       </w:r>
       <w:proofErr w:type="spellStart"/>
-      <w:r>
-        <w:rPr>
-          <w:rFonts w:ascii="Consolas" w:hAnsi="Consolas" w:eastAsia="Consolas" w:cs="Consolas"/>
+      <w:proofErr w:type="gramStart"/>
+      <w:r>
+        <w:rPr>
+          <w:rFonts w:ascii="Consolas" w:eastAsia="Consolas" w:hAnsi="Consolas" w:cs="Consolas"/>
           <w:u w:val="single"/>
           <w:lang w:val="en-US"/>
         </w:rPr>
@@ -1418,7 +1556,7 @@
       <w:proofErr w:type="spellEnd"/>
       <w:r>
         <w:rPr>
-          <w:rFonts w:ascii="Consolas" w:hAnsi="Consolas" w:eastAsia="Consolas" w:cs="Consolas"/>
+          <w:rFonts w:ascii="Consolas" w:eastAsia="Consolas" w:hAnsi="Consolas" w:cs="Consolas"/>
           <w:u w:val="single"/>
           <w:lang w:val="en-US"/>
         </w:rPr>
@@ -1426,36 +1564,44 @@
       </w:r>
       <w:r>
         <w:rPr>
-          <w:rFonts w:ascii="Consolas" w:hAnsi="Consolas" w:eastAsia="Consolas" w:cs="Consolas"/>
-          <w:lang w:val="en-US"/>
-        </w:rPr>
-        <w:t xml:space="preserve"> Explain Below:</w:t>
-      </w:r>
-    </w:p>
-    <w:p>
-      <w:pPr>
-        <w:rPr>
-          <w:rFonts w:ascii="Consolas" w:hAnsi="Consolas" w:eastAsia="Consolas" w:cs="Consolas"/>
-          <w:u w:val="single"/>
-          <w:lang w:val="en-US"/>
-        </w:rPr>
-      </w:pPr>
-      <w:r>
-        <w:rPr>
-          <w:rFonts w:ascii="Consolas" w:hAnsi="Consolas" w:eastAsia="Consolas" w:cs="Consolas"/>
+          <w:rFonts w:ascii="Consolas" w:eastAsia="Consolas" w:hAnsi="Consolas" w:cs="Consolas"/>
+          <w:lang w:val="en-US"/>
+        </w:rPr>
+        <w:t xml:space="preserve"> Explain</w:t>
+      </w:r>
+      <w:proofErr w:type="gramEnd"/>
+      <w:r>
+        <w:rPr>
+          <w:rFonts w:ascii="Consolas" w:eastAsia="Consolas" w:hAnsi="Consolas" w:cs="Consolas"/>
+          <w:lang w:val="en-US"/>
+        </w:rPr>
+        <w:t xml:space="preserve"> Below:</w:t>
+      </w:r>
+    </w:p>
+    <w:p>
+      <w:pPr>
+        <w:rPr>
+          <w:rFonts w:ascii="Consolas" w:eastAsia="Consolas" w:hAnsi="Consolas" w:cs="Consolas"/>
+          <w:u w:val="single"/>
+          <w:lang w:val="en-US"/>
+        </w:rPr>
+      </w:pPr>
+      <w:r>
+        <w:rPr>
+          <w:rFonts w:ascii="Consolas" w:eastAsia="Consolas" w:hAnsi="Consolas" w:cs="Consolas"/>
         </w:rPr>
         <w:tab/>
       </w:r>
       <w:r>
         <w:rPr>
-          <w:rFonts w:ascii="Consolas" w:hAnsi="Consolas" w:eastAsia="Consolas" w:cs="Consolas"/>
+          <w:rFonts w:ascii="Consolas" w:eastAsia="Consolas" w:hAnsi="Consolas" w:cs="Consolas"/>
           <w:lang w:val="en-US"/>
         </w:rPr>
         <w:t xml:space="preserve">Custody Level: </w:t>
       </w:r>
       <w:r>
         <w:rPr>
-          <w:rFonts w:ascii="Consolas" w:hAnsi="Consolas" w:eastAsia="Consolas" w:cs="Consolas"/>
+          <w:rFonts w:ascii="Consolas" w:eastAsia="Consolas" w:hAnsi="Consolas" w:cs="Consolas"/>
           <w:u w:val="single"/>
           <w:lang w:val="en-US"/>
         </w:rPr>
@@ -1464,7 +1610,7 @@
       <w:proofErr w:type="spellStart"/>
       <w:r>
         <w:rPr>
-          <w:rFonts w:ascii="Consolas" w:hAnsi="Consolas" w:eastAsia="Consolas" w:cs="Consolas"/>
+          <w:rFonts w:ascii="Consolas" w:eastAsia="Consolas" w:hAnsi="Consolas" w:cs="Consolas"/>
           <w:u w:val="single"/>
           <w:lang w:val="en-US"/>
         </w:rPr>
@@ -1473,7 +1619,7 @@
       <w:proofErr w:type="spellEnd"/>
       <w:r>
         <w:rPr>
-          <w:rFonts w:ascii="Consolas" w:hAnsi="Consolas" w:eastAsia="Consolas" w:cs="Consolas"/>
+          <w:rFonts w:ascii="Consolas" w:eastAsia="Consolas" w:hAnsi="Consolas" w:cs="Consolas"/>
           <w:u w:val="single"/>
           <w:lang w:val="en-US"/>
         </w:rPr>
@@ -1481,7 +1627,7 @@
       </w:r>
       <w:r>
         <w:rPr>
-          <w:rFonts w:ascii="Consolas" w:hAnsi="Consolas" w:eastAsia="Consolas" w:cs="Consolas"/>
+          <w:rFonts w:ascii="Consolas" w:eastAsia="Consolas" w:hAnsi="Consolas" w:cs="Consolas"/>
           <w:u w:val="single"/>
         </w:rPr>
         <w:tab/>
@@ -1490,27 +1636,27 @@
     <w:p>
       <w:pPr>
         <w:rPr>
-          <w:rFonts w:ascii="Consolas" w:hAnsi="Consolas" w:eastAsia="Consolas" w:cs="Consolas"/>
-          <w:u w:val="single"/>
-          <w:lang w:val="en-US"/>
-        </w:rPr>
-      </w:pPr>
-      <w:r>
-        <w:rPr>
-          <w:rFonts w:ascii="Consolas" w:hAnsi="Consolas" w:eastAsia="Consolas" w:cs="Consolas"/>
+          <w:rFonts w:ascii="Consolas" w:eastAsia="Consolas" w:hAnsi="Consolas" w:cs="Consolas"/>
+          <w:u w:val="single"/>
+          <w:lang w:val="en-US"/>
+        </w:rPr>
+      </w:pPr>
+      <w:r>
+        <w:rPr>
+          <w:rFonts w:ascii="Consolas" w:eastAsia="Consolas" w:hAnsi="Consolas" w:cs="Consolas"/>
         </w:rPr>
         <w:tab/>
       </w:r>
       <w:r>
         <w:rPr>
-          <w:rFonts w:ascii="Consolas" w:hAnsi="Consolas" w:eastAsia="Consolas" w:cs="Consolas"/>
+          <w:rFonts w:ascii="Consolas" w:eastAsia="Consolas" w:hAnsi="Consolas" w:cs="Consolas"/>
           <w:lang w:val="en-US"/>
         </w:rPr>
         <w:t xml:space="preserve">Override Type: </w:t>
       </w:r>
       <w:r>
         <w:rPr>
-          <w:rFonts w:ascii="Consolas" w:hAnsi="Consolas" w:eastAsia="Consolas" w:cs="Consolas"/>
+          <w:rFonts w:ascii="Consolas" w:eastAsia="Consolas" w:hAnsi="Consolas" w:cs="Consolas"/>
           <w:u w:val="single"/>
           <w:lang w:val="en-US"/>
         </w:rPr>
@@ -1519,7 +1665,7 @@
       <w:proofErr w:type="spellStart"/>
       <w:r>
         <w:rPr>
-          <w:rFonts w:ascii="Consolas" w:hAnsi="Consolas" w:eastAsia="Consolas" w:cs="Consolas"/>
+          <w:rFonts w:ascii="Consolas" w:eastAsia="Consolas" w:hAnsi="Consolas" w:cs="Consolas"/>
           <w:u w:val="single"/>
           <w:lang w:val="en-US"/>
         </w:rPr>
@@ -1528,7 +1674,7 @@
       <w:proofErr w:type="spellEnd"/>
       <w:r>
         <w:rPr>
-          <w:rFonts w:ascii="Consolas" w:hAnsi="Consolas" w:eastAsia="Consolas" w:cs="Consolas"/>
+          <w:rFonts w:ascii="Consolas" w:eastAsia="Consolas" w:hAnsi="Consolas" w:cs="Consolas"/>
           <w:u w:val="single"/>
           <w:lang w:val="en-US"/>
         </w:rPr>
@@ -1536,7 +1682,7 @@
       </w:r>
       <w:r>
         <w:rPr>
-          <w:rFonts w:ascii="Consolas" w:hAnsi="Consolas" w:eastAsia="Consolas" w:cs="Consolas"/>
+          <w:rFonts w:ascii="Consolas" w:eastAsia="Consolas" w:hAnsi="Consolas" w:cs="Consolas"/>
           <w:u w:val="single"/>
           <w:lang w:val="en-US"/>
         </w:rPr>
@@ -1547,13 +1693,13 @@
       <w:pPr>
         <w:ind w:firstLine="720"/>
         <w:rPr>
-          <w:rFonts w:ascii="Consolas" w:hAnsi="Consolas" w:eastAsia="Consolas" w:cs="Consolas"/>
-          <w:u w:val="single"/>
-        </w:rPr>
-      </w:pPr>
-      <w:r>
-        <w:rPr>
-          <w:rFonts w:ascii="Consolas" w:hAnsi="Consolas" w:eastAsia="Consolas" w:cs="Consolas"/>
+          <w:rFonts w:ascii="Consolas" w:eastAsia="Consolas" w:hAnsi="Consolas" w:cs="Consolas"/>
+          <w:u w:val="single"/>
+        </w:rPr>
+      </w:pPr>
+      <w:r>
+        <w:rPr>
+          <w:rFonts w:ascii="Consolas" w:eastAsia="Consolas" w:hAnsi="Consolas" w:cs="Consolas"/>
         </w:rPr>
         <w:t xml:space="preserve">Justification, Program Recommendations, and Summary: </w:t>
       </w:r>
@@ -1564,14 +1710,14 @@
           <w:tab w:val="left" w:pos="10800"/>
         </w:tabs>
         <w:rPr>
-          <w:rFonts w:ascii="Consolas" w:hAnsi="Consolas" w:eastAsia="Consolas" w:cs="Consolas"/>
-          <w:u w:val="single"/>
-          <w:lang w:val="en-US"/>
-        </w:rPr>
-      </w:pPr>
-      <w:r>
-        <w:rPr>
-          <w:rFonts w:ascii="Consolas" w:hAnsi="Consolas" w:eastAsia="Consolas" w:cs="Consolas"/>
+          <w:rFonts w:ascii="Consolas" w:eastAsia="Consolas" w:hAnsi="Consolas" w:cs="Consolas"/>
+          <w:u w:val="single"/>
+          <w:lang w:val="en-US"/>
+        </w:rPr>
+      </w:pPr>
+      <w:r>
+        <w:rPr>
+          <w:rFonts w:ascii="Consolas" w:eastAsia="Consolas" w:hAnsi="Consolas" w:cs="Consolas"/>
           <w:u w:val="single"/>
           <w:lang w:val="en-US"/>
         </w:rPr>
@@ -1580,7 +1726,7 @@
       <w:proofErr w:type="spellStart"/>
       <w:r>
         <w:rPr>
-          <w:rFonts w:ascii="Consolas" w:hAnsi="Consolas" w:eastAsia="Consolas" w:cs="Consolas"/>
+          <w:rFonts w:ascii="Consolas" w:eastAsia="Consolas" w:hAnsi="Consolas" w:cs="Consolas"/>
           <w:u w:val="single"/>
           <w:lang w:val="en-US"/>
         </w:rPr>
@@ -1588,7 +1734,7 @@
       </w:r>
       <w:r>
         <w:rPr>
-          <w:rFonts w:ascii="Consolas" w:hAnsi="Consolas" w:eastAsia="Consolas" w:cs="Consolas"/>
+          <w:rFonts w:ascii="Consolas" w:eastAsia="Consolas" w:hAnsi="Consolas" w:cs="Consolas"/>
           <w:u w:val="single"/>
           <w:lang w:val="en-US"/>
         </w:rPr>
@@ -1597,7 +1743,7 @@
       <w:proofErr w:type="spellEnd"/>
       <w:r>
         <w:rPr>
-          <w:rFonts w:ascii="Consolas" w:hAnsi="Consolas" w:eastAsia="Consolas" w:cs="Consolas"/>
+          <w:rFonts w:ascii="Consolas" w:eastAsia="Consolas" w:hAnsi="Consolas" w:cs="Consolas"/>
           <w:u w:val="single"/>
           <w:lang w:val="en-US"/>
         </w:rPr>
@@ -1610,7 +1756,7 @@
     <w:p>
       <w:pPr>
         <w:rPr>
-          <w:rFonts w:ascii="Consolas" w:hAnsi="Consolas" w:eastAsia="Consolas" w:cs="Consolas"/>
+          <w:rFonts w:ascii="Consolas" w:eastAsia="Consolas" w:hAnsi="Consolas" w:cs="Consolas"/>
           <w:sz w:val="10"/>
           <w:szCs w:val="10"/>
           <w:u w:val="single"/>
@@ -1620,14 +1766,14 @@
     <w:p>
       <w:pPr>
         <w:rPr>
-          <w:rFonts w:ascii="Consolas" w:hAnsi="Consolas" w:eastAsia="Consolas" w:cs="Consolas"/>
-          <w:u w:val="single"/>
-          <w:lang w:val="en-US"/>
-        </w:rPr>
-      </w:pPr>
-      <w:r>
-        <w:rPr>
-          <w:rFonts w:ascii="Consolas" w:hAnsi="Consolas" w:eastAsia="Consolas" w:cs="Consolas"/>
+          <w:rFonts w:ascii="Consolas" w:eastAsia="Consolas" w:hAnsi="Consolas" w:cs="Consolas"/>
+          <w:u w:val="single"/>
+          <w:lang w:val="en-US"/>
+        </w:rPr>
+      </w:pPr>
+      <w:r>
+        <w:rPr>
+          <w:rFonts w:ascii="Consolas" w:eastAsia="Consolas" w:hAnsi="Consolas" w:cs="Consolas"/>
           <w:lang w:val="en-US"/>
         </w:rPr>
         <w:t xml:space="preserve">Updated Photo Needed:   </w:t>
@@ -1635,40 +1781,78 @@
       <w:proofErr w:type="gramStart"/>
       <w:r>
         <w:rPr>
-          <w:rFonts w:ascii="Consolas" w:hAnsi="Consolas" w:eastAsia="Consolas" w:cs="Consolas"/>
-          <w:lang w:val="en-US"/>
-        </w:rPr>
-        <w:t>Yes</w:t>
+          <w:rFonts w:ascii="Consolas" w:eastAsia="Consolas" w:hAnsi="Consolas" w:cs="Consolas"/>
+          <w:lang w:val="en-US"/>
+        </w:rPr>
+        <w:t xml:space="preserve">Yes </w:t>
+      </w:r>
+      <w:r>
+        <w:rPr>
+          <w:rFonts w:ascii="Consolas" w:eastAsia="Consolas" w:hAnsi="Consolas" w:cs="Consolas"/>
+          <w:u w:val="single"/>
+          <w:lang w:val="en-US"/>
+        </w:rPr>
+        <w:t xml:space="preserve">  {</w:t>
+      </w:r>
+      <w:proofErr w:type="spellStart"/>
+      <w:r>
+        <w:rPr>
+          <w:rFonts w:ascii="Consolas" w:eastAsia="Consolas" w:hAnsi="Consolas" w:cs="Consolas"/>
+          <w:u w:val="single"/>
+          <w:lang w:val="en-US"/>
+        </w:rPr>
+        <w:t>photoY</w:t>
+      </w:r>
+      <w:proofErr w:type="spellEnd"/>
+      <w:r>
+        <w:rPr>
+          <w:rFonts w:ascii="Consolas" w:eastAsia="Consolas" w:hAnsi="Consolas" w:cs="Consolas"/>
+          <w:u w:val="single"/>
+          <w:lang w:val="en-US"/>
+        </w:rPr>
+        <w:t xml:space="preserve">}  </w:t>
+      </w:r>
+      <w:r>
+        <w:tab/>
       </w:r>
       <w:proofErr w:type="gramEnd"/>
       <w:r>
         <w:rPr>
-          <w:rFonts w:ascii="Consolas" w:hAnsi="Consolas" w:eastAsia="Consolas" w:cs="Consolas"/>
+          <w:rFonts w:ascii="Consolas" w:eastAsia="Consolas" w:hAnsi="Consolas" w:cs="Consolas"/>
+          <w:lang w:val="en-US"/>
+        </w:rPr>
+        <w:t xml:space="preserve">   No</w:t>
+      </w:r>
+      <w:proofErr w:type="gramStart"/>
+      <w:r>
+        <w:rPr>
+          <w:rFonts w:ascii="Consolas" w:eastAsia="Consolas" w:hAnsi="Consolas" w:cs="Consolas"/>
           <w:lang w:val="en-US"/>
         </w:rPr>
         <w:t xml:space="preserve"> </w:t>
       </w:r>
       <w:r>
         <w:rPr>
-          <w:rFonts w:ascii="Consolas" w:hAnsi="Consolas" w:eastAsia="Consolas" w:cs="Consolas"/>
+          <w:rFonts w:ascii="Consolas" w:eastAsia="Consolas" w:hAnsi="Consolas" w:cs="Consolas"/>
           <w:u w:val="single"/>
           <w:lang w:val="en-US"/>
         </w:rPr>
         <w:t xml:space="preserve">  {</w:t>
       </w:r>
       <w:proofErr w:type="spellStart"/>
-      <w:r>
-        <w:rPr>
-          <w:rFonts w:ascii="Consolas" w:hAnsi="Consolas" w:eastAsia="Consolas" w:cs="Consolas"/>
-          <w:u w:val="single"/>
-          <w:lang w:val="en-US"/>
-        </w:rPr>
-        <w:t>photoY</w:t>
+      <w:proofErr w:type="gramEnd"/>
+      <w:r>
+        <w:rPr>
+          <w:rFonts w:ascii="Consolas" w:eastAsia="Consolas" w:hAnsi="Consolas" w:cs="Consolas"/>
+          <w:u w:val="single"/>
+          <w:lang w:val="en-US"/>
+        </w:rPr>
+        <w:t>photoN</w:t>
       </w:r>
       <w:proofErr w:type="spellEnd"/>
       <w:r>
         <w:rPr>
-          <w:rFonts w:ascii="Consolas" w:hAnsi="Consolas" w:eastAsia="Consolas" w:cs="Consolas"/>
+          <w:rFonts w:ascii="Consolas" w:eastAsia="Consolas" w:hAnsi="Consolas" w:cs="Consolas"/>
           <w:u w:val="single"/>
           <w:lang w:val="en-US"/>
         </w:rPr>
@@ -1677,16 +1861,32 @@
       <w:r>
         <w:tab/>
       </w:r>
-      <w:r>
-        <w:rPr>
-          <w:rFonts w:ascii="Consolas" w:hAnsi="Consolas" w:eastAsia="Consolas" w:cs="Consolas"/>
-          <w:lang w:val="en-US"/>
-        </w:rPr>
-        <w:t xml:space="preserve">   No </w:t>
-      </w:r>
-      <w:r>
-        <w:rPr>
-          <w:rFonts w:ascii="Consolas" w:hAnsi="Consolas" w:eastAsia="Consolas" w:cs="Consolas"/>
+    </w:p>
+    <w:p>
+      <w:pPr>
+        <w:rPr>
+          <w:rFonts w:ascii="Consolas" w:eastAsia="Consolas" w:hAnsi="Consolas" w:cs="Consolas"/>
+          <w:lang w:val="en-US"/>
+        </w:rPr>
+      </w:pPr>
+      <w:r>
+        <w:rPr>
+          <w:rFonts w:ascii="Consolas" w:eastAsia="Consolas" w:hAnsi="Consolas" w:cs="Consolas"/>
+          <w:lang w:val="en-US"/>
+        </w:rPr>
+        <w:t xml:space="preserve">Emergency Contact Updated:   </w:t>
+      </w:r>
+      <w:proofErr w:type="gramStart"/>
+      <w:r>
+        <w:rPr>
+          <w:rFonts w:ascii="Consolas" w:eastAsia="Consolas" w:hAnsi="Consolas" w:cs="Consolas"/>
+          <w:lang w:val="en-US"/>
+        </w:rPr>
+        <w:t xml:space="preserve">Yes </w:t>
+      </w:r>
+      <w:r>
+        <w:rPr>
+          <w:rFonts w:ascii="Consolas" w:eastAsia="Consolas" w:hAnsi="Consolas" w:cs="Consolas"/>
           <w:u w:val="single"/>
           <w:lang w:val="en-US"/>
         </w:rPr>
@@ -1695,16 +1895,16 @@
       <w:proofErr w:type="spellStart"/>
       <w:r>
         <w:rPr>
-          <w:rFonts w:ascii="Consolas" w:hAnsi="Consolas" w:eastAsia="Consolas" w:cs="Consolas"/>
-          <w:u w:val="single"/>
-          <w:lang w:val="en-US"/>
-        </w:rPr>
-        <w:t>photoN</w:t>
+          <w:rFonts w:ascii="Consolas" w:eastAsia="Consolas" w:hAnsi="Consolas" w:cs="Consolas"/>
+          <w:u w:val="single"/>
+          <w:lang w:val="en-US"/>
+        </w:rPr>
+        <w:t>emeY</w:t>
       </w:r>
       <w:proofErr w:type="spellEnd"/>
       <w:r>
         <w:rPr>
-          <w:rFonts w:ascii="Consolas" w:hAnsi="Consolas" w:eastAsia="Consolas" w:cs="Consolas"/>
+          <w:rFonts w:ascii="Consolas" w:eastAsia="Consolas" w:hAnsi="Consolas" w:cs="Consolas"/>
           <w:u w:val="single"/>
           <w:lang w:val="en-US"/>
         </w:rPr>
@@ -1713,183 +1913,112 @@
       <w:r>
         <w:tab/>
       </w:r>
-    </w:p>
-    <w:p>
-      <w:pPr>
-        <w:rPr>
-          <w:rFonts w:ascii="Consolas" w:hAnsi="Consolas" w:eastAsia="Consolas" w:cs="Consolas"/>
-          <w:lang w:val="en-US"/>
-        </w:rPr>
-      </w:pPr>
-      <w:r>
-        <w:rPr>
-          <w:rFonts w:ascii="Consolas" w:hAnsi="Consolas" w:eastAsia="Consolas" w:cs="Consolas"/>
-          <w:lang w:val="en-US"/>
-        </w:rPr>
-        <w:t xml:space="preserve">Emergency Contact Updated:   </w:t>
+      <w:proofErr w:type="gramEnd"/>
+      <w:r>
+        <w:rPr>
+          <w:rFonts w:ascii="Consolas" w:eastAsia="Consolas" w:hAnsi="Consolas" w:cs="Consolas"/>
+          <w:lang w:val="en-US"/>
+        </w:rPr>
+        <w:t xml:space="preserve">   No</w:t>
       </w:r>
       <w:proofErr w:type="gramStart"/>
       <w:r>
-        <w:rPr>
-          <w:rFonts w:ascii="Consolas" w:hAnsi="Consolas" w:eastAsia="Consolas" w:cs="Consolas"/>
-          <w:lang w:val="en-US"/>
-        </w:rPr>
-        <w:t>Yes</w:t>
+        <w:tab/>
+      </w:r>
+      <w:r>
+        <w:rPr>
+          <w:rFonts w:ascii="Consolas" w:eastAsia="Consolas" w:hAnsi="Consolas" w:cs="Consolas"/>
+          <w:u w:val="single"/>
+          <w:lang w:val="en-US"/>
+        </w:rPr>
+        <w:t xml:space="preserve">  {</w:t>
+      </w:r>
+      <w:proofErr w:type="spellStart"/>
+      <w:r>
+        <w:rPr>
+          <w:rFonts w:ascii="Consolas" w:eastAsia="Consolas" w:hAnsi="Consolas" w:cs="Consolas"/>
+          <w:u w:val="single"/>
+          <w:lang w:val="en-US"/>
+        </w:rPr>
+        <w:t>emeN</w:t>
+      </w:r>
+      <w:proofErr w:type="spellEnd"/>
+      <w:r>
+        <w:rPr>
+          <w:rFonts w:ascii="Consolas" w:eastAsia="Consolas" w:hAnsi="Consolas" w:cs="Consolas"/>
+          <w:u w:val="single"/>
+          <w:lang w:val="en-US"/>
+        </w:rPr>
+        <w:t xml:space="preserve">}  </w:t>
+      </w:r>
+      <w:r>
+        <w:tab/>
       </w:r>
       <w:proofErr w:type="gramEnd"/>
       <w:r>
         <w:rPr>
-          <w:rFonts w:ascii="Consolas" w:hAnsi="Consolas" w:eastAsia="Consolas" w:cs="Consolas"/>
+          <w:rFonts w:ascii="Consolas" w:eastAsia="Consolas" w:hAnsi="Consolas" w:cs="Consolas"/>
+          <w:lang w:val="en-US"/>
+        </w:rPr>
+        <w:t xml:space="preserve">   Date Updated:</w:t>
+      </w:r>
+      <w:r>
+        <w:rPr>
+          <w:rFonts w:ascii="Consolas" w:eastAsia="Consolas" w:hAnsi="Consolas" w:cs="Consolas"/>
+          <w:u w:val="single"/>
           <w:lang w:val="en-US"/>
         </w:rPr>
         <w:t xml:space="preserve"> </w:t>
       </w:r>
       <w:r>
         <w:rPr>
-          <w:rFonts w:ascii="Consolas" w:hAnsi="Consolas" w:eastAsia="Consolas" w:cs="Consolas"/>
-          <w:u w:val="single"/>
-          <w:lang w:val="en-US"/>
-        </w:rPr>
-        <w:t xml:space="preserve">  {</w:t>
+          <w:rFonts w:ascii="Consolas" w:eastAsia="Consolas" w:hAnsi="Consolas" w:cs="Consolas"/>
+          <w:u w:val="single"/>
+          <w:lang w:val="en-US"/>
+        </w:rPr>
+        <w:tab/>
+        <w:t>{</w:t>
       </w:r>
       <w:proofErr w:type="spellStart"/>
       <w:r>
         <w:rPr>
-          <w:rFonts w:ascii="Consolas" w:hAnsi="Consolas" w:eastAsia="Consolas" w:cs="Consolas"/>
-          <w:u w:val="single"/>
-          <w:lang w:val="en-US"/>
-        </w:rPr>
-        <w:t>emeY</w:t>
+          <w:rFonts w:ascii="Consolas" w:eastAsia="Consolas" w:hAnsi="Consolas" w:cs="Consolas"/>
+          <w:u w:val="single"/>
+          <w:lang w:val="en-US"/>
+        </w:rPr>
+        <w:t>emergencyContactUpdatedDate</w:t>
       </w:r>
       <w:proofErr w:type="spellEnd"/>
       <w:r>
         <w:rPr>
-          <w:rFonts w:ascii="Consolas" w:hAnsi="Consolas" w:eastAsia="Consolas" w:cs="Consolas"/>
-          <w:u w:val="single"/>
-          <w:lang w:val="en-US"/>
-        </w:rPr>
-        <w:t xml:space="preserve">}  </w:t>
-      </w:r>
-      <w:r>
+          <w:rFonts w:ascii="Consolas" w:eastAsia="Consolas" w:hAnsi="Consolas" w:cs="Consolas"/>
+          <w:u w:val="single"/>
+          <w:lang w:val="en-US"/>
+        </w:rPr>
+        <w:t>}</w:t>
+      </w:r>
+      <w:r>
+        <w:rPr>
+          <w:rFonts w:ascii="Consolas" w:eastAsia="Consolas" w:hAnsi="Consolas" w:cs="Consolas"/>
+          <w:u w:val="single"/>
+          <w:lang w:val="en-US"/>
+        </w:rPr>
         <w:tab/>
       </w:r>
       <w:r>
         <w:rPr>
-          <w:rFonts w:ascii="Consolas" w:hAnsi="Consolas" w:eastAsia="Consolas" w:cs="Consolas"/>
-          <w:lang w:val="en-US"/>
-        </w:rPr>
-        <w:t xml:space="preserve">   No</w:t>
-      </w:r>
-      <w:r>
+          <w:rFonts w:ascii="Consolas" w:eastAsia="Consolas" w:hAnsi="Consolas" w:cs="Consolas"/>
+          <w:u w:val="single"/>
+          <w:lang w:val="en-US"/>
+        </w:rPr>
         <w:tab/>
-      </w:r>
-      <w:r>
-        <w:rPr>
-          <w:rFonts w:ascii="Consolas" w:hAnsi="Consolas" w:eastAsia="Consolas" w:cs="Consolas"/>
-          <w:u w:val="single"/>
-          <w:lang w:val="en-US"/>
-        </w:rPr>
-        <w:t xml:space="preserve">  {</w:t>
-      </w:r>
-      <w:proofErr w:type="spellStart"/>
-      <w:r>
-        <w:rPr>
-          <w:rFonts w:ascii="Consolas" w:hAnsi="Consolas" w:eastAsia="Consolas" w:cs="Consolas"/>
-          <w:u w:val="single"/>
-          <w:lang w:val="en-US"/>
-        </w:rPr>
-        <w:t>emeN</w:t>
-      </w:r>
-      <w:proofErr w:type="spellEnd"/>
-      <w:r>
-        <w:rPr>
-          <w:rFonts w:ascii="Consolas" w:hAnsi="Consolas" w:eastAsia="Consolas" w:cs="Consolas"/>
-          <w:u w:val="single"/>
-          <w:lang w:val="en-US"/>
-        </w:rPr>
-        <w:t xml:space="preserve">}  </w:t>
-      </w:r>
-      <w:r>
-        <w:tab/>
-      </w:r>
-      <w:r>
-        <w:rPr>
-          <w:rFonts w:ascii="Consolas" w:hAnsi="Consolas" w:eastAsia="Consolas" w:cs="Consolas"/>
-          <w:lang w:val="en-US"/>
-        </w:rPr>
-        <w:t xml:space="preserve">   Date Updated:</w:t>
-      </w:r>
-      <w:r>
-        <w:rPr>
-          <w:rFonts w:ascii="Consolas" w:hAnsi="Consolas" w:eastAsia="Consolas" w:cs="Consolas"/>
-          <w:u w:val="single"/>
-          <w:lang w:val="en-US"/>
-        </w:rPr>
-        <w:t xml:space="preserve"> </w:t>
-      </w:r>
-      <w:r>
-        <w:rPr>
-          <w:rFonts w:ascii="Consolas" w:hAnsi="Consolas" w:eastAsia="Consolas" w:cs="Consolas"/>
-          <w:u w:val="single"/>
-          <w:lang w:val="en-US"/>
-        </w:rPr>
-        <w:tab/>
-      </w:r>
-      <w:r>
-        <w:rPr>
-          <w:rFonts w:ascii="Consolas" w:hAnsi="Consolas" w:eastAsia="Consolas" w:cs="Consolas"/>
-          <w:u w:val="single"/>
-          <w:lang w:val="en-US"/>
-        </w:rPr>
-        <w:t>{</w:t>
-      </w:r>
-      <w:proofErr w:type="spellStart"/>
-      <w:r>
-        <w:rPr>
-          <w:rFonts w:ascii="Consolas" w:hAnsi="Consolas" w:eastAsia="Consolas" w:cs="Consolas"/>
-          <w:u w:val="single"/>
-          <w:lang w:val="en-US"/>
-        </w:rPr>
-        <w:t>emergencyContactUpdatedDate</w:t>
-      </w:r>
-      <w:proofErr w:type="spellEnd"/>
-      <w:r>
-        <w:rPr>
-          <w:rFonts w:ascii="Consolas" w:hAnsi="Consolas" w:eastAsia="Consolas" w:cs="Consolas"/>
-          <w:u w:val="single"/>
-          <w:lang w:val="en-US"/>
-        </w:rPr>
-        <w:t>}</w:t>
-      </w:r>
-      <w:r>
-        <w:rPr>
-          <w:rFonts w:ascii="Consolas" w:hAnsi="Consolas" w:eastAsia="Consolas" w:cs="Consolas"/>
-          <w:u w:val="single"/>
-          <w:lang w:val="en-US"/>
-        </w:rPr>
-        <w:tab/>
-      </w:r>
-      <w:r>
-        <w:rPr>
-          <w:rFonts w:ascii="Consolas" w:hAnsi="Consolas" w:eastAsia="Consolas" w:cs="Consolas"/>
-          <w:u w:val="single"/>
-          <w:lang w:val="en-US"/>
-        </w:rPr>
-        <w:tab/>
-      </w:r>
-      <w:r>
-        <w:rPr>
-          <w:rFonts w:ascii="Consolas" w:hAnsi="Consolas" w:eastAsia="Consolas" w:cs="Consolas"/>
-          <w:u w:val="single"/>
-          <w:lang w:val="en-US"/>
-        </w:rPr>
         <w:t xml:space="preserve">    </w:t>
       </w:r>
     </w:p>
     <w:p>
       <w:pPr>
         <w:rPr>
-          <w:rFonts w:ascii="Consolas" w:hAnsi="Consolas" w:eastAsia="Consolas" w:cs="Consolas"/>
+          <w:rFonts w:ascii="Consolas" w:eastAsia="Consolas" w:hAnsi="Consolas" w:cs="Consolas"/>
           <w:sz w:val="10"/>
           <w:szCs w:val="10"/>
         </w:rPr>
@@ -1898,21 +2027,21 @@
     <w:p>
       <w:pPr>
         <w:rPr>
-          <w:rFonts w:ascii="Consolas" w:hAnsi="Consolas" w:eastAsia="Consolas" w:cs="Consolas"/>
-          <w:u w:val="single"/>
-          <w:lang w:val="en-US"/>
-        </w:rPr>
-      </w:pPr>
-      <w:r>
-        <w:rPr>
-          <w:rFonts w:ascii="Consolas" w:hAnsi="Consolas" w:eastAsia="Consolas" w:cs="Consolas"/>
+          <w:rFonts w:ascii="Consolas" w:eastAsia="Consolas" w:hAnsi="Consolas" w:cs="Consolas"/>
+          <w:u w:val="single"/>
+          <w:lang w:val="en-US"/>
+        </w:rPr>
+      </w:pPr>
+      <w:r>
+        <w:rPr>
+          <w:rFonts w:ascii="Consolas" w:eastAsia="Consolas" w:hAnsi="Consolas" w:cs="Consolas"/>
           <w:lang w:val="en-US"/>
         </w:rPr>
         <w:t xml:space="preserve">Offender Signature: </w:t>
       </w:r>
       <w:r>
         <w:rPr>
-          <w:rFonts w:ascii="Consolas" w:hAnsi="Consolas" w:eastAsia="Consolas" w:cs="Consolas"/>
+          <w:rFonts w:ascii="Consolas" w:eastAsia="Consolas" w:hAnsi="Consolas" w:cs="Consolas"/>
           <w:u w:val="single"/>
           <w:lang w:val="en-US"/>
         </w:rPr>
@@ -1920,395 +2049,344 @@
       </w:r>
       <w:r>
         <w:rPr>
-          <w:rFonts w:ascii="Consolas" w:hAnsi="Consolas" w:eastAsia="Consolas" w:cs="Consolas"/>
+          <w:rFonts w:ascii="Consolas" w:eastAsia="Consolas" w:hAnsi="Consolas" w:cs="Consolas"/>
           <w:lang w:val="en-US"/>
         </w:rPr>
         <w:t xml:space="preserve">   </w:t>
       </w:r>
       <w:r>
         <w:rPr>
-          <w:rFonts w:ascii="Consolas" w:hAnsi="Consolas" w:eastAsia="Consolas" w:cs="Consolas"/>
+          <w:rFonts w:ascii="Consolas" w:eastAsia="Consolas" w:hAnsi="Consolas" w:cs="Consolas"/>
           <w:lang w:val="en-US"/>
         </w:rPr>
         <w:t xml:space="preserve">  </w:t>
       </w:r>
       <w:r>
         <w:rPr>
-          <w:rFonts w:ascii="Consolas" w:hAnsi="Consolas" w:eastAsia="Consolas" w:cs="Consolas"/>
+          <w:rFonts w:ascii="Consolas" w:eastAsia="Consolas" w:hAnsi="Consolas" w:cs="Consolas"/>
           <w:lang w:val="en-US"/>
         </w:rPr>
         <w:t xml:space="preserve">Appeal: </w:t>
       </w:r>
-      <w:r>
-        <w:rPr>
-          <w:rFonts w:ascii="Consolas" w:hAnsi="Consolas" w:eastAsia="Consolas" w:cs="Consolas"/>
+      <w:proofErr w:type="gramStart"/>
+      <w:r>
+        <w:rPr>
+          <w:rFonts w:ascii="Consolas" w:eastAsia="Consolas" w:hAnsi="Consolas" w:cs="Consolas"/>
+          <w:lang w:val="en-US"/>
+        </w:rPr>
+        <w:t xml:space="preserve">Yes </w:t>
+      </w:r>
+      <w:r>
+        <w:rPr>
+          <w:rFonts w:ascii="Consolas" w:eastAsia="Consolas" w:hAnsi="Consolas" w:cs="Consolas"/>
+          <w:u w:val="single"/>
+          <w:lang w:val="en-US"/>
+        </w:rPr>
+        <w:t xml:space="preserve"> {apY} </w:t>
+      </w:r>
+      <w:r>
+        <w:rPr>
+          <w:rFonts w:ascii="Consolas" w:eastAsia="Consolas" w:hAnsi="Consolas" w:cs="Consolas"/>
+          <w:lang w:val="en-US"/>
+        </w:rPr>
+        <w:t xml:space="preserve"> No </w:t>
+      </w:r>
+      <w:r>
+        <w:rPr>
+          <w:rFonts w:ascii="Consolas" w:eastAsia="Consolas" w:hAnsi="Consolas" w:cs="Consolas"/>
+          <w:u w:val="single"/>
+          <w:lang w:val="en-US"/>
+        </w:rPr>
+        <w:t xml:space="preserve">  {</w:t>
+      </w:r>
+      <w:proofErr w:type="gramEnd"/>
+      <w:r>
+        <w:rPr>
+          <w:rFonts w:ascii="Consolas" w:eastAsia="Consolas" w:hAnsi="Consolas" w:cs="Consolas"/>
+          <w:u w:val="single"/>
+          <w:lang w:val="en-US"/>
+        </w:rPr>
+        <w:t>apN}</w:t>
+      </w:r>
+    </w:p>
+    <w:p>
+      <w:pPr>
+        <w:rPr>
+          <w:rFonts w:ascii="Consolas" w:eastAsia="Consolas" w:hAnsi="Consolas" w:cs="Consolas"/>
+          <w:lang w:val="en-US"/>
+        </w:rPr>
+      </w:pPr>
+      <w:r>
+        <w:rPr>
+          <w:rFonts w:ascii="Consolas" w:eastAsia="Consolas" w:hAnsi="Consolas" w:cs="Consolas"/>
+        </w:rPr>
+        <w:tab/>
+      </w:r>
+      <w:r>
+        <w:rPr>
+          <w:rFonts w:ascii="Consolas" w:eastAsia="Consolas" w:hAnsi="Consolas" w:cs="Consolas"/>
+        </w:rPr>
+        <w:tab/>
+      </w:r>
+      <w:r>
+        <w:rPr>
+          <w:rFonts w:ascii="Consolas" w:eastAsia="Consolas" w:hAnsi="Consolas" w:cs="Consolas"/>
+        </w:rPr>
+        <w:tab/>
+      </w:r>
+      <w:r>
+        <w:rPr>
+          <w:rFonts w:ascii="Consolas" w:eastAsia="Consolas" w:hAnsi="Consolas" w:cs="Consolas"/>
+        </w:rPr>
+        <w:tab/>
+      </w:r>
+      <w:r>
+        <w:rPr>
+          <w:rFonts w:ascii="Consolas" w:eastAsia="Consolas" w:hAnsi="Consolas" w:cs="Consolas"/>
+        </w:rPr>
+        <w:tab/>
+      </w:r>
+      <w:r>
+        <w:rPr>
+          <w:rFonts w:ascii="Consolas" w:eastAsia="Consolas" w:hAnsi="Consolas" w:cs="Consolas"/>
+        </w:rPr>
+        <w:tab/>
+      </w:r>
+      <w:r>
+        <w:rPr>
+          <w:rFonts w:ascii="Consolas" w:eastAsia="Consolas" w:hAnsi="Consolas" w:cs="Consolas"/>
+          <w:lang w:val="en-US"/>
+        </w:rPr>
+        <w:t xml:space="preserve">If </w:t>
+      </w:r>
+      <w:proofErr w:type="gramStart"/>
+      <w:r>
+        <w:rPr>
+          <w:rFonts w:ascii="Consolas" w:eastAsia="Consolas" w:hAnsi="Consolas" w:cs="Consolas"/>
           <w:lang w:val="en-US"/>
         </w:rPr>
         <w:t>Yes</w:t>
       </w:r>
-      <w:r>
-        <w:rPr>
-          <w:rFonts w:ascii="Consolas" w:hAnsi="Consolas" w:eastAsia="Consolas" w:cs="Consolas"/>
-          <w:lang w:val="en-US"/>
-        </w:rPr>
-        <w:t xml:space="preserve"> </w:t>
-      </w:r>
-      <w:r>
-        <w:rPr>
-          <w:rFonts w:ascii="Consolas" w:hAnsi="Consolas" w:eastAsia="Consolas" w:cs="Consolas"/>
-          <w:u w:val="single"/>
-          <w:lang w:val="en-US"/>
-        </w:rPr>
-        <w:t xml:space="preserve"> {</w:t>
-      </w:r>
-      <w:r>
-        <w:rPr>
-          <w:rFonts w:ascii="Consolas" w:hAnsi="Consolas" w:eastAsia="Consolas" w:cs="Consolas"/>
-          <w:u w:val="single"/>
-          <w:lang w:val="en-US"/>
-        </w:rPr>
-        <w:t>apY</w:t>
-      </w:r>
-      <w:r>
-        <w:rPr>
-          <w:rFonts w:ascii="Consolas" w:hAnsi="Consolas" w:eastAsia="Consolas" w:cs="Consolas"/>
-          <w:u w:val="single"/>
-          <w:lang w:val="en-US"/>
-        </w:rPr>
-        <w:t xml:space="preserve">} </w:t>
-      </w:r>
-      <w:r>
-        <w:rPr>
-          <w:rFonts w:ascii="Consolas" w:hAnsi="Consolas" w:eastAsia="Consolas" w:cs="Consolas"/>
-          <w:lang w:val="en-US"/>
-        </w:rPr>
-        <w:t xml:space="preserve"> No</w:t>
-      </w:r>
-      <w:r>
-        <w:rPr>
-          <w:rFonts w:ascii="Consolas" w:hAnsi="Consolas" w:eastAsia="Consolas" w:cs="Consolas"/>
-          <w:lang w:val="en-US"/>
-        </w:rPr>
-        <w:t xml:space="preserve"> </w:t>
-      </w:r>
-      <w:r>
-        <w:rPr>
-          <w:rFonts w:ascii="Consolas" w:hAnsi="Consolas" w:eastAsia="Consolas" w:cs="Consolas"/>
-          <w:u w:val="single"/>
-          <w:lang w:val="en-US"/>
-        </w:rPr>
-        <w:t xml:space="preserve">  {</w:t>
-      </w:r>
-      <w:r>
-        <w:rPr>
-          <w:rFonts w:ascii="Consolas" w:hAnsi="Consolas" w:eastAsia="Consolas" w:cs="Consolas"/>
-          <w:u w:val="single"/>
-          <w:lang w:val="en-US"/>
-        </w:rPr>
-        <w:t>apN</w:t>
-      </w:r>
-      <w:r>
-        <w:rPr>
-          <w:rFonts w:ascii="Consolas" w:hAnsi="Consolas" w:eastAsia="Consolas" w:cs="Consolas"/>
-          <w:u w:val="single"/>
-          <w:lang w:val="en-US"/>
-        </w:rPr>
-        <w:t>}</w:t>
-      </w:r>
-    </w:p>
-    <w:p>
-      <w:pPr>
-        <w:rPr>
-          <w:rFonts w:ascii="Consolas" w:hAnsi="Consolas" w:eastAsia="Consolas" w:cs="Consolas"/>
-          <w:lang w:val="en-US"/>
-        </w:rPr>
-      </w:pPr>
-      <w:r>
-        <w:rPr>
-          <w:rFonts w:ascii="Consolas" w:hAnsi="Consolas" w:eastAsia="Consolas" w:cs="Consolas"/>
+      <w:proofErr w:type="gramEnd"/>
+      <w:r>
+        <w:rPr>
+          <w:rFonts w:ascii="Consolas" w:eastAsia="Consolas" w:hAnsi="Consolas" w:cs="Consolas"/>
+          <w:lang w:val="en-US"/>
+        </w:rPr>
+        <w:t xml:space="preserve"> provide appeal and copy to inmate</w:t>
+      </w:r>
+      <w:r>
+        <w:rPr>
+          <w:rFonts w:ascii="Consolas" w:eastAsia="Consolas" w:hAnsi="Consolas" w:cs="Consolas"/>
         </w:rPr>
         <w:tab/>
       </w:r>
-      <w:r>
-        <w:rPr>
-          <w:rFonts w:ascii="Consolas" w:hAnsi="Consolas" w:eastAsia="Consolas" w:cs="Consolas"/>
-        </w:rPr>
+    </w:p>
+    <w:p>
+      <w:pPr>
+        <w:rPr>
+          <w:u w:val="single"/>
+        </w:rPr>
+      </w:pPr>
+      <w:r>
+        <w:rPr>
+          <w:rFonts w:ascii="Consolas" w:eastAsia="Consolas" w:hAnsi="Consolas" w:cs="Consolas"/>
+          <w:lang w:val="en-US"/>
+        </w:rPr>
+        <w:t xml:space="preserve">Panel Member Signatures: </w:t>
+      </w:r>
+      <w:r>
         <w:tab/>
       </w:r>
       <w:r>
-        <w:rPr>
-          <w:rFonts w:ascii="Consolas" w:hAnsi="Consolas" w:eastAsia="Consolas" w:cs="Consolas"/>
-        </w:rPr>
         <w:tab/>
       </w:r>
       <w:r>
-        <w:rPr>
-          <w:rFonts w:ascii="Consolas" w:hAnsi="Consolas" w:eastAsia="Consolas" w:cs="Consolas"/>
-        </w:rPr>
         <w:tab/>
       </w:r>
       <w:r>
-        <w:rPr>
-          <w:rFonts w:ascii="Consolas" w:hAnsi="Consolas" w:eastAsia="Consolas" w:cs="Consolas"/>
-        </w:rPr>
         <w:tab/>
       </w:r>
       <w:r>
-        <w:rPr>
-          <w:rFonts w:ascii="Consolas" w:hAnsi="Consolas" w:eastAsia="Consolas" w:cs="Consolas"/>
-        </w:rPr>
         <w:tab/>
       </w:r>
       <w:r>
-        <w:rPr>
-          <w:rFonts w:ascii="Consolas" w:hAnsi="Consolas" w:eastAsia="Consolas" w:cs="Consolas"/>
-          <w:lang w:val="en-US"/>
-        </w:rPr>
-        <w:t xml:space="preserve">If </w:t>
-      </w:r>
-      <w:proofErr w:type="gramStart"/>
-      <w:r>
-        <w:rPr>
-          <w:rFonts w:ascii="Consolas" w:hAnsi="Consolas" w:eastAsia="Consolas" w:cs="Consolas"/>
-          <w:lang w:val="en-US"/>
-        </w:rPr>
-        <w:t>Yes</w:t>
-      </w:r>
-      <w:proofErr w:type="gramEnd"/>
-      <w:r>
-        <w:rPr>
-          <w:rFonts w:ascii="Consolas" w:hAnsi="Consolas" w:eastAsia="Consolas" w:cs="Consolas"/>
-          <w:lang w:val="en-US"/>
-        </w:rPr>
-        <w:t xml:space="preserve"> provide appeal and copy to inmate</w:t>
-      </w:r>
-      <w:r>
-        <w:rPr>
-          <w:rFonts w:ascii="Consolas" w:hAnsi="Consolas" w:eastAsia="Consolas" w:cs="Consolas"/>
-        </w:rPr>
         <w:tab/>
       </w:r>
-    </w:p>
-    <w:p>
-      <w:pPr>
-        <w:rPr>
-          <w:u w:val="single"/>
-        </w:rPr>
-      </w:pPr>
-      <w:r>
-        <w:rPr>
-          <w:rFonts w:ascii="Consolas" w:hAnsi="Consolas" w:eastAsia="Consolas" w:cs="Consolas"/>
-          <w:lang w:val="en-US"/>
-        </w:rPr>
-        <w:t xml:space="preserve">Panel Member Signatures: </w:t>
-      </w:r>
       <w:r>
         <w:tab/>
       </w:r>
       <w:r>
+        <w:rPr>
+          <w:rFonts w:ascii="Consolas" w:eastAsia="Consolas" w:hAnsi="Consolas" w:cs="Consolas"/>
+          <w:lang w:val="en-US"/>
+        </w:rPr>
+        <w:t>Date:</w:t>
+      </w:r>
+      <w:r>
+        <w:rPr>
+          <w:u w:val="single"/>
+        </w:rPr>
         <w:tab/>
       </w:r>
       <w:r>
+        <w:rPr>
+          <w:u w:val="single"/>
+        </w:rPr>
         <w:tab/>
-      </w:r>
-      <w:r>
+        <w:t xml:space="preserve">   </w:t>
+      </w:r>
+      <w:r>
+        <w:rPr>
+          <w:u w:val="single"/>
+        </w:rPr>
         <w:tab/>
       </w:r>
       <w:r>
+        <w:rPr>
+          <w:u w:val="single"/>
+        </w:rPr>
         <w:tab/>
       </w:r>
-      <w:r>
+    </w:p>
+    <w:p>
+      <w:pPr>
+        <w:rPr>
+          <w:rFonts w:ascii="Consolas" w:eastAsia="Consolas" w:hAnsi="Consolas" w:cs="Consolas"/>
+        </w:rPr>
+      </w:pPr>
+    </w:p>
+    <w:p>
+      <w:pPr>
+        <w:rPr>
+          <w:rFonts w:ascii="Consolas" w:eastAsia="Consolas" w:hAnsi="Consolas" w:cs="Consolas"/>
+          <w:u w:val="single"/>
+        </w:rPr>
+      </w:pPr>
+      <w:r>
+        <w:rPr>
+          <w:rFonts w:ascii="Consolas" w:eastAsia="Consolas" w:hAnsi="Consolas" w:cs="Consolas"/>
+          <w:u w:val="single"/>
+        </w:rPr>
+        <w:t xml:space="preserve">                         </w:t>
+      </w:r>
+      <w:r>
+        <w:rPr>
+          <w:rFonts w:ascii="Consolas" w:eastAsia="Consolas" w:hAnsi="Consolas" w:cs="Consolas"/>
+        </w:rPr>
         <w:tab/>
       </w:r>
       <w:r>
+        <w:rPr>
+          <w:rFonts w:ascii="Consolas" w:eastAsia="Consolas" w:hAnsi="Consolas" w:cs="Consolas"/>
+          <w:u w:val="single"/>
+        </w:rPr>
+        <w:t xml:space="preserve">                         </w:t>
+      </w:r>
+      <w:r>
+        <w:rPr>
+          <w:rFonts w:ascii="Consolas" w:eastAsia="Consolas" w:hAnsi="Consolas" w:cs="Consolas"/>
+        </w:rPr>
         <w:tab/>
       </w:r>
       <w:r>
         <w:rPr>
-          <w:rFonts w:ascii="Consolas" w:hAnsi="Consolas" w:eastAsia="Consolas" w:cs="Consolas"/>
-          <w:lang w:val="en-US"/>
-        </w:rPr>
-        <w:t>Date:</w:t>
-      </w:r>
-      <w:r>
-        <w:rPr>
+          <w:rFonts w:ascii="Consolas" w:eastAsia="Consolas" w:hAnsi="Consolas" w:cs="Consolas"/>
           <w:u w:val="single"/>
         </w:rPr>
         <w:tab/>
       </w:r>
       <w:r>
         <w:rPr>
+          <w:rFonts w:ascii="Consolas" w:eastAsia="Consolas" w:hAnsi="Consolas" w:cs="Consolas"/>
           <w:u w:val="single"/>
         </w:rPr>
         <w:tab/>
       </w:r>
       <w:r>
         <w:rPr>
-          <w:u w:val="single"/>
-        </w:rPr>
-        <w:t xml:space="preserve">   </w:t>
-      </w:r>
-      <w:r>
-        <w:rPr>
+          <w:rFonts w:ascii="Consolas" w:eastAsia="Consolas" w:hAnsi="Consolas" w:cs="Consolas"/>
           <w:u w:val="single"/>
         </w:rPr>
         <w:tab/>
       </w:r>
       <w:r>
         <w:rPr>
+          <w:rFonts w:ascii="Consolas" w:eastAsia="Consolas" w:hAnsi="Consolas" w:cs="Consolas"/>
           <w:u w:val="single"/>
         </w:rPr>
         <w:tab/>
       </w:r>
-    </w:p>
-    <w:p>
-      <w:pPr>
-        <w:rPr>
-          <w:rFonts w:ascii="Consolas" w:hAnsi="Consolas" w:eastAsia="Consolas" w:cs="Consolas"/>
-        </w:rPr>
-      </w:pPr>
-    </w:p>
-    <w:p>
-      <w:pPr>
-        <w:rPr>
-          <w:rFonts w:ascii="Consolas" w:hAnsi="Consolas" w:eastAsia="Consolas" w:cs="Consolas"/>
-          <w:u w:val="single"/>
-        </w:rPr>
-      </w:pPr>
-      <w:r>
-        <w:rPr>
-          <w:rFonts w:ascii="Consolas" w:hAnsi="Consolas" w:eastAsia="Consolas" w:cs="Consolas"/>
-          <w:u w:val="single"/>
-        </w:rPr>
-        <w:t xml:space="preserve">                         </w:t>
-      </w:r>
-      <w:r>
-        <w:rPr>
-          <w:rFonts w:ascii="Consolas" w:hAnsi="Consolas" w:eastAsia="Consolas" w:cs="Consolas"/>
+      <w:r>
+        <w:rPr>
+          <w:rFonts w:ascii="Consolas" w:eastAsia="Consolas" w:hAnsi="Consolas" w:cs="Consolas"/>
+          <w:u w:val="single"/>
         </w:rPr>
         <w:tab/>
       </w:r>
-      <w:r>
-        <w:rPr>
-          <w:rFonts w:ascii="Consolas" w:hAnsi="Consolas" w:eastAsia="Consolas" w:cs="Consolas"/>
-          <w:u w:val="single"/>
-        </w:rPr>
-        <w:t xml:space="preserve">                         </w:t>
-      </w:r>
-      <w:r>
-        <w:rPr>
-          <w:rFonts w:ascii="Consolas" w:hAnsi="Consolas" w:eastAsia="Consolas" w:cs="Consolas"/>
+    </w:p>
+    <w:p>
+      <w:pPr>
+        <w:rPr>
+          <w:rFonts w:ascii="Consolas" w:eastAsia="Consolas" w:hAnsi="Consolas" w:cs="Consolas"/>
+          <w:u w:val="single"/>
+        </w:rPr>
+      </w:pPr>
+      <w:r>
+        <w:rPr>
+          <w:rFonts w:ascii="Consolas" w:eastAsia="Consolas" w:hAnsi="Consolas" w:cs="Consolas"/>
+        </w:rPr>
+        <w:t>Chairperson</w:t>
+      </w:r>
+      <w:r>
+        <w:rPr>
+          <w:rFonts w:ascii="Consolas" w:eastAsia="Consolas" w:hAnsi="Consolas" w:cs="Consolas"/>
         </w:rPr>
         <w:tab/>
       </w:r>
       <w:r>
         <w:rPr>
-          <w:rFonts w:ascii="Consolas" w:hAnsi="Consolas" w:eastAsia="Consolas" w:cs="Consolas"/>
-          <w:u w:val="single"/>
+          <w:rFonts w:ascii="Consolas" w:eastAsia="Consolas" w:hAnsi="Consolas" w:cs="Consolas"/>
         </w:rPr>
         <w:tab/>
       </w:r>
       <w:r>
         <w:rPr>
-          <w:rFonts w:ascii="Consolas" w:hAnsi="Consolas" w:eastAsia="Consolas" w:cs="Consolas"/>
-          <w:u w:val="single"/>
+          <w:rFonts w:ascii="Consolas" w:eastAsia="Consolas" w:hAnsi="Consolas" w:cs="Consolas"/>
         </w:rPr>
         <w:tab/>
       </w:r>
       <w:r>
         <w:rPr>
-          <w:rFonts w:ascii="Consolas" w:hAnsi="Consolas" w:eastAsia="Consolas" w:cs="Consolas"/>
-          <w:u w:val="single"/>
+          <w:rFonts w:ascii="Consolas" w:eastAsia="Consolas" w:hAnsi="Consolas" w:cs="Consolas"/>
         </w:rPr>
         <w:tab/>
-      </w:r>
-      <w:r>
-        <w:rPr>
-          <w:rFonts w:ascii="Consolas" w:hAnsi="Consolas" w:eastAsia="Consolas" w:cs="Consolas"/>
-          <w:u w:val="single"/>
+        <w:t>Treatment Member</w:t>
+      </w:r>
+      <w:r>
+        <w:rPr>
+          <w:rFonts w:ascii="Consolas" w:eastAsia="Consolas" w:hAnsi="Consolas" w:cs="Consolas"/>
         </w:rPr>
         <w:tab/>
       </w:r>
       <w:r>
         <w:rPr>
-          <w:rFonts w:ascii="Consolas" w:hAnsi="Consolas" w:eastAsia="Consolas" w:cs="Consolas"/>
-          <w:u w:val="single"/>
+          <w:rFonts w:ascii="Consolas" w:eastAsia="Consolas" w:hAnsi="Consolas" w:cs="Consolas"/>
         </w:rPr>
         <w:tab/>
       </w:r>
-    </w:p>
-    <w:p>
-      <w:pPr>
-        <w:rPr>
-          <w:rFonts w:ascii="Consolas" w:hAnsi="Consolas" w:eastAsia="Consolas" w:cs="Consolas"/>
-          <w:u w:val="single"/>
-        </w:rPr>
-      </w:pPr>
-      <w:r>
-        <w:rPr>
-          <w:rFonts w:ascii="Consolas" w:hAnsi="Consolas" w:eastAsia="Consolas" w:cs="Consolas"/>
-        </w:rPr>
-        <w:t>Chairperson</w:t>
-      </w:r>
-      <w:r>
-        <w:rPr>
-          <w:rFonts w:ascii="Consolas" w:hAnsi="Consolas" w:eastAsia="Consolas" w:cs="Consolas"/>
+      <w:r>
+        <w:rPr>
+          <w:rFonts w:ascii="Consolas" w:eastAsia="Consolas" w:hAnsi="Consolas" w:cs="Consolas"/>
         </w:rPr>
         <w:tab/>
-      </w:r>
-      <w:r>
-        <w:rPr>
-          <w:rFonts w:ascii="Consolas" w:hAnsi="Consolas" w:eastAsia="Consolas" w:cs="Consolas"/>
-        </w:rPr>
-        <w:tab/>
-      </w:r>
-      <w:r>
-        <w:rPr>
-          <w:rFonts w:ascii="Consolas" w:hAnsi="Consolas" w:eastAsia="Consolas" w:cs="Consolas"/>
-        </w:rPr>
-        <w:tab/>
-      </w:r>
-      <w:r>
-        <w:rPr>
-          <w:rFonts w:ascii="Consolas" w:hAnsi="Consolas" w:eastAsia="Consolas" w:cs="Consolas"/>
-        </w:rPr>
-        <w:tab/>
-      </w:r>
-      <w:r>
-        <w:rPr>
-          <w:rFonts w:ascii="Consolas" w:hAnsi="Consolas" w:eastAsia="Consolas" w:cs="Consolas"/>
-        </w:rPr>
-        <w:t>Treatment Member</w:t>
-      </w:r>
-      <w:r>
-        <w:rPr>
-          <w:rFonts w:ascii="Consolas" w:hAnsi="Consolas" w:eastAsia="Consolas" w:cs="Consolas"/>
-        </w:rPr>
-        <w:tab/>
-      </w:r>
-      <w:r>
-        <w:rPr>
-          <w:rFonts w:ascii="Consolas" w:hAnsi="Consolas" w:eastAsia="Consolas" w:cs="Consolas"/>
-        </w:rPr>
-        <w:tab/>
-      </w:r>
-      <w:r>
-        <w:rPr>
-          <w:rFonts w:ascii="Consolas" w:hAnsi="Consolas" w:eastAsia="Consolas" w:cs="Consolas"/>
-        </w:rPr>
-        <w:tab/>
-      </w:r>
-      <w:r>
-        <w:rPr>
-          <w:rFonts w:ascii="Consolas" w:hAnsi="Consolas" w:eastAsia="Consolas" w:cs="Consolas"/>
-        </w:rPr>
         <w:t>Security Member</w:t>
       </w:r>
     </w:p>
     <w:p>
       <w:pPr>
         <w:rPr>
-          <w:rFonts w:ascii="Consolas" w:hAnsi="Consolas" w:eastAsia="Consolas" w:cs="Consolas"/>
+          <w:rFonts w:ascii="Consolas" w:eastAsia="Consolas" w:hAnsi="Consolas" w:cs="Consolas"/>
           <w:sz w:val="10"/>
           <w:szCs w:val="10"/>
         </w:rPr>
@@ -2317,12 +2395,12 @@
     <w:p>
       <w:pPr>
         <w:rPr>
-          <w:rFonts w:ascii="Consolas" w:hAnsi="Consolas" w:eastAsia="Consolas" w:cs="Consolas"/>
-        </w:rPr>
-      </w:pPr>
-      <w:r>
-        <w:rPr>
-          <w:rFonts w:ascii="Consolas" w:hAnsi="Consolas" w:eastAsia="Consolas" w:cs="Consolas"/>
+          <w:rFonts w:ascii="Consolas" w:eastAsia="Consolas" w:hAnsi="Consolas" w:cs="Consolas"/>
+        </w:rPr>
+      </w:pPr>
+      <w:r>
+        <w:rPr>
+          <w:rFonts w:ascii="Consolas" w:eastAsia="Consolas" w:hAnsi="Consolas" w:cs="Consolas"/>
         </w:rPr>
         <w:t>If panel member disagrees with majority recommend, state specific reasons:</w:t>
       </w:r>
@@ -2333,14 +2411,14 @@
           <w:tab w:val="left" w:pos="10800"/>
         </w:tabs>
         <w:rPr>
-          <w:rFonts w:ascii="Consolas" w:hAnsi="Consolas" w:eastAsia="Consolas" w:cs="Consolas"/>
-          <w:u w:val="single"/>
-          <w:lang w:val="en-US"/>
-        </w:rPr>
-      </w:pPr>
-      <w:r>
-        <w:rPr>
-          <w:rFonts w:ascii="Consolas" w:hAnsi="Consolas" w:eastAsia="Consolas" w:cs="Consolas"/>
+          <w:rFonts w:ascii="Consolas" w:eastAsia="Consolas" w:hAnsi="Consolas" w:cs="Consolas"/>
+          <w:u w:val="single"/>
+          <w:lang w:val="en-US"/>
+        </w:rPr>
+      </w:pPr>
+      <w:r>
+        <w:rPr>
+          <w:rFonts w:ascii="Consolas" w:eastAsia="Consolas" w:hAnsi="Consolas" w:cs="Consolas"/>
           <w:u w:val="single"/>
           <w:lang w:val="en-US"/>
         </w:rPr>
@@ -2349,7 +2427,7 @@
       <w:proofErr w:type="spellStart"/>
       <w:r>
         <w:rPr>
-          <w:rFonts w:ascii="Consolas" w:hAnsi="Consolas" w:eastAsia="Consolas" w:cs="Consolas"/>
+          <w:rFonts w:ascii="Consolas" w:eastAsia="Consolas" w:hAnsi="Consolas" w:cs="Consolas"/>
           <w:u w:val="single"/>
           <w:lang w:val="en-US"/>
         </w:rPr>
@@ -2357,7 +2435,7 @@
       </w:r>
       <w:r>
         <w:rPr>
-          <w:rFonts w:ascii="Consolas" w:hAnsi="Consolas" w:eastAsia="Consolas" w:cs="Consolas"/>
+          <w:rFonts w:ascii="Consolas" w:eastAsia="Consolas" w:hAnsi="Consolas" w:cs="Consolas"/>
           <w:u w:val="single"/>
           <w:lang w:val="en-US"/>
         </w:rPr>
@@ -2366,7 +2444,7 @@
       <w:proofErr w:type="spellEnd"/>
       <w:r>
         <w:rPr>
-          <w:rFonts w:ascii="Consolas" w:hAnsi="Consolas" w:eastAsia="Consolas" w:cs="Consolas"/>
+          <w:rFonts w:ascii="Consolas" w:eastAsia="Consolas" w:hAnsi="Consolas" w:cs="Consolas"/>
           <w:u w:val="single"/>
           <w:lang w:val="en-US"/>
         </w:rPr>
@@ -2379,7 +2457,7 @@
     <w:p>
       <w:pPr>
         <w:rPr>
-          <w:rFonts w:ascii="Consolas" w:hAnsi="Consolas" w:eastAsia="Consolas" w:cs="Consolas"/>
+          <w:rFonts w:ascii="Consolas" w:eastAsia="Consolas" w:hAnsi="Consolas" w:cs="Consolas"/>
           <w:sz w:val="10"/>
           <w:szCs w:val="10"/>
         </w:rPr>
@@ -2388,13 +2466,12 @@
     <w:tbl>
       <w:tblPr>
         <w:tblStyle w:val="TableGrid"/>
-        <w:bidiVisual w:val="0"/>
         <w:tblW w:w="0" w:type="auto"/>
         <w:tblBorders>
-          <w:top w:val="single" w:sz="6"/>
-          <w:left w:val="single" w:sz="6"/>
-          <w:bottom w:val="single" w:sz="6"/>
-          <w:right w:val="single" w:sz="6"/>
+          <w:top w:val="single" w:sz="6" w:space="0" w:color="auto"/>
+          <w:left w:val="single" w:sz="6" w:space="0" w:color="auto"/>
+          <w:bottom w:val="single" w:sz="6" w:space="0" w:color="auto"/>
+          <w:right w:val="single" w:sz="6" w:space="0" w:color="auto"/>
         </w:tblBorders>
         <w:tblLook w:val="06A0" w:firstRow="1" w:lastRow="0" w:firstColumn="1" w:lastColumn="0" w:noHBand="1" w:noVBand="1"/>
       </w:tblPr>
@@ -2419,37 +2496,19 @@
               <w:left w:w="105" w:type="dxa"/>
               <w:right w:w="105" w:type="dxa"/>
             </w:tcMar>
-            <w:vAlign w:val="top"/>
           </w:tcPr>
           <w:p>
             <w:pPr>
               <w:rPr>
-                <w:rFonts w:ascii="Consolas" w:hAnsi="Consolas" w:eastAsia="Consolas" w:cs="Consolas"/>
-                <w:b w:val="0"/>
-                <w:bCs w:val="0"/>
-                <w:i w:val="0"/>
-                <w:iCs w:val="0"/>
-                <w:caps w:val="0"/>
-                <w:smallCaps w:val="0"/>
-                <w:color w:val="000000" w:themeColor="text1" w:themeTint="FF" w:themeShade="FF"/>
-                <w:sz w:val="22"/>
-                <w:szCs w:val="22"/>
+                <w:rFonts w:ascii="Consolas" w:eastAsia="Consolas" w:hAnsi="Consolas" w:cs="Consolas"/>
+                <w:color w:val="000000" w:themeColor="text1"/>
                 <w:lang w:val="en-US"/>
               </w:rPr>
             </w:pPr>
             <w:r>
               <w:rPr>
-                <w:rFonts w:ascii="Consolas" w:hAnsi="Consolas" w:eastAsia="Consolas" w:cs="Consolas"/>
-                <w:b w:val="0"/>
-                <w:bCs w:val="0"/>
-                <w:i w:val="0"/>
-                <w:iCs w:val="0"/>
-                <w:caps w:val="0"/>
-                <w:smallCaps w:val="0"/>
-                <w:color w:val="000000" w:themeColor="text1" w:themeTint="FF" w:themeShade="FF"/>
-                <w:sz w:val="22"/>
-                <w:szCs w:val="22"/>
-                <w:lang w:val="en"/>
+                <w:rFonts w:ascii="Consolas" w:eastAsia="Consolas" w:hAnsi="Consolas" w:cs="Consolas"/>
+                <w:color w:val="000000" w:themeColor="text1"/>
               </w:rPr>
               <w:t>Approving Authority:</w:t>
             </w:r>
@@ -2457,16 +2516,8 @@
           <w:p>
             <w:pPr>
               <w:rPr>
-                <w:rFonts w:ascii="Consolas" w:hAnsi="Consolas" w:eastAsia="Consolas" w:cs="Consolas"/>
-                <w:b w:val="0"/>
-                <w:bCs w:val="0"/>
-                <w:i w:val="0"/>
-                <w:iCs w:val="0"/>
-                <w:caps w:val="0"/>
-                <w:smallCaps w:val="0"/>
-                <w:color w:val="000000" w:themeColor="text1" w:themeTint="FF" w:themeShade="FF"/>
-                <w:sz w:val="22"/>
-                <w:szCs w:val="22"/>
+                <w:rFonts w:ascii="Consolas" w:eastAsia="Consolas" w:hAnsi="Consolas" w:cs="Consolas"/>
+                <w:color w:val="000000" w:themeColor="text1"/>
                 <w:lang w:val="en-US"/>
               </w:rPr>
             </w:pPr>
@@ -2483,9 +2534,7 @@
                 <w:insideV w:val="nil"/>
               </w:tblBorders>
               <w:tblCellMar>
-                <w:top w:w="0" w:type="dxa"/>
                 <w:left w:w="0" w:type="dxa"/>
-                <w:bottom w:w="0" w:type="dxa"/>
                 <w:right w:w="0" w:type="dxa"/>
               </w:tblCellMar>
               <w:tblLook w:val="0000" w:firstRow="0" w:lastRow="0" w:firstColumn="0" w:lastColumn="0" w:noHBand="0" w:noVBand="0"/>
@@ -2512,9 +2561,7 @@
                       <w:bottom w:val="single" w:sz="4" w:space="1" w:color="000000"/>
                     </w:pBdr>
                     <w:rPr>
-                      <w:rFonts w:ascii="Consolas" w:hAnsi="Consolas" w:eastAsia="Consolas" w:cs="Consolas"/>
-                      <w:sz w:val="22"/>
-                      <w:szCs w:val="22"/>
+                      <w:rFonts w:ascii="Consolas" w:eastAsia="Consolas" w:hAnsi="Consolas" w:cs="Consolas"/>
                     </w:rPr>
                   </w:pPr>
                 </w:p>
@@ -2532,9 +2579,7 @@
                 <w:p>
                   <w:pPr>
                     <w:rPr>
-                      <w:rFonts w:ascii="Consolas" w:hAnsi="Consolas" w:eastAsia="Consolas" w:cs="Consolas"/>
-                      <w:sz w:val="22"/>
-                      <w:szCs w:val="22"/>
+                      <w:rFonts w:ascii="Consolas" w:eastAsia="Consolas" w:hAnsi="Consolas" w:cs="Consolas"/>
                     </w:rPr>
                   </w:pPr>
                 </w:p>
@@ -2555,9 +2600,7 @@
                       <w:bottom w:val="single" w:sz="4" w:space="1" w:color="000000"/>
                     </w:pBdr>
                     <w:rPr>
-                      <w:rFonts w:ascii="Consolas" w:hAnsi="Consolas" w:eastAsia="Consolas" w:cs="Consolas"/>
-                      <w:sz w:val="22"/>
-                      <w:szCs w:val="22"/>
+                      <w:rFonts w:ascii="Consolas" w:eastAsia="Consolas" w:hAnsi="Consolas" w:cs="Consolas"/>
                     </w:rPr>
                   </w:pPr>
                 </w:p>
@@ -2577,17 +2620,12 @@
                 <w:p>
                   <w:pPr>
                     <w:rPr>
-                      <w:rFonts w:ascii="Consolas" w:hAnsi="Consolas" w:eastAsia="Consolas" w:cs="Consolas"/>
-                      <w:sz w:val="22"/>
-                      <w:szCs w:val="22"/>
+                      <w:rFonts w:ascii="Consolas" w:eastAsia="Consolas" w:hAnsi="Consolas" w:cs="Consolas"/>
                     </w:rPr>
                   </w:pPr>
                   <w:r>
                     <w:rPr>
-                      <w:rFonts w:ascii="Consolas" w:hAnsi="Consolas" w:eastAsia="Consolas" w:cs="Consolas"/>
-                      <w:sz w:val="22"/>
-                      <w:szCs w:val="22"/>
-                      <w:u w:val="none"/>
+                      <w:rFonts w:ascii="Consolas" w:eastAsia="Consolas" w:hAnsi="Consolas" w:cs="Consolas"/>
                     </w:rPr>
                     <w:t>Signature</w:t>
                   </w:r>
@@ -2606,9 +2644,7 @@
                 <w:p>
                   <w:pPr>
                     <w:rPr>
-                      <w:rFonts w:ascii="Consolas" w:hAnsi="Consolas" w:eastAsia="Consolas" w:cs="Consolas"/>
-                      <w:sz w:val="22"/>
-                      <w:szCs w:val="22"/>
+                      <w:rFonts w:ascii="Consolas" w:eastAsia="Consolas" w:hAnsi="Consolas" w:cs="Consolas"/>
                     </w:rPr>
                   </w:pPr>
                 </w:p>
@@ -2626,17 +2662,12 @@
                 <w:p>
                   <w:pPr>
                     <w:rPr>
-                      <w:rFonts w:ascii="Consolas" w:hAnsi="Consolas" w:eastAsia="Consolas" w:cs="Consolas"/>
-                      <w:sz w:val="22"/>
-                      <w:szCs w:val="22"/>
+                      <w:rFonts w:ascii="Consolas" w:eastAsia="Consolas" w:hAnsi="Consolas" w:cs="Consolas"/>
                     </w:rPr>
                   </w:pPr>
                   <w:r>
                     <w:rPr>
-                      <w:rFonts w:ascii="Consolas" w:hAnsi="Consolas" w:eastAsia="Consolas" w:cs="Consolas"/>
-                      <w:sz w:val="22"/>
-                      <w:szCs w:val="22"/>
-                      <w:u w:val="none"/>
+                      <w:rFonts w:ascii="Consolas" w:eastAsia="Consolas" w:hAnsi="Consolas" w:cs="Consolas"/>
                     </w:rPr>
                     <w:t>Date</w:t>
                   </w:r>
@@ -2647,19 +2678,7 @@
           <w:p>
             <w:pPr>
               <w:rPr>
-                <w:rFonts w:ascii="Consolas" w:hAnsi="Consolas" w:eastAsia="Consolas" w:cs="Consolas"/>
-                <w:b w:val="0"/>
-                <w:bCs w:val="0"/>
-                <w:i w:val="0"/>
-                <w:iCs w:val="0"/>
-                <w:caps w:val="0"/>
-                <w:smallCaps w:val="0"/>
-                <w:strike w:val="0"/>
-                <w:dstrike w:val="0"/>
-                <w:color w:val="auto"/>
-                <w:sz w:val="22"/>
-                <w:szCs w:val="22"/>
-                <w:u w:val="none"/>
+                <w:rFonts w:ascii="Consolas" w:eastAsia="Consolas" w:hAnsi="Consolas" w:cs="Consolas"/>
                 <w:lang w:val="en-US"/>
               </w:rPr>
             </w:pPr>
@@ -2676,9 +2695,7 @@
                 <w:insideV w:val="nil"/>
               </w:tblBorders>
               <w:tblCellMar>
-                <w:top w:w="0" w:type="dxa"/>
                 <w:left w:w="0" w:type="dxa"/>
-                <w:bottom w:w="0" w:type="dxa"/>
                 <w:right w:w="0" w:type="dxa"/>
               </w:tblCellMar>
               <w:tblLook w:val="0000" w:firstRow="0" w:lastRow="0" w:firstColumn="0" w:lastColumn="0" w:noHBand="0" w:noVBand="0"/>
@@ -2703,48 +2720,23 @@
                   <w:pPr>
                     <w:jc w:val="right"/>
                     <w:rPr>
-                      <w:rFonts w:ascii="Consolas" w:hAnsi="Consolas" w:eastAsia="Consolas" w:cs="Consolas"/>
-                      <w:sz w:val="22"/>
-                      <w:szCs w:val="22"/>
+                      <w:rFonts w:ascii="Consolas" w:eastAsia="Consolas" w:hAnsi="Consolas" w:cs="Consolas"/>
                     </w:rPr>
                   </w:pPr>
                   <w:r>
                     <w:rPr>
-                      <w:rFonts w:ascii="Consolas" w:hAnsi="Consolas" w:eastAsia="Consolas" w:cs="Consolas"/>
-                      <w:b w:val="0"/>
-                      <w:bCs w:val="0"/>
-                      <w:i w:val="0"/>
-                      <w:iCs w:val="0"/>
-                      <w:caps w:val="0"/>
-                      <w:smallCaps w:val="0"/>
-                      <w:strike w:val="0"/>
-                      <w:dstrike w:val="0"/>
-                      <w:color w:val="auto"/>
-                      <w:sz w:val="22"/>
-                      <w:szCs w:val="22"/>
-                      <w:u w:val="none"/>
+                      <w:rFonts w:ascii="Consolas" w:eastAsia="Consolas" w:hAnsi="Consolas" w:cs="Consolas"/>
                       <w:lang w:val="en-US"/>
                     </w:rPr>
                     <w:t xml:space="preserve">Approve </w:t>
                   </w:r>
                   <w:r>
                     <w:rPr>
-                      <w:rFonts w:ascii="Consolas" w:hAnsi="Consolas" w:eastAsia="Consolas" w:cs="Consolas"/>
-                      <w:b w:val="0"/>
-                      <w:bCs w:val="0"/>
-                      <w:i w:val="0"/>
-                      <w:iCs w:val="0"/>
-                      <w:caps w:val="0"/>
-                      <w:smallCaps w:val="0"/>
-                      <w:strike w:val="0"/>
-                      <w:dstrike w:val="0"/>
-                      <w:color w:val="auto"/>
-                      <w:sz w:val="22"/>
-                      <w:szCs w:val="22"/>
+                      <w:rFonts w:ascii="Consolas" w:eastAsia="Consolas" w:hAnsi="Consolas" w:cs="Consolas"/>
                       <w:u w:val="single"/>
                       <w:lang w:val="en-US"/>
                     </w:rPr>
-                    <w:t xml:space="preserve">     </w:t>
+                    <w:t>     </w:t>
                   </w:r>
                 </w:p>
               </w:tc>
@@ -2761,9 +2753,7 @@
                 <w:p>
                   <w:pPr>
                     <w:rPr>
-                      <w:rFonts w:ascii="Consolas" w:hAnsi="Consolas" w:eastAsia="Consolas" w:cs="Consolas"/>
-                      <w:sz w:val="22"/>
-                      <w:szCs w:val="22"/>
+                      <w:rFonts w:ascii="Consolas" w:eastAsia="Consolas" w:hAnsi="Consolas" w:cs="Consolas"/>
                     </w:rPr>
                   </w:pPr>
                 </w:p>
@@ -2782,48 +2772,23 @@
                   <w:pPr>
                     <w:jc w:val="right"/>
                     <w:rPr>
-                      <w:rFonts w:ascii="Consolas" w:hAnsi="Consolas" w:eastAsia="Consolas" w:cs="Consolas"/>
-                      <w:sz w:val="22"/>
-                      <w:szCs w:val="22"/>
+                      <w:rFonts w:ascii="Consolas" w:eastAsia="Consolas" w:hAnsi="Consolas" w:cs="Consolas"/>
                     </w:rPr>
                   </w:pPr>
                   <w:r>
                     <w:rPr>
-                      <w:rFonts w:ascii="Consolas" w:hAnsi="Consolas" w:eastAsia="Consolas" w:cs="Consolas"/>
-                      <w:b w:val="0"/>
-                      <w:bCs w:val="0"/>
-                      <w:i w:val="0"/>
-                      <w:iCs w:val="0"/>
-                      <w:caps w:val="0"/>
-                      <w:smallCaps w:val="0"/>
-                      <w:strike w:val="0"/>
-                      <w:dstrike w:val="0"/>
-                      <w:color w:val="auto"/>
-                      <w:sz w:val="22"/>
-                      <w:szCs w:val="22"/>
-                      <w:u w:val="none"/>
+                      <w:rFonts w:ascii="Consolas" w:eastAsia="Consolas" w:hAnsi="Consolas" w:cs="Consolas"/>
                       <w:lang w:val="en-US"/>
                     </w:rPr>
                     <w:t xml:space="preserve">Deny </w:t>
                   </w:r>
                   <w:r>
                     <w:rPr>
-                      <w:rFonts w:ascii="Consolas" w:hAnsi="Consolas" w:eastAsia="Consolas" w:cs="Consolas"/>
-                      <w:b w:val="0"/>
-                      <w:bCs w:val="0"/>
-                      <w:i w:val="0"/>
-                      <w:iCs w:val="0"/>
-                      <w:caps w:val="0"/>
-                      <w:smallCaps w:val="0"/>
-                      <w:strike w:val="0"/>
-                      <w:dstrike w:val="0"/>
-                      <w:color w:val="auto"/>
-                      <w:sz w:val="22"/>
-                      <w:szCs w:val="22"/>
+                      <w:rFonts w:ascii="Consolas" w:eastAsia="Consolas" w:hAnsi="Consolas" w:cs="Consolas"/>
                       <w:u w:val="single"/>
                       <w:lang w:val="en-US"/>
                     </w:rPr>
-                    <w:t xml:space="preserve">     </w:t>
+                    <w:t>     </w:t>
                   </w:r>
                 </w:p>
               </w:tc>
@@ -2831,21 +2796,9 @@
           </w:tbl>
           <w:p>
             <w:pPr>
-              <w:pStyle w:val="Normal"/>
-              <w:rPr>
-                <w:rFonts w:ascii="Consolas" w:hAnsi="Consolas" w:eastAsia="Consolas" w:cs="Consolas"/>
-                <w:b w:val="0"/>
-                <w:bCs w:val="0"/>
-                <w:i w:val="0"/>
-                <w:iCs w:val="0"/>
-                <w:caps w:val="0"/>
-                <w:smallCaps w:val="0"/>
-                <w:strike w:val="0"/>
-                <w:dstrike w:val="0"/>
-                <w:color w:val="000000" w:themeColor="text1" w:themeTint="FF" w:themeShade="FF"/>
-                <w:sz w:val="22"/>
-                <w:szCs w:val="22"/>
-                <w:u w:val="none"/>
+              <w:rPr>
+                <w:rFonts w:ascii="Consolas" w:eastAsia="Consolas" w:hAnsi="Consolas" w:cs="Consolas"/>
+                <w:color w:val="000000" w:themeColor="text1"/>
                 <w:lang w:val="en-US"/>
               </w:rPr>
             </w:pPr>
@@ -2864,54 +2817,29 @@
               <w:left w:w="105" w:type="dxa"/>
               <w:right w:w="105" w:type="dxa"/>
             </w:tcMar>
-            <w:vAlign w:val="top"/>
           </w:tcPr>
           <w:p>
             <w:pPr>
               <w:rPr>
-                <w:rFonts w:ascii="Consolas" w:hAnsi="Consolas" w:eastAsia="Consolas" w:cs="Consolas"/>
-                <w:b w:val="0"/>
-                <w:bCs w:val="0"/>
-                <w:i w:val="0"/>
-                <w:iCs w:val="0"/>
-                <w:caps w:val="0"/>
-                <w:smallCaps w:val="0"/>
-                <w:color w:val="000000" w:themeColor="text1" w:themeTint="FF" w:themeShade="FF"/>
-                <w:sz w:val="22"/>
-                <w:szCs w:val="22"/>
+                <w:rFonts w:ascii="Consolas" w:eastAsia="Consolas" w:hAnsi="Consolas" w:cs="Consolas"/>
+                <w:color w:val="000000" w:themeColor="text1"/>
                 <w:lang w:val="en-US"/>
               </w:rPr>
             </w:pPr>
             <w:r>
               <w:rPr>
-                <w:rFonts w:ascii="Consolas" w:hAnsi="Consolas" w:eastAsia="Consolas" w:cs="Consolas"/>
-                <w:b w:val="0"/>
-                <w:bCs w:val="0"/>
-                <w:i w:val="0"/>
-                <w:iCs w:val="0"/>
-                <w:caps w:val="0"/>
-                <w:smallCaps w:val="0"/>
-                <w:color w:val="000000" w:themeColor="text1" w:themeTint="FF" w:themeShade="FF"/>
-                <w:sz w:val="22"/>
-                <w:szCs w:val="22"/>
-                <w:lang w:val="en"/>
-              </w:rPr>
+                <w:rFonts w:ascii="Consolas" w:eastAsia="Consolas" w:hAnsi="Consolas" w:cs="Consolas"/>
+                <w:color w:val="000000" w:themeColor="text1"/>
+              </w:rPr>
+              <w:lastRenderedPageBreak/>
               <w:t>Contract Monitor, If applicable:</w:t>
             </w:r>
           </w:p>
           <w:p>
             <w:pPr>
               <w:rPr>
-                <w:rFonts w:ascii="Consolas" w:hAnsi="Consolas" w:eastAsia="Consolas" w:cs="Consolas"/>
-                <w:b w:val="0"/>
-                <w:bCs w:val="0"/>
-                <w:i w:val="0"/>
-                <w:iCs w:val="0"/>
-                <w:caps w:val="0"/>
-                <w:smallCaps w:val="0"/>
-                <w:color w:val="000000" w:themeColor="text1" w:themeTint="FF" w:themeShade="FF"/>
-                <w:sz w:val="22"/>
-                <w:szCs w:val="22"/>
+                <w:rFonts w:ascii="Consolas" w:eastAsia="Consolas" w:hAnsi="Consolas" w:cs="Consolas"/>
+                <w:color w:val="000000" w:themeColor="text1"/>
                 <w:lang w:val="en-US"/>
               </w:rPr>
             </w:pPr>
@@ -2928,9 +2856,7 @@
                 <w:insideV w:val="nil"/>
               </w:tblBorders>
               <w:tblCellMar>
-                <w:top w:w="0" w:type="dxa"/>
                 <w:left w:w="0" w:type="dxa"/>
-                <w:bottom w:w="0" w:type="dxa"/>
                 <w:right w:w="0" w:type="dxa"/>
               </w:tblCellMar>
               <w:tblLook w:val="0000" w:firstRow="0" w:lastRow="0" w:firstColumn="0" w:lastColumn="0" w:noHBand="0" w:noVBand="0"/>
@@ -2957,9 +2883,7 @@
                       <w:bottom w:val="single" w:sz="4" w:space="1" w:color="000000"/>
                     </w:pBdr>
                     <w:rPr>
-                      <w:rFonts w:ascii="Consolas" w:hAnsi="Consolas" w:eastAsia="Consolas" w:cs="Consolas"/>
-                      <w:sz w:val="22"/>
-                      <w:szCs w:val="22"/>
+                      <w:rFonts w:ascii="Consolas" w:eastAsia="Consolas" w:hAnsi="Consolas" w:cs="Consolas"/>
                     </w:rPr>
                   </w:pPr>
                 </w:p>
@@ -2977,9 +2901,7 @@
                 <w:p>
                   <w:pPr>
                     <w:rPr>
-                      <w:rFonts w:ascii="Consolas" w:hAnsi="Consolas" w:eastAsia="Consolas" w:cs="Consolas"/>
-                      <w:sz w:val="22"/>
-                      <w:szCs w:val="22"/>
+                      <w:rFonts w:ascii="Consolas" w:eastAsia="Consolas" w:hAnsi="Consolas" w:cs="Consolas"/>
                     </w:rPr>
                   </w:pPr>
                 </w:p>
@@ -3000,9 +2922,7 @@
                       <w:bottom w:val="single" w:sz="4" w:space="1" w:color="000000"/>
                     </w:pBdr>
                     <w:rPr>
-                      <w:rFonts w:ascii="Consolas" w:hAnsi="Consolas" w:eastAsia="Consolas" w:cs="Consolas"/>
-                      <w:sz w:val="22"/>
-                      <w:szCs w:val="22"/>
+                      <w:rFonts w:ascii="Consolas" w:eastAsia="Consolas" w:hAnsi="Consolas" w:cs="Consolas"/>
                     </w:rPr>
                   </w:pPr>
                 </w:p>
@@ -3022,17 +2942,12 @@
                 <w:p>
                   <w:pPr>
                     <w:rPr>
-                      <w:rFonts w:ascii="Consolas" w:hAnsi="Consolas" w:eastAsia="Consolas" w:cs="Consolas"/>
-                      <w:sz w:val="22"/>
-                      <w:szCs w:val="22"/>
+                      <w:rFonts w:ascii="Consolas" w:eastAsia="Consolas" w:hAnsi="Consolas" w:cs="Consolas"/>
                     </w:rPr>
                   </w:pPr>
                   <w:r>
                     <w:rPr>
-                      <w:rFonts w:ascii="Consolas" w:hAnsi="Consolas" w:eastAsia="Consolas" w:cs="Consolas"/>
-                      <w:sz w:val="22"/>
-                      <w:szCs w:val="22"/>
-                      <w:u w:val="none"/>
+                      <w:rFonts w:ascii="Consolas" w:eastAsia="Consolas" w:hAnsi="Consolas" w:cs="Consolas"/>
                     </w:rPr>
                     <w:t>Signature</w:t>
                   </w:r>
@@ -3051,9 +2966,7 @@
                 <w:p>
                   <w:pPr>
                     <w:rPr>
-                      <w:rFonts w:ascii="Consolas" w:hAnsi="Consolas" w:eastAsia="Consolas" w:cs="Consolas"/>
-                      <w:sz w:val="22"/>
-                      <w:szCs w:val="22"/>
+                      <w:rFonts w:ascii="Consolas" w:eastAsia="Consolas" w:hAnsi="Consolas" w:cs="Consolas"/>
                     </w:rPr>
                   </w:pPr>
                 </w:p>
@@ -3071,17 +2984,12 @@
                 <w:p>
                   <w:pPr>
                     <w:rPr>
-                      <w:rFonts w:ascii="Consolas" w:hAnsi="Consolas" w:eastAsia="Consolas" w:cs="Consolas"/>
-                      <w:sz w:val="22"/>
-                      <w:szCs w:val="22"/>
+                      <w:rFonts w:ascii="Consolas" w:eastAsia="Consolas" w:hAnsi="Consolas" w:cs="Consolas"/>
                     </w:rPr>
                   </w:pPr>
                   <w:r>
                     <w:rPr>
-                      <w:rFonts w:ascii="Consolas" w:hAnsi="Consolas" w:eastAsia="Consolas" w:cs="Consolas"/>
-                      <w:sz w:val="22"/>
-                      <w:szCs w:val="22"/>
-                      <w:u w:val="none"/>
+                      <w:rFonts w:ascii="Consolas" w:eastAsia="Consolas" w:hAnsi="Consolas" w:cs="Consolas"/>
                     </w:rPr>
                     <w:t>Date</w:t>
                   </w:r>
@@ -3091,21 +2999,9 @@
           </w:tbl>
           <w:p>
             <w:pPr>
-              <w:pStyle w:val="Normal"/>
-              <w:rPr>
-                <w:rFonts w:ascii="Consolas" w:hAnsi="Consolas" w:eastAsia="Consolas" w:cs="Consolas"/>
-                <w:b w:val="0"/>
-                <w:bCs w:val="0"/>
-                <w:i w:val="0"/>
-                <w:iCs w:val="0"/>
-                <w:caps w:val="0"/>
-                <w:smallCaps w:val="0"/>
-                <w:strike w:val="0"/>
-                <w:dstrike w:val="0"/>
-                <w:color w:val="000000" w:themeColor="text1" w:themeTint="FF" w:themeShade="FF"/>
-                <w:sz w:val="22"/>
-                <w:szCs w:val="22"/>
-                <w:u w:val="none"/>
+              <w:rPr>
+                <w:rFonts w:ascii="Consolas" w:eastAsia="Consolas" w:hAnsi="Consolas" w:cs="Consolas"/>
+                <w:color w:val="000000" w:themeColor="text1"/>
                 <w:lang w:val="en-US"/>
               </w:rPr>
             </w:pPr>
@@ -3122,9 +3018,7 @@
                 <w:insideV w:val="nil"/>
               </w:tblBorders>
               <w:tblCellMar>
-                <w:top w:w="0" w:type="dxa"/>
                 <w:left w:w="0" w:type="dxa"/>
-                <w:bottom w:w="0" w:type="dxa"/>
                 <w:right w:w="0" w:type="dxa"/>
               </w:tblCellMar>
               <w:tblLook w:val="0000" w:firstRow="0" w:lastRow="0" w:firstColumn="0" w:lastColumn="0" w:noHBand="0" w:noVBand="0"/>
@@ -3149,48 +3043,23 @@
                   <w:pPr>
                     <w:jc w:val="right"/>
                     <w:rPr>
-                      <w:rFonts w:ascii="Consolas" w:hAnsi="Consolas" w:eastAsia="Consolas" w:cs="Consolas"/>
-                      <w:sz w:val="22"/>
-                      <w:szCs w:val="22"/>
+                      <w:rFonts w:ascii="Consolas" w:eastAsia="Consolas" w:hAnsi="Consolas" w:cs="Consolas"/>
                     </w:rPr>
                   </w:pPr>
                   <w:r>
                     <w:rPr>
-                      <w:rFonts w:ascii="Consolas" w:hAnsi="Consolas" w:eastAsia="Consolas" w:cs="Consolas"/>
-                      <w:b w:val="0"/>
-                      <w:bCs w:val="0"/>
-                      <w:i w:val="0"/>
-                      <w:iCs w:val="0"/>
-                      <w:caps w:val="0"/>
-                      <w:smallCaps w:val="0"/>
-                      <w:strike w:val="0"/>
-                      <w:dstrike w:val="0"/>
-                      <w:color w:val="auto"/>
-                      <w:sz w:val="22"/>
-                      <w:szCs w:val="22"/>
-                      <w:u w:val="none"/>
+                      <w:rFonts w:ascii="Consolas" w:eastAsia="Consolas" w:hAnsi="Consolas" w:cs="Consolas"/>
                       <w:lang w:val="en-US"/>
                     </w:rPr>
                     <w:t xml:space="preserve">Approve </w:t>
                   </w:r>
                   <w:r>
                     <w:rPr>
-                      <w:rFonts w:ascii="Consolas" w:hAnsi="Consolas" w:eastAsia="Consolas" w:cs="Consolas"/>
-                      <w:b w:val="0"/>
-                      <w:bCs w:val="0"/>
-                      <w:i w:val="0"/>
-                      <w:iCs w:val="0"/>
-                      <w:caps w:val="0"/>
-                      <w:smallCaps w:val="0"/>
-                      <w:strike w:val="0"/>
-                      <w:dstrike w:val="0"/>
-                      <w:color w:val="auto"/>
-                      <w:sz w:val="22"/>
-                      <w:szCs w:val="22"/>
+                      <w:rFonts w:ascii="Consolas" w:eastAsia="Consolas" w:hAnsi="Consolas" w:cs="Consolas"/>
                       <w:u w:val="single"/>
                       <w:lang w:val="en-US"/>
                     </w:rPr>
-                    <w:t xml:space="preserve">     </w:t>
+                    <w:t>     </w:t>
                   </w:r>
                 </w:p>
               </w:tc>
@@ -3207,9 +3076,7 @@
                 <w:p>
                   <w:pPr>
                     <w:rPr>
-                      <w:rFonts w:ascii="Consolas" w:hAnsi="Consolas" w:eastAsia="Consolas" w:cs="Consolas"/>
-                      <w:sz w:val="22"/>
-                      <w:szCs w:val="22"/>
+                      <w:rFonts w:ascii="Consolas" w:eastAsia="Consolas" w:hAnsi="Consolas" w:cs="Consolas"/>
                     </w:rPr>
                   </w:pPr>
                 </w:p>
@@ -3228,48 +3095,23 @@
                   <w:pPr>
                     <w:jc w:val="right"/>
                     <w:rPr>
-                      <w:rFonts w:ascii="Consolas" w:hAnsi="Consolas" w:eastAsia="Consolas" w:cs="Consolas"/>
-                      <w:sz w:val="22"/>
-                      <w:szCs w:val="22"/>
+                      <w:rFonts w:ascii="Consolas" w:eastAsia="Consolas" w:hAnsi="Consolas" w:cs="Consolas"/>
                     </w:rPr>
                   </w:pPr>
                   <w:r>
                     <w:rPr>
-                      <w:rFonts w:ascii="Consolas" w:hAnsi="Consolas" w:eastAsia="Consolas" w:cs="Consolas"/>
-                      <w:b w:val="0"/>
-                      <w:bCs w:val="0"/>
-                      <w:i w:val="0"/>
-                      <w:iCs w:val="0"/>
-                      <w:caps w:val="0"/>
-                      <w:smallCaps w:val="0"/>
-                      <w:strike w:val="0"/>
-                      <w:dstrike w:val="0"/>
-                      <w:color w:val="auto"/>
-                      <w:sz w:val="22"/>
-                      <w:szCs w:val="22"/>
-                      <w:u w:val="none"/>
+                      <w:rFonts w:ascii="Consolas" w:eastAsia="Consolas" w:hAnsi="Consolas" w:cs="Consolas"/>
                       <w:lang w:val="en-US"/>
                     </w:rPr>
                     <w:t xml:space="preserve">Deny </w:t>
                   </w:r>
                   <w:r>
                     <w:rPr>
-                      <w:rFonts w:ascii="Consolas" w:hAnsi="Consolas" w:eastAsia="Consolas" w:cs="Consolas"/>
-                      <w:b w:val="0"/>
-                      <w:bCs w:val="0"/>
-                      <w:i w:val="0"/>
-                      <w:iCs w:val="0"/>
-                      <w:caps w:val="0"/>
-                      <w:smallCaps w:val="0"/>
-                      <w:strike w:val="0"/>
-                      <w:dstrike w:val="0"/>
-                      <w:color w:val="auto"/>
-                      <w:sz w:val="22"/>
-                      <w:szCs w:val="22"/>
+                      <w:rFonts w:ascii="Consolas" w:eastAsia="Consolas" w:hAnsi="Consolas" w:cs="Consolas"/>
                       <w:u w:val="single"/>
                       <w:lang w:val="en-US"/>
                     </w:rPr>
-                    <w:t xml:space="preserve">     </w:t>
+                    <w:t>     </w:t>
                   </w:r>
                 </w:p>
               </w:tc>
@@ -3277,21 +3119,9 @@
           </w:tbl>
           <w:p>
             <w:pPr>
-              <w:pStyle w:val="Normal"/>
-              <w:rPr>
-                <w:rFonts w:ascii="Consolas" w:hAnsi="Consolas" w:eastAsia="Consolas" w:cs="Consolas"/>
-                <w:b w:val="0"/>
-                <w:bCs w:val="0"/>
-                <w:i w:val="0"/>
-                <w:iCs w:val="0"/>
-                <w:caps w:val="0"/>
-                <w:smallCaps w:val="0"/>
-                <w:strike w:val="0"/>
-                <w:dstrike w:val="0"/>
-                <w:color w:val="000000" w:themeColor="text1" w:themeTint="FF" w:themeShade="FF"/>
-                <w:sz w:val="22"/>
-                <w:szCs w:val="22"/>
-                <w:u w:val="none"/>
+              <w:rPr>
+                <w:rFonts w:ascii="Consolas" w:eastAsia="Consolas" w:hAnsi="Consolas" w:cs="Consolas"/>
+                <w:color w:val="000000" w:themeColor="text1"/>
                 <w:lang w:val="en-US"/>
               </w:rPr>
             </w:pPr>
@@ -3301,22 +3131,20 @@
     </w:tbl>
     <w:p>
       <w:pPr>
-        <w:pStyle w:val="Normal"/>
-        <w:rPr>
-          <w:rFonts w:ascii="Consolas" w:hAnsi="Consolas" w:eastAsia="Consolas" w:cs="Consolas"/>
-        </w:rPr>
-      </w:pPr>
-    </w:p>
-    <w:p>
-      <w:pPr>
-        <w:pStyle w:val="Normal"/>
-        <w:rPr>
-          <w:rFonts w:ascii="Consolas" w:hAnsi="Consolas" w:eastAsia="Consolas" w:cs="Consolas"/>
-        </w:rPr>
-      </w:pPr>
-      <w:r>
-        <w:rPr>
-          <w:rFonts w:ascii="Consolas" w:hAnsi="Consolas" w:eastAsia="Consolas" w:cs="Consolas"/>
+        <w:rPr>
+          <w:rFonts w:ascii="Consolas" w:eastAsia="Consolas" w:hAnsi="Consolas" w:cs="Consolas"/>
+        </w:rPr>
+      </w:pPr>
+    </w:p>
+    <w:p>
+      <w:pPr>
+        <w:rPr>
+          <w:rFonts w:ascii="Consolas" w:eastAsia="Consolas" w:hAnsi="Consolas" w:cs="Consolas"/>
+        </w:rPr>
+      </w:pPr>
+      <w:r>
+        <w:rPr>
+          <w:rFonts w:ascii="Consolas" w:eastAsia="Consolas" w:hAnsi="Consolas" w:cs="Consolas"/>
         </w:rPr>
         <w:t>If denied, reasons include:</w:t>
       </w:r>
@@ -3336,7 +3164,7 @@
           <w:footerReference w:type="default" r:id="rId11"/>
           <w:headerReference w:type="first" r:id="rId12"/>
           <w:footerReference w:type="first" r:id="rId13"/>
-          <w:pgSz w:w="12240" w:h="15840" w:orient="portrait"/>
+          <w:pgSz w:w="12240" w:h="15840"/>
           <w:pgMar w:top="648" w:right="720" w:bottom="576" w:left="720" w:header="187" w:footer="130" w:gutter="0"/>
           <w:pgNumType w:start="1"/>
           <w:cols w:space="720"/>
@@ -3345,7 +3173,7 @@
       </w:pPr>
       <w:r>
         <w:rPr>
-          <w:rFonts w:ascii="Consolas" w:hAnsi="Consolas" w:eastAsia="Consolas" w:cs="Consolas"/>
+          <w:rFonts w:ascii="Consolas" w:eastAsia="Consolas" w:hAnsi="Consolas" w:cs="Consolas"/>
           <w:u w:val="single"/>
           <w:lang w:val="en-US"/>
         </w:rPr>
@@ -3354,7 +3182,7 @@
       <w:proofErr w:type="spellStart"/>
       <w:r>
         <w:rPr>
-          <w:rFonts w:ascii="Consolas" w:hAnsi="Consolas" w:eastAsia="Consolas" w:cs="Consolas"/>
+          <w:rFonts w:ascii="Consolas" w:eastAsia="Consolas" w:hAnsi="Consolas" w:cs="Consolas"/>
           <w:u w:val="single"/>
           <w:lang w:val="en-US"/>
         </w:rPr>
@@ -3362,7 +3190,7 @@
       </w:r>
       <w:r>
         <w:rPr>
-          <w:rFonts w:ascii="Consolas" w:hAnsi="Consolas" w:eastAsia="Consolas" w:cs="Consolas"/>
+          <w:rFonts w:ascii="Consolas" w:eastAsia="Consolas" w:hAnsi="Consolas" w:cs="Consolas"/>
           <w:u w:val="single"/>
           <w:lang w:val="en-US"/>
         </w:rPr>
@@ -3371,7 +3199,7 @@
       <w:proofErr w:type="spellEnd"/>
       <w:r>
         <w:rPr>
-          <w:rFonts w:ascii="Consolas" w:hAnsi="Consolas" w:eastAsia="Consolas" w:cs="Consolas"/>
+          <w:rFonts w:ascii="Consolas" w:eastAsia="Consolas" w:hAnsi="Consolas" w:cs="Consolas"/>
           <w:u w:val="single"/>
           <w:lang w:val="en-US"/>
         </w:rPr>
@@ -3395,6 +3223,7 @@
           <w:sz w:val="20"/>
           <w:szCs w:val="20"/>
         </w:rPr>
+        <w:lastRenderedPageBreak/>
         <w:t>TENNESSEE CLASSIFICATION INSTRUMENT: RECLASSIFICATION</w:t>
       </w:r>
     </w:p>
@@ -3485,12 +3314,6 @@
           <w:szCs w:val="16"/>
         </w:rPr>
         <w:tab/>
-      </w:r>
-      <w:r>
-        <w:rPr>
-          <w:sz w:val="16"/>
-          <w:szCs w:val="16"/>
-        </w:rPr>
         <w:t xml:space="preserve">SCORE: </w:t>
       </w:r>
       <w:r>
@@ -3720,6 +3543,66 @@
           <w:szCs w:val="16"/>
           <w:lang w:val="en-US"/>
         </w:rPr>
+        <w:t>__</w:t>
+      </w:r>
+      <w:proofErr w:type="gramStart"/>
+      <w:r>
+        <w:rPr>
+          <w:sz w:val="16"/>
+          <w:szCs w:val="16"/>
+          <w:lang w:val="en-US"/>
+        </w:rPr>
+        <w:t>_</w:t>
+      </w:r>
+      <w:r>
+        <w:rPr>
+          <w:sz w:val="16"/>
+          <w:szCs w:val="16"/>
+          <w:lang w:val="en-US"/>
+        </w:rPr>
+        <w:t xml:space="preserve"> </w:t>
+      </w:r>
+      <w:r>
+        <w:rPr>
+          <w:sz w:val="16"/>
+          <w:szCs w:val="16"/>
+          <w:lang w:val="en-US"/>
+        </w:rPr>
+        <w:t xml:space="preserve"> 10</w:t>
+      </w:r>
+      <w:proofErr w:type="gramEnd"/>
+    </w:p>
+    <w:p>
+      <w:pPr>
+        <w:rPr>
+          <w:sz w:val="16"/>
+          <w:szCs w:val="16"/>
+          <w:lang w:val="en-US"/>
+        </w:rPr>
+      </w:pPr>
+      <w:r>
+        <w:rPr>
+          <w:b/>
+          <w:bCs/>
+          <w:sz w:val="16"/>
+          <w:szCs w:val="16"/>
+        </w:rPr>
+        <w:tab/>
+      </w:r>
+      <w:r>
+        <w:rPr>
+          <w:sz w:val="16"/>
+          <w:szCs w:val="16"/>
+          <w:lang w:val="en-US"/>
+        </w:rPr>
+        <w:t>Moderate ______________________________________________________________</w:t>
+      </w:r>
+      <w:r>
+        <w:rPr>
+          <w:sz w:val="16"/>
+          <w:szCs w:val="16"/>
+          <w:lang w:val="en-US"/>
+        </w:rPr>
         <w:t>___</w:t>
       </w:r>
       <w:r>
@@ -3728,6 +3611,23 @@
           <w:szCs w:val="16"/>
           <w:lang w:val="en-US"/>
         </w:rPr>
+        <w:t>_</w:t>
+      </w:r>
+      <w:proofErr w:type="gramStart"/>
+      <w:r>
+        <w:rPr>
+          <w:sz w:val="16"/>
+          <w:szCs w:val="16"/>
+          <w:lang w:val="en-US"/>
+        </w:rPr>
+        <w:t>_</w:t>
+      </w:r>
+      <w:r>
+        <w:rPr>
+          <w:sz w:val="16"/>
+          <w:szCs w:val="16"/>
+          <w:lang w:val="en-US"/>
+        </w:rPr>
         <w:t xml:space="preserve"> </w:t>
       </w:r>
       <w:r>
@@ -3736,15 +3636,17 @@
           <w:szCs w:val="16"/>
           <w:lang w:val="en-US"/>
         </w:rPr>
-        <w:t xml:space="preserve"> 10</w:t>
-      </w:r>
-    </w:p>
-    <w:p>
-      <w:pPr>
-        <w:rPr>
-          <w:sz w:val="16"/>
-          <w:szCs w:val="16"/>
-          <w:lang w:val="en-US"/>
+        <w:t xml:space="preserve"> 11</w:t>
+      </w:r>
+      <w:proofErr w:type="gramEnd"/>
+    </w:p>
+    <w:p>
+      <w:pPr>
+        <w:rPr>
+          <w:b/>
+          <w:bCs/>
+          <w:sz w:val="16"/>
+          <w:szCs w:val="16"/>
         </w:rPr>
       </w:pPr>
       <w:r>
@@ -3760,23 +3662,13 @@
         <w:rPr>
           <w:sz w:val="16"/>
           <w:szCs w:val="16"/>
-          <w:lang w:val="en-US"/>
-        </w:rPr>
-        <w:t>Moderate ______________________________________________________________</w:t>
-      </w:r>
-      <w:r>
-        <w:rPr>
-          <w:sz w:val="16"/>
-          <w:szCs w:val="16"/>
-          <w:lang w:val="en-US"/>
-        </w:rPr>
-        <w:t>___</w:t>
-      </w:r>
-      <w:r>
-        <w:rPr>
-          <w:sz w:val="16"/>
-          <w:szCs w:val="16"/>
-          <w:lang w:val="en-US"/>
+        </w:rPr>
+        <w:t>High __________________________________________________________________</w:t>
+      </w:r>
+      <w:r>
+        <w:rPr>
+          <w:sz w:val="16"/>
+          <w:szCs w:val="16"/>
         </w:rPr>
         <w:t>__</w:t>
       </w:r>
@@ -3784,7 +3676,27 @@
         <w:rPr>
           <w:sz w:val="16"/>
           <w:szCs w:val="16"/>
-          <w:lang w:val="en-US"/>
+        </w:rPr>
+        <w:t>_</w:t>
+      </w:r>
+      <w:r>
+        <w:rPr>
+          <w:sz w:val="16"/>
+          <w:szCs w:val="16"/>
+        </w:rPr>
+        <w:t>_</w:t>
+      </w:r>
+      <w:r>
+        <w:rPr>
+          <w:sz w:val="16"/>
+          <w:szCs w:val="16"/>
+        </w:rPr>
+        <w:t>_</w:t>
+      </w:r>
+      <w:r>
+        <w:rPr>
+          <w:sz w:val="16"/>
+          <w:szCs w:val="16"/>
         </w:rPr>
         <w:t xml:space="preserve"> </w:t>
       </w:r>
@@ -3792,16 +3704,13 @@
         <w:rPr>
           <w:sz w:val="16"/>
           <w:szCs w:val="16"/>
-          <w:lang w:val="en-US"/>
-        </w:rPr>
-        <w:t xml:space="preserve"> 11</w:t>
-      </w:r>
-    </w:p>
-    <w:p>
-      <w:pPr>
-        <w:rPr>
-          <w:b/>
-          <w:bCs/>
+        </w:rPr>
+        <w:t>12</w:t>
+      </w:r>
+    </w:p>
+    <w:p>
+      <w:pPr>
+        <w:rPr>
           <w:sz w:val="16"/>
           <w:szCs w:val="16"/>
         </w:rPr>
@@ -3820,7 +3729,7 @@
           <w:sz w:val="16"/>
           <w:szCs w:val="16"/>
         </w:rPr>
-        <w:t>High __________________________________________________________________</w:t>
+        <w:t>Highest ________________________________________________________________</w:t>
       </w:r>
       <w:r>
         <w:rPr>
@@ -3834,6 +3743,13 @@
           <w:sz w:val="16"/>
           <w:szCs w:val="16"/>
         </w:rPr>
+        <w:t>__</w:t>
+      </w:r>
+      <w:r>
+        <w:rPr>
+          <w:sz w:val="16"/>
+          <w:szCs w:val="16"/>
+        </w:rPr>
         <w:t>_</w:t>
       </w:r>
       <w:r>
@@ -3841,93 +3757,14 @@
           <w:sz w:val="16"/>
           <w:szCs w:val="16"/>
         </w:rPr>
-        <w:t>_</w:t>
-      </w:r>
-      <w:r>
-        <w:rPr>
-          <w:sz w:val="16"/>
-          <w:szCs w:val="16"/>
-        </w:rPr>
-        <w:t>_</w:t>
-      </w:r>
-      <w:r>
-        <w:rPr>
-          <w:sz w:val="16"/>
-          <w:szCs w:val="16"/>
-        </w:rPr>
-        <w:t xml:space="preserve"> </w:t>
-      </w:r>
-      <w:r>
-        <w:rPr>
-          <w:sz w:val="16"/>
-          <w:szCs w:val="16"/>
-        </w:rPr>
-        <w:t>12</w:t>
-      </w:r>
-    </w:p>
-    <w:p>
-      <w:pPr>
-        <w:rPr>
-          <w:sz w:val="16"/>
-          <w:szCs w:val="16"/>
-        </w:rPr>
-      </w:pPr>
-      <w:r>
-        <w:rPr>
-          <w:b/>
-          <w:bCs/>
+        <w:t xml:space="preserve"> 13</w:t>
+      </w:r>
+      <w:r>
+        <w:rPr>
           <w:sz w:val="16"/>
           <w:szCs w:val="16"/>
         </w:rPr>
         <w:tab/>
-      </w:r>
-      <w:r>
-        <w:rPr>
-          <w:sz w:val="16"/>
-          <w:szCs w:val="16"/>
-        </w:rPr>
-        <w:t>Highest ________________________________________________________________</w:t>
-      </w:r>
-      <w:r>
-        <w:rPr>
-          <w:sz w:val="16"/>
-          <w:szCs w:val="16"/>
-        </w:rPr>
-        <w:t>__</w:t>
-      </w:r>
-      <w:r>
-        <w:rPr>
-          <w:sz w:val="16"/>
-          <w:szCs w:val="16"/>
-        </w:rPr>
-        <w:t>__</w:t>
-      </w:r>
-      <w:r>
-        <w:rPr>
-          <w:sz w:val="16"/>
-          <w:szCs w:val="16"/>
-        </w:rPr>
-        <w:t>_</w:t>
-      </w:r>
-      <w:r>
-        <w:rPr>
-          <w:sz w:val="16"/>
-          <w:szCs w:val="16"/>
-        </w:rPr>
-        <w:t xml:space="preserve"> 13</w:t>
-      </w:r>
-      <w:r>
-        <w:rPr>
-          <w:sz w:val="16"/>
-          <w:szCs w:val="16"/>
-        </w:rPr>
-        <w:tab/>
-      </w:r>
-      <w:r>
-        <w:rPr>
-          <w:sz w:val="16"/>
-          <w:szCs w:val="16"/>
-        </w:rPr>
         <w:t xml:space="preserve">SCORE: </w:t>
       </w:r>
       <w:r>
@@ -4055,16 +3892,16 @@
     </w:p>
     <w:tbl>
       <w:tblPr>
-        <w:tblStyle w:val="a"/>
+        <w:tblStyle w:val="3"/>
         <w:tblW w:w="6660" w:type="dxa"/>
         <w:tblInd w:w="710" w:type="dxa"/>
         <w:tblBorders>
-          <w:top w:val="single" w:color="000000" w:sz="8" w:space="0"/>
-          <w:left w:val="single" w:color="000000" w:sz="8" w:space="0"/>
-          <w:bottom w:val="single" w:color="000000" w:sz="8" w:space="0"/>
-          <w:right w:val="single" w:color="000000" w:sz="8" w:space="0"/>
-          <w:insideH w:val="single" w:color="000000" w:sz="8" w:space="0"/>
-          <w:insideV w:val="single" w:color="000000" w:sz="8" w:space="0"/>
+          <w:top w:val="single" w:sz="8" w:space="0" w:color="000000"/>
+          <w:left w:val="single" w:sz="8" w:space="0" w:color="000000"/>
+          <w:bottom w:val="single" w:sz="8" w:space="0" w:color="000000"/>
+          <w:right w:val="single" w:sz="8" w:space="0" w:color="000000"/>
+          <w:insideH w:val="single" w:sz="8" w:space="0" w:color="000000"/>
+          <w:insideV w:val="single" w:sz="8" w:space="0" w:color="000000"/>
         </w:tblBorders>
         <w:tblLayout w:type="fixed"/>
         <w:tblLook w:val="0600" w:firstRow="0" w:lastRow="0" w:firstColumn="0" w:lastColumn="0" w:noHBand="1" w:noVBand="1"/>
@@ -4204,11 +4041,11 @@
             <w:pPr>
               <w:widowControl w:val="0"/>
               <w:pBdr>
-                <w:top w:val="nil" w:color="FF000000" w:sz="0" w:space="0"/>
-                <w:left w:val="nil" w:color="FF000000" w:sz="0" w:space="0"/>
-                <w:bottom w:val="nil" w:color="FF000000" w:sz="0" w:space="0"/>
-                <w:right w:val="nil" w:color="FF000000" w:sz="0" w:space="0"/>
-                <w:between w:val="nil" w:color="FF000000" w:sz="0" w:space="0"/>
+                <w:top w:val="nil"/>
+                <w:left w:val="nil"/>
+                <w:bottom w:val="nil"/>
+                <w:right w:val="nil"/>
+                <w:between w:val="nil"/>
               </w:pBdr>
               <w:spacing w:line="240" w:lineRule="auto"/>
               <w:rPr>
@@ -4232,15 +4069,34 @@
                 <w:u w:val="single"/>
                 <w:lang w:val="en-US"/>
               </w:rPr>
-              <w:t>_{q3a0}</w:t>
-            </w:r>
-            <w:r>
-              <w:rPr>
-                <w:sz w:val="16"/>
-                <w:szCs w:val="16"/>
+              <w:t>_{q3a</w:t>
+            </w:r>
+            <w:proofErr w:type="gramStart"/>
+            <w:r>
+              <w:rPr>
+                <w:sz w:val="16"/>
+                <w:szCs w:val="16"/>
+                <w:u w:val="single"/>
                 <w:lang w:val="en-US"/>
               </w:rPr>
-              <w:t>_ -1</w:t>
+              <w:t>0}</w:t>
+            </w:r>
+            <w:r>
+              <w:rPr>
+                <w:sz w:val="16"/>
+                <w:szCs w:val="16"/>
+                <w:lang w:val="en-US"/>
+              </w:rPr>
+              <w:t>_</w:t>
+            </w:r>
+            <w:proofErr w:type="gramEnd"/>
+            <w:r>
+              <w:rPr>
+                <w:sz w:val="16"/>
+                <w:szCs w:val="16"/>
+                <w:lang w:val="en-US"/>
+              </w:rPr>
+              <w:t xml:space="preserve"> -1</w:t>
             </w:r>
           </w:p>
         </w:tc>
@@ -4585,12 +4441,12 @@
         <w:tblW w:w="6570" w:type="dxa"/>
         <w:tblInd w:w="710" w:type="dxa"/>
         <w:tblBorders>
-          <w:top w:val="single" w:color="000000" w:sz="8" w:space="0"/>
-          <w:left w:val="single" w:color="000000" w:sz="8" w:space="0"/>
-          <w:bottom w:val="single" w:color="000000" w:sz="8" w:space="0"/>
-          <w:right w:val="single" w:color="000000" w:sz="8" w:space="0"/>
-          <w:insideH w:val="single" w:color="000000" w:sz="8" w:space="0"/>
-          <w:insideV w:val="single" w:color="000000" w:sz="8" w:space="0"/>
+          <w:top w:val="single" w:sz="8" w:space="0" w:color="000000"/>
+          <w:left w:val="single" w:sz="8" w:space="0" w:color="000000"/>
+          <w:bottom w:val="single" w:sz="8" w:space="0" w:color="000000"/>
+          <w:right w:val="single" w:sz="8" w:space="0" w:color="000000"/>
+          <w:insideH w:val="single" w:sz="8" w:space="0" w:color="000000"/>
+          <w:insideV w:val="single" w:sz="8" w:space="0" w:color="000000"/>
         </w:tblBorders>
         <w:tblLayout w:type="fixed"/>
         <w:tblLook w:val="0600" w:firstRow="0" w:lastRow="0" w:firstColumn="0" w:lastColumn="0" w:noHBand="1" w:noVBand="1"/>
@@ -4643,7 +4499,6 @@
         <w:tc>
           <w:tcPr>
             <w:tcW w:w="1980" w:type="dxa"/>
-            <w:tcMar/>
           </w:tcPr>
           <w:p>
             <w:pPr>
@@ -4754,15 +4609,34 @@
                 <w:u w:val="single"/>
                 <w:lang w:val="en-US"/>
               </w:rPr>
-              <w:t>_{q4a0}</w:t>
-            </w:r>
-            <w:r>
-              <w:rPr>
-                <w:sz w:val="16"/>
-                <w:szCs w:val="16"/>
+              <w:t>_{q4a</w:t>
+            </w:r>
+            <w:proofErr w:type="gramStart"/>
+            <w:r>
+              <w:rPr>
+                <w:sz w:val="16"/>
+                <w:szCs w:val="16"/>
+                <w:u w:val="single"/>
                 <w:lang w:val="en-US"/>
               </w:rPr>
-              <w:t>_ -1</w:t>
+              <w:t>0}</w:t>
+            </w:r>
+            <w:r>
+              <w:rPr>
+                <w:sz w:val="16"/>
+                <w:szCs w:val="16"/>
+                <w:lang w:val="en-US"/>
+              </w:rPr>
+              <w:t>_</w:t>
+            </w:r>
+            <w:proofErr w:type="gramEnd"/>
+            <w:r>
+              <w:rPr>
+                <w:sz w:val="16"/>
+                <w:szCs w:val="16"/>
+                <w:lang w:val="en-US"/>
+              </w:rPr>
+              <w:t xml:space="preserve"> -1</w:t>
             </w:r>
           </w:p>
         </w:tc>
@@ -4807,7 +4681,6 @@
         <w:tc>
           <w:tcPr>
             <w:tcW w:w="1980" w:type="dxa"/>
-            <w:tcMar/>
           </w:tcPr>
           <w:p>
             <w:pPr>
@@ -5070,6 +4943,7 @@
           <w:sz w:val="16"/>
           <w:szCs w:val="16"/>
         </w:rPr>
+        <w:lastRenderedPageBreak/>
         <w:t>VIOLENT CLASS A DISCIPLINARY REPORTS (</w:t>
       </w:r>
       <w:r>
@@ -5107,12 +4981,12 @@
         <w:tblW w:w="6750" w:type="dxa"/>
         <w:tblInd w:w="710" w:type="dxa"/>
         <w:tblBorders>
-          <w:top w:val="single" w:color="000000" w:sz="8" w:space="0"/>
-          <w:left w:val="single" w:color="000000" w:sz="8" w:space="0"/>
-          <w:bottom w:val="single" w:color="000000" w:sz="8" w:space="0"/>
-          <w:right w:val="single" w:color="000000" w:sz="8" w:space="0"/>
-          <w:insideH w:val="single" w:color="000000" w:sz="8" w:space="0"/>
-          <w:insideV w:val="single" w:color="000000" w:sz="8" w:space="0"/>
+          <w:top w:val="single" w:sz="8" w:space="0" w:color="000000"/>
+          <w:left w:val="single" w:sz="8" w:space="0" w:color="000000"/>
+          <w:bottom w:val="single" w:sz="8" w:space="0" w:color="000000"/>
+          <w:right w:val="single" w:sz="8" w:space="0" w:color="000000"/>
+          <w:insideH w:val="single" w:sz="8" w:space="0" w:color="000000"/>
+          <w:insideV w:val="single" w:sz="8" w:space="0" w:color="000000"/>
         </w:tblBorders>
         <w:tblLayout w:type="fixed"/>
         <w:tblLook w:val="0600" w:firstRow="0" w:lastRow="0" w:firstColumn="0" w:lastColumn="0" w:noHBand="1" w:noVBand="1"/>
@@ -5260,11 +5134,11 @@
             <w:pPr>
               <w:widowControl w:val="0"/>
               <w:pBdr>
-                <w:top w:val="nil" w:color="FF000000" w:sz="0" w:space="0"/>
-                <w:left w:val="nil" w:color="FF000000" w:sz="0" w:space="0"/>
-                <w:bottom w:val="nil" w:color="FF000000" w:sz="0" w:space="0"/>
-                <w:right w:val="nil" w:color="FF000000" w:sz="0" w:space="0"/>
-                <w:between w:val="nil" w:color="FF000000" w:sz="0" w:space="0"/>
+                <w:top w:val="nil"/>
+                <w:left w:val="nil"/>
+                <w:bottom w:val="nil"/>
+                <w:right w:val="nil"/>
+                <w:between w:val="nil"/>
               </w:pBdr>
               <w:spacing w:line="240" w:lineRule="auto"/>
               <w:rPr>
@@ -5288,15 +5162,34 @@
                 <w:u w:val="single"/>
                 <w:lang w:val="en-US"/>
               </w:rPr>
-              <w:t>{q5a0}</w:t>
-            </w:r>
-            <w:r>
-              <w:rPr>
-                <w:sz w:val="16"/>
-                <w:szCs w:val="16"/>
+              <w:t>{q5a</w:t>
+            </w:r>
+            <w:proofErr w:type="gramStart"/>
+            <w:r>
+              <w:rPr>
+                <w:sz w:val="16"/>
+                <w:szCs w:val="16"/>
+                <w:u w:val="single"/>
                 <w:lang w:val="en-US"/>
               </w:rPr>
-              <w:t>_ -1</w:t>
+              <w:t>0}</w:t>
+            </w:r>
+            <w:r>
+              <w:rPr>
+                <w:sz w:val="16"/>
+                <w:szCs w:val="16"/>
+                <w:lang w:val="en-US"/>
+              </w:rPr>
+              <w:t>_</w:t>
+            </w:r>
+            <w:proofErr w:type="gramEnd"/>
+            <w:r>
+              <w:rPr>
+                <w:sz w:val="16"/>
+                <w:szCs w:val="16"/>
+                <w:lang w:val="en-US"/>
+              </w:rPr>
+              <w:t xml:space="preserve"> -1</w:t>
             </w:r>
           </w:p>
         </w:tc>
@@ -6019,8 +5912,8 @@
     <w:p>
       <w:pPr>
         <w:rPr>
-          <w:b w:val="1"/>
-          <w:bCs w:val="1"/>
+          <w:b/>
+          <w:bCs/>
           <w:sz w:val="16"/>
           <w:szCs w:val="16"/>
           <w:lang w:val="en-US"/>
@@ -6041,7 +5934,16 @@
           <w:szCs w:val="16"/>
           <w:lang w:val="en-US"/>
         </w:rPr>
-        <w:t xml:space="preserve">22 - 25 ______________________________________________________________________  </w:t>
+        <w:t>22 - 25 _____________________________________________________________________</w:t>
+      </w:r>
+      <w:proofErr w:type="gramStart"/>
+      <w:r>
+        <w:rPr>
+          <w:sz w:val="16"/>
+          <w:szCs w:val="16"/>
+          <w:lang w:val="en-US"/>
+        </w:rPr>
+        <w:t xml:space="preserve">_  </w:t>
       </w:r>
       <w:r>
         <w:rPr>
@@ -6051,6 +5953,7 @@
         </w:rPr>
         <w:t>5</w:t>
       </w:r>
+      <w:proofErr w:type="gramEnd"/>
     </w:p>
     <w:p>
       <w:pPr>
@@ -6075,8 +5978,18 @@
           <w:szCs w:val="16"/>
           <w:lang w:val="en-US"/>
         </w:rPr>
-        <w:t>26 - 30 ______________________________________________________________________  2</w:t>
-      </w:r>
+        <w:t>26 - 30 _____________________________________________________________________</w:t>
+      </w:r>
+      <w:proofErr w:type="gramStart"/>
+      <w:r>
+        <w:rPr>
+          <w:sz w:val="16"/>
+          <w:szCs w:val="16"/>
+          <w:lang w:val="en-US"/>
+        </w:rPr>
+        <w:t>_  2</w:t>
+      </w:r>
+      <w:proofErr w:type="gramEnd"/>
     </w:p>
     <w:p>
       <w:pPr>
@@ -6124,7 +6037,16 @@
           <w:szCs w:val="16"/>
           <w:lang w:val="en-US"/>
         </w:rPr>
-        <w:t xml:space="preserve">31 - 35 ______________________________________________________________________  </w:t>
+        <w:t>31 - 35 _____________________________________________________________________</w:t>
+      </w:r>
+      <w:proofErr w:type="gramStart"/>
+      <w:r>
+        <w:rPr>
+          <w:sz w:val="16"/>
+          <w:szCs w:val="16"/>
+          <w:lang w:val="en-US"/>
+        </w:rPr>
+        <w:t xml:space="preserve">_  </w:t>
       </w:r>
       <w:r>
         <w:rPr>
@@ -6134,12 +6056,13 @@
         </w:rPr>
         <w:t>1</w:t>
       </w:r>
-    </w:p>
-    <w:p>
-      <w:pPr>
-        <w:rPr>
-          <w:b w:val="1"/>
-          <w:bCs w:val="1"/>
+      <w:proofErr w:type="gramEnd"/>
+    </w:p>
+    <w:p>
+      <w:pPr>
+        <w:rPr>
+          <w:b/>
+          <w:bCs/>
           <w:sz w:val="16"/>
           <w:szCs w:val="16"/>
           <w:lang w:val="en-US"/>
@@ -6160,7 +6083,16 @@
           <w:szCs w:val="16"/>
           <w:lang w:val="en-US"/>
         </w:rPr>
-        <w:t xml:space="preserve">36 - 40 ______________________________________________________________________  </w:t>
+        <w:t>36 - 40 _____________________________________________________________________</w:t>
+      </w:r>
+      <w:proofErr w:type="gramStart"/>
+      <w:r>
+        <w:rPr>
+          <w:sz w:val="16"/>
+          <w:szCs w:val="16"/>
+          <w:lang w:val="en-US"/>
+        </w:rPr>
+        <w:t xml:space="preserve">_  </w:t>
       </w:r>
       <w:r>
         <w:rPr>
@@ -6170,6 +6102,7 @@
         </w:rPr>
         <w:t>0</w:t>
       </w:r>
+      <w:proofErr w:type="gramEnd"/>
     </w:p>
     <w:p>
       <w:pPr>
@@ -6240,12 +6173,6 @@
           <w:szCs w:val="16"/>
         </w:rPr>
         <w:tab/>
-      </w:r>
-      <w:r>
-        <w:rPr>
-          <w:sz w:val="16"/>
-          <w:szCs w:val="16"/>
-        </w:rPr>
         <w:t xml:space="preserve">SCORE: </w:t>
       </w:r>
       <w:r>
@@ -6318,8 +6245,18 @@
           <w:szCs w:val="16"/>
           <w:lang w:val="en-US"/>
         </w:rPr>
-        <w:t>None _______________________________________________________________________  0</w:t>
-      </w:r>
+        <w:t>None ______________________________________________________________________</w:t>
+      </w:r>
+      <w:proofErr w:type="gramStart"/>
+      <w:r>
+        <w:rPr>
+          <w:sz w:val="16"/>
+          <w:szCs w:val="16"/>
+          <w:lang w:val="en-US"/>
+        </w:rPr>
+        <w:t>_  0</w:t>
+      </w:r>
+      <w:proofErr w:type="gramEnd"/>
     </w:p>
     <w:p>
       <w:pPr>
@@ -6484,7 +6421,16 @@
           <w:szCs w:val="16"/>
           <w:lang w:val="en-US"/>
         </w:rPr>
-        <w:t>Five or More _________________________________________________________________</w:t>
+        <w:t>Five or More ________________________________________________________________</w:t>
+      </w:r>
+      <w:proofErr w:type="gramStart"/>
+      <w:r>
+        <w:rPr>
+          <w:sz w:val="16"/>
+          <w:szCs w:val="16"/>
+          <w:lang w:val="en-US"/>
+        </w:rPr>
+        <w:t>_</w:t>
       </w:r>
       <w:r>
         <w:rPr>
@@ -6500,7 +6446,16 @@
           <w:szCs w:val="16"/>
           <w:lang w:val="en-US"/>
         </w:rPr>
-        <w:t xml:space="preserve"> -5</w:t>
+        <w:t xml:space="preserve"> -</w:t>
+      </w:r>
+      <w:proofErr w:type="gramEnd"/>
+      <w:r>
+        <w:rPr>
+          <w:sz w:val="16"/>
+          <w:szCs w:val="16"/>
+          <w:lang w:val="en-US"/>
+        </w:rPr>
+        <w:t>5</w:t>
       </w:r>
       <w:r>
         <w:rPr>
@@ -6604,55 +6559,55 @@
     <w:p>
       <w:pPr>
         <w:rPr>
-          <w:b w:val="1"/>
-          <w:bCs w:val="1"/>
-          <w:lang w:val="en-US"/>
-        </w:rPr>
-      </w:pPr>
-      <w:r>
-        <w:rPr>
-          <w:b w:val="1"/>
-          <w:bCs w:val="1"/>
+          <w:b/>
+          <w:bCs/>
+          <w:lang w:val="en-US"/>
+        </w:rPr>
+      </w:pPr>
+      <w:r>
+        <w:rPr>
+          <w:b/>
+          <w:bCs/>
           <w:lang w:val="en-US"/>
         </w:rPr>
         <w:t>TOTAL SCORE (IF GREATER THAN 4</w:t>
       </w:r>
       <w:r>
         <w:rPr>
-          <w:b w:val="1"/>
-          <w:bCs w:val="1"/>
+          <w:b/>
+          <w:bCs/>
           <w:lang w:val="en-US"/>
         </w:rPr>
         <w:t>5</w:t>
       </w:r>
       <w:r>
         <w:rPr>
-          <w:b w:val="1"/>
-          <w:bCs w:val="1"/>
+          <w:b/>
+          <w:bCs/>
           <w:lang w:val="en-US"/>
         </w:rPr>
         <w:t>,</w:t>
       </w:r>
       <w:r>
         <w:rPr>
-          <w:b w:val="1"/>
-          <w:bCs w:val="1"/>
+          <w:b/>
+          <w:bCs/>
           <w:lang w:val="en-US"/>
         </w:rPr>
         <w:t xml:space="preserve"> WRITE 4</w:t>
       </w:r>
       <w:r>
         <w:rPr>
-          <w:b w:val="1"/>
-          <w:bCs w:val="1"/>
+          <w:b/>
+          <w:bCs/>
           <w:lang w:val="en-US"/>
         </w:rPr>
         <w:t>5</w:t>
       </w:r>
       <w:r>
         <w:rPr>
-          <w:b w:val="1"/>
-          <w:bCs w:val="1"/>
+          <w:b/>
+          <w:bCs/>
           <w:lang w:val="en-US"/>
         </w:rPr>
         <w:t xml:space="preserve">): </w:t>
@@ -6661,19 +6616,7 @@
         <w:rPr>
           <w:lang w:val="en-US"/>
         </w:rPr>
-        <w:t>{</w:t>
-      </w:r>
-      <w:r>
-        <w:rPr>
-          <w:lang w:val="en-US"/>
-        </w:rPr>
-        <w:t>totalScore</w:t>
-      </w:r>
-      <w:r>
-        <w:rPr>
-          <w:lang w:val="en-US"/>
-        </w:rPr>
-        <w:t>}</w:t>
+        <w:t>{totalScore}</w:t>
       </w:r>
     </w:p>
     <w:p/>
@@ -6726,7 +6669,10 @@
         <w:t>-</w:t>
       </w:r>
       <w:r>
-        <w:t>25</w:t>
+        <w:t>2</w:t>
+      </w:r>
+      <w:r>
+        <w:t>4</w:t>
       </w:r>
     </w:p>
     <w:p>
@@ -6741,7 +6687,10 @@
         <w:t xml:space="preserve">: </w:t>
       </w:r>
       <w:r>
-        <w:t>26</w:t>
+        <w:t>2</w:t>
+      </w:r>
+      <w:r>
+        <w:t>5</w:t>
       </w:r>
       <w:r>
         <w:t>-4</w:t>
@@ -6772,10 +6721,11 @@
     <w:p>
       <w:r>
         <w:rPr>
-          <w:b w:val="1"/>
-          <w:bCs w:val="1"/>
-          <w:lang w:val="en-US"/>
-        </w:rPr>
+          <w:b/>
+          <w:bCs/>
+          <w:lang w:val="en-US"/>
+        </w:rPr>
+        <w:lastRenderedPageBreak/>
         <w:t xml:space="preserve">If the custody level is LOW (or staff recommend an override to LOW), please also fill out the Trustee Assessment. Inmates placed on low or trustee custody can be placed in an annex. </w:t>
       </w:r>
     </w:p>
@@ -6788,7 +6738,7 @@
           <w:szCs w:val="18"/>
         </w:rPr>
         <w:sectPr>
-          <w:pgSz w:w="12240" w:h="15840" w:orient="portrait"/>
+          <w:pgSz w:w="12240" w:h="15840"/>
           <w:pgMar w:top="1440" w:right="1440" w:bottom="1440" w:left="1440" w:header="720" w:footer="720" w:gutter="0"/>
           <w:pgNumType w:start="1"/>
           <w:cols w:space="720"/>
@@ -6800,13 +6750,14 @@
       <w:pPr>
         <w:jc w:val="center"/>
         <w:rPr>
-          <w:rFonts w:ascii="Consolas" w:hAnsi="Consolas" w:eastAsia="Consolas" w:cs="Consolas"/>
-        </w:rPr>
-      </w:pPr>
-      <w:r>
-        <w:rPr>
-          <w:rFonts w:ascii="Consolas" w:hAnsi="Consolas" w:eastAsia="Consolas" w:cs="Consolas"/>
-        </w:rPr>
+          <w:rFonts w:ascii="Consolas" w:eastAsia="Consolas" w:hAnsi="Consolas" w:cs="Consolas"/>
+        </w:rPr>
+      </w:pPr>
+      <w:r>
+        <w:rPr>
+          <w:rFonts w:ascii="Consolas" w:eastAsia="Consolas" w:hAnsi="Consolas" w:cs="Consolas"/>
+        </w:rPr>
+        <w:lastRenderedPageBreak/>
         <w:t>TENNESSEE DEPARTMENT OF CORRECTION</w:t>
       </w:r>
     </w:p>
@@ -6814,12 +6765,12 @@
       <w:pPr>
         <w:jc w:val="center"/>
         <w:rPr>
-          <w:rFonts w:ascii="Consolas" w:hAnsi="Consolas" w:eastAsia="Consolas" w:cs="Consolas"/>
-        </w:rPr>
-      </w:pPr>
-      <w:r>
-        <w:rPr>
-          <w:rFonts w:ascii="Consolas" w:hAnsi="Consolas" w:eastAsia="Consolas" w:cs="Consolas"/>
+          <w:rFonts w:ascii="Consolas" w:eastAsia="Consolas" w:hAnsi="Consolas" w:cs="Consolas"/>
+        </w:rPr>
+      </w:pPr>
+      <w:r>
+        <w:rPr>
+          <w:rFonts w:ascii="Consolas" w:eastAsia="Consolas" w:hAnsi="Consolas" w:cs="Consolas"/>
         </w:rPr>
         <w:t>CLASSIFICATION HEARING NOTICE</w:t>
       </w:r>
@@ -6828,20 +6779,20 @@
       <w:pPr>
         <w:jc w:val="center"/>
         <w:rPr>
-          <w:rFonts w:ascii="Consolas" w:hAnsi="Consolas" w:eastAsia="Consolas" w:cs="Consolas"/>
-        </w:rPr>
-      </w:pPr>
-    </w:p>
-    <w:p>
-      <w:pPr>
-        <w:rPr>
-          <w:rFonts w:ascii="Consolas" w:hAnsi="Consolas" w:eastAsia="Consolas" w:cs="Consolas"/>
-          <w:lang w:val="en-US"/>
-        </w:rPr>
-      </w:pPr>
-      <w:r>
-        <w:rPr>
-          <w:rFonts w:ascii="Consolas" w:hAnsi="Consolas" w:eastAsia="Consolas" w:cs="Consolas"/>
+          <w:rFonts w:ascii="Consolas" w:eastAsia="Consolas" w:hAnsi="Consolas" w:cs="Consolas"/>
+        </w:rPr>
+      </w:pPr>
+    </w:p>
+    <w:p>
+      <w:pPr>
+        <w:rPr>
+          <w:rFonts w:ascii="Consolas" w:eastAsia="Consolas" w:hAnsi="Consolas" w:cs="Consolas"/>
+          <w:lang w:val="en-US"/>
+        </w:rPr>
+      </w:pPr>
+      <w:r>
+        <w:rPr>
+          <w:rFonts w:ascii="Consolas" w:eastAsia="Consolas" w:hAnsi="Consolas" w:cs="Consolas"/>
           <w:lang w:val="en-US"/>
         </w:rPr>
         <w:t>TOMIS ID: {</w:t>
@@ -6849,7 +6800,7 @@
       <w:proofErr w:type="spellStart"/>
       <w:r>
         <w:rPr>
-          <w:rFonts w:ascii="Consolas" w:hAnsi="Consolas" w:eastAsia="Consolas" w:cs="Consolas"/>
+          <w:rFonts w:ascii="Consolas" w:eastAsia="Consolas" w:hAnsi="Consolas" w:cs="Consolas"/>
           <w:lang w:val="en-US"/>
         </w:rPr>
         <w:t>omsId</w:t>
@@ -6857,7 +6808,7 @@
       <w:proofErr w:type="spellEnd"/>
       <w:r>
         <w:rPr>
-          <w:rFonts w:ascii="Consolas" w:hAnsi="Consolas" w:eastAsia="Consolas" w:cs="Consolas"/>
+          <w:rFonts w:ascii="Consolas" w:eastAsia="Consolas" w:hAnsi="Consolas" w:cs="Consolas"/>
           <w:lang w:val="en-US"/>
         </w:rPr>
         <w:t>}</w:t>
@@ -6870,7 +6821,7 @@
       </w:r>
       <w:r>
         <w:rPr>
-          <w:rFonts w:ascii="Consolas" w:hAnsi="Consolas" w:eastAsia="Consolas" w:cs="Consolas"/>
+          <w:rFonts w:ascii="Consolas" w:eastAsia="Consolas" w:hAnsi="Consolas" w:cs="Consolas"/>
           <w:lang w:val="en-US"/>
         </w:rPr>
         <w:t>{</w:t>
@@ -6878,7 +6829,7 @@
       <w:proofErr w:type="spellStart"/>
       <w:r>
         <w:rPr>
-          <w:rFonts w:ascii="Consolas" w:hAnsi="Consolas" w:eastAsia="Consolas" w:cs="Consolas"/>
+          <w:rFonts w:ascii="Consolas" w:eastAsia="Consolas" w:hAnsi="Consolas" w:cs="Consolas"/>
           <w:lang w:val="en-US"/>
         </w:rPr>
         <w:t>residentFullName</w:t>
@@ -6886,7 +6837,7 @@
       <w:proofErr w:type="spellEnd"/>
       <w:r>
         <w:rPr>
-          <w:rFonts w:ascii="Consolas" w:hAnsi="Consolas" w:eastAsia="Consolas" w:cs="Consolas"/>
+          <w:rFonts w:ascii="Consolas" w:eastAsia="Consolas" w:hAnsi="Consolas" w:cs="Consolas"/>
           <w:lang w:val="en-US"/>
         </w:rPr>
         <w:t>}</w:t>
@@ -6895,12 +6846,12 @@
     <w:p>
       <w:pPr>
         <w:rPr>
-          <w:rFonts w:ascii="Consolas" w:hAnsi="Consolas" w:eastAsia="Consolas" w:cs="Consolas"/>
-        </w:rPr>
-      </w:pPr>
-      <w:r>
-        <w:rPr>
-          <w:rFonts w:ascii="Consolas" w:hAnsi="Consolas" w:eastAsia="Consolas" w:cs="Consolas"/>
+          <w:rFonts w:ascii="Consolas" w:eastAsia="Consolas" w:hAnsi="Consolas" w:cs="Consolas"/>
+        </w:rPr>
+      </w:pPr>
+      <w:r>
+        <w:rPr>
+          <w:rFonts w:ascii="Consolas" w:eastAsia="Consolas" w:hAnsi="Consolas" w:cs="Consolas"/>
         </w:rPr>
         <w:t>CAF DATE: {date}</w:t>
       </w:r>
@@ -6908,20 +6859,20 @@
     <w:p>
       <w:pPr>
         <w:rPr>
-          <w:rFonts w:ascii="Consolas" w:hAnsi="Consolas" w:eastAsia="Consolas" w:cs="Consolas"/>
-        </w:rPr>
-      </w:pPr>
-    </w:p>
-    <w:p>
-      <w:pPr>
-        <w:rPr>
-          <w:rFonts w:ascii="Consolas" w:hAnsi="Consolas" w:eastAsia="Consolas" w:cs="Consolas"/>
-          <w:lang w:val="en-US"/>
-        </w:rPr>
-      </w:pPr>
-      <w:r>
-        <w:rPr>
-          <w:rFonts w:ascii="Consolas" w:hAnsi="Consolas" w:eastAsia="Consolas" w:cs="Consolas"/>
+          <w:rFonts w:ascii="Consolas" w:eastAsia="Consolas" w:hAnsi="Consolas" w:cs="Consolas"/>
+        </w:rPr>
+      </w:pPr>
+    </w:p>
+    <w:p>
+      <w:pPr>
+        <w:rPr>
+          <w:rFonts w:ascii="Consolas" w:eastAsia="Consolas" w:hAnsi="Consolas" w:cs="Consolas"/>
+          <w:lang w:val="en-US"/>
+        </w:rPr>
+      </w:pPr>
+      <w:r>
+        <w:rPr>
+          <w:rFonts w:ascii="Consolas" w:eastAsia="Consolas" w:hAnsi="Consolas" w:cs="Consolas"/>
           <w:lang w:val="en-US"/>
         </w:rPr>
         <w:t>This is to inform you that your classification hearing will be held on {</w:t>
@@ -6929,7 +6880,7 @@
       <w:proofErr w:type="spellStart"/>
       <w:r>
         <w:rPr>
-          <w:rFonts w:ascii="Consolas" w:hAnsi="Consolas" w:eastAsia="Consolas" w:cs="Consolas"/>
+          <w:rFonts w:ascii="Consolas" w:eastAsia="Consolas" w:hAnsi="Consolas" w:cs="Consolas"/>
           <w:lang w:val="en-US"/>
         </w:rPr>
         <w:t>hearingDate</w:t>
@@ -6937,7 +6888,7 @@
       <w:proofErr w:type="spellEnd"/>
       <w:r>
         <w:rPr>
-          <w:rFonts w:ascii="Consolas" w:hAnsi="Consolas" w:eastAsia="Consolas" w:cs="Consolas"/>
+          <w:rFonts w:ascii="Consolas" w:eastAsia="Consolas" w:hAnsi="Consolas" w:cs="Consolas"/>
           <w:lang w:val="en-US"/>
         </w:rPr>
         <w:t>} at {</w:t>
@@ -6945,7 +6896,7 @@
       <w:proofErr w:type="spellStart"/>
       <w:r>
         <w:rPr>
-          <w:rFonts w:ascii="Consolas" w:hAnsi="Consolas" w:eastAsia="Consolas" w:cs="Consolas"/>
+          <w:rFonts w:ascii="Consolas" w:eastAsia="Consolas" w:hAnsi="Consolas" w:cs="Consolas"/>
           <w:lang w:val="en-US"/>
         </w:rPr>
         <w:t>hearingLocation</w:t>
@@ -6953,7 +6904,7 @@
       <w:proofErr w:type="spellEnd"/>
       <w:r>
         <w:rPr>
-          <w:rFonts w:ascii="Consolas" w:hAnsi="Consolas" w:eastAsia="Consolas" w:cs="Consolas"/>
+          <w:rFonts w:ascii="Consolas" w:eastAsia="Consolas" w:hAnsi="Consolas" w:cs="Consolas"/>
           <w:lang w:val="en-US"/>
         </w:rPr>
         <w:t>}.</w:t>
@@ -6962,51 +6913,37 @@
     <w:p>
       <w:pPr>
         <w:rPr>
-          <w:rFonts w:ascii="Consolas" w:hAnsi="Consolas" w:eastAsia="Consolas" w:cs="Consolas"/>
-        </w:rPr>
-      </w:pPr>
-    </w:p>
-    <w:p>
-      <w:pPr>
-        <w:rPr>
-          <w:rFonts w:ascii="Consolas" w:hAnsi="Consolas" w:eastAsia="Consolas" w:cs="Consolas"/>
-          <w:lang w:val="en-US"/>
-        </w:rPr>
-      </w:pPr>
-      <w:r>
-        <w:rPr>
-          <w:rFonts w:ascii="Consolas" w:hAnsi="Consolas" w:eastAsia="Consolas" w:cs="Consolas"/>
+          <w:rFonts w:ascii="Consolas" w:eastAsia="Consolas" w:hAnsi="Consolas" w:cs="Consolas"/>
+        </w:rPr>
+      </w:pPr>
+    </w:p>
+    <w:p>
+      <w:pPr>
+        <w:rPr>
+          <w:rFonts w:ascii="Consolas" w:eastAsia="Consolas" w:hAnsi="Consolas" w:cs="Consolas"/>
+          <w:lang w:val="en-US"/>
+        </w:rPr>
+      </w:pPr>
+      <w:r>
+        <w:rPr>
+          <w:rFonts w:ascii="Consolas" w:eastAsia="Consolas" w:hAnsi="Consolas" w:cs="Consolas"/>
           <w:lang w:val="en-US"/>
         </w:rPr>
         <w:t>Classification Date:</w:t>
       </w:r>
       <w:r>
         <w:rPr>
-          <w:rFonts w:ascii="Consolas" w:hAnsi="Consolas" w:eastAsia="Consolas" w:cs="Consolas"/>
-          <w:lang w:val="en-US"/>
-        </w:rPr>
-        <w:t xml:space="preserve"> {</w:t>
-      </w:r>
-      <w:r>
-        <w:rPr>
-          <w:rFonts w:ascii="Consolas" w:hAnsi="Consolas" w:eastAsia="Consolas" w:cs="Consolas"/>
-          <w:lang w:val="en-US"/>
-        </w:rPr>
-        <w:t>hearingClassificationDate</w:t>
-      </w:r>
-      <w:r>
-        <w:rPr>
-          <w:rFonts w:ascii="Consolas" w:hAnsi="Consolas" w:eastAsia="Consolas" w:cs="Consolas"/>
-          <w:lang w:val="en-US"/>
-        </w:rPr>
-        <w:t>}</w:t>
-      </w:r>
-    </w:p>
-    <w:p>
-      <w:pPr>
-        <w:rPr>
-          <w:b w:val="1"/>
-          <w:bCs w:val="1"/>
+          <w:rFonts w:ascii="Consolas" w:eastAsia="Consolas" w:hAnsi="Consolas" w:cs="Consolas"/>
+          <w:lang w:val="en-US"/>
+        </w:rPr>
+        <w:t xml:space="preserve"> {hearingClassificationDate}</w:t>
+      </w:r>
+    </w:p>
+    <w:p>
+      <w:pPr>
+        <w:rPr>
+          <w:b/>
+          <w:bCs/>
           <w:sz w:val="20"/>
           <w:szCs w:val="20"/>
           <w:lang w:val="en-US"/>
@@ -7014,31 +6951,17 @@
       </w:pPr>
       <w:r>
         <w:rPr>
-          <w:rFonts w:ascii="Consolas" w:hAnsi="Consolas" w:eastAsia="Consolas" w:cs="Consolas"/>
+          <w:rFonts w:ascii="Consolas" w:eastAsia="Consolas" w:hAnsi="Consolas" w:cs="Consolas"/>
           <w:lang w:val="en-US"/>
         </w:rPr>
         <w:t xml:space="preserve">Classification Type: </w:t>
       </w:r>
       <w:r>
         <w:rPr>
-          <w:rFonts w:ascii="Consolas" w:hAnsi="Consolas" w:eastAsia="Consolas" w:cs="Consolas"/>
-          <w:lang w:val="en-US"/>
-        </w:rPr>
-        <w:t>{</w:t>
-      </w:r>
-      <w:r>
-        <w:rPr>
-          <w:rFonts w:ascii="Consolas" w:hAnsi="Consolas" w:eastAsia="Consolas" w:cs="Consolas"/>
-          <w:lang w:val="en-US"/>
-        </w:rPr>
-        <w:t>classificationType</w:t>
-      </w:r>
-      <w:r>
-        <w:rPr>
-          <w:rFonts w:ascii="Consolas" w:hAnsi="Consolas" w:eastAsia="Consolas" w:cs="Consolas"/>
-          <w:lang w:val="en-US"/>
-        </w:rPr>
-        <w:t>}</w:t>
+          <w:rFonts w:ascii="Consolas" w:eastAsia="Consolas" w:hAnsi="Consolas" w:cs="Consolas"/>
+          <w:lang w:val="en-US"/>
+        </w:rPr>
+        <w:t>{classificationType}</w:t>
       </w:r>
     </w:p>
     <w:p>
@@ -7101,12 +7024,12 @@
     <w:p>
       <w:pPr>
         <w:rPr>
-          <w:rFonts w:ascii="Consolas" w:hAnsi="Consolas" w:eastAsia="Consolas" w:cs="Consolas"/>
+          <w:rFonts w:ascii="Consolas" w:eastAsia="Consolas" w:hAnsi="Consolas" w:cs="Consolas"/>
         </w:rPr>
       </w:pPr>
     </w:p>
     <w:sectPr>
-      <w:pgSz w:w="12240" w:h="15840" w:orient="portrait"/>
+      <w:pgSz w:w="12240" w:h="15840"/>
       <w:pgMar w:top="1440" w:right="1440" w:bottom="1440" w:left="1440" w:header="720" w:footer="720" w:gutter="0"/>
       <w:pgNumType w:start="1"/>
       <w:cols w:space="720"/>
@@ -7321,7 +7244,7 @@
         <w:ind w:left="720" w:hanging="360"/>
       </w:pPr>
       <w:rPr>
-        <w:rFonts w:hint="default" w:ascii="Consolas" w:hAnsi="Consolas" w:cs="Consolas"/>
+        <w:rFonts w:ascii="Consolas" w:hAnsi="Consolas" w:cs="Consolas" w:hint="default"/>
         <w:color w:val="000000"/>
         <w:sz w:val="22"/>
       </w:rPr>
@@ -7823,11 +7746,11 @@
 </file>
 
 <file path=word/styles.xml><?xml version="1.0" encoding="utf-8"?>
-<w:styles xmlns:wp14="http://schemas.microsoft.com/office/word/2010/wordprocessingDrawing" xmlns:mc="http://schemas.openxmlformats.org/markup-compatibility/2006" xmlns:r="http://schemas.openxmlformats.org/officeDocument/2006/relationships" xmlns:w="http://schemas.openxmlformats.org/wordprocessingml/2006/main" xmlns:w14="http://schemas.microsoft.com/office/word/2010/wordml" xmlns:w15="http://schemas.microsoft.com/office/word/2012/wordml" xmlns:w16cex="http://schemas.microsoft.com/office/word/2018/wordml/cex" xmlns:w16cid="http://schemas.microsoft.com/office/word/2016/wordml/cid" xmlns:w16="http://schemas.microsoft.com/office/word/2018/wordml" xmlns:w16du="http://schemas.microsoft.com/office/word/2023/wordml/word16du" xmlns:w16sdtdh="http://schemas.microsoft.com/office/word/2020/wordml/sdtdatahash" xmlns:w16sdtfl="http://schemas.microsoft.com/office/word/2024/wordml/sdtformatlock" xmlns:w16se="http://schemas.microsoft.com/office/word/2015/wordml/symex" mc:Ignorable="w14 w15 w16se w16cid w16 w16cex w16sdtdh w16sdtfl w16du wp14">
+<w:styles xmlns:mc="http://schemas.openxmlformats.org/markup-compatibility/2006" xmlns:r="http://schemas.openxmlformats.org/officeDocument/2006/relationships" xmlns:w="http://schemas.openxmlformats.org/wordprocessingml/2006/main" xmlns:w14="http://schemas.microsoft.com/office/word/2010/wordml" xmlns:w15="http://schemas.microsoft.com/office/word/2012/wordml" xmlns:w16cex="http://schemas.microsoft.com/office/word/2018/wordml/cex" xmlns:w16cid="http://schemas.microsoft.com/office/word/2016/wordml/cid" xmlns:w16="http://schemas.microsoft.com/office/word/2018/wordml" xmlns:w16du="http://schemas.microsoft.com/office/word/2023/wordml/word16du" xmlns:w16sdtdh="http://schemas.microsoft.com/office/word/2020/wordml/sdtdatahash" xmlns:w16sdtfl="http://schemas.microsoft.com/office/word/2024/wordml/sdtformatlock" xmlns:w16se="http://schemas.microsoft.com/office/word/2015/wordml/symex" mc:Ignorable="w14 w15 w16se w16cid w16 w16cex w16sdtdh w16sdtfl w16du">
   <w:docDefaults>
     <w:rPrDefault>
       <w:rPr>
-        <w:rFonts w:ascii="Arial" w:hAnsi="Arial" w:eastAsia="Arial" w:cs="Arial"/>
+        <w:rFonts w:ascii="Arial" w:eastAsia="Arial" w:hAnsi="Arial" w:cs="Arial"/>
         <w:sz w:val="22"/>
         <w:szCs w:val="22"/>
         <w:lang w:val="en" w:eastAsia="en-US" w:bidi="ar-SA"/>
@@ -7842,14 +7765,14 @@
   <w:latentStyles w:defLockedState="0" w:defUIPriority="99" w:defSemiHidden="0" w:defUnhideWhenUsed="0" w:defQFormat="0" w:count="376">
     <w:lsdException w:name="Normal" w:uiPriority="0" w:qFormat="1"/>
     <w:lsdException w:name="heading 1" w:uiPriority="9" w:qFormat="1"/>
-    <w:lsdException w:name="heading 2" w:uiPriority="9" w:semiHidden="1" w:unhideWhenUsed="1" w:qFormat="1"/>
-    <w:lsdException w:name="heading 3" w:uiPriority="9" w:semiHidden="1" w:unhideWhenUsed="1" w:qFormat="1"/>
-    <w:lsdException w:name="heading 4" w:uiPriority="9" w:semiHidden="1" w:unhideWhenUsed="1" w:qFormat="1"/>
-    <w:lsdException w:name="heading 5" w:uiPriority="9" w:semiHidden="1" w:unhideWhenUsed="1" w:qFormat="1"/>
-    <w:lsdException w:name="heading 6" w:uiPriority="9" w:semiHidden="1" w:unhideWhenUsed="1" w:qFormat="1"/>
-    <w:lsdException w:name="heading 7" w:uiPriority="9" w:semiHidden="1" w:unhideWhenUsed="1" w:qFormat="1"/>
-    <w:lsdException w:name="heading 8" w:uiPriority="9" w:semiHidden="1" w:unhideWhenUsed="1" w:qFormat="1"/>
-    <w:lsdException w:name="heading 9" w:uiPriority="9" w:semiHidden="1" w:unhideWhenUsed="1" w:qFormat="1"/>
+    <w:lsdException w:name="heading 2" w:semiHidden="1" w:uiPriority="9" w:unhideWhenUsed="1" w:qFormat="1"/>
+    <w:lsdException w:name="heading 3" w:semiHidden="1" w:uiPriority="9" w:unhideWhenUsed="1" w:qFormat="1"/>
+    <w:lsdException w:name="heading 4" w:semiHidden="1" w:uiPriority="9" w:unhideWhenUsed="1" w:qFormat="1"/>
+    <w:lsdException w:name="heading 5" w:semiHidden="1" w:uiPriority="9" w:unhideWhenUsed="1" w:qFormat="1"/>
+    <w:lsdException w:name="heading 6" w:semiHidden="1" w:uiPriority="9" w:unhideWhenUsed="1" w:qFormat="1"/>
+    <w:lsdException w:name="heading 7" w:semiHidden="1" w:uiPriority="9" w:unhideWhenUsed="1" w:qFormat="1"/>
+    <w:lsdException w:name="heading 8" w:semiHidden="1" w:uiPriority="9" w:unhideWhenUsed="1" w:qFormat="1"/>
+    <w:lsdException w:name="heading 9" w:semiHidden="1" w:uiPriority="9" w:unhideWhenUsed="1" w:qFormat="1"/>
     <w:lsdException w:name="index 1" w:semiHidden="1" w:unhideWhenUsed="1"/>
     <w:lsdException w:name="index 2" w:semiHidden="1" w:unhideWhenUsed="1"/>
     <w:lsdException w:name="index 3" w:semiHidden="1" w:unhideWhenUsed="1"/>
@@ -7859,22 +7782,22 @@
     <w:lsdException w:name="index 7" w:semiHidden="1" w:unhideWhenUsed="1"/>
     <w:lsdException w:name="index 8" w:semiHidden="1" w:unhideWhenUsed="1"/>
     <w:lsdException w:name="index 9" w:semiHidden="1" w:unhideWhenUsed="1"/>
-    <w:lsdException w:name="toc 1" w:uiPriority="39" w:semiHidden="1" w:unhideWhenUsed="1"/>
-    <w:lsdException w:name="toc 2" w:uiPriority="39" w:semiHidden="1" w:unhideWhenUsed="1"/>
-    <w:lsdException w:name="toc 3" w:uiPriority="39" w:semiHidden="1" w:unhideWhenUsed="1"/>
-    <w:lsdException w:name="toc 4" w:uiPriority="39" w:semiHidden="1" w:unhideWhenUsed="1"/>
-    <w:lsdException w:name="toc 5" w:uiPriority="39" w:semiHidden="1" w:unhideWhenUsed="1"/>
-    <w:lsdException w:name="toc 6" w:uiPriority="39" w:semiHidden="1" w:unhideWhenUsed="1"/>
-    <w:lsdException w:name="toc 7" w:uiPriority="39" w:semiHidden="1" w:unhideWhenUsed="1"/>
-    <w:lsdException w:name="toc 8" w:uiPriority="39" w:semiHidden="1" w:unhideWhenUsed="1"/>
-    <w:lsdException w:name="toc 9" w:uiPriority="39" w:semiHidden="1" w:unhideWhenUsed="1"/>
+    <w:lsdException w:name="toc 1" w:semiHidden="1" w:uiPriority="39" w:unhideWhenUsed="1"/>
+    <w:lsdException w:name="toc 2" w:semiHidden="1" w:uiPriority="39" w:unhideWhenUsed="1"/>
+    <w:lsdException w:name="toc 3" w:semiHidden="1" w:uiPriority="39" w:unhideWhenUsed="1"/>
+    <w:lsdException w:name="toc 4" w:semiHidden="1" w:uiPriority="39" w:unhideWhenUsed="1"/>
+    <w:lsdException w:name="toc 5" w:semiHidden="1" w:uiPriority="39" w:unhideWhenUsed="1"/>
+    <w:lsdException w:name="toc 6" w:semiHidden="1" w:uiPriority="39" w:unhideWhenUsed="1"/>
+    <w:lsdException w:name="toc 7" w:semiHidden="1" w:uiPriority="39" w:unhideWhenUsed="1"/>
+    <w:lsdException w:name="toc 8" w:semiHidden="1" w:uiPriority="39" w:unhideWhenUsed="1"/>
+    <w:lsdException w:name="toc 9" w:semiHidden="1" w:uiPriority="39" w:unhideWhenUsed="1"/>
     <w:lsdException w:name="Normal Indent" w:semiHidden="1" w:unhideWhenUsed="1"/>
     <w:lsdException w:name="footnote text" w:semiHidden="1" w:unhideWhenUsed="1"/>
     <w:lsdException w:name="annotation text" w:semiHidden="1" w:unhideWhenUsed="1"/>
     <w:lsdException w:name="header" w:semiHidden="1" w:unhideWhenUsed="1"/>
     <w:lsdException w:name="footer" w:semiHidden="1" w:unhideWhenUsed="1"/>
     <w:lsdException w:name="index heading" w:semiHidden="1" w:unhideWhenUsed="1"/>
-    <w:lsdException w:name="caption" w:uiPriority="35" w:semiHidden="1" w:unhideWhenUsed="1" w:qFormat="1"/>
+    <w:lsdException w:name="caption" w:semiHidden="1" w:uiPriority="35" w:unhideWhenUsed="1" w:qFormat="1"/>
     <w:lsdException w:name="table of figures" w:semiHidden="1" w:unhideWhenUsed="1"/>
     <w:lsdException w:name="envelope address" w:semiHidden="1" w:unhideWhenUsed="1"/>
     <w:lsdException w:name="envelope return" w:semiHidden="1" w:unhideWhenUsed="1"/>
@@ -7905,7 +7828,7 @@
     <w:lsdException w:name="Title" w:uiPriority="10" w:qFormat="1"/>
     <w:lsdException w:name="Closing" w:semiHidden="1" w:unhideWhenUsed="1"/>
     <w:lsdException w:name="Signature" w:semiHidden="1" w:unhideWhenUsed="1"/>
-    <w:lsdException w:name="Default Paragraph Font" w:uiPriority="1" w:semiHidden="1" w:unhideWhenUsed="1"/>
+    <w:lsdException w:name="Default Paragraph Font" w:semiHidden="1" w:uiPriority="1" w:unhideWhenUsed="1"/>
     <w:lsdException w:name="Body Text" w:semiHidden="1" w:unhideWhenUsed="1"/>
     <w:lsdException w:name="Body Text Indent" w:semiHidden="1" w:unhideWhenUsed="1"/>
     <w:lsdException w:name="List Continue" w:semiHidden="1" w:unhideWhenUsed="1"/>
@@ -8105,8 +8028,8 @@
     <w:lsdException w:name="Subtle Reference" w:uiPriority="31" w:qFormat="1"/>
     <w:lsdException w:name="Intense Reference" w:uiPriority="32" w:qFormat="1"/>
     <w:lsdException w:name="Book Title" w:uiPriority="33" w:qFormat="1"/>
-    <w:lsdException w:name="Bibliography" w:uiPriority="37" w:semiHidden="1" w:unhideWhenUsed="1"/>
-    <w:lsdException w:name="TOC Heading" w:uiPriority="39" w:semiHidden="1" w:unhideWhenUsed="1" w:qFormat="1"/>
+    <w:lsdException w:name="Bibliography" w:semiHidden="1" w:uiPriority="37" w:unhideWhenUsed="1"/>
+    <w:lsdException w:name="TOC Heading" w:semiHidden="1" w:uiPriority="39" w:unhideWhenUsed="1" w:qFormat="1"/>
     <w:lsdException w:name="Plain Table 1" w:uiPriority="41"/>
     <w:lsdException w:name="Plain Table 2" w:uiPriority="42"/>
     <w:lsdException w:name="Plain Table 3" w:uiPriority="43"/>
@@ -8217,7 +8140,7 @@
     <w:lsdException w:name="Unresolved Mention" w:semiHidden="1" w:unhideWhenUsed="1"/>
     <w:lsdException w:name="Smart Link" w:semiHidden="1" w:unhideWhenUsed="1"/>
   </w:latentStyles>
-  <w:style w:type="paragraph" w:styleId="Normal" w:default="1">
+  <w:style w:type="paragraph" w:default="1" w:styleId="Normal">
     <w:name w:val="Normal"/>
     <w:qFormat/>
     <w:rsid w:val="00422102"/>
@@ -8336,13 +8259,13 @@
       <w:color w:val="666666"/>
     </w:rPr>
   </w:style>
-  <w:style w:type="character" w:styleId="DefaultParagraphFont" w:default="1">
+  <w:style w:type="character" w:default="1" w:styleId="DefaultParagraphFont">
     <w:name w:val="Default Paragraph Font"/>
     <w:uiPriority w:val="1"/>
     <w:semiHidden/>
     <w:unhideWhenUsed/>
   </w:style>
-  <w:style w:type="table" w:styleId="TableNormal" w:default="1">
+  <w:style w:type="table" w:default="1" w:styleId="TableNormal">
     <w:name w:val="Normal Table"/>
     <w:uiPriority w:val="99"/>
     <w:semiHidden/>
@@ -8357,13 +8280,13 @@
       </w:tblCellMar>
     </w:tblPr>
   </w:style>
-  <w:style w:type="numbering" w:styleId="NoList" w:default="1">
+  <w:style w:type="numbering" w:default="1" w:styleId="NoList">
     <w:name w:val="No List"/>
     <w:uiPriority w:val="99"/>
     <w:semiHidden/>
     <w:unhideWhenUsed/>
   </w:style>
-  <w:style w:type="table" w:styleId="TableNormal0" w:customStyle="1">
+  <w:style w:type="table" w:customStyle="1" w:styleId="TableNormal0">
     <w:name w:val="TableNormal"/>
     <w:tblPr>
       <w:tblCellMar>
@@ -8407,21 +8330,24 @@
       <w:szCs w:val="30"/>
     </w:rPr>
   </w:style>
-  <w:style w:type="table" w:styleId="a" w:customStyle="1">
+  <w:style w:type="table" w:customStyle="1" w:styleId="3">
+    <w:name w:val="3"/>
     <w:basedOn w:val="TableNormal0"/>
     <w:tblPr>
       <w:tblStyleRowBandSize w:val="1"/>
       <w:tblStyleColBandSize w:val="1"/>
     </w:tblPr>
   </w:style>
-  <w:style w:type="table" w:styleId="a0" w:customStyle="1">
+  <w:style w:type="table" w:customStyle="1" w:styleId="2">
+    <w:name w:val="2"/>
     <w:basedOn w:val="TableNormal0"/>
     <w:tblPr>
       <w:tblStyleRowBandSize w:val="1"/>
       <w:tblStyleColBandSize w:val="1"/>
     </w:tblPr>
   </w:style>
-  <w:style w:type="table" w:styleId="a1" w:customStyle="1">
+  <w:style w:type="table" w:customStyle="1" w:styleId="1">
+    <w:name w:val="1"/>
     <w:basedOn w:val="TableNormal0"/>
     <w:tblPr>
       <w:tblStyleRowBandSize w:val="1"/>
@@ -8429,7 +8355,7 @@
     </w:tblPr>
   </w:style>
   <w:style w:type="paragraph" w:styleId="CommentText">
-    <w:name w:val="Comment Text"/>
+    <w:name w:val="annotation text"/>
     <w:basedOn w:val="Normal"/>
     <w:link w:val="CommentTextChar"/>
     <w:uiPriority w:val="99"/>
@@ -8443,7 +8369,7 @@
       <w:szCs w:val="20"/>
     </w:rPr>
   </w:style>
-  <w:style w:type="character" w:styleId="CommentTextChar" w:customStyle="1">
+  <w:style w:type="character" w:customStyle="1" w:styleId="CommentTextChar">
     <w:name w:val="Comment Text Char"/>
     <w:basedOn w:val="DefaultParagraphFont"/>
     <w:link w:val="CommentText"/>
@@ -8455,7 +8381,7 @@
     </w:rPr>
   </w:style>
   <w:style w:type="character" w:styleId="CommentReference">
-    <w:name w:val="Comment Reference"/>
+    <w:name w:val="annotation reference"/>
     <w:basedOn w:val="DefaultParagraphFont"/>
     <w:uiPriority w:val="99"/>
     <w:semiHidden/>
@@ -8480,7 +8406,7 @@
       <w:spacing w:line="240" w:lineRule="auto"/>
     </w:pPr>
   </w:style>
-  <w:style w:type="character" w:styleId="HeaderChar" w:customStyle="1">
+  <w:style w:type="character" w:customStyle="1" w:styleId="HeaderChar">
     <w:name w:val="Header Char"/>
     <w:basedOn w:val="DefaultParagraphFont"/>
     <w:link w:val="Header"/>
@@ -8502,7 +8428,7 @@
       <w:spacing w:line="240" w:lineRule="auto"/>
     </w:pPr>
   </w:style>
-  <w:style w:type="character" w:styleId="FooterChar" w:customStyle="1">
+  <w:style w:type="character" w:customStyle="1" w:styleId="FooterChar">
     <w:name w:val="Footer Char"/>
     <w:basedOn w:val="DefaultParagraphFont"/>
     <w:link w:val="Footer"/>
@@ -8520,7 +8446,7 @@
       <w:contextualSpacing/>
     </w:pPr>
   </w:style>
-  <w:style w:type="numbering" w:styleId="CurrentList1" w:customStyle="1">
+  <w:style w:type="numbering" w:customStyle="1" w:styleId="CurrentList1">
     <w:name w:val="Current List1"/>
     <w:uiPriority w:val="99"/>
     <w:rsid w:val="001D5FAC"/>
@@ -8530,30 +8456,23 @@
       </w:numPr>
     </w:pPr>
   </w:style>
-  <w:style xmlns:w="http://schemas.openxmlformats.org/wordprocessingml/2006/main" w:type="table" w:styleId="TableGrid">
-    <w:name xmlns:w="http://schemas.openxmlformats.org/wordprocessingml/2006/main" w:val="Table Grid"/>
-    <w:basedOn xmlns:w="http://schemas.openxmlformats.org/wordprocessingml/2006/main" w:val="TableNormal"/>
-    <w:uiPriority xmlns:w="http://schemas.openxmlformats.org/wordprocessingml/2006/main" w:val="59"/>
-    <w:rsid xmlns:w="http://schemas.openxmlformats.org/wordprocessingml/2006/main" w:val="00FB4123"/>
-    <w:pPr xmlns:w="http://schemas.openxmlformats.org/wordprocessingml/2006/main">
-      <w:spacing w:after="0" w:line="240" w:lineRule="auto"/>
+  <w:style w:type="table" w:styleId="TableGrid">
+    <w:name w:val="Table Grid"/>
+    <w:basedOn w:val="TableNormal"/>
+    <w:uiPriority w:val="59"/>
+    <w:rsid w:val="00FB4123"/>
+    <w:pPr>
+      <w:spacing w:line="240" w:lineRule="auto"/>
     </w:pPr>
-    <w:tblPr xmlns:w="http://schemas.openxmlformats.org/wordprocessingml/2006/main">
-      <w:tblInd w:w="0" w:type="dxa"/>
+    <w:tblPr>
       <w:tblBorders>
-        <w:top w:val="single" w:color="000000" w:themeColor="text1" w:sz="4" w:space="0"/>
-        <w:left w:val="single" w:color="000000" w:themeColor="text1" w:sz="4" w:space="0"/>
-        <w:bottom w:val="single" w:color="000000" w:themeColor="text1" w:sz="4" w:space="0"/>
-        <w:right w:val="single" w:color="000000" w:themeColor="text1" w:sz="4" w:space="0"/>
-        <w:insideH w:val="single" w:color="000000" w:themeColor="text1" w:sz="4" w:space="0"/>
-        <w:insideV w:val="single" w:color="000000" w:themeColor="text1" w:sz="4" w:space="0"/>
+        <w:top w:val="single" w:sz="4" w:space="0" w:color="000000" w:themeColor="text1"/>
+        <w:left w:val="single" w:sz="4" w:space="0" w:color="000000" w:themeColor="text1"/>
+        <w:bottom w:val="single" w:sz="4" w:space="0" w:color="000000" w:themeColor="text1"/>
+        <w:right w:val="single" w:sz="4" w:space="0" w:color="000000" w:themeColor="text1"/>
+        <w:insideH w:val="single" w:sz="4" w:space="0" w:color="000000" w:themeColor="text1"/>
+        <w:insideV w:val="single" w:sz="4" w:space="0" w:color="000000" w:themeColor="text1"/>
       </w:tblBorders>
-      <w:tblCellMar>
-        <w:top w:w="0" w:type="dxa"/>
-        <w:left w:w="108" w:type="dxa"/>
-        <w:bottom w:w="0" w:type="dxa"/>
-        <w:right w:w="108" w:type="dxa"/>
-      </w:tblCellMar>
     </w:tblPr>
   </w:style>
 </w:styles>

--- a/apps/staff/src/core/Paperwork/US_TN/UsTnReclassification2026V2/rcaf_template_v2.docx
+++ b/apps/staff/src/core/Paperwork/US_TN/UsTnReclassification2026V2/rcaf_template_v2.docx
@@ -6641,7 +6641,7 @@
           <w:b/>
           <w:bCs/>
         </w:rPr>
-        <w:t>Low</w:t>
+        <w:t>Low/Trustee</w:t>
       </w:r>
       <w:r>
         <w:t>: 0-1</w:t>

--- a/apps/staff/src/core/Paperwork/US_TN/UsTnReclassification2026V2/rcaf_template_v2.docx
+++ b/apps/staff/src/core/Paperwork/US_TN/UsTnReclassification2026V2/rcaf_template_v2.docx
@@ -4254,35 +4254,35 @@
           <w:sz w:val="16"/>
           <w:szCs w:val="16"/>
         </w:rPr>
-        <w:t xml:space="preserve"> (i</w:t>
-      </w:r>
-      <w:r>
-        <w:rPr>
-          <w:sz w:val="16"/>
-          <w:szCs w:val="16"/>
-        </w:rPr>
-        <w:t>f greater than 6</w:t>
-      </w:r>
-      <w:r>
-        <w:rPr>
-          <w:sz w:val="16"/>
-          <w:szCs w:val="16"/>
-        </w:rPr>
-        <w:t>,</w:t>
-      </w:r>
-      <w:r>
-        <w:rPr>
-          <w:sz w:val="16"/>
-          <w:szCs w:val="16"/>
-        </w:rPr>
-        <w:t xml:space="preserve"> write 6</w:t>
-      </w:r>
-      <w:r>
-        <w:rPr>
-          <w:sz w:val="16"/>
-          <w:szCs w:val="16"/>
-        </w:rPr>
-        <w:t>)</w:t>
+        <w:t xml:space="preserve"> (Capped at 6)</w:t>
+      </w:r>
+      <w:r>
+        <w:rPr>
+          <w:sz w:val="16"/>
+          <w:szCs w:val="16"/>
+        </w:rPr>
+        <w:t xml:space="preserve"/>
+      </w:r>
+      <w:r>
+        <w:rPr>
+          <w:sz w:val="16"/>
+          <w:szCs w:val="16"/>
+        </w:rPr>
+        <w:t xml:space="preserve"/>
+      </w:r>
+      <w:r>
+        <w:rPr>
+          <w:sz w:val="16"/>
+          <w:szCs w:val="16"/>
+        </w:rPr>
+        <w:t xml:space="preserve"/>
+      </w:r>
+      <w:r>
+        <w:rPr>
+          <w:sz w:val="16"/>
+          <w:szCs w:val="16"/>
+        </w:rPr>
+        <w:t xml:space="preserve"/>
       </w:r>
       <w:r>
         <w:rPr>
@@ -4789,42 +4789,42 @@
           <w:sz w:val="16"/>
           <w:szCs w:val="16"/>
         </w:rPr>
-        <w:t xml:space="preserve"> (i</w:t>
-      </w:r>
-      <w:r>
-        <w:rPr>
-          <w:sz w:val="16"/>
-          <w:szCs w:val="16"/>
-        </w:rPr>
-        <w:t xml:space="preserve">f greater than </w:t>
-      </w:r>
-      <w:r>
-        <w:rPr>
-          <w:sz w:val="16"/>
-          <w:szCs w:val="16"/>
-        </w:rPr>
-        <w:t>9</w:t>
-      </w:r>
-      <w:r>
-        <w:rPr>
-          <w:sz w:val="16"/>
-          <w:szCs w:val="16"/>
-        </w:rPr>
-        <w:t>,</w:t>
-      </w:r>
-      <w:r>
-        <w:rPr>
-          <w:sz w:val="16"/>
-          <w:szCs w:val="16"/>
-        </w:rPr>
-        <w:t xml:space="preserve"> write </w:t>
-      </w:r>
-      <w:r>
-        <w:rPr>
-          <w:sz w:val="16"/>
-          <w:szCs w:val="16"/>
-        </w:rPr>
-        <w:t>9)</w:t>
+        <w:t xml:space="preserve"> (Capped at 9)</w:t>
+      </w:r>
+      <w:r>
+        <w:rPr>
+          <w:sz w:val="16"/>
+          <w:szCs w:val="16"/>
+        </w:rPr>
+        <w:t xml:space="preserve"/>
+      </w:r>
+      <w:r>
+        <w:rPr>
+          <w:sz w:val="16"/>
+          <w:szCs w:val="16"/>
+        </w:rPr>
+        <w:t xml:space="preserve"/>
+      </w:r>
+      <w:r>
+        <w:rPr>
+          <w:sz w:val="16"/>
+          <w:szCs w:val="16"/>
+        </w:rPr>
+        <w:t xml:space="preserve"/>
+      </w:r>
+      <w:r>
+        <w:rPr>
+          <w:sz w:val="16"/>
+          <w:szCs w:val="16"/>
+        </w:rPr>
+        <w:t xml:space="preserve"/>
+      </w:r>
+      <w:r>
+        <w:rPr>
+          <w:sz w:val="16"/>
+          <w:szCs w:val="16"/>
+        </w:rPr>
+        <w:t xml:space="preserve"/>
       </w:r>
       <w:r>
         <w:rPr>
@@ -5706,42 +5706,42 @@
           <w:sz w:val="16"/>
           <w:szCs w:val="16"/>
         </w:rPr>
-        <w:t xml:space="preserve"> (i</w:t>
-      </w:r>
-      <w:r>
-        <w:rPr>
-          <w:sz w:val="16"/>
-          <w:szCs w:val="16"/>
-        </w:rPr>
-        <w:t xml:space="preserve">f greater than </w:t>
-      </w:r>
-      <w:r>
-        <w:rPr>
-          <w:sz w:val="16"/>
-          <w:szCs w:val="16"/>
-        </w:rPr>
-        <w:t>33</w:t>
-      </w:r>
-      <w:r>
-        <w:rPr>
-          <w:sz w:val="16"/>
-          <w:szCs w:val="16"/>
-        </w:rPr>
-        <w:t>,</w:t>
-      </w:r>
-      <w:r>
-        <w:rPr>
-          <w:sz w:val="16"/>
-          <w:szCs w:val="16"/>
-        </w:rPr>
-        <w:t xml:space="preserve"> write </w:t>
-      </w:r>
-      <w:r>
-        <w:rPr>
-          <w:sz w:val="16"/>
-          <w:szCs w:val="16"/>
-        </w:rPr>
-        <w:t>33)</w:t>
+        <w:t xml:space="preserve"> (Capped at 33)</w:t>
+      </w:r>
+      <w:r>
+        <w:rPr>
+          <w:sz w:val="16"/>
+          <w:szCs w:val="16"/>
+        </w:rPr>
+        <w:t xml:space="preserve"/>
+      </w:r>
+      <w:r>
+        <w:rPr>
+          <w:sz w:val="16"/>
+          <w:szCs w:val="16"/>
+        </w:rPr>
+        <w:t xml:space="preserve"/>
+      </w:r>
+      <w:r>
+        <w:rPr>
+          <w:sz w:val="16"/>
+          <w:szCs w:val="16"/>
+        </w:rPr>
+        <w:t xml:space="preserve"/>
+      </w:r>
+      <w:r>
+        <w:rPr>
+          <w:sz w:val="16"/>
+          <w:szCs w:val="16"/>
+        </w:rPr>
+        <w:t xml:space="preserve"/>
+      </w:r>
+      <w:r>
+        <w:rPr>
+          <w:sz w:val="16"/>
+          <w:szCs w:val="16"/>
+        </w:rPr>
+        <w:t xml:space="preserve"/>
       </w:r>
       <w:r>
         <w:rPr>
@@ -6570,47 +6570,47 @@
           <w:bCs/>
           <w:lang w:val="en-US"/>
         </w:rPr>
-        <w:t>TOTAL SCORE (IF GREATER THAN 4</w:t>
-      </w:r>
-      <w:r>
-        <w:rPr>
-          <w:b/>
-          <w:bCs/>
-          <w:lang w:val="en-US"/>
-        </w:rPr>
-        <w:t>5</w:t>
-      </w:r>
-      <w:r>
-        <w:rPr>
-          <w:b/>
-          <w:bCs/>
-          <w:lang w:val="en-US"/>
-        </w:rPr>
-        <w:t>,</w:t>
-      </w:r>
-      <w:r>
-        <w:rPr>
-          <w:b/>
-          <w:bCs/>
-          <w:lang w:val="en-US"/>
-        </w:rPr>
-        <w:t xml:space="preserve"> WRITE 4</w:t>
-      </w:r>
-      <w:r>
-        <w:rPr>
-          <w:b/>
-          <w:bCs/>
-          <w:lang w:val="en-US"/>
-        </w:rPr>
-        <w:t>5</w:t>
-      </w:r>
-      <w:r>
-        <w:rPr>
-          <w:b/>
-          <w:bCs/>
-          <w:lang w:val="en-US"/>
-        </w:rPr>
-        <w:t xml:space="preserve">): </w:t>
+        <w:t>TOTAL SCORE (CAPPED AT 45)</w:t>
+      </w:r>
+      <w:r>
+        <w:rPr>
+          <w:b/>
+          <w:bCs/>
+          <w:lang w:val="en-US"/>
+        </w:rPr>
+        <w:t xml:space="preserve"/>
+      </w:r>
+      <w:r>
+        <w:rPr>
+          <w:b/>
+          <w:bCs/>
+          <w:lang w:val="en-US"/>
+        </w:rPr>
+        <w:t xml:space="preserve"/>
+      </w:r>
+      <w:r>
+        <w:rPr>
+          <w:b/>
+          <w:bCs/>
+          <w:lang w:val="en-US"/>
+        </w:rPr>
+        <w:t xml:space="preserve"/>
+      </w:r>
+      <w:r>
+        <w:rPr>
+          <w:b/>
+          <w:bCs/>
+          <w:lang w:val="en-US"/>
+        </w:rPr>
+        <w:t xml:space="preserve"/>
+      </w:r>
+      <w:r>
+        <w:rPr>
+          <w:b/>
+          <w:bCs/>
+          <w:lang w:val="en-US"/>
+        </w:rPr>
+        <w:t xml:space="preserve">: </w:t>
       </w:r>
       <w:r>
         <w:rPr>

--- a/apps/staff/src/core/Paperwork/US_TN/UsTnReclassification2026V2/rcaf_template_v2.docx
+++ b/apps/staff/src/core/Paperwork/US_TN/UsTnReclassification2026V2/rcaf_template_v2.docx
@@ -6920,28 +6920,6 @@
     <w:p>
       <w:pPr>
         <w:rPr>
-          <w:rFonts w:ascii="Consolas" w:eastAsia="Consolas" w:hAnsi="Consolas" w:cs="Consolas"/>
-          <w:lang w:val="en-US"/>
-        </w:rPr>
-      </w:pPr>
-      <w:r>
-        <w:rPr>
-          <w:rFonts w:ascii="Consolas" w:eastAsia="Consolas" w:hAnsi="Consolas" w:cs="Consolas"/>
-          <w:lang w:val="en-US"/>
-        </w:rPr>
-        <w:t>Classification Date:</w:t>
-      </w:r>
-      <w:r>
-        <w:rPr>
-          <w:rFonts w:ascii="Consolas" w:eastAsia="Consolas" w:hAnsi="Consolas" w:cs="Consolas"/>
-          <w:lang w:val="en-US"/>
-        </w:rPr>
-        <w:t xml:space="preserve"> {hearingClassificationDate}</w:t>
-      </w:r>
-    </w:p>
-    <w:p>
-      <w:pPr>
-        <w:rPr>
           <w:b/>
           <w:bCs/>
           <w:sz w:val="20"/>
@@ -7006,6 +6984,9 @@
     </w:p>
     <w:p>
       <w:pPr>
+        <w:tabs>
+          <w:tab w:val="left" w:pos="4320"/>
+        </w:tabs>
         <w:rPr>
           <w:sz w:val="20"/>
           <w:szCs w:val="20"/>
@@ -7018,7 +6999,53 @@
           <w:szCs w:val="20"/>
           <w:u w:val="single"/>
         </w:rPr>
-        <w:t>x                                                                                      </w:t>
+        <w:t xml:space="preserve">x                                                  </w:t>
+      </w:r>
+      <w:r>
+        <w:rPr>
+          <w:sz w:val="20"/>
+          <w:szCs w:val="20"/>
+        </w:rPr>
+        <w:tab/>
+      </w:r>
+      <w:r>
+        <w:rPr>
+          <w:sz w:val="20"/>
+          <w:szCs w:val="20"/>
+        </w:rPr>
+        <w:t xml:space="preserve">____________________</w:t>
+      </w:r>
+    </w:p>
+    <w:p>
+      <w:pPr>
+        <w:tabs>
+          <w:tab w:val="left" w:pos="4320"/>
+        </w:tabs>
+        <w:rPr>
+          <w:sz w:val="20"/>
+          <w:szCs w:val="20"/>
+        </w:rPr>
+      </w:pPr>
+      <w:r>
+        <w:rPr>
+          <w:sz w:val="20"/>
+          <w:szCs w:val="20"/>
+        </w:rPr>
+        <w:t xml:space="preserve">Offender Signature</w:t>
+      </w:r>
+      <w:r>
+        <w:rPr>
+          <w:sz w:val="20"/>
+          <w:szCs w:val="20"/>
+        </w:rPr>
+        <w:tab/>
+      </w:r>
+      <w:r>
+        <w:rPr>
+          <w:sz w:val="20"/>
+          <w:szCs w:val="20"/>
+        </w:rPr>
+        <w:t>Date</w:t>
       </w:r>
     </w:p>
     <w:p>

--- a/apps/staff/src/core/Paperwork/US_TN/UsTnReclassification2026V2/rcaf_template_v2.docx
+++ b/apps/staff/src/core/Paperwork/US_TN/UsTnReclassification2026V2/rcaf_template_v2.docx
@@ -124,7 +124,7 @@
           <w:color w:val="000000"/>
           <w:lang w:val="en-US"/>
         </w:rPr>
-        <w:t xml:space="preserve">Date of Final Approval and Entry in OMS / Recidiviz Tool, with any edits: </w:t>
+        <w:t xml:space="preserve">Date of Final Approval by Chief Counselor: </w:t>
       </w:r>
       <w:r>
         <w:rPr>
